--- a/input/srs_report/BC5_PDTD_DTM_SRS_v1.0.docx
+++ b/input/srs_report/BC5_PDTD_DTM_SRS_v1.0.docx
@@ -5866,39 +5866,7 @@
                       <w:rFonts w:eastAsia="Times New Roman"/>
                       <w:lang w:val="en-GB"/>
                     </w:rPr>
-                    <w:t xml:space="preserve">LEFT JOIN với điều kiện: </w:t>
-                  </w:r>
-                  <w:proofErr w:type="gramStart"/>
-                  <w:r>
-                    <w:rPr>
-                      <w:rFonts w:eastAsia="Times New Roman"/>
-                      <w:lang w:val="en-GB"/>
-                    </w:rPr>
-                    <w:t>a.WINAME</w:t>
-                  </w:r>
-                  <w:proofErr w:type="gramEnd"/>
-                  <w:r>
-                    <w:rPr>
-                      <w:rFonts w:eastAsia="Times New Roman"/>
-                      <w:lang w:val="en-GB"/>
-                    </w:rPr>
-                    <w:t xml:space="preserve"> = </w:t>
-                  </w:r>
-                  <w:proofErr w:type="gramStart"/>
-                  <w:r>
-                    <w:rPr>
-                      <w:rFonts w:eastAsia="Times New Roman"/>
-                      <w:lang w:val="en-GB"/>
-                    </w:rPr>
-                    <w:t>b.WI</w:t>
-                  </w:r>
-                  <w:proofErr w:type="gramEnd"/>
-                  <w:r>
-                    <w:rPr>
-                      <w:rFonts w:eastAsia="Times New Roman"/>
-                      <w:lang w:val="en-GB"/>
-                    </w:rPr>
-                    <w:t>_NAME</w:t>
+                    <w:t>LEFT JOIN với điều kiện: a.WINAME = b.WI_NAME</w:t>
                   </w:r>
                 </w:p>
               </w:tc>
@@ -5960,35 +5928,7 @@
                     <w:rPr>
                       <w:color w:val="000000"/>
                     </w:rPr>
-                    <w:t xml:space="preserve"> </w:t>
-                  </w:r>
-                  <w:proofErr w:type="gramStart"/>
-                  <w:r>
-                    <w:rPr>
-                      <w:color w:val="000000"/>
-                    </w:rPr>
-                    <w:t>b.PRODUCT</w:t>
-                  </w:r>
-                  <w:proofErr w:type="gramEnd"/>
-                  <w:r>
-                    <w:rPr>
-                      <w:color w:val="000000"/>
-                    </w:rPr>
-                    <w:t xml:space="preserve">_LINE = </w:t>
-                  </w:r>
-                  <w:proofErr w:type="gramStart"/>
-                  <w:r>
-                    <w:rPr>
-                      <w:color w:val="000000"/>
-                    </w:rPr>
-                    <w:t>c.PRODUCT</w:t>
-                  </w:r>
-                  <w:proofErr w:type="gramEnd"/>
-                  <w:r>
-                    <w:rPr>
-                      <w:color w:val="000000"/>
-                    </w:rPr>
-                    <w:t>_LINE_CODE</w:t>
+                    <w:t xml:space="preserve"> b.PRODUCT_LINE = c.PRODUCT_LINE_CODE</w:t>
                   </w:r>
                 </w:p>
               </w:tc>
@@ -6049,35 +5989,7 @@
                     <w:rPr>
                       <w:color w:val="000000"/>
                     </w:rPr>
-                    <w:t xml:space="preserve"> </w:t>
-                  </w:r>
-                  <w:proofErr w:type="gramStart"/>
-                  <w:r>
-                    <w:rPr>
-                      <w:color w:val="000000"/>
-                    </w:rPr>
-                    <w:t>a.WINAME</w:t>
-                  </w:r>
-                  <w:proofErr w:type="gramEnd"/>
-                  <w:r>
-                    <w:rPr>
-                      <w:color w:val="000000"/>
-                    </w:rPr>
-                    <w:t xml:space="preserve"> = </w:t>
-                  </w:r>
-                  <w:proofErr w:type="gramStart"/>
-                  <w:r>
-                    <w:rPr>
-                      <w:color w:val="000000"/>
-                    </w:rPr>
-                    <w:t>d.WI</w:t>
-                  </w:r>
-                  <w:proofErr w:type="gramEnd"/>
-                  <w:r>
-                    <w:rPr>
-                      <w:color w:val="000000"/>
-                    </w:rPr>
-                    <w:t>_NAME</w:t>
+                    <w:t xml:space="preserve"> a.WINAME = d.WI_NAME</w:t>
                   </w:r>
                 </w:p>
               </w:tc>
@@ -6138,35 +6050,7 @@
                     <w:rPr>
                       <w:color w:val="000000"/>
                     </w:rPr>
-                    <w:t xml:space="preserve"> </w:t>
-                  </w:r>
-                  <w:proofErr w:type="gramStart"/>
-                  <w:r>
-                    <w:rPr>
-                      <w:color w:val="000000"/>
-                    </w:rPr>
-                    <w:t>a.WINAME</w:t>
-                  </w:r>
-                  <w:proofErr w:type="gramEnd"/>
-                  <w:r>
-                    <w:rPr>
-                      <w:color w:val="000000"/>
-                    </w:rPr>
-                    <w:t xml:space="preserve"> = </w:t>
-                  </w:r>
-                  <w:proofErr w:type="gramStart"/>
-                  <w:r>
-                    <w:rPr>
-                      <w:color w:val="000000"/>
-                    </w:rPr>
-                    <w:t>e.WI</w:t>
-                  </w:r>
-                  <w:proofErr w:type="gramEnd"/>
-                  <w:r>
-                    <w:rPr>
-                      <w:color w:val="000000"/>
-                    </w:rPr>
-                    <w:t>_NAME</w:t>
+                    <w:t xml:space="preserve"> a.WINAME = e.WI_NAME</w:t>
                   </w:r>
                 </w:p>
               </w:tc>
@@ -6224,35 +6108,7 @@
                     <w:rPr>
                       <w:color w:val="000000"/>
                     </w:rPr>
-                    <w:t xml:space="preserve"> </w:t>
-                  </w:r>
-                  <w:proofErr w:type="gramStart"/>
-                  <w:r>
-                    <w:rPr>
-                      <w:color w:val="000000"/>
-                    </w:rPr>
-                    <w:t>a.WINAME</w:t>
-                  </w:r>
-                  <w:proofErr w:type="gramEnd"/>
-                  <w:r>
-                    <w:rPr>
-                      <w:color w:val="000000"/>
-                    </w:rPr>
-                    <w:t xml:space="preserve"> = </w:t>
-                  </w:r>
-                  <w:proofErr w:type="gramStart"/>
-                  <w:r>
-                    <w:rPr>
-                      <w:color w:val="000000"/>
-                    </w:rPr>
-                    <w:t>f.WI</w:t>
-                  </w:r>
-                  <w:proofErr w:type="gramEnd"/>
-                  <w:r>
-                    <w:rPr>
-                      <w:color w:val="000000"/>
-                    </w:rPr>
-                    <w:t>_NAME</w:t>
+                    <w:t xml:space="preserve"> a.WINAME = f.WI_NAME</w:t>
                   </w:r>
                 </w:p>
               </w:tc>
@@ -6309,8 +6165,10 @@
                     <w:ind w:right="175"/>
                     <w:jc w:val="left"/>
                     <w:rPr>
-                      <w:rFonts w:eastAsia="Times New Roman"/>
-                      <w:lang w:val="en-GB"/>
+                      <w:rStyle w:val="font151"/>
+                      <w:rFonts w:ascii="Times New Roman" w:hAnsi="Times New Roman"/>
+                      <w:sz w:val="24"/>
+                      <w:szCs w:val="24"/>
                     </w:rPr>
                   </w:pPr>
                   <w:r>
@@ -6328,7 +6186,6 @@
                     </w:rPr>
                     <w:br/>
                   </w:r>
-                  <w:proofErr w:type="gramStart"/>
                   <w:r>
                     <w:rPr>
                       <w:rStyle w:val="font151"/>
@@ -6347,18 +6204,7 @@
                       <w:sz w:val="24"/>
                       <w:szCs w:val="24"/>
                     </w:rPr>
-                    <w:t>CUST</w:t>
-                  </w:r>
-                  <w:proofErr w:type="gramEnd"/>
-                  <w:r>
-                    <w:rPr>
-                      <w:rStyle w:val="font151"/>
-                      <w:rFonts w:ascii="Times New Roman" w:hAnsi="Times New Roman"/>
-                      <w:color w:val="EE0000"/>
-                      <w:sz w:val="24"/>
-                      <w:szCs w:val="24"/>
-                    </w:rPr>
-                    <w:t xml:space="preserve">_GROUP </w:t>
+                    <w:t xml:space="preserve">CUST_GROUP </w:t>
                   </w:r>
                   <w:r>
                     <w:rPr>
@@ -6417,27 +6263,7 @@
                       <w:sz w:val="24"/>
                       <w:szCs w:val="24"/>
                     </w:rPr>
-                    <w:t xml:space="preserve">1.1. </w:t>
-                  </w:r>
-                  <w:proofErr w:type="gramStart"/>
-                  <w:r>
-                    <w:rPr>
-                      <w:rStyle w:val="font151"/>
-                      <w:rFonts w:ascii="Times New Roman" w:hAnsi="Times New Roman"/>
-                      <w:sz w:val="24"/>
-                      <w:szCs w:val="24"/>
-                    </w:rPr>
-                    <w:t>f.CHANGE</w:t>
-                  </w:r>
-                  <w:proofErr w:type="gramEnd"/>
-                  <w:r>
-                    <w:rPr>
-                      <w:rStyle w:val="font151"/>
-                      <w:rFonts w:ascii="Times New Roman" w:hAnsi="Times New Roman"/>
-                      <w:sz w:val="24"/>
-                      <w:szCs w:val="24"/>
-                    </w:rPr>
-                    <w:t>_REQUEST = 'Change Request' tương ứng với file1."Product Line" = 'Trường Change Request'</w:t>
+                    <w:t>1.1. f.CHANGE_REQUEST = 'Change Request' tương ứng với file1."Product Line" = 'Trường Change Request'</w:t>
                   </w:r>
                   <w:r>
                     <w:rPr>
@@ -6453,47 +6279,7 @@
                       <w:szCs w:val="24"/>
                     </w:rPr>
                     <w:lastRenderedPageBreak/>
-                    <w:t xml:space="preserve">1.2. Xét </w:t>
-                  </w:r>
-                  <w:proofErr w:type="gramStart"/>
-                  <w:r>
-                    <w:rPr>
-                      <w:rStyle w:val="font151"/>
-                      <w:rFonts w:ascii="Times New Roman" w:hAnsi="Times New Roman"/>
-                      <w:sz w:val="24"/>
-                      <w:szCs w:val="24"/>
-                    </w:rPr>
-                    <w:t>f.CHANGE</w:t>
-                  </w:r>
-                  <w:proofErr w:type="gramEnd"/>
-                  <w:r>
-                    <w:rPr>
-                      <w:rStyle w:val="font151"/>
-                      <w:rFonts w:ascii="Times New Roman" w:hAnsi="Times New Roman"/>
-                      <w:sz w:val="24"/>
-                      <w:szCs w:val="24"/>
-                    </w:rPr>
-                    <w:t xml:space="preserve">_REQUEST &lt;&gt; 'Change Request' và file1."Product Line" = </w:t>
-                  </w:r>
-                  <w:proofErr w:type="gramStart"/>
-                  <w:r>
-                    <w:rPr>
-                      <w:rStyle w:val="font151"/>
-                      <w:rFonts w:ascii="Times New Roman" w:hAnsi="Times New Roman"/>
-                      <w:sz w:val="24"/>
-                      <w:szCs w:val="24"/>
-                    </w:rPr>
-                    <w:t>c.PRODUCT</w:t>
-                  </w:r>
-                  <w:proofErr w:type="gramEnd"/>
-                  <w:r>
-                    <w:rPr>
-                      <w:rStyle w:val="font151"/>
-                      <w:rFonts w:ascii="Times New Roman" w:hAnsi="Times New Roman"/>
-                      <w:sz w:val="24"/>
-                      <w:szCs w:val="24"/>
-                    </w:rPr>
-                    <w:t>_LINE_NAME</w:t>
+                    <w:t>1.2. Xét f.CHANGE_REQUEST &lt;&gt; 'Change Request' và file1."Product Line" = c.PRODUCT_LINE_NAME</w:t>
                   </w:r>
                   <w:r>
                     <w:rPr>
@@ -6534,7 +6320,6 @@
                     </w:rPr>
                     <w:br/>
                   </w:r>
-                  <w:proofErr w:type="gramStart"/>
                   <w:r>
                     <w:rPr>
                       <w:rStyle w:val="font151"/>
@@ -6542,9 +6327,8 @@
                       <w:sz w:val="24"/>
                       <w:szCs w:val="24"/>
                     </w:rPr>
-                    <w:t>f.CHANGE</w:t>
+                    <w:t>Xét</w:t>
                   </w:r>
-                  <w:proofErr w:type="gramEnd"/>
                   <w:r>
                     <w:rPr>
                       <w:rStyle w:val="font151"/>
@@ -6552,7 +6336,50 @@
                       <w:sz w:val="24"/>
                       <w:szCs w:val="24"/>
                     </w:rPr>
-                    <w:t xml:space="preserve">_REQUEST &lt;&gt; 'Change Request' và file1."Sub Product" = b.SUB_PRODUCT </w:t>
+                    <w:t xml:space="preserve"> file1."Sub Product" =</w:t>
+                  </w:r>
+                  <w:r>
+                    <w:rPr>
+                      <w:rStyle w:val="font151"/>
+                      <w:rFonts w:ascii="Times New Roman" w:hAnsi="Times New Roman"/>
+                      <w:sz w:val="24"/>
+                      <w:szCs w:val="24"/>
+                    </w:rPr>
+                    <w:t xml:space="preserve"> </w:t>
+                  </w:r>
+                  <w:r>
+                    <w:rPr>
+                      <w:rStyle w:val="font151"/>
+                      <w:rFonts w:ascii="Times New Roman" w:hAnsi="Times New Roman"/>
+                      <w:sz w:val="24"/>
+                      <w:szCs w:val="24"/>
+                    </w:rPr>
+                    <w:t xml:space="preserve">b.SUB_PRODUCT </w:t>
+                  </w:r>
+                </w:p>
+                <w:p>
+                  <w:pPr>
+                    <w:spacing w:line="360" w:lineRule="auto"/>
+                    <w:ind w:right="175"/>
+                    <w:jc w:val="left"/>
+                    <w:rPr>
+                      <w:rFonts w:eastAsia="Times New Roman"/>
+                      <w:i/>
+                      <w:iCs/>
+                      <w:lang w:val="en-GB"/>
+                    </w:rPr>
+                  </w:pPr>
+                  <w:r>
+                    <w:rPr>
+                      <w:rStyle w:val="font151"/>
+                      <w:rFonts w:ascii="Times New Roman" w:hAnsi="Times New Roman"/>
+                      <w:i/>
+                      <w:iCs/>
+                      <w:color w:val="EE0000"/>
+                      <w:sz w:val="24"/>
+                      <w:szCs w:val="24"/>
+                    </w:rPr>
+                    <w:t>Nếu file1."Sub Product" NULL thì không xét điều kiện này</w:t>
                   </w:r>
                 </w:p>
               </w:tc>
@@ -6590,8 +6417,10 @@
                     <w:ind w:right="175"/>
                     <w:jc w:val="left"/>
                     <w:rPr>
-                      <w:rFonts w:eastAsia="Times New Roman"/>
-                      <w:lang w:val="en-GB"/>
+                      <w:rStyle w:val="font151"/>
+                      <w:rFonts w:ascii="Times New Roman" w:hAnsi="Times New Roman"/>
+                      <w:sz w:val="24"/>
+                      <w:szCs w:val="24"/>
                     </w:rPr>
                   </w:pPr>
                   <w:r>
@@ -6601,27 +6430,7 @@
                       <w:sz w:val="24"/>
                       <w:szCs w:val="24"/>
                     </w:rPr>
-                    <w:t xml:space="preserve">LEFT </w:t>
-                  </w:r>
-                  <w:proofErr w:type="gramStart"/>
-                  <w:r>
-                    <w:rPr>
-                      <w:rStyle w:val="font151"/>
-                      <w:rFonts w:ascii="Times New Roman" w:hAnsi="Times New Roman"/>
-                      <w:sz w:val="24"/>
-                      <w:szCs w:val="24"/>
-                    </w:rPr>
-                    <w:t>JOIN  với</w:t>
-                  </w:r>
-                  <w:proofErr w:type="gramEnd"/>
-                  <w:r>
-                    <w:rPr>
-                      <w:rStyle w:val="font151"/>
-                      <w:rFonts w:ascii="Times New Roman" w:hAnsi="Times New Roman"/>
-                      <w:sz w:val="24"/>
-                      <w:szCs w:val="24"/>
-                    </w:rPr>
-                    <w:t xml:space="preserve"> điều kiện điều kiện:</w:t>
+                    <w:t>LEFT JOIN  với điều kiện điều kiện:</w:t>
                   </w:r>
                   <w:r>
                     <w:rPr>
@@ -6629,7 +6438,6 @@
                     </w:rPr>
                     <w:br/>
                   </w:r>
-                  <w:proofErr w:type="gramStart"/>
                   <w:r>
                     <w:rPr>
                       <w:rStyle w:val="font651"/>
@@ -6637,17 +6445,7 @@
                       <w:sz w:val="24"/>
                       <w:szCs w:val="24"/>
                     </w:rPr>
-                    <w:t>b.CUST</w:t>
-                  </w:r>
-                  <w:proofErr w:type="gramEnd"/>
-                  <w:r>
-                    <w:rPr>
-                      <w:rStyle w:val="font651"/>
-                      <w:rFonts w:ascii="Times New Roman" w:hAnsi="Times New Roman"/>
-                      <w:sz w:val="24"/>
-                      <w:szCs w:val="24"/>
-                    </w:rPr>
-                    <w:t>_GROUP IN ('MSME','SME','USME')</w:t>
+                    <w:t>b.CUST_GROUP IN ('MSME','SME','USME')</w:t>
                   </w:r>
                   <w:r>
                     <w:rPr>
@@ -6725,7 +6523,13 @@
                       <w:sz w:val="24"/>
                       <w:szCs w:val="24"/>
                     </w:rPr>
-                    <w:t>d.APP_GRP in ('BOD', 'CC') tương ứng với file2."FLAG (APP_GRP)" = 'BOD/CC'</w:t>
+                    <w:t>d.</w:t>
+                  </w:r>
+                  <w:r>
+                    <w:rPr>
+                      <w:color w:val="000000"/>
+                    </w:rPr>
+                    <w:t>APP_GRP in ('BOD', 'CC', 'SCC', 'RCC') tương ứng với file2."FLAG (APP_GRP)" = 'HDTD'</w:t>
                   </w:r>
                   <w:r>
                     <w:rPr>
@@ -6773,27 +6577,7 @@
                       <w:sz w:val="24"/>
                       <w:szCs w:val="24"/>
                     </w:rPr>
-                    <w:t xml:space="preserve">Xét file2."Have any deviation" = </w:t>
-                  </w:r>
-                  <w:proofErr w:type="gramStart"/>
-                  <w:r>
-                    <w:rPr>
-                      <w:rStyle w:val="font151"/>
-                      <w:rFonts w:ascii="Times New Roman" w:hAnsi="Times New Roman"/>
-                      <w:sz w:val="24"/>
-                      <w:szCs w:val="24"/>
-                    </w:rPr>
-                    <w:t>e.HAVE</w:t>
-                  </w:r>
-                  <w:proofErr w:type="gramEnd"/>
-                  <w:r>
-                    <w:rPr>
-                      <w:rStyle w:val="font151"/>
-                      <w:rFonts w:ascii="Times New Roman" w:hAnsi="Times New Roman"/>
-                      <w:sz w:val="24"/>
-                      <w:szCs w:val="24"/>
-                    </w:rPr>
-                    <w:t>_ANY_DEVIATION</w:t>
+                    <w:t>Xét file2."Have any deviation" = e.HAVE_ANY_DEVIATION</w:t>
                   </w:r>
                   <w:r>
                     <w:rPr>
@@ -6832,27 +6616,7 @@
                       <w:sz w:val="24"/>
                       <w:szCs w:val="24"/>
                     </w:rPr>
-                    <w:t xml:space="preserve">3.1. </w:t>
-                  </w:r>
-                  <w:proofErr w:type="gramStart"/>
-                  <w:r>
-                    <w:rPr>
-                      <w:rStyle w:val="font151"/>
-                      <w:rFonts w:ascii="Times New Roman" w:hAnsi="Times New Roman"/>
-                      <w:sz w:val="24"/>
-                      <w:szCs w:val="24"/>
-                    </w:rPr>
-                    <w:t>f.CHANGE</w:t>
-                  </w:r>
-                  <w:proofErr w:type="gramEnd"/>
-                  <w:r>
-                    <w:rPr>
-                      <w:rStyle w:val="font151"/>
-                      <w:rFonts w:ascii="Times New Roman" w:hAnsi="Times New Roman"/>
-                      <w:sz w:val="24"/>
-                      <w:szCs w:val="24"/>
-                    </w:rPr>
-                    <w:t>_REQUEST = 'Change Request' tương ứng với file2."Product Line" = 'Trường Change Request'</w:t>
+                    <w:t>3.1. f.CHANGE_REQUEST = 'Change Request' tương ứng với file2."Product Line" = 'Trường Change Request'</w:t>
                   </w:r>
                   <w:r>
                     <w:rPr>
@@ -6867,47 +6631,7 @@
                       <w:sz w:val="24"/>
                       <w:szCs w:val="24"/>
                     </w:rPr>
-                    <w:t xml:space="preserve">3.2. Xét </w:t>
-                  </w:r>
-                  <w:proofErr w:type="gramStart"/>
-                  <w:r>
-                    <w:rPr>
-                      <w:rStyle w:val="font151"/>
-                      <w:rFonts w:ascii="Times New Roman" w:hAnsi="Times New Roman"/>
-                      <w:sz w:val="24"/>
-                      <w:szCs w:val="24"/>
-                    </w:rPr>
-                    <w:t>f.CHANGE</w:t>
-                  </w:r>
-                  <w:proofErr w:type="gramEnd"/>
-                  <w:r>
-                    <w:rPr>
-                      <w:rStyle w:val="font151"/>
-                      <w:rFonts w:ascii="Times New Roman" w:hAnsi="Times New Roman"/>
-                      <w:sz w:val="24"/>
-                      <w:szCs w:val="24"/>
-                    </w:rPr>
-                    <w:t xml:space="preserve">_REQUEST &lt;&gt; 'Change Request' và file2."Product Line" = </w:t>
-                  </w:r>
-                  <w:proofErr w:type="gramStart"/>
-                  <w:r>
-                    <w:rPr>
-                      <w:rStyle w:val="font151"/>
-                      <w:rFonts w:ascii="Times New Roman" w:hAnsi="Times New Roman"/>
-                      <w:sz w:val="24"/>
-                      <w:szCs w:val="24"/>
-                    </w:rPr>
-                    <w:t>c.PRODUCT</w:t>
-                  </w:r>
-                  <w:proofErr w:type="gramEnd"/>
-                  <w:r>
-                    <w:rPr>
-                      <w:rStyle w:val="font151"/>
-                      <w:rFonts w:ascii="Times New Roman" w:hAnsi="Times New Roman"/>
-                      <w:sz w:val="24"/>
-                      <w:szCs w:val="24"/>
-                    </w:rPr>
-                    <w:t>_LINE_NAME</w:t>
+                    <w:t>3.2. Xét f.CHANGE_REQUEST &lt;&gt; 'Change Request' và file2."Product Line" = c.PRODUCT_LINE_NAME</w:t>
                   </w:r>
                   <w:r>
                     <w:rPr>
@@ -6948,7 +6672,6 @@
                     </w:rPr>
                     <w:br/>
                   </w:r>
-                  <w:proofErr w:type="gramStart"/>
                   <w:r>
                     <w:rPr>
                       <w:rStyle w:val="font151"/>
@@ -6956,9 +6679,8 @@
                       <w:sz w:val="24"/>
                       <w:szCs w:val="24"/>
                     </w:rPr>
-                    <w:t>f.CHANGE</w:t>
+                    <w:t>Xét</w:t>
                   </w:r>
-                  <w:proofErr w:type="gramEnd"/>
                   <w:r>
                     <w:rPr>
                       <w:rStyle w:val="font151"/>
@@ -6966,7 +6688,33 @@
                       <w:sz w:val="24"/>
                       <w:szCs w:val="24"/>
                     </w:rPr>
-                    <w:t xml:space="preserve">_REQUEST &lt;&gt; 'Change Request' và file2."Sub Product" = b.SUB_PRODUCT </w:t>
+                    <w:t xml:space="preserve"> file2."Sub Product" = b.SUB_PRODUCT </w:t>
+                  </w:r>
+                </w:p>
+                <w:p>
+                  <w:pPr>
+                    <w:spacing w:line="360" w:lineRule="auto"/>
+                    <w:ind w:right="175"/>
+                    <w:jc w:val="left"/>
+                    <w:rPr>
+                      <w:rFonts w:eastAsia="Times New Roman"/>
+                      <w:i/>
+                      <w:iCs/>
+                      <w:lang w:val="en-GB"/>
+                    </w:rPr>
+                  </w:pPr>
+                  <w:r>
+                    <w:rPr>
+                      <w:rStyle w:val="font151"/>
+                      <w:rFonts w:ascii="Times New Roman" w:hAnsi="Times New Roman"/>
+                      <w:i/>
+                      <w:iCs/>
+                      <w:color w:val="EE0000"/>
+                      <w:sz w:val="24"/>
+                      <w:szCs w:val="24"/>
+                    </w:rPr>
+                    <w:lastRenderedPageBreak/>
+                    <w:t>Nếu file2."Sub Product" NULL thì không xét điều kiện này</w:t>
                   </w:r>
                 </w:p>
               </w:tc>
@@ -7004,8 +6752,10 @@
                     <w:ind w:right="175"/>
                     <w:jc w:val="left"/>
                     <w:rPr>
-                      <w:rFonts w:eastAsia="Times New Roman"/>
-                      <w:lang w:val="en-GB"/>
+                      <w:rStyle w:val="font151"/>
+                      <w:rFonts w:ascii="Times New Roman" w:hAnsi="Times New Roman"/>
+                      <w:sz w:val="24"/>
+                      <w:szCs w:val="24"/>
                     </w:rPr>
                   </w:pPr>
                   <w:r>
@@ -7023,7 +6773,6 @@
                     </w:rPr>
                     <w:br/>
                   </w:r>
-                  <w:proofErr w:type="gramStart"/>
                   <w:r>
                     <w:rPr>
                       <w:rStyle w:val="font651"/>
@@ -7031,17 +6780,7 @@
                       <w:sz w:val="24"/>
                       <w:szCs w:val="24"/>
                     </w:rPr>
-                    <w:t>b.CUST</w:t>
-                  </w:r>
-                  <w:proofErr w:type="gramEnd"/>
-                  <w:r>
-                    <w:rPr>
-                      <w:rStyle w:val="font651"/>
-                      <w:rFonts w:ascii="Times New Roman" w:hAnsi="Times New Roman"/>
-                      <w:sz w:val="24"/>
-                      <w:szCs w:val="24"/>
-                    </w:rPr>
-                    <w:t>_GROUP IN ('NBFI','JSC','FDI','BANK','STR','SOC')</w:t>
+                    <w:t>b.CUST_GROUP IN ('NBFI','JSC','FDI','BANK','STR','SOC')</w:t>
                   </w:r>
                   <w:r>
                     <w:rPr>
@@ -7119,7 +6858,13 @@
                       <w:sz w:val="24"/>
                       <w:szCs w:val="24"/>
                     </w:rPr>
-                    <w:t>d.APP_GRP in ('BOD', 'CC') tương ứng với file3."FLAG (APP_GRP)" = 'BOD/CC'</w:t>
+                    <w:t>d.</w:t>
+                  </w:r>
+                  <w:r>
+                    <w:rPr>
+                      <w:color w:val="000000"/>
+                    </w:rPr>
+                    <w:t>APP_GRP in ('BOD', 'CC', 'SCC', 'RCC') tương ứng với file."FLAG (APP_GRP)" = 'HDTD'</w:t>
                   </w:r>
                   <w:r>
                     <w:rPr>
@@ -7167,27 +6912,7 @@
                       <w:sz w:val="24"/>
                       <w:szCs w:val="24"/>
                     </w:rPr>
-                    <w:t xml:space="preserve">Xét file3."Have any deviation" = </w:t>
-                  </w:r>
-                  <w:proofErr w:type="gramStart"/>
-                  <w:r>
-                    <w:rPr>
-                      <w:rStyle w:val="font151"/>
-                      <w:rFonts w:ascii="Times New Roman" w:hAnsi="Times New Roman"/>
-                      <w:sz w:val="24"/>
-                      <w:szCs w:val="24"/>
-                    </w:rPr>
-                    <w:t>e.HAVE</w:t>
-                  </w:r>
-                  <w:proofErr w:type="gramEnd"/>
-                  <w:r>
-                    <w:rPr>
-                      <w:rStyle w:val="font151"/>
-                      <w:rFonts w:ascii="Times New Roman" w:hAnsi="Times New Roman"/>
-                      <w:sz w:val="24"/>
-                      <w:szCs w:val="24"/>
-                    </w:rPr>
-                    <w:t>_ANY_DEVIATION</w:t>
+                    <w:t>Xét file3."Have any deviation" = e.HAVE_ANY_DEVIATION</w:t>
                   </w:r>
                   <w:r>
                     <w:rPr>
@@ -7226,27 +6951,7 @@
                       <w:sz w:val="24"/>
                       <w:szCs w:val="24"/>
                     </w:rPr>
-                    <w:t xml:space="preserve">3.1. </w:t>
-                  </w:r>
-                  <w:proofErr w:type="gramStart"/>
-                  <w:r>
-                    <w:rPr>
-                      <w:rStyle w:val="font151"/>
-                      <w:rFonts w:ascii="Times New Roman" w:hAnsi="Times New Roman"/>
-                      <w:sz w:val="24"/>
-                      <w:szCs w:val="24"/>
-                    </w:rPr>
-                    <w:t>f.CHANGE</w:t>
-                  </w:r>
-                  <w:proofErr w:type="gramEnd"/>
-                  <w:r>
-                    <w:rPr>
-                      <w:rStyle w:val="font151"/>
-                      <w:rFonts w:ascii="Times New Roman" w:hAnsi="Times New Roman"/>
-                      <w:sz w:val="24"/>
-                      <w:szCs w:val="24"/>
-                    </w:rPr>
-                    <w:t>_REQUEST = 'Change Request' tương ứng với file3."Product Line" = 'Trường Change Request'</w:t>
+                    <w:t>3.1. f.CHANGE_REQUEST = 'Change Request' tương ứng với file3."Product Line" = 'Trường Change Request'</w:t>
                   </w:r>
                   <w:r>
                     <w:rPr>
@@ -7261,47 +6966,7 @@
                       <w:sz w:val="24"/>
                       <w:szCs w:val="24"/>
                     </w:rPr>
-                    <w:t xml:space="preserve">3.2. Xét </w:t>
-                  </w:r>
-                  <w:proofErr w:type="gramStart"/>
-                  <w:r>
-                    <w:rPr>
-                      <w:rStyle w:val="font151"/>
-                      <w:rFonts w:ascii="Times New Roman" w:hAnsi="Times New Roman"/>
-                      <w:sz w:val="24"/>
-                      <w:szCs w:val="24"/>
-                    </w:rPr>
-                    <w:t>f.CHANGE</w:t>
-                  </w:r>
-                  <w:proofErr w:type="gramEnd"/>
-                  <w:r>
-                    <w:rPr>
-                      <w:rStyle w:val="font151"/>
-                      <w:rFonts w:ascii="Times New Roman" w:hAnsi="Times New Roman"/>
-                      <w:sz w:val="24"/>
-                      <w:szCs w:val="24"/>
-                    </w:rPr>
-                    <w:t xml:space="preserve">_REQUEST &lt;&gt; 'Change Request' và file3."Product Line" = </w:t>
-                  </w:r>
-                  <w:proofErr w:type="gramStart"/>
-                  <w:r>
-                    <w:rPr>
-                      <w:rStyle w:val="font151"/>
-                      <w:rFonts w:ascii="Times New Roman" w:hAnsi="Times New Roman"/>
-                      <w:sz w:val="24"/>
-                      <w:szCs w:val="24"/>
-                    </w:rPr>
-                    <w:t>c.PRODUCT</w:t>
-                  </w:r>
-                  <w:proofErr w:type="gramEnd"/>
-                  <w:r>
-                    <w:rPr>
-                      <w:rStyle w:val="font151"/>
-                      <w:rFonts w:ascii="Times New Roman" w:hAnsi="Times New Roman"/>
-                      <w:sz w:val="24"/>
-                      <w:szCs w:val="24"/>
-                    </w:rPr>
-                    <w:t>_LINE_NAME</w:t>
+                    <w:t>3.2. Xét f.CHANGE_REQUEST &lt;&gt; 'Change Request' và file3."Product Line" = c.PRODUCT_LINE_NAME</w:t>
                   </w:r>
                   <w:r>
                     <w:rPr>
@@ -7349,27 +7014,32 @@
                       <w:sz w:val="24"/>
                       <w:szCs w:val="24"/>
                     </w:rPr>
-                    <w:t xml:space="preserve">Xét </w:t>
+                    <w:t xml:space="preserve">Xét file3."Sub Product" = b.SUB_PRODUCT </w:t>
                   </w:r>
-                  <w:proofErr w:type="gramStart"/>
+                </w:p>
+                <w:p>
+                  <w:pPr>
+                    <w:spacing w:line="360" w:lineRule="auto"/>
+                    <w:ind w:right="175"/>
+                    <w:jc w:val="left"/>
+                    <w:rPr>
+                      <w:rFonts w:eastAsia="Times New Roman"/>
+                      <w:i/>
+                      <w:iCs/>
+                      <w:lang w:val="en-GB"/>
+                    </w:rPr>
+                  </w:pPr>
                   <w:r>
                     <w:rPr>
                       <w:rStyle w:val="font151"/>
                       <w:rFonts w:ascii="Times New Roman" w:hAnsi="Times New Roman"/>
+                      <w:i/>
+                      <w:iCs/>
+                      <w:color w:val="EE0000"/>
                       <w:sz w:val="24"/>
                       <w:szCs w:val="24"/>
                     </w:rPr>
-                    <w:t>f.CHANGE</w:t>
-                  </w:r>
-                  <w:proofErr w:type="gramEnd"/>
-                  <w:r>
-                    <w:rPr>
-                      <w:rStyle w:val="font151"/>
-                      <w:rFonts w:ascii="Times New Roman" w:hAnsi="Times New Roman"/>
-                      <w:sz w:val="24"/>
-                      <w:szCs w:val="24"/>
-                    </w:rPr>
-                    <w:t xml:space="preserve">_REQUEST &lt;&gt; 'Change Request' và file3."Sub Product" = b.SUB_PRODUCT </w:t>
+                    <w:t>Nếu file3."Sub Product" NULL thì không xét điều kiện này</w:t>
                   </w:r>
                 </w:p>
               </w:tc>
@@ -7406,8 +7076,10 @@
                     <w:ind w:right="175"/>
                     <w:jc w:val="left"/>
                     <w:rPr>
-                      <w:rFonts w:eastAsia="Times New Roman"/>
-                      <w:lang w:val="en-GB"/>
+                      <w:rStyle w:val="font151"/>
+                      <w:rFonts w:ascii="Times New Roman" w:hAnsi="Times New Roman"/>
+                      <w:sz w:val="24"/>
+                      <w:szCs w:val="24"/>
                     </w:rPr>
                   </w:pPr>
                   <w:r>
@@ -7417,27 +7089,7 @@
                       <w:sz w:val="24"/>
                       <w:szCs w:val="24"/>
                     </w:rPr>
-                    <w:t xml:space="preserve">LEFT </w:t>
-                  </w:r>
-                  <w:proofErr w:type="gramStart"/>
-                  <w:r>
-                    <w:rPr>
-                      <w:rStyle w:val="font151"/>
-                      <w:rFonts w:ascii="Times New Roman" w:hAnsi="Times New Roman"/>
-                      <w:sz w:val="24"/>
-                      <w:szCs w:val="24"/>
-                    </w:rPr>
-                    <w:t>JOIN  theo</w:t>
-                  </w:r>
-                  <w:proofErr w:type="gramEnd"/>
-                  <w:r>
-                    <w:rPr>
-                      <w:rStyle w:val="font151"/>
-                      <w:rFonts w:ascii="Times New Roman" w:hAnsi="Times New Roman"/>
-                      <w:sz w:val="24"/>
-                      <w:szCs w:val="24"/>
-                    </w:rPr>
-                    <w:t xml:space="preserve"> các điều kiện sau:</w:t>
+                    <w:t>LEFT JOIN  theo các điều kiện sau:</w:t>
                   </w:r>
                   <w:r>
                     <w:rPr>
@@ -7485,47 +7137,7 @@
                       <w:sz w:val="24"/>
                       <w:szCs w:val="24"/>
                     </w:rPr>
-                    <w:t xml:space="preserve">Xét </w:t>
-                  </w:r>
-                  <w:proofErr w:type="gramStart"/>
-                  <w:r>
-                    <w:rPr>
-                      <w:rStyle w:val="font151"/>
-                      <w:rFonts w:ascii="Times New Roman" w:hAnsi="Times New Roman"/>
-                      <w:sz w:val="24"/>
-                      <w:szCs w:val="24"/>
-                    </w:rPr>
-                    <w:t>f.CHANGE</w:t>
-                  </w:r>
-                  <w:proofErr w:type="gramEnd"/>
-                  <w:r>
-                    <w:rPr>
-                      <w:rStyle w:val="font151"/>
-                      <w:rFonts w:ascii="Times New Roman" w:hAnsi="Times New Roman"/>
-                      <w:sz w:val="24"/>
-                      <w:szCs w:val="24"/>
-                    </w:rPr>
-                    <w:t xml:space="preserve">_REQUEST </w:t>
-                  </w:r>
-                  <w:proofErr w:type="gramStart"/>
-                  <w:r>
-                    <w:rPr>
-                      <w:rStyle w:val="font151"/>
-                      <w:rFonts w:ascii="Times New Roman" w:hAnsi="Times New Roman"/>
-                      <w:sz w:val="24"/>
-                      <w:szCs w:val="24"/>
-                    </w:rPr>
-                    <w:t>=  file</w:t>
-                  </w:r>
-                  <w:proofErr w:type="gramEnd"/>
-                  <w:r>
-                    <w:rPr>
-                      <w:rStyle w:val="font151"/>
-                      <w:rFonts w:ascii="Times New Roman" w:hAnsi="Times New Roman"/>
-                      <w:sz w:val="24"/>
-                      <w:szCs w:val="24"/>
-                    </w:rPr>
-                    <w:t>4."New/Change Request"</w:t>
+                    <w:t>Xét f.CHANGE_REQUEST = file4."New/Change Request"</w:t>
                   </w:r>
                   <w:r>
                     <w:rPr>
@@ -7540,6 +7152,7 @@
                       <w:sz w:val="24"/>
                       <w:szCs w:val="24"/>
                     </w:rPr>
+                    <w:lastRenderedPageBreak/>
                     <w:t xml:space="preserve">2. Điều kiện cột </w:t>
                   </w:r>
                   <w:r>
@@ -7573,27 +7186,7 @@
                       <w:sz w:val="24"/>
                       <w:szCs w:val="24"/>
                     </w:rPr>
-                    <w:t xml:space="preserve">Xét file4."Product Line" = </w:t>
-                  </w:r>
-                  <w:proofErr w:type="gramStart"/>
-                  <w:r>
-                    <w:rPr>
-                      <w:rStyle w:val="font151"/>
-                      <w:rFonts w:ascii="Times New Roman" w:hAnsi="Times New Roman"/>
-                      <w:sz w:val="24"/>
-                      <w:szCs w:val="24"/>
-                    </w:rPr>
-                    <w:t>c.PRODUCT</w:t>
-                  </w:r>
-                  <w:proofErr w:type="gramEnd"/>
-                  <w:r>
-                    <w:rPr>
-                      <w:rStyle w:val="font151"/>
-                      <w:rFonts w:ascii="Times New Roman" w:hAnsi="Times New Roman"/>
-                      <w:sz w:val="24"/>
-                      <w:szCs w:val="24"/>
-                    </w:rPr>
-                    <w:t>_LINE_NAME</w:t>
+                    <w:t>Xét file4."Product Line" = c.PRODUCT_LINE_NAME</w:t>
                   </w:r>
                   <w:r>
                     <w:rPr>
@@ -7634,7 +7227,6 @@
                     </w:rPr>
                     <w:br/>
                   </w:r>
-                  <w:proofErr w:type="gramStart"/>
                   <w:r>
                     <w:rPr>
                       <w:rStyle w:val="font151"/>
@@ -7642,10 +7234,8 @@
                       <w:sz w:val="24"/>
                       <w:szCs w:val="24"/>
                     </w:rPr>
-                    <w:lastRenderedPageBreak/>
-                    <w:t>Xét  file</w:t>
+                    <w:t>Xét  file4."Sub Product" = b.SUB_PRODUC</w:t>
                   </w:r>
-                  <w:proofErr w:type="gramEnd"/>
                   <w:r>
                     <w:rPr>
                       <w:rStyle w:val="font151"/>
@@ -7653,7 +7243,32 @@
                       <w:sz w:val="24"/>
                       <w:szCs w:val="24"/>
                     </w:rPr>
-                    <w:t>4."Sub Product" = b.SUB_PRODUCT</w:t>
+                    <w:t>T</w:t>
+                  </w:r>
+                </w:p>
+                <w:p>
+                  <w:pPr>
+                    <w:spacing w:line="360" w:lineRule="auto"/>
+                    <w:ind w:right="175"/>
+                    <w:jc w:val="left"/>
+                    <w:rPr>
+                      <w:rFonts w:eastAsia="Times New Roman"/>
+                      <w:i/>
+                      <w:iCs/>
+                      <w:lang w:val="en-GB"/>
+                    </w:rPr>
+                  </w:pPr>
+                  <w:r>
+                    <w:rPr>
+                      <w:rStyle w:val="font151"/>
+                      <w:rFonts w:ascii="Times New Roman" w:hAnsi="Times New Roman"/>
+                      <w:i/>
+                      <w:iCs/>
+                      <w:color w:val="EE0000"/>
+                      <w:sz w:val="24"/>
+                      <w:szCs w:val="24"/>
+                    </w:rPr>
+                    <w:t>Nếu file4."Sub Product" NULL thì không xét điều kiện này</w:t>
                   </w:r>
                 </w:p>
               </w:tc>
@@ -7780,39 +7395,7 @@
                       <w:rFonts w:eastAsia="Times New Roman"/>
                       <w:lang w:val="en-GB"/>
                     </w:rPr>
-                    <w:t xml:space="preserve">LEFT JOIN với điều kiện: </w:t>
-                  </w:r>
-                  <w:proofErr w:type="gramStart"/>
-                  <w:r>
-                    <w:rPr>
-                      <w:rFonts w:eastAsia="Times New Roman"/>
-                      <w:lang w:val="en-GB"/>
-                    </w:rPr>
-                    <w:t>a.WINAME</w:t>
-                  </w:r>
-                  <w:proofErr w:type="gramEnd"/>
-                  <w:r>
-                    <w:rPr>
-                      <w:rFonts w:eastAsia="Times New Roman"/>
-                      <w:lang w:val="en-GB"/>
-                    </w:rPr>
-                    <w:t xml:space="preserve"> = </w:t>
-                  </w:r>
-                  <w:proofErr w:type="gramStart"/>
-                  <w:r>
-                    <w:rPr>
-                      <w:rFonts w:eastAsia="Times New Roman"/>
-                      <w:lang w:val="en-GB"/>
-                    </w:rPr>
-                    <w:t>b.WI</w:t>
-                  </w:r>
-                  <w:proofErr w:type="gramEnd"/>
-                  <w:r>
-                    <w:rPr>
-                      <w:rFonts w:eastAsia="Times New Roman"/>
-                      <w:lang w:val="en-GB"/>
-                    </w:rPr>
-                    <w:t>_NAME</w:t>
+                    <w:t>LEFT JOIN với điều kiện: a.WINAME = b.WI_NAME</w:t>
                   </w:r>
                 </w:p>
               </w:tc>
@@ -7863,39 +7446,7 @@
                       <w:rFonts w:eastAsia="Times New Roman"/>
                       <w:lang w:val="en-GB"/>
                     </w:rPr>
-                    <w:t xml:space="preserve">LEFT JOIN với điều kiện: </w:t>
-                  </w:r>
-                  <w:proofErr w:type="gramStart"/>
-                  <w:r>
-                    <w:rPr>
-                      <w:rFonts w:eastAsia="Times New Roman"/>
-                      <w:lang w:val="en-GB"/>
-                    </w:rPr>
-                    <w:t>a.WINAME</w:t>
-                  </w:r>
-                  <w:proofErr w:type="gramEnd"/>
-                  <w:r>
-                    <w:rPr>
-                      <w:rFonts w:eastAsia="Times New Roman"/>
-                      <w:lang w:val="en-GB"/>
-                    </w:rPr>
-                    <w:t xml:space="preserve"> = </w:t>
-                  </w:r>
-                  <w:proofErr w:type="gramStart"/>
-                  <w:r>
-                    <w:rPr>
-                      <w:rFonts w:eastAsia="Times New Roman"/>
-                      <w:lang w:val="en-GB"/>
-                    </w:rPr>
-                    <w:t>c.WI</w:t>
-                  </w:r>
-                  <w:proofErr w:type="gramEnd"/>
-                  <w:r>
-                    <w:rPr>
-                      <w:rFonts w:eastAsia="Times New Roman"/>
-                      <w:lang w:val="en-GB"/>
-                    </w:rPr>
-                    <w:t>_NAME</w:t>
+                    <w:t>LEFT JOIN với điều kiện: a.WINAME = c.WI_NAME</w:t>
                   </w:r>
                 </w:p>
               </w:tc>
@@ -7946,39 +7497,7 @@
                       <w:rFonts w:eastAsia="Times New Roman"/>
                       <w:lang w:val="en-GB"/>
                     </w:rPr>
-                    <w:t xml:space="preserve">LEFT JOIN với điều kiện: </w:t>
-                  </w:r>
-                  <w:proofErr w:type="gramStart"/>
-                  <w:r>
-                    <w:rPr>
-                      <w:rFonts w:eastAsia="Times New Roman"/>
-                      <w:lang w:val="en-GB"/>
-                    </w:rPr>
-                    <w:t>a.WINAME</w:t>
-                  </w:r>
-                  <w:proofErr w:type="gramEnd"/>
-                  <w:r>
-                    <w:rPr>
-                      <w:rFonts w:eastAsia="Times New Roman"/>
-                      <w:lang w:val="en-GB"/>
-                    </w:rPr>
-                    <w:t xml:space="preserve"> = </w:t>
-                  </w:r>
-                  <w:proofErr w:type="gramStart"/>
-                  <w:r>
-                    <w:rPr>
-                      <w:rFonts w:eastAsia="Times New Roman"/>
-                      <w:lang w:val="en-GB"/>
-                    </w:rPr>
-                    <w:t>d.WI</w:t>
-                  </w:r>
-                  <w:proofErr w:type="gramEnd"/>
-                  <w:r>
-                    <w:rPr>
-                      <w:rFonts w:eastAsia="Times New Roman"/>
-                      <w:lang w:val="en-GB"/>
-                    </w:rPr>
-                    <w:t>_NAME</w:t>
+                    <w:t>LEFT JOIN với điều kiện: a.WINAME = d.WI_NAME</w:t>
                   </w:r>
                 </w:p>
               </w:tc>
@@ -8029,39 +7548,7 @@
                       <w:rFonts w:eastAsia="Times New Roman"/>
                       <w:lang w:val="en-GB"/>
                     </w:rPr>
-                    <w:t xml:space="preserve">LEFT JOIN với điều kiện: </w:t>
-                  </w:r>
-                  <w:proofErr w:type="gramStart"/>
-                  <w:r>
-                    <w:rPr>
-                      <w:rFonts w:eastAsia="Times New Roman"/>
-                      <w:lang w:val="en-GB"/>
-                    </w:rPr>
-                    <w:t>a.WINAME</w:t>
-                  </w:r>
-                  <w:proofErr w:type="gramEnd"/>
-                  <w:r>
-                    <w:rPr>
-                      <w:rFonts w:eastAsia="Times New Roman"/>
-                      <w:lang w:val="en-GB"/>
-                    </w:rPr>
-                    <w:t xml:space="preserve"> = </w:t>
-                  </w:r>
-                  <w:proofErr w:type="gramStart"/>
-                  <w:r>
-                    <w:rPr>
-                      <w:rFonts w:eastAsia="Times New Roman"/>
-                      <w:lang w:val="en-GB"/>
-                    </w:rPr>
-                    <w:t>e.WI</w:t>
-                  </w:r>
-                  <w:proofErr w:type="gramEnd"/>
-                  <w:r>
-                    <w:rPr>
-                      <w:rFonts w:eastAsia="Times New Roman"/>
-                      <w:lang w:val="en-GB"/>
-                    </w:rPr>
-                    <w:t>_NAME</w:t>
+                    <w:t>LEFT JOIN với điều kiện: a.WINAME = e.WI_NAME</w:t>
                   </w:r>
                 </w:p>
               </w:tc>
@@ -8098,9 +7585,9 @@
                     <w:ind w:right="175"/>
                     <w:jc w:val="left"/>
                     <w:rPr>
-                      <w:rFonts w:eastAsia="Times New Roman"/>
-                      <w:color w:val="000000" w:themeColor="text1"/>
-                      <w:lang w:val="en-GB"/>
+                      <w:rStyle w:val="font231"/>
+                      <w:sz w:val="24"/>
+                      <w:szCs w:val="24"/>
                     </w:rPr>
                   </w:pPr>
                   <w:r>
@@ -8109,25 +7596,7 @@
                       <w:sz w:val="24"/>
                       <w:szCs w:val="24"/>
                     </w:rPr>
-                    <w:t xml:space="preserve">LEFT </w:t>
-                  </w:r>
-                  <w:proofErr w:type="gramStart"/>
-                  <w:r>
-                    <w:rPr>
-                      <w:rStyle w:val="font231"/>
-                      <w:sz w:val="24"/>
-                      <w:szCs w:val="24"/>
-                    </w:rPr>
-                    <w:t>JOIN  theo</w:t>
-                  </w:r>
-                  <w:proofErr w:type="gramEnd"/>
-                  <w:r>
-                    <w:rPr>
-                      <w:rStyle w:val="font231"/>
-                      <w:sz w:val="24"/>
-                      <w:szCs w:val="24"/>
-                    </w:rPr>
-                    <w:t xml:space="preserve"> các điều kiện sau:</w:t>
+                    <w:t>LEFT JOIN  theo các điều kiện sau:</w:t>
                   </w:r>
                   <w:r>
                     <w:rPr>
@@ -8233,7 +7702,6 @@
                     </w:rPr>
                     <w:t xml:space="preserve"> Xét file1."Change Type" = </w:t>
                   </w:r>
-                  <w:proofErr w:type="gramStart"/>
                   <w:r>
                     <w:rPr>
                       <w:rStyle w:val="font231"/>
@@ -8248,16 +7716,7 @@
                       <w:sz w:val="24"/>
                       <w:szCs w:val="24"/>
                     </w:rPr>
-                    <w:t>.CHANGE</w:t>
-                  </w:r>
-                  <w:proofErr w:type="gramEnd"/>
-                  <w:r>
-                    <w:rPr>
-                      <w:rStyle w:val="font231"/>
-                      <w:sz w:val="24"/>
-                      <w:szCs w:val="24"/>
-                    </w:rPr>
-                    <w:t>_TYPE</w:t>
+                    <w:t>.CHANGE_TYPE</w:t>
                   </w:r>
                   <w:r>
                     <w:rPr>
@@ -8271,7 +7730,16 @@
                       <w:sz w:val="24"/>
                       <w:szCs w:val="24"/>
                     </w:rPr>
-                    <w:t>2.1 Nếu file1."Product Line" &lt;&gt; 'Trường Change Request':</w:t>
+                    <w:t xml:space="preserve">2.1 Nếu file1."Product Line" &lt;&gt; 'Trường </w:t>
+                  </w:r>
+                  <w:r>
+                    <w:rPr>
+                      <w:rStyle w:val="font231"/>
+                      <w:sz w:val="24"/>
+                      <w:szCs w:val="24"/>
+                    </w:rPr>
+                    <w:lastRenderedPageBreak/>
+                    <w:t>Change Request':</w:t>
                   </w:r>
                   <w:r>
                     <w:rPr>
@@ -8285,25 +7753,7 @@
                       <w:sz w:val="24"/>
                       <w:szCs w:val="24"/>
                     </w:rPr>
-                    <w:t xml:space="preserve"> Xét file1."Product Line" = </w:t>
-                  </w:r>
-                  <w:proofErr w:type="gramStart"/>
-                  <w:r>
-                    <w:rPr>
-                      <w:rStyle w:val="font231"/>
-                      <w:sz w:val="24"/>
-                      <w:szCs w:val="24"/>
-                    </w:rPr>
-                    <w:t>b.PRODUCT</w:t>
-                  </w:r>
-                  <w:proofErr w:type="gramEnd"/>
-                  <w:r>
-                    <w:rPr>
-                      <w:rStyle w:val="font231"/>
-                      <w:sz w:val="24"/>
-                      <w:szCs w:val="24"/>
-                    </w:rPr>
-                    <w:t>_LINE</w:t>
+                    <w:t xml:space="preserve"> Xét file1."Product Line" = b.PRODUCT_LINE</w:t>
                   </w:r>
                   <w:r>
                     <w:rPr>
@@ -8347,16 +7797,7 @@
                       <w:sz w:val="24"/>
                       <w:szCs w:val="24"/>
                     </w:rPr>
-                    <w:t xml:space="preserve">Count số dòng (sl) của mỗi WI_NAME trong bảng </w:t>
-                  </w:r>
-                  <w:r>
-                    <w:rPr>
-                      <w:rStyle w:val="font231"/>
-                      <w:sz w:val="24"/>
-                      <w:szCs w:val="24"/>
-                    </w:rPr>
-                    <w:lastRenderedPageBreak/>
-                    <w:t xml:space="preserve">NG_SB_RLOS_MANUAL_DEVIATION </w:t>
+                    <w:t xml:space="preserve">Count số dòng (sl) của mỗi WI_NAME trong bảng NG_SB_RLOS_MANUAL_DEVIATION </w:t>
                   </w:r>
                   <w:r>
                     <w:rPr>
@@ -8370,25 +7811,7 @@
                       <w:sz w:val="24"/>
                       <w:szCs w:val="24"/>
                     </w:rPr>
-                    <w:t xml:space="preserve">sl &gt;= </w:t>
-                  </w:r>
-                  <w:proofErr w:type="gramStart"/>
-                  <w:r>
-                    <w:rPr>
-                      <w:rStyle w:val="font231"/>
-                      <w:sz w:val="24"/>
-                      <w:szCs w:val="24"/>
-                    </w:rPr>
-                    <w:t>3  tương</w:t>
-                  </w:r>
-                  <w:proofErr w:type="gramEnd"/>
-                  <w:r>
-                    <w:rPr>
-                      <w:rStyle w:val="font231"/>
-                      <w:sz w:val="24"/>
-                      <w:szCs w:val="24"/>
-                    </w:rPr>
-                    <w:t xml:space="preserve"> ứng với file1."DEVIATION_G3" = 'YES'</w:t>
+                    <w:t>sl &gt;= 3  tương ứng với file1."DEVIATION_G3" = 'YES'</w:t>
                   </w:r>
                   <w:r>
                     <w:rPr>
@@ -8403,6 +7826,26 @@
                       <w:szCs w:val="24"/>
                     </w:rPr>
                     <w:t>sl &lt; 3 tương ứng với file1."DEVIATION_G3" = 'NO'</w:t>
+                  </w:r>
+                </w:p>
+                <w:p>
+                  <w:pPr>
+                    <w:spacing w:line="360" w:lineRule="auto"/>
+                    <w:ind w:right="175"/>
+                    <w:jc w:val="left"/>
+                    <w:rPr>
+                      <w:rStyle w:val="font231"/>
+                      <w:sz w:val="24"/>
+                      <w:szCs w:val="24"/>
+                    </w:rPr>
+                  </w:pPr>
+                  <w:r>
+                    <w:rPr>
+                      <w:i/>
+                      <w:iCs/>
+                      <w:color w:val="EE0000"/>
+                    </w:rPr>
+                    <w:t>Nếu file1."DEVIATION_G3" NULL thì không xét điều kiện này</w:t>
                   </w:r>
                   <w:r>
                     <w:rPr>
@@ -8446,25 +7889,7 @@
                       <w:sz w:val="24"/>
                       <w:szCs w:val="24"/>
                     </w:rPr>
-                    <w:t xml:space="preserve">b.IS_SEC_PRODUCT </w:t>
-                  </w:r>
-                  <w:proofErr w:type="gramStart"/>
-                  <w:r>
-                    <w:rPr>
-                      <w:rStyle w:val="font231"/>
-                      <w:sz w:val="24"/>
-                      <w:szCs w:val="24"/>
-                    </w:rPr>
-                    <w:t>=  '</w:t>
-                  </w:r>
-                  <w:proofErr w:type="gramEnd"/>
-                  <w:r>
-                    <w:rPr>
-                      <w:rStyle w:val="font231"/>
-                      <w:sz w:val="24"/>
-                      <w:szCs w:val="24"/>
-                    </w:rPr>
-                    <w:t>Không' tương ứng với file1."SECONDARY_PRODUCTLINE" = 'NO'</w:t>
+                    <w:t>b.IS_SEC_PRODUCT =  'Không' tương ứng với file1."SECONDARY_PRODUCTLINE" = 'NO'</w:t>
                   </w:r>
                   <w:r>
                     <w:rPr>
@@ -8478,25 +7903,30 @@
                       <w:sz w:val="24"/>
                       <w:szCs w:val="24"/>
                     </w:rPr>
-                    <w:t xml:space="preserve">b.IS_SEC_PRODUCT </w:t>
+                    <w:t>b.IS_SEC_PRODUCT =  'Có' tương ứng với file1."SECONDARY_PRODUCTLINE" = 'YES'</w:t>
                   </w:r>
-                  <w:proofErr w:type="gramStart"/>
+                </w:p>
+                <w:p>
+                  <w:pPr>
+                    <w:spacing w:line="360" w:lineRule="auto"/>
+                    <w:ind w:right="175"/>
+                    <w:jc w:val="left"/>
+                    <w:rPr>
+                      <w:rFonts w:eastAsia="Times New Roman"/>
+                      <w:i/>
+                      <w:iCs/>
+                      <w:color w:val="000000" w:themeColor="text1"/>
+                      <w:lang w:val="en-GB"/>
+                    </w:rPr>
+                  </w:pPr>
                   <w:r>
                     <w:rPr>
-                      <w:rStyle w:val="font231"/>
-                      <w:sz w:val="24"/>
-                      <w:szCs w:val="24"/>
+                      <w:rFonts w:eastAsia="Times New Roman"/>
+                      <w:i/>
+                      <w:iCs/>
+                      <w:color w:val="EE0000"/>
                     </w:rPr>
-                    <w:t>=  '</w:t>
-                  </w:r>
-                  <w:proofErr w:type="gramEnd"/>
-                  <w:r>
-                    <w:rPr>
-                      <w:rStyle w:val="font231"/>
-                      <w:sz w:val="24"/>
-                      <w:szCs w:val="24"/>
-                    </w:rPr>
-                    <w:t>Có' tương ứng với file1."SECONDARY_PRODUCTLINE" = 'YES'</w:t>
+                    <w:t>Nếu file1."SECONDARY_PRODUCTLINE" NULL thì không xét điều kiện này</w:t>
                   </w:r>
                 </w:p>
               </w:tc>
@@ -8541,7 +7971,19 @@
                     <w:rPr>
                       <w:color w:val="000000"/>
                     </w:rPr>
-                    <w:t>LEFT JOIN theo các điều kiện sau:</w:t>
+                    <w:t xml:space="preserve">LEFT JOIN </w:t>
+                  </w:r>
+                  <w:r>
+                    <w:rPr>
+                      <w:color w:val="000000"/>
+                    </w:rPr>
+                    <w:t>với</w:t>
+                  </w:r>
+                  <w:r>
+                    <w:rPr>
+                      <w:color w:val="000000"/>
+                    </w:rPr>
+                    <w:t xml:space="preserve"> điều kiện:</w:t>
                   </w:r>
                 </w:p>
                 <w:p>
@@ -8557,185 +7999,7 @@
                     <w:rPr>
                       <w:color w:val="000000"/>
                     </w:rPr>
-                    <w:t xml:space="preserve">1. Điều kiện cột </w:t>
-                  </w:r>
-                  <w:r>
-                    <w:rPr>
-                      <w:color w:val="EE0000"/>
-                    </w:rPr>
-                    <w:t>New/Change Request</w:t>
-                  </w:r>
-                  <w:r>
-                    <w:rPr>
-                      <w:color w:val="000000"/>
-                    </w:rPr>
-                    <w:t>:</w:t>
-                  </w:r>
-                </w:p>
-                <w:p>
-                  <w:pPr>
-                    <w:spacing w:line="360" w:lineRule="auto"/>
-                    <w:ind w:right="175"/>
-                    <w:jc w:val="left"/>
-                    <w:rPr>
-                      <w:color w:val="000000"/>
-                    </w:rPr>
-                  </w:pPr>
-                  <w:r>
-                    <w:rPr>
-                      <w:color w:val="000000"/>
-                    </w:rPr>
-                    <w:t>d.REQ_TYPE = 'NEW' tương ứng với file2."New/Change Request" = 'New'</w:t>
-                  </w:r>
-                </w:p>
-                <w:p>
-                  <w:pPr>
-                    <w:spacing w:line="360" w:lineRule="auto"/>
-                    <w:ind w:right="175"/>
-                    <w:jc w:val="left"/>
-                    <w:rPr>
-                      <w:color w:val="000000"/>
-                    </w:rPr>
-                  </w:pPr>
-                  <w:r>
-                    <w:rPr>
-                      <w:color w:val="000000"/>
-                    </w:rPr>
-                    <w:t>d.REQ_TYPE = 'CHANGE_REQUEST' tương ứng với file2."New/Change Request" = 'Change Request'</w:t>
-                  </w:r>
-                </w:p>
-                <w:p>
-                  <w:pPr>
-                    <w:spacing w:line="360" w:lineRule="auto"/>
-                    <w:ind w:right="175"/>
-                    <w:jc w:val="left"/>
-                    <w:rPr>
-                      <w:color w:val="000000"/>
-                    </w:rPr>
-                  </w:pPr>
-                  <w:r>
-                    <w:rPr>
-                      <w:color w:val="000000"/>
-                    </w:rPr>
-                    <w:t xml:space="preserve">2. Điều kiện cột </w:t>
-                  </w:r>
-                  <w:r>
-                    <w:rPr>
-                      <w:color w:val="EE0000"/>
-                    </w:rPr>
-                    <w:t>Product Line</w:t>
-                  </w:r>
-                  <w:r>
-                    <w:rPr>
-                      <w:color w:val="000000"/>
-                    </w:rPr>
-                    <w:t>:</w:t>
-                  </w:r>
-                </w:p>
-                <w:p>
-                  <w:pPr>
-                    <w:spacing w:line="360" w:lineRule="auto"/>
-                    <w:ind w:right="175"/>
-                    <w:jc w:val="left"/>
-                    <w:rPr>
-                      <w:color w:val="000000"/>
-                    </w:rPr>
-                  </w:pPr>
-                  <w:r>
-                    <w:rPr>
-                      <w:color w:val="000000"/>
-                    </w:rPr>
-                    <w:t xml:space="preserve">Xét file2."Product Line" = </w:t>
-                  </w:r>
-                  <w:proofErr w:type="gramStart"/>
-                  <w:r>
-                    <w:rPr>
-                      <w:color w:val="000000"/>
-                    </w:rPr>
-                    <w:t>b.PRODUCT</w:t>
-                  </w:r>
-                  <w:proofErr w:type="gramEnd"/>
-                  <w:r>
-                    <w:rPr>
-                      <w:color w:val="000000"/>
-                    </w:rPr>
-                    <w:t>_LINE</w:t>
-                  </w:r>
-                </w:p>
-                <w:p>
-                  <w:pPr>
-                    <w:spacing w:line="360" w:lineRule="auto"/>
-                    <w:ind w:right="175"/>
-                    <w:jc w:val="left"/>
-                    <w:rPr>
-                      <w:color w:val="000000"/>
-                    </w:rPr>
-                  </w:pPr>
-                  <w:r>
-                    <w:rPr>
-                      <w:color w:val="000000"/>
-                    </w:rPr>
-                    <w:t xml:space="preserve">3. Điều kiện cột </w:t>
-                  </w:r>
-                  <w:r>
-                    <w:rPr>
-                      <w:color w:val="EE0000"/>
-                    </w:rPr>
-                    <w:t>Policy</w:t>
-                  </w:r>
-                  <w:r>
-                    <w:rPr>
-                      <w:color w:val="000000"/>
-                    </w:rPr>
-                    <w:t>:</w:t>
-                  </w:r>
-                </w:p>
-                <w:p>
-                  <w:pPr>
-                    <w:spacing w:line="360" w:lineRule="auto"/>
-                    <w:ind w:right="175"/>
-                    <w:jc w:val="left"/>
-                    <w:rPr>
-                      <w:color w:val="000000"/>
-                    </w:rPr>
-                  </w:pPr>
-                  <w:r>
-                    <w:rPr>
-                      <w:color w:val="000000"/>
-                    </w:rPr>
-                    <w:t>Nếu file2."Product Line" = 'SeAHome-TTD'</w:t>
-                  </w:r>
-                  <w:r>
-                    <w:rPr>
-                      <w:color w:val="000000"/>
-                    </w:rPr>
-                    <w:t xml:space="preserve"> và </w:t>
-                  </w:r>
-                  <w:r>
-                    <w:rPr>
-                      <w:color w:val="000000"/>
-                    </w:rPr>
-                    <w:t>file2."Policy" &lt;&gt; 'Các trường hợp còn lại'</w:t>
-                  </w:r>
-                  <w:r>
-                    <w:rPr>
-                      <w:color w:val="000000"/>
-                    </w:rPr>
-                    <w:t xml:space="preserve">: Xét file2."Policy" = </w:t>
-                  </w:r>
-                  <w:proofErr w:type="gramStart"/>
-                  <w:r>
-                    <w:rPr>
-                      <w:color w:val="000000"/>
-                    </w:rPr>
-                    <w:t>b.POLICY</w:t>
-                  </w:r>
-                  <w:proofErr w:type="gramEnd"/>
-                  <w:r>
-                    <w:rPr>
-                      <w:color w:val="000000"/>
-                    </w:rPr>
-                    <w:t xml:space="preserve"> </w:t>
+                    <w:t xml:space="preserve">file2."Product Line" = b.PRODUCT_LINE </w:t>
                   </w:r>
                 </w:p>
               </w:tc>
@@ -9224,14 +8488,12 @@
               </w:rPr>
               <w:t xml:space="preserve">Lấy </w:t>
             </w:r>
-            <w:proofErr w:type="gramStart"/>
             <w:r>
               <w:rPr>
                 <w:rFonts w:eastAsia="Calibri"/>
               </w:rPr>
               <w:t>Max(</w:t>
             </w:r>
-            <w:proofErr w:type="gramEnd"/>
             <w:r>
               <w:rPr>
                 <w:color w:val="000000"/>
@@ -9239,31 +8501,7 @@
               <w:t xml:space="preserve">EXITDATE) với điều kiện </w:t>
             </w:r>
             <w:r>
-              <w:t xml:space="preserve">WORKSTEP in ('CreditCommittee', 'CreditApproval') và DECISION in ('Send </w:t>
-            </w:r>
-            <w:proofErr w:type="gramStart"/>
-            <w:r>
-              <w:t>To</w:t>
-            </w:r>
-            <w:proofErr w:type="gramEnd"/>
-            <w:r>
-              <w:t xml:space="preserve"> HOSupport', 'Reject', 'Submit', 'Send </w:t>
-            </w:r>
-            <w:proofErr w:type="gramStart"/>
-            <w:r>
-              <w:t>To</w:t>
-            </w:r>
-            <w:proofErr w:type="gramEnd"/>
-            <w:r>
-              <w:t xml:space="preserve"> PostSanction', 'Submit </w:t>
-            </w:r>
-            <w:proofErr w:type="gramStart"/>
-            <w:r>
-              <w:t>To</w:t>
-            </w:r>
-            <w:proofErr w:type="gramEnd"/>
-            <w:r>
-              <w:t xml:space="preserve"> DisbursementMaker')</w:t>
+              <w:t>WORKSTEP in ('CreditCommittee', 'CreditApproval') và DECISION in ('Send To HOSupport', 'Reject', 'Submit', 'Send To PostSanction', 'Submit To DisbursementMaker')</w:t>
             </w:r>
           </w:p>
           <w:p>
@@ -9298,16 +8536,8 @@
               <w:rPr>
                 <w:rFonts w:eastAsia="Calibri"/>
               </w:rPr>
-              <w:t xml:space="preserve">Lấy </w:t>
-            </w:r>
-            <w:proofErr w:type="gramStart"/>
-            <w:r>
-              <w:rPr>
-                <w:rFonts w:eastAsia="Calibri"/>
-              </w:rPr>
-              <w:t>NVL(</w:t>
-            </w:r>
-            <w:proofErr w:type="gramEnd"/>
+              <w:t>Lấy NVL(</w:t>
+            </w:r>
             <w:r>
               <w:rPr>
                 <w:color w:val="000000"/>
@@ -9359,21 +8589,7 @@
               <w:rPr>
                 <w:color w:val="000000"/>
               </w:rPr>
-              <w:t xml:space="preserve">Lấy giá trị </w:t>
-            </w:r>
-            <w:proofErr w:type="gramStart"/>
-            <w:r>
-              <w:rPr>
-                <w:color w:val="000000"/>
-              </w:rPr>
-              <w:t>Max(</w:t>
-            </w:r>
-            <w:proofErr w:type="gramEnd"/>
-            <w:r>
-              <w:rPr>
-                <w:color w:val="000000"/>
-              </w:rPr>
-              <w:t>EXITDATE)</w:t>
+              <w:t>Lấy giá trị Max(EXITDATE)</w:t>
             </w:r>
           </w:p>
         </w:tc>
@@ -9585,49 +8801,7 @@
               <w:rPr>
                 <w:rFonts w:eastAsia="Calibri"/>
               </w:rPr>
-              <w:t xml:space="preserve"> IN ('Submit', 'Send </w:t>
-            </w:r>
-            <w:proofErr w:type="gramStart"/>
-            <w:r>
-              <w:rPr>
-                <w:rFonts w:eastAsia="Calibri"/>
-              </w:rPr>
-              <w:t>To</w:t>
-            </w:r>
-            <w:proofErr w:type="gramEnd"/>
-            <w:r>
-              <w:rPr>
-                <w:rFonts w:eastAsia="Calibri"/>
-              </w:rPr>
-              <w:t xml:space="preserve"> PostSanction','Submit </w:t>
-            </w:r>
-            <w:proofErr w:type="gramStart"/>
-            <w:r>
-              <w:rPr>
-                <w:rFonts w:eastAsia="Calibri"/>
-              </w:rPr>
-              <w:t>To</w:t>
-            </w:r>
-            <w:proofErr w:type="gramEnd"/>
-            <w:r>
-              <w:rPr>
-                <w:rFonts w:eastAsia="Calibri"/>
-              </w:rPr>
-              <w:t xml:space="preserve"> DisbursementMaker', 'Send </w:t>
-            </w:r>
-            <w:proofErr w:type="gramStart"/>
-            <w:r>
-              <w:rPr>
-                <w:rFonts w:eastAsia="Calibri"/>
-              </w:rPr>
-              <w:t>To</w:t>
-            </w:r>
-            <w:proofErr w:type="gramEnd"/>
-            <w:r>
-              <w:rPr>
-                <w:rFonts w:eastAsia="Calibri"/>
-              </w:rPr>
-              <w:t xml:space="preserve"> HOSupport') THEN </w:t>
+              <w:t xml:space="preserve"> IN ('Submit', 'Send To PostSanction','Submit To DisbursementMaker', 'Send To HOSupport') THEN </w:t>
             </w:r>
             <w:r>
               <w:rPr>
@@ -9841,19 +9015,11 @@
                 <w:rFonts w:eastAsia="Calibri"/>
               </w:rPr>
             </w:pPr>
-            <w:proofErr w:type="gramStart"/>
-            <w:r>
-              <w:rPr>
-                <w:rFonts w:eastAsia="Calibri"/>
-              </w:rPr>
-              <w:t>NVL(SUM(</w:t>
-            </w:r>
-            <w:proofErr w:type="gramEnd"/>
-            <w:r>
-              <w:rPr>
-                <w:rFonts w:eastAsia="Calibri"/>
-              </w:rPr>
-              <w:t xml:space="preserve">CASE WHEN </w:t>
+            <w:r>
+              <w:rPr>
+                <w:rFonts w:eastAsia="Calibri"/>
+              </w:rPr>
+              <w:t xml:space="preserve">NVL(SUM(CASE WHEN </w:t>
             </w:r>
             <w:r>
               <w:rPr>
@@ -9993,19 +9159,11 @@
                 <w:rFonts w:eastAsia="Calibri"/>
               </w:rPr>
             </w:pPr>
-            <w:proofErr w:type="gramStart"/>
-            <w:r>
-              <w:rPr>
-                <w:rFonts w:eastAsia="Calibri"/>
-              </w:rPr>
-              <w:t>NVL(SUM(</w:t>
-            </w:r>
-            <w:proofErr w:type="gramEnd"/>
-            <w:r>
-              <w:rPr>
-                <w:rFonts w:eastAsia="Calibri"/>
-              </w:rPr>
-              <w:t xml:space="preserve">CASE WHEN </w:t>
+            <w:r>
+              <w:rPr>
+                <w:rFonts w:eastAsia="Calibri"/>
+              </w:rPr>
+              <w:t xml:space="preserve">NVL(SUM(CASE WHEN </w:t>
             </w:r>
             <w:r>
               <w:rPr>
@@ -10025,16 +9183,8 @@
               <w:rPr>
                 <w:rFonts w:eastAsia="Calibri"/>
               </w:rPr>
-              <w:t>get_business_</w:t>
-            </w:r>
-            <w:proofErr w:type="gramStart"/>
-            <w:r>
-              <w:rPr>
-                <w:rFonts w:eastAsia="Calibri"/>
-              </w:rPr>
-              <w:t>minute(</w:t>
-            </w:r>
-            <w:proofErr w:type="gramEnd"/>
+              <w:t>get_business_minute(</w:t>
+            </w:r>
             <w:r>
               <w:rPr>
                 <w:rFonts w:eastAsia="Calibri"/>
@@ -10090,25 +9240,7 @@
                 <w:b/>
                 <w:bCs/>
               </w:rPr>
-              <w:t>get_business_</w:t>
-            </w:r>
-            <w:proofErr w:type="gramStart"/>
-            <w:r>
-              <w:rPr>
-                <w:rFonts w:eastAsia="Calibri"/>
-                <w:b/>
-                <w:bCs/>
-              </w:rPr>
-              <w:t>minute(</w:t>
-            </w:r>
-            <w:proofErr w:type="gramEnd"/>
-            <w:r>
-              <w:rPr>
-                <w:rFonts w:eastAsia="Calibri"/>
-                <w:b/>
-                <w:bCs/>
-              </w:rPr>
-              <w:t>)</w:t>
+              <w:t>get_business_minute()</w:t>
             </w:r>
             <w:r>
               <w:rPr>
@@ -10191,32 +9323,15 @@
                 <w:rFonts w:eastAsia="Calibri"/>
               </w:rPr>
             </w:pPr>
-            <w:hyperlink r:id="rId11" w:anchor="_msocom_3" w:history="1">
-              <w:r>
-                <w:rPr>
-                  <w:rStyle w:val="Hyperlink"/>
-                  <w:color w:val="000000"/>
-                  <w:u w:val="none"/>
-                </w:rPr>
-                <w:t xml:space="preserve">Tổng thời gian xử lý tại chi nhánh theo cam kết SLA (loại trừ holidays, chiều thứ 7, </w:t>
-              </w:r>
-              <w:r>
-                <w:rPr>
-                  <w:rStyle w:val="Hyperlink"/>
-                  <w:color w:val="000000"/>
-                  <w:u w:val="none"/>
-                </w:rPr>
-                <w:t>cả ngày</w:t>
-              </w:r>
-              <w:r>
-                <w:rPr>
-                  <w:rStyle w:val="Hyperlink"/>
-                  <w:color w:val="000000"/>
-                  <w:u w:val="none"/>
-                </w:rPr>
-                <w:t xml:space="preserve"> chủ nhật; thời gian tính từ 8-11:30 và 13:30-16:30)</w:t>
-              </w:r>
-            </w:hyperlink>
+            <w:r>
+              <w:t xml:space="preserve">Tổng thời gian xử lý tại chi nhánh theo cam kết SLA (loại trừ holidays, chiều thứ 7, </w:t>
+            </w:r>
+            <w:r>
+              <w:t>cả ngày</w:t>
+            </w:r>
+            <w:r>
+              <w:t xml:space="preserve"> chủ nhật; thời gian tính từ 8-11:30 và 13:30-16:30)</w:t>
+            </w:r>
           </w:p>
         </w:tc>
         <w:tc>
@@ -10246,19 +9361,11 @@
                 <w:rFonts w:eastAsia="Calibri"/>
               </w:rPr>
             </w:pPr>
-            <w:proofErr w:type="gramStart"/>
-            <w:r>
-              <w:rPr>
-                <w:rFonts w:eastAsia="Calibri"/>
-              </w:rPr>
-              <w:t>NVL(SUM(</w:t>
-            </w:r>
-            <w:proofErr w:type="gramEnd"/>
-            <w:r>
-              <w:rPr>
-                <w:rFonts w:eastAsia="Calibri"/>
-              </w:rPr>
-              <w:t xml:space="preserve">CASE WHEN </w:t>
+            <w:r>
+              <w:rPr>
+                <w:rFonts w:eastAsia="Calibri"/>
+              </w:rPr>
+              <w:t xml:space="preserve">NVL(SUM(CASE WHEN </w:t>
             </w:r>
             <w:r>
               <w:rPr>
@@ -10278,16 +9385,8 @@
               <w:rPr>
                 <w:rFonts w:eastAsia="Calibri"/>
               </w:rPr>
-              <w:t>get_business_minute_</w:t>
-            </w:r>
-            <w:proofErr w:type="gramStart"/>
-            <w:r>
-              <w:rPr>
-                <w:rFonts w:eastAsia="Calibri"/>
-              </w:rPr>
-              <w:t>cpc(</w:t>
-            </w:r>
-            <w:proofErr w:type="gramEnd"/>
+              <w:t>get_business_minute_cpc(</w:t>
+            </w:r>
             <w:r>
               <w:rPr>
                 <w:rFonts w:eastAsia="Calibri"/>
@@ -10343,25 +9442,7 @@
                 <w:b/>
                 <w:bCs/>
               </w:rPr>
-              <w:t>get_business_minute_</w:t>
-            </w:r>
-            <w:proofErr w:type="gramStart"/>
-            <w:r>
-              <w:rPr>
-                <w:rFonts w:eastAsia="Calibri"/>
-                <w:b/>
-                <w:bCs/>
-              </w:rPr>
-              <w:t>cpc(</w:t>
-            </w:r>
-            <w:proofErr w:type="gramEnd"/>
-            <w:r>
-              <w:rPr>
-                <w:rFonts w:eastAsia="Calibri"/>
-                <w:b/>
-                <w:bCs/>
-              </w:rPr>
-              <w:t>)</w:t>
+              <w:t>get_business_minute_cpc()</w:t>
             </w:r>
             <w:r>
               <w:rPr>
@@ -10479,19 +9560,11 @@
                 <w:color w:val="000000"/>
               </w:rPr>
             </w:pPr>
-            <w:proofErr w:type="gramStart"/>
-            <w:r>
-              <w:rPr>
-                <w:color w:val="000000"/>
-              </w:rPr>
-              <w:t>NVL(SUM(</w:t>
-            </w:r>
-            <w:proofErr w:type="gramEnd"/>
-            <w:r>
-              <w:rPr>
-                <w:color w:val="000000"/>
-              </w:rPr>
-              <w:t xml:space="preserve">CASE WHEN </w:t>
+            <w:r>
+              <w:rPr>
+                <w:color w:val="000000"/>
+              </w:rPr>
+              <w:t xml:space="preserve">NVL(SUM(CASE WHEN </w:t>
             </w:r>
             <w:r>
               <w:rPr>
@@ -10631,19 +9704,11 @@
                 <w:rFonts w:eastAsia="Calibri"/>
               </w:rPr>
             </w:pPr>
-            <w:proofErr w:type="gramStart"/>
-            <w:r>
-              <w:rPr>
-                <w:rFonts w:eastAsia="Calibri"/>
-              </w:rPr>
-              <w:t>NVL(SUM(</w:t>
-            </w:r>
-            <w:proofErr w:type="gramEnd"/>
-            <w:r>
-              <w:rPr>
-                <w:rFonts w:eastAsia="Calibri"/>
-              </w:rPr>
-              <w:t xml:space="preserve">CASE WHEN </w:t>
+            <w:r>
+              <w:rPr>
+                <w:rFonts w:eastAsia="Calibri"/>
+              </w:rPr>
+              <w:t xml:space="preserve">NVL(SUM(CASE WHEN </w:t>
             </w:r>
             <w:r>
               <w:rPr>
@@ -10682,16 +9747,8 @@
               <w:rPr>
                 <w:rFonts w:eastAsia="Calibri"/>
               </w:rPr>
-              <w:t>get_business_</w:t>
-            </w:r>
-            <w:proofErr w:type="gramStart"/>
-            <w:r>
-              <w:rPr>
-                <w:rFonts w:eastAsia="Calibri"/>
-              </w:rPr>
-              <w:t>minute(</w:t>
-            </w:r>
-            <w:proofErr w:type="gramEnd"/>
+              <w:t>get_business_minute(</w:t>
+            </w:r>
             <w:r>
               <w:rPr>
                 <w:rFonts w:eastAsia="Calibri"/>
@@ -10818,19 +9875,11 @@
                 <w:rFonts w:eastAsia="Calibri"/>
               </w:rPr>
             </w:pPr>
-            <w:proofErr w:type="gramStart"/>
-            <w:r>
-              <w:rPr>
-                <w:rFonts w:eastAsia="Calibri"/>
-              </w:rPr>
-              <w:t>NVL(SUM(</w:t>
-            </w:r>
-            <w:proofErr w:type="gramEnd"/>
-            <w:r>
-              <w:rPr>
-                <w:rFonts w:eastAsia="Calibri"/>
-              </w:rPr>
-              <w:t xml:space="preserve">CASE WHEN </w:t>
+            <w:r>
+              <w:rPr>
+                <w:rFonts w:eastAsia="Calibri"/>
+              </w:rPr>
+              <w:t xml:space="preserve">NVL(SUM(CASE WHEN </w:t>
             </w:r>
             <w:r>
               <w:rPr>
@@ -10871,16 +9920,8 @@
               <w:rPr>
                 <w:rFonts w:eastAsia="Calibri"/>
               </w:rPr>
-              <w:t>get_business_minute_</w:t>
-            </w:r>
-            <w:proofErr w:type="gramStart"/>
-            <w:r>
-              <w:rPr>
-                <w:rFonts w:eastAsia="Calibri"/>
-              </w:rPr>
-              <w:t>cpc(</w:t>
-            </w:r>
-            <w:proofErr w:type="gramEnd"/>
+              <w:t>get_business_minute_cpc(</w:t>
+            </w:r>
             <w:r>
               <w:rPr>
                 <w:rFonts w:eastAsia="Calibri"/>
@@ -11007,19 +10048,11 @@
                 <w:rFonts w:eastAsia="Calibri"/>
               </w:rPr>
             </w:pPr>
-            <w:proofErr w:type="gramStart"/>
-            <w:r>
-              <w:rPr>
-                <w:color w:val="000000"/>
-              </w:rPr>
-              <w:t>NVL(SUM(</w:t>
-            </w:r>
-            <w:proofErr w:type="gramEnd"/>
-            <w:r>
-              <w:rPr>
-                <w:color w:val="000000"/>
-              </w:rPr>
-              <w:t xml:space="preserve">CASE WHEN </w:t>
+            <w:r>
+              <w:rPr>
+                <w:color w:val="000000"/>
+              </w:rPr>
+              <w:t xml:space="preserve">NVL(SUM(CASE WHEN </w:t>
             </w:r>
             <w:r>
               <w:rPr>
@@ -11159,19 +10192,11 @@
                 <w:rFonts w:eastAsia="Calibri"/>
               </w:rPr>
             </w:pPr>
-            <w:proofErr w:type="gramStart"/>
-            <w:r>
-              <w:rPr>
-                <w:rFonts w:eastAsia="Calibri"/>
-              </w:rPr>
-              <w:t>NVL(SUM(</w:t>
-            </w:r>
-            <w:proofErr w:type="gramEnd"/>
-            <w:r>
-              <w:rPr>
-                <w:rFonts w:eastAsia="Calibri"/>
-              </w:rPr>
-              <w:t xml:space="preserve">CASE WHEN </w:t>
+            <w:r>
+              <w:rPr>
+                <w:rFonts w:eastAsia="Calibri"/>
+              </w:rPr>
+              <w:t xml:space="preserve">NVL(SUM(CASE WHEN </w:t>
             </w:r>
             <w:r>
               <w:rPr>
@@ -11203,16 +10228,8 @@
               <w:rPr>
                 <w:rFonts w:eastAsia="Calibri"/>
               </w:rPr>
-              <w:t>get_business_</w:t>
-            </w:r>
-            <w:proofErr w:type="gramStart"/>
-            <w:r>
-              <w:rPr>
-                <w:rFonts w:eastAsia="Calibri"/>
-              </w:rPr>
-              <w:t>minute(</w:t>
-            </w:r>
-            <w:proofErr w:type="gramEnd"/>
+              <w:t>get_business_minute(</w:t>
+            </w:r>
             <w:r>
               <w:rPr>
                 <w:rFonts w:eastAsia="Calibri"/>
@@ -11340,19 +10357,11 @@
                 <w:rFonts w:eastAsia="Calibri"/>
               </w:rPr>
             </w:pPr>
-            <w:proofErr w:type="gramStart"/>
-            <w:r>
-              <w:rPr>
-                <w:rFonts w:eastAsia="Calibri"/>
-              </w:rPr>
-              <w:t>NVL(SUM(</w:t>
-            </w:r>
-            <w:proofErr w:type="gramEnd"/>
-            <w:r>
-              <w:rPr>
-                <w:rFonts w:eastAsia="Calibri"/>
-              </w:rPr>
-              <w:t xml:space="preserve">CASE WHEN </w:t>
+            <w:r>
+              <w:rPr>
+                <w:rFonts w:eastAsia="Calibri"/>
+              </w:rPr>
+              <w:t xml:space="preserve">NVL(SUM(CASE WHEN </w:t>
             </w:r>
             <w:r>
               <w:rPr>
@@ -11384,16 +10393,8 @@
               <w:rPr>
                 <w:rFonts w:eastAsia="Calibri"/>
               </w:rPr>
-              <w:t>get_business_minute_</w:t>
-            </w:r>
-            <w:proofErr w:type="gramStart"/>
-            <w:r>
-              <w:rPr>
-                <w:rFonts w:eastAsia="Calibri"/>
-              </w:rPr>
-              <w:t>cpc(</w:t>
-            </w:r>
-            <w:proofErr w:type="gramEnd"/>
+              <w:t>get_business_minute_cpc(</w:t>
+            </w:r>
             <w:r>
               <w:rPr>
                 <w:rFonts w:eastAsia="Calibri"/>
@@ -11520,19 +10521,11 @@
                 <w:rFonts w:eastAsia="Calibri"/>
               </w:rPr>
             </w:pPr>
-            <w:proofErr w:type="gramStart"/>
-            <w:r>
-              <w:rPr>
-                <w:color w:val="000000"/>
-              </w:rPr>
-              <w:t>NVL(SUM(</w:t>
-            </w:r>
-            <w:proofErr w:type="gramEnd"/>
-            <w:r>
-              <w:rPr>
-                <w:color w:val="000000"/>
-              </w:rPr>
-              <w:t xml:space="preserve">CASE WHEN </w:t>
+            <w:r>
+              <w:rPr>
+                <w:color w:val="000000"/>
+              </w:rPr>
+              <w:t xml:space="preserve">NVL(SUM(CASE WHEN </w:t>
             </w:r>
             <w:r>
               <w:rPr>
@@ -11677,20 +10670,12 @@
                 <w:rFonts w:eastAsia="Calibri"/>
               </w:rPr>
             </w:pPr>
-            <w:proofErr w:type="gramStart"/>
             <w:r>
               <w:rPr>
                 <w:rFonts w:eastAsia="Calibri"/>
               </w:rPr>
               <w:lastRenderedPageBreak/>
-              <w:t>NVL(SUM(</w:t>
-            </w:r>
-            <w:proofErr w:type="gramEnd"/>
-            <w:r>
-              <w:rPr>
-                <w:rFonts w:eastAsia="Calibri"/>
-              </w:rPr>
-              <w:t xml:space="preserve">CASE WHEN </w:t>
+              <w:t xml:space="preserve">NVL(SUM(CASE WHEN </w:t>
             </w:r>
             <w:r>
               <w:rPr>
@@ -11722,16 +10707,8 @@
               <w:rPr>
                 <w:rFonts w:eastAsia="Calibri"/>
               </w:rPr>
-              <w:t>get_business_</w:t>
-            </w:r>
-            <w:proofErr w:type="gramStart"/>
-            <w:r>
-              <w:rPr>
-                <w:rFonts w:eastAsia="Calibri"/>
-              </w:rPr>
-              <w:t>minute(</w:t>
-            </w:r>
-            <w:proofErr w:type="gramEnd"/>
+              <w:t>get_business_minute(</w:t>
+            </w:r>
             <w:r>
               <w:rPr>
                 <w:rFonts w:eastAsia="Calibri"/>
@@ -11859,19 +10836,11 @@
                 <w:rFonts w:eastAsia="Calibri"/>
               </w:rPr>
             </w:pPr>
-            <w:proofErr w:type="gramStart"/>
-            <w:r>
-              <w:rPr>
-                <w:rFonts w:eastAsia="Calibri"/>
-              </w:rPr>
-              <w:t>NVL(SUM(</w:t>
-            </w:r>
-            <w:proofErr w:type="gramEnd"/>
-            <w:r>
-              <w:rPr>
-                <w:rFonts w:eastAsia="Calibri"/>
-              </w:rPr>
-              <w:t xml:space="preserve">CASE WHEN </w:t>
+            <w:r>
+              <w:rPr>
+                <w:rFonts w:eastAsia="Calibri"/>
+              </w:rPr>
+              <w:t xml:space="preserve">NVL(SUM(CASE WHEN </w:t>
             </w:r>
             <w:r>
               <w:rPr>
@@ -11903,16 +10872,8 @@
               <w:rPr>
                 <w:rFonts w:eastAsia="Calibri"/>
               </w:rPr>
-              <w:t>get_business_minute_</w:t>
-            </w:r>
-            <w:proofErr w:type="gramStart"/>
-            <w:r>
-              <w:rPr>
-                <w:rFonts w:eastAsia="Calibri"/>
-              </w:rPr>
-              <w:t>cpc(</w:t>
-            </w:r>
-            <w:proofErr w:type="gramEnd"/>
+              <w:t>get_business_minute_cpc(</w:t>
+            </w:r>
             <w:r>
               <w:rPr>
                 <w:rFonts w:eastAsia="Calibri"/>
@@ -12040,19 +11001,11 @@
                 <w:rFonts w:eastAsia="Calibri"/>
               </w:rPr>
             </w:pPr>
-            <w:proofErr w:type="gramStart"/>
-            <w:r>
-              <w:rPr>
-                <w:color w:val="000000"/>
-              </w:rPr>
-              <w:t>NVL(SUM(</w:t>
-            </w:r>
-            <w:proofErr w:type="gramEnd"/>
-            <w:r>
-              <w:rPr>
-                <w:color w:val="000000"/>
-              </w:rPr>
-              <w:t xml:space="preserve">CASE WHEN </w:t>
+            <w:r>
+              <w:rPr>
+                <w:color w:val="000000"/>
+              </w:rPr>
+              <w:t xml:space="preserve">NVL(SUM(CASE WHEN </w:t>
             </w:r>
             <w:r>
               <w:rPr>
@@ -12181,19 +11134,11 @@
                 <w:rFonts w:eastAsia="Calibri"/>
               </w:rPr>
             </w:pPr>
-            <w:proofErr w:type="gramStart"/>
-            <w:r>
-              <w:rPr>
-                <w:rFonts w:eastAsia="Calibri"/>
-              </w:rPr>
-              <w:t>NVL(SUM(</w:t>
-            </w:r>
-            <w:proofErr w:type="gramEnd"/>
-            <w:r>
-              <w:rPr>
-                <w:rFonts w:eastAsia="Calibri"/>
-              </w:rPr>
-              <w:t xml:space="preserve">CASE WHEN </w:t>
+            <w:r>
+              <w:rPr>
+                <w:rFonts w:eastAsia="Calibri"/>
+              </w:rPr>
+              <w:t xml:space="preserve">NVL(SUM(CASE WHEN </w:t>
             </w:r>
             <w:r>
               <w:rPr>
@@ -12225,16 +11170,8 @@
               <w:rPr>
                 <w:rFonts w:eastAsia="Calibri"/>
               </w:rPr>
-              <w:t>get_business_</w:t>
-            </w:r>
-            <w:proofErr w:type="gramStart"/>
-            <w:r>
-              <w:rPr>
-                <w:rFonts w:eastAsia="Calibri"/>
-              </w:rPr>
-              <w:t>minute(</w:t>
-            </w:r>
-            <w:proofErr w:type="gramEnd"/>
+              <w:t>get_business_minute(</w:t>
+            </w:r>
             <w:r>
               <w:rPr>
                 <w:rFonts w:eastAsia="Calibri"/>
@@ -12362,19 +11299,11 @@
                 <w:rFonts w:eastAsia="Calibri"/>
               </w:rPr>
             </w:pPr>
-            <w:proofErr w:type="gramStart"/>
-            <w:r>
-              <w:rPr>
-                <w:rFonts w:eastAsia="Calibri"/>
-              </w:rPr>
-              <w:t>NVL(SUM(</w:t>
-            </w:r>
-            <w:proofErr w:type="gramEnd"/>
-            <w:r>
-              <w:rPr>
-                <w:rFonts w:eastAsia="Calibri"/>
-              </w:rPr>
-              <w:t xml:space="preserve">CASE WHEN </w:t>
+            <w:r>
+              <w:rPr>
+                <w:rFonts w:eastAsia="Calibri"/>
+              </w:rPr>
+              <w:t xml:space="preserve">NVL(SUM(CASE WHEN </w:t>
             </w:r>
             <w:r>
               <w:rPr>
@@ -12406,16 +11335,8 @@
               <w:rPr>
                 <w:rFonts w:eastAsia="Calibri"/>
               </w:rPr>
-              <w:t>get_business_minute_</w:t>
-            </w:r>
-            <w:proofErr w:type="gramStart"/>
-            <w:r>
-              <w:rPr>
-                <w:rFonts w:eastAsia="Calibri"/>
-              </w:rPr>
-              <w:t>cpc(</w:t>
-            </w:r>
-            <w:proofErr w:type="gramEnd"/>
+              <w:t>get_business_minute_cpc(</w:t>
+            </w:r>
             <w:r>
               <w:rPr>
                 <w:rFonts w:eastAsia="Calibri"/>
@@ -12543,19 +11464,11 @@
                 <w:rFonts w:eastAsia="Calibri"/>
               </w:rPr>
             </w:pPr>
-            <w:proofErr w:type="gramStart"/>
-            <w:r>
-              <w:rPr>
-                <w:rFonts w:eastAsia="Calibri"/>
-              </w:rPr>
-              <w:t>NVL(SUM(</w:t>
-            </w:r>
-            <w:proofErr w:type="gramEnd"/>
-            <w:r>
-              <w:rPr>
-                <w:rFonts w:eastAsia="Calibri"/>
-              </w:rPr>
-              <w:t xml:space="preserve">CASE WHEN </w:t>
+            <w:r>
+              <w:rPr>
+                <w:rFonts w:eastAsia="Calibri"/>
+              </w:rPr>
+              <w:t xml:space="preserve">NVL(SUM(CASE WHEN </w:t>
             </w:r>
             <w:r>
               <w:rPr>
@@ -12575,16 +11488,8 @@
               <w:rPr>
                 <w:rFonts w:eastAsia="Calibri"/>
               </w:rPr>
-              <w:t>get_business_minute_</w:t>
-            </w:r>
-            <w:proofErr w:type="gramStart"/>
-            <w:r>
-              <w:rPr>
-                <w:rFonts w:eastAsia="Calibri"/>
-              </w:rPr>
-              <w:t>cpc(</w:t>
-            </w:r>
-            <w:proofErr w:type="gramEnd"/>
+              <w:t>get_business_minute_cpc(</w:t>
+            </w:r>
             <w:r>
               <w:rPr>
                 <w:rFonts w:eastAsia="Calibri"/>
@@ -12712,19 +11617,11 @@
                 <w:rFonts w:eastAsia="Calibri"/>
               </w:rPr>
             </w:pPr>
-            <w:proofErr w:type="gramStart"/>
-            <w:r>
-              <w:rPr>
-                <w:rFonts w:eastAsia="Calibri"/>
-              </w:rPr>
-              <w:t>NVL(SUM(</w:t>
-            </w:r>
-            <w:proofErr w:type="gramEnd"/>
-            <w:r>
-              <w:rPr>
-                <w:rFonts w:eastAsia="Calibri"/>
-              </w:rPr>
-              <w:t xml:space="preserve">CASE WHEN </w:t>
+            <w:r>
+              <w:rPr>
+                <w:rFonts w:eastAsia="Calibri"/>
+              </w:rPr>
+              <w:t xml:space="preserve">NVL(SUM(CASE WHEN </w:t>
             </w:r>
             <w:r>
               <w:rPr>
@@ -12872,19 +11769,11 @@
                 <w:rFonts w:eastAsia="Calibri"/>
               </w:rPr>
             </w:pPr>
-            <w:proofErr w:type="gramStart"/>
-            <w:r>
-              <w:rPr>
-                <w:rFonts w:eastAsia="Calibri"/>
-              </w:rPr>
-              <w:t>NVL(SUM(</w:t>
-            </w:r>
-            <w:proofErr w:type="gramEnd"/>
-            <w:r>
-              <w:rPr>
-                <w:rFonts w:eastAsia="Calibri"/>
-              </w:rPr>
-              <w:t xml:space="preserve">CASE WHEN </w:t>
+            <w:r>
+              <w:rPr>
+                <w:rFonts w:eastAsia="Calibri"/>
+              </w:rPr>
+              <w:t xml:space="preserve">NVL(SUM(CASE WHEN </w:t>
             </w:r>
             <w:r>
               <w:rPr>
@@ -12916,16 +11805,8 @@
               <w:rPr>
                 <w:rFonts w:eastAsia="Calibri"/>
               </w:rPr>
-              <w:t>get_business_</w:t>
-            </w:r>
-            <w:proofErr w:type="gramStart"/>
-            <w:r>
-              <w:rPr>
-                <w:rFonts w:eastAsia="Calibri"/>
-              </w:rPr>
-              <w:t>minute(</w:t>
-            </w:r>
-            <w:proofErr w:type="gramEnd"/>
+              <w:t>get_business_minute(</w:t>
+            </w:r>
             <w:r>
               <w:rPr>
                 <w:rFonts w:eastAsia="Calibri"/>
@@ -13054,19 +11935,11 @@
                 <w:rFonts w:eastAsia="Calibri"/>
               </w:rPr>
             </w:pPr>
-            <w:proofErr w:type="gramStart"/>
-            <w:r>
-              <w:rPr>
-                <w:rFonts w:eastAsia="Calibri"/>
-              </w:rPr>
-              <w:t>NVL(SUM(</w:t>
-            </w:r>
-            <w:proofErr w:type="gramEnd"/>
-            <w:r>
-              <w:rPr>
-                <w:rFonts w:eastAsia="Calibri"/>
-              </w:rPr>
-              <w:t xml:space="preserve">CASE WHEN </w:t>
+            <w:r>
+              <w:rPr>
+                <w:rFonts w:eastAsia="Calibri"/>
+              </w:rPr>
+              <w:t xml:space="preserve">NVL(SUM(CASE WHEN </w:t>
             </w:r>
             <w:r>
               <w:rPr>
@@ -13098,16 +11971,8 @@
               <w:rPr>
                 <w:rFonts w:eastAsia="Calibri"/>
               </w:rPr>
-              <w:t>get_business_minute_</w:t>
-            </w:r>
-            <w:proofErr w:type="gramStart"/>
-            <w:r>
-              <w:rPr>
-                <w:rFonts w:eastAsia="Calibri"/>
-              </w:rPr>
-              <w:t>cpc(</w:t>
-            </w:r>
-            <w:proofErr w:type="gramEnd"/>
+              <w:t>get_business_minute_cpc(</w:t>
+            </w:r>
             <w:r>
               <w:rPr>
                 <w:rFonts w:eastAsia="Calibri"/>
@@ -13235,19 +12100,11 @@
                 <w:rFonts w:eastAsia="Calibri"/>
               </w:rPr>
             </w:pPr>
-            <w:proofErr w:type="gramStart"/>
-            <w:r>
-              <w:rPr>
-                <w:rFonts w:eastAsia="Calibri"/>
-              </w:rPr>
-              <w:t>NVL(SUM(</w:t>
-            </w:r>
-            <w:proofErr w:type="gramEnd"/>
-            <w:r>
-              <w:rPr>
-                <w:rFonts w:eastAsia="Calibri"/>
-              </w:rPr>
-              <w:t xml:space="preserve">CASE WHEN </w:t>
+            <w:r>
+              <w:rPr>
+                <w:rFonts w:eastAsia="Calibri"/>
+              </w:rPr>
+              <w:t xml:space="preserve">NVL(SUM(CASE WHEN </w:t>
             </w:r>
             <w:r>
               <w:rPr>
@@ -13406,19 +12263,11 @@
                 <w:rFonts w:eastAsia="Calibri"/>
               </w:rPr>
             </w:pPr>
-            <w:proofErr w:type="gramStart"/>
-            <w:r>
-              <w:rPr>
-                <w:rFonts w:eastAsia="Calibri"/>
-              </w:rPr>
-              <w:t>NVL(SUM(</w:t>
-            </w:r>
-            <w:proofErr w:type="gramEnd"/>
-            <w:r>
-              <w:rPr>
-                <w:rFonts w:eastAsia="Calibri"/>
-              </w:rPr>
-              <w:t xml:space="preserve">CASE WHEN </w:t>
+            <w:r>
+              <w:rPr>
+                <w:rFonts w:eastAsia="Calibri"/>
+              </w:rPr>
+              <w:t xml:space="preserve">NVL(SUM(CASE WHEN </w:t>
             </w:r>
             <w:r>
               <w:rPr>
@@ -13450,16 +12299,8 @@
               <w:rPr>
                 <w:rFonts w:eastAsia="Calibri"/>
               </w:rPr>
-              <w:t>get_business_</w:t>
-            </w:r>
-            <w:proofErr w:type="gramStart"/>
-            <w:r>
-              <w:rPr>
-                <w:rFonts w:eastAsia="Calibri"/>
-              </w:rPr>
-              <w:t>minute(</w:t>
-            </w:r>
-            <w:proofErr w:type="gramEnd"/>
+              <w:t>get_business_minute(</w:t>
+            </w:r>
             <w:r>
               <w:rPr>
                 <w:rFonts w:eastAsia="Calibri"/>
@@ -13655,21 +12496,7 @@
               <w:rPr>
                 <w:color w:val="000000"/>
               </w:rPr>
-              <w:t xml:space="preserve">Lấy giá trị </w:t>
-            </w:r>
-            <w:proofErr w:type="gramStart"/>
-            <w:r>
-              <w:rPr>
-                <w:color w:val="000000"/>
-              </w:rPr>
-              <w:t>NVL(</w:t>
-            </w:r>
-            <w:proofErr w:type="gramEnd"/>
-            <w:r>
-              <w:rPr>
-                <w:color w:val="000000"/>
-              </w:rPr>
-              <w:t>file1.REF_PRODUCT, file3.REF_PRODUCT)</w:t>
+              <w:t>Lấy giá trị NVL(file1.REF_PRODUCT, file3.REF_PRODUCT)</w:t>
             </w:r>
           </w:p>
         </w:tc>
@@ -13858,19 +12685,11 @@
               </w:rPr>
               <w:t xml:space="preserve">Lấy giá trị </w:t>
             </w:r>
-            <w:proofErr w:type="gramStart"/>
-            <w:r>
-              <w:rPr>
-                <w:color w:val="000000"/>
-              </w:rPr>
-              <w:t>NVL(</w:t>
-            </w:r>
-            <w:proofErr w:type="gramEnd"/>
-            <w:r>
-              <w:rPr>
-                <w:color w:val="000000"/>
-              </w:rPr>
-              <w:t>file2.</w:t>
+            <w:r>
+              <w:rPr>
+                <w:color w:val="000000"/>
+              </w:rPr>
+              <w:t>NVL(file2.</w:t>
             </w:r>
             <w:r>
               <w:rPr>
@@ -14117,19 +12936,11 @@
               </w:rPr>
               <w:t xml:space="preserve">+ Trường hợp còn lại lấy </w:t>
             </w:r>
-            <w:proofErr w:type="gramStart"/>
-            <w:r>
-              <w:rPr>
-                <w:color w:val="000000"/>
-              </w:rPr>
-              <w:t>NVL(</w:t>
-            </w:r>
-            <w:proofErr w:type="gramEnd"/>
-            <w:r>
-              <w:rPr>
-                <w:color w:val="000000"/>
-              </w:rPr>
-              <w:t>file2</w:t>
+            <w:r>
+              <w:rPr>
+                <w:color w:val="000000"/>
+              </w:rPr>
+              <w:t>NVL(file2</w:t>
             </w:r>
             <w:r>
               <w:t>.</w:t>
@@ -14301,21 +13112,7 @@
               <w:rPr>
                 <w:color w:val="000000"/>
               </w:rPr>
-              <w:t xml:space="preserve">Lấy giá trị </w:t>
-            </w:r>
-            <w:proofErr w:type="gramStart"/>
-            <w:r>
-              <w:rPr>
-                <w:color w:val="000000"/>
-              </w:rPr>
-              <w:t>NVL(</w:t>
-            </w:r>
-            <w:proofErr w:type="gramEnd"/>
-            <w:r>
-              <w:rPr>
-                <w:color w:val="000000"/>
-              </w:rPr>
-              <w:t>file2.SLA_MARKER, file3.SLA_MARKER)</w:t>
+              <w:t>Lấy giá trị NVL(file2.SLA_MARKER, file3.SLA_MARKER)</w:t>
             </w:r>
           </w:p>
         </w:tc>
@@ -14478,21 +13275,7 @@
               <w:rPr>
                 <w:color w:val="000000"/>
               </w:rPr>
-              <w:t xml:space="preserve">Lấy giá trị </w:t>
-            </w:r>
-            <w:proofErr w:type="gramStart"/>
-            <w:r>
-              <w:rPr>
-                <w:color w:val="000000"/>
-              </w:rPr>
-              <w:t>NVL(</w:t>
-            </w:r>
-            <w:proofErr w:type="gramEnd"/>
-            <w:r>
-              <w:rPr>
-                <w:color w:val="000000"/>
-              </w:rPr>
-              <w:t>file2.SLA_CHECKER, file3.SLA_CHECKER)</w:t>
+              <w:t>Lấy giá trị NVL(file2.SLA_CHECKER, file3.SLA_CHECKER)</w:t>
             </w:r>
           </w:p>
         </w:tc>
@@ -15456,13 +14239,8 @@
               <w:spacing w:line="360" w:lineRule="auto"/>
               <w:jc w:val="left"/>
             </w:pPr>
-            <w:proofErr w:type="gramStart"/>
-            <w:r>
-              <w:t>NVL(SUM(</w:t>
-            </w:r>
-            <w:proofErr w:type="gramEnd"/>
-            <w:r>
-              <w:t xml:space="preserve">CASE WHEN </w:t>
+            <w:r>
+              <w:t xml:space="preserve">NVL(SUM(CASE WHEN </w:t>
             </w:r>
             <w:r>
               <w:rPr>
@@ -15497,15 +14275,7 @@
               </w:rPr>
             </w:pPr>
             <w:r>
-              <w:t xml:space="preserve">+ </w:t>
-            </w:r>
-            <w:proofErr w:type="gramStart"/>
-            <w:r>
-              <w:t>NVL(SUM(</w:t>
-            </w:r>
-            <w:proofErr w:type="gramEnd"/>
-            <w:r>
-              <w:t xml:space="preserve">CASE WHEN </w:t>
+              <w:t xml:space="preserve">+ NVL(SUM(CASE WHEN </w:t>
             </w:r>
             <w:r>
               <w:rPr>
@@ -15620,13 +14390,8 @@
               <w:spacing w:line="360" w:lineRule="auto"/>
               <w:jc w:val="left"/>
             </w:pPr>
-            <w:proofErr w:type="gramStart"/>
-            <w:r>
-              <w:t>NVL(SUM(</w:t>
-            </w:r>
-            <w:proofErr w:type="gramEnd"/>
-            <w:r>
-              <w:t xml:space="preserve">CASE WHEN </w:t>
+            <w:r>
+              <w:t xml:space="preserve">NVL(SUM(CASE WHEN </w:t>
             </w:r>
             <w:r>
               <w:rPr>
@@ -15639,13 +14404,8 @@
               <w:t xml:space="preserve"> = 'UnderwriterMaker' THEN </w:t>
             </w:r>
             <w:r>
-              <w:t>get_business_</w:t>
-            </w:r>
-            <w:proofErr w:type="gramStart"/>
-            <w:r>
-              <w:t>minute(</w:t>
-            </w:r>
-            <w:proofErr w:type="gramEnd"/>
+              <w:t>get_business_minute(</w:t>
+            </w:r>
             <w:r>
               <w:rPr>
                 <w:b/>
@@ -15679,15 +14439,7 @@
               </w:rPr>
             </w:pPr>
             <w:r>
-              <w:t xml:space="preserve">+ </w:t>
-            </w:r>
-            <w:proofErr w:type="gramStart"/>
-            <w:r>
-              <w:t>NVL(SUM(</w:t>
-            </w:r>
-            <w:proofErr w:type="gramEnd"/>
-            <w:r>
-              <w:t xml:space="preserve">CASE WHEN </w:t>
+              <w:t xml:space="preserve">+ NVL(SUM(CASE WHEN </w:t>
             </w:r>
             <w:r>
               <w:rPr>
@@ -15700,13 +14452,8 @@
               <w:t xml:space="preserve"> = 'UnderwriterChecker' THEN </w:t>
             </w:r>
             <w:r>
-              <w:t>get_business_</w:t>
-            </w:r>
-            <w:proofErr w:type="gramStart"/>
-            <w:r>
-              <w:t>minute(</w:t>
-            </w:r>
-            <w:proofErr w:type="gramEnd"/>
+              <w:t>get_business_minute(</w:t>
+            </w:r>
             <w:r>
               <w:rPr>
                 <w:b/>
@@ -15823,19 +14570,11 @@
                 <w:rFonts w:eastAsia="Calibri"/>
               </w:rPr>
             </w:pPr>
-            <w:proofErr w:type="gramStart"/>
-            <w:r>
-              <w:rPr>
-                <w:rFonts w:eastAsia="Calibri"/>
-              </w:rPr>
-              <w:t>NVL(SUM(</w:t>
-            </w:r>
-            <w:proofErr w:type="gramEnd"/>
-            <w:r>
-              <w:rPr>
-                <w:rFonts w:eastAsia="Calibri"/>
-              </w:rPr>
-              <w:t xml:space="preserve">CASE WHEN </w:t>
+            <w:r>
+              <w:rPr>
+                <w:rFonts w:eastAsia="Calibri"/>
+              </w:rPr>
+              <w:t xml:space="preserve">NVL(SUM(CASE WHEN </w:t>
             </w:r>
             <w:r>
               <w:rPr>
@@ -15964,19 +14703,11 @@
                 <w:rFonts w:eastAsia="Calibri"/>
               </w:rPr>
             </w:pPr>
-            <w:proofErr w:type="gramStart"/>
-            <w:r>
-              <w:rPr>
-                <w:color w:val="000000"/>
-              </w:rPr>
-              <w:t>NVL(SUM(</w:t>
-            </w:r>
-            <w:proofErr w:type="gramEnd"/>
-            <w:r>
-              <w:rPr>
-                <w:color w:val="000000"/>
-              </w:rPr>
-              <w:t xml:space="preserve">CASE WHEN </w:t>
+            <w:r>
+              <w:rPr>
+                <w:color w:val="000000"/>
+              </w:rPr>
+              <w:t xml:space="preserve">NVL(SUM(CASE WHEN </w:t>
             </w:r>
             <w:r>
               <w:rPr>
@@ -15996,16 +14727,8 @@
               <w:rPr>
                 <w:color w:val="000000"/>
               </w:rPr>
-              <w:t>get_business_</w:t>
-            </w:r>
-            <w:proofErr w:type="gramStart"/>
-            <w:r>
-              <w:rPr>
-                <w:color w:val="000000"/>
-              </w:rPr>
-              <w:t>minute(</w:t>
-            </w:r>
-            <w:proofErr w:type="gramEnd"/>
+              <w:t>get_business_minute(</w:t>
+            </w:r>
             <w:r>
               <w:rPr>
                 <w:b/>
@@ -16151,35 +14874,14 @@
               <w:rPr>
                 <w:color w:val="000000"/>
               </w:rPr>
-              <w:t xml:space="preserve"> &lt;= </w:t>
-            </w:r>
-            <w:proofErr w:type="gramStart"/>
-            <w:r>
-              <w:rPr>
-                <w:color w:val="000000"/>
-              </w:rPr>
-              <w:t>NVL(</w:t>
-            </w:r>
-            <w:proofErr w:type="gramEnd"/>
+              <w:t xml:space="preserve"> &lt;= NVL(</w:t>
+            </w:r>
             <w:r>
               <w:rPr>
                 <w:color w:val="000000"/>
               </w:rPr>
               <w:br/>
-            </w:r>
-            <w:proofErr w:type="gramStart"/>
-            <w:r>
-              <w:rPr>
-                <w:color w:val="000000"/>
-              </w:rPr>
-              <w:t>MIN(</w:t>
-            </w:r>
-            <w:proofErr w:type="gramEnd"/>
-            <w:r>
-              <w:rPr>
-                <w:color w:val="000000"/>
-              </w:rPr>
-              <w:t xml:space="preserve">CASE WHEN </w:t>
+              <w:t xml:space="preserve">MIN(CASE WHEN </w:t>
             </w:r>
             <w:r>
               <w:rPr>
@@ -16214,49 +14916,7 @@
               <w:rPr>
                 <w:color w:val="000000"/>
               </w:rPr>
-              <w:t xml:space="preserve"> IN ('Submit', 'Send </w:t>
-            </w:r>
-            <w:proofErr w:type="gramStart"/>
-            <w:r>
-              <w:rPr>
-                <w:color w:val="000000"/>
-              </w:rPr>
-              <w:t>To</w:t>
-            </w:r>
-            <w:proofErr w:type="gramEnd"/>
-            <w:r>
-              <w:rPr>
-                <w:color w:val="000000"/>
-              </w:rPr>
-              <w:t xml:space="preserve"> HOSupport', 'Send </w:t>
-            </w:r>
-            <w:proofErr w:type="gramStart"/>
-            <w:r>
-              <w:rPr>
-                <w:color w:val="000000"/>
-              </w:rPr>
-              <w:t>To</w:t>
-            </w:r>
-            <w:proofErr w:type="gramEnd"/>
-            <w:r>
-              <w:rPr>
-                <w:color w:val="000000"/>
-              </w:rPr>
-              <w:t xml:space="preserve"> PostSanction', 'Reject', 'Submit </w:t>
-            </w:r>
-            <w:proofErr w:type="gramStart"/>
-            <w:r>
-              <w:rPr>
-                <w:color w:val="000000"/>
-              </w:rPr>
-              <w:t>To</w:t>
-            </w:r>
-            <w:proofErr w:type="gramEnd"/>
-            <w:r>
-              <w:rPr>
-                <w:color w:val="000000"/>
-              </w:rPr>
-              <w:t xml:space="preserve"> DisbursementMaker') THEN </w:t>
+              <w:t xml:space="preserve"> IN ('Submit', 'Send To HOSupport', 'Send To PostSanction', 'Reject', 'Submit To DisbursementMaker') THEN </w:t>
             </w:r>
             <w:r>
               <w:rPr>
@@ -16361,7 +15021,7 @@
                 <w:iCs/>
               </w:rPr>
             </w:pPr>
-            <w:hyperlink r:id="rId12" w:anchor="_msocom_8" w:history="1">
+            <w:hyperlink r:id="rId11" w:anchor="_msocom_8" w:history="1">
               <w:r>
                 <w:rPr>
                   <w:rStyle w:val="Hyperlink"/>
@@ -16424,21 +15084,7 @@
               <w:rPr>
                 <w:rFonts w:eastAsia="Calibri"/>
               </w:rPr>
-              <w:t xml:space="preserve">Lấy </w:t>
-            </w:r>
-            <w:proofErr w:type="gramStart"/>
-            <w:r>
-              <w:rPr>
-                <w:rFonts w:eastAsia="Calibri"/>
-              </w:rPr>
-              <w:t>Min(</w:t>
-            </w:r>
-            <w:proofErr w:type="gramEnd"/>
-            <w:r>
-              <w:rPr>
-                <w:rFonts w:eastAsia="Calibri"/>
-              </w:rPr>
-              <w:t xml:space="preserve">ENTRYDATE) tại </w:t>
+              <w:t xml:space="preserve">Lấy Min(ENTRYDATE) tại </w:t>
             </w:r>
             <w:r>
               <w:rPr>
@@ -16543,21 +15189,7 @@
               <w:rPr>
                 <w:rFonts w:eastAsia="Calibri"/>
               </w:rPr>
-              <w:t xml:space="preserve">Lấy </w:t>
-            </w:r>
-            <w:proofErr w:type="gramStart"/>
-            <w:r>
-              <w:rPr>
-                <w:rFonts w:eastAsia="Calibri"/>
-              </w:rPr>
-              <w:t>Max(</w:t>
-            </w:r>
-            <w:proofErr w:type="gramEnd"/>
-            <w:r>
-              <w:rPr>
-                <w:rFonts w:eastAsia="Calibri"/>
-              </w:rPr>
-              <w:t>EXITDATE) tại WORKSTEP = 'DetailDataEntry'</w:t>
+              <w:t>Lấy Max(EXITDATE) tại WORKSTEP = 'DetailDataEntry'</w:t>
             </w:r>
           </w:p>
         </w:tc>
@@ -17797,32 +16429,14 @@
                 <w:rFonts w:eastAsia="Calibri"/>
               </w:rPr>
             </w:pPr>
-            <w:hyperlink r:id="rId13" w:anchor="_msocom_1" w:history="1">
+            <w:hyperlink r:id="rId12" w:anchor="_msocom_1" w:history="1">
               <w:r>
                 <w:rPr>
                   <w:rStyle w:val="Hyperlink"/>
                   <w:color w:val="000000"/>
                   <w:u w:val="none"/>
                 </w:rPr>
-                <w:t xml:space="preserve">Ngày dữ </w:t>
-              </w:r>
-              <w:proofErr w:type="gramStart"/>
-              <w:r>
-                <w:rPr>
-                  <w:rStyle w:val="Hyperlink"/>
-                  <w:color w:val="000000"/>
-                  <w:u w:val="none"/>
-                </w:rPr>
-                <w:t>liệu  -</w:t>
-              </w:r>
-              <w:proofErr w:type="gramEnd"/>
-              <w:r>
-                <w:rPr>
-                  <w:rStyle w:val="Hyperlink"/>
-                  <w:color w:val="000000"/>
-                  <w:u w:val="none"/>
-                </w:rPr>
-                <w:t xml:space="preserve"> Ngày mới nhất của dữ liệu</w:t>
+                <w:t>Ngày dữ liệu  - Ngày mới nhất của dữ liệu</w:t>
               </w:r>
             </w:hyperlink>
           </w:p>
@@ -17895,14 +16509,12 @@
               </w:rPr>
               <w:t xml:space="preserve">Lấy </w:t>
             </w:r>
-            <w:proofErr w:type="gramStart"/>
             <w:r>
               <w:rPr>
                 <w:rFonts w:eastAsia="Calibri"/>
               </w:rPr>
               <w:t>Max(</w:t>
             </w:r>
-            <w:proofErr w:type="gramEnd"/>
             <w:r>
               <w:rPr>
                 <w:color w:val="000000"/>
@@ -17910,31 +16522,7 @@
               <w:t xml:space="preserve">EXITDATE) với điều kiện </w:t>
             </w:r>
             <w:r>
-              <w:t xml:space="preserve">WORKSTEP in ('CreditCommittee', 'CreditApproval') và DECISION in ('Send </w:t>
-            </w:r>
-            <w:proofErr w:type="gramStart"/>
-            <w:r>
-              <w:t>To</w:t>
-            </w:r>
-            <w:proofErr w:type="gramEnd"/>
-            <w:r>
-              <w:t xml:space="preserve"> HOSupport', 'Reject', 'Submit', 'Send </w:t>
-            </w:r>
-            <w:proofErr w:type="gramStart"/>
-            <w:r>
-              <w:t>To</w:t>
-            </w:r>
-            <w:proofErr w:type="gramEnd"/>
-            <w:r>
-              <w:t xml:space="preserve"> PostSanction', 'Submit </w:t>
-            </w:r>
-            <w:proofErr w:type="gramStart"/>
-            <w:r>
-              <w:t>To</w:t>
-            </w:r>
-            <w:proofErr w:type="gramEnd"/>
-            <w:r>
-              <w:t xml:space="preserve"> DisbursementMaker')</w:t>
+              <w:t>WORKSTEP in ('CreditCommittee', 'CreditApproval') và DECISION in ('Send To HOSupport', 'Reject', 'Submit', 'Send To PostSanction', 'Submit To DisbursementMaker')</w:t>
             </w:r>
           </w:p>
           <w:p>
@@ -17969,16 +16557,8 @@
               <w:rPr>
                 <w:rFonts w:eastAsia="Calibri"/>
               </w:rPr>
-              <w:t xml:space="preserve">Lấy </w:t>
-            </w:r>
-            <w:proofErr w:type="gramStart"/>
-            <w:r>
-              <w:rPr>
-                <w:rFonts w:eastAsia="Calibri"/>
-              </w:rPr>
-              <w:t>NVL(</w:t>
-            </w:r>
-            <w:proofErr w:type="gramEnd"/>
+              <w:t>Lấy NVL(</w:t>
+            </w:r>
             <w:r>
               <w:rPr>
                 <w:color w:val="000000"/>
@@ -18030,21 +16610,7 @@
               <w:rPr>
                 <w:color w:val="000000"/>
               </w:rPr>
-              <w:t xml:space="preserve">Lấy giá trị </w:t>
-            </w:r>
-            <w:proofErr w:type="gramStart"/>
-            <w:r>
-              <w:rPr>
-                <w:color w:val="000000"/>
-              </w:rPr>
-              <w:t>Max(</w:t>
-            </w:r>
-            <w:proofErr w:type="gramEnd"/>
-            <w:r>
-              <w:rPr>
-                <w:color w:val="000000"/>
-              </w:rPr>
-              <w:t>EXITDATE)</w:t>
+              <w:t>Lấy giá trị Max(EXITDATE)</w:t>
             </w:r>
           </w:p>
         </w:tc>
@@ -18188,7 +16754,7 @@
                 <w:rFonts w:eastAsia="Calibri"/>
               </w:rPr>
             </w:pPr>
-            <w:hyperlink r:id="rId14" w:anchor="_msocom_2" w:history="1">
+            <w:hyperlink r:id="rId13" w:anchor="_msocom_2" w:history="1">
               <w:r>
                 <w:rPr>
                   <w:rStyle w:val="Hyperlink"/>
@@ -18260,49 +16826,7 @@
               <w:rPr>
                 <w:rFonts w:eastAsia="Calibri"/>
               </w:rPr>
-              <w:t xml:space="preserve"> IN ('Submit', 'Send </w:t>
-            </w:r>
-            <w:proofErr w:type="gramStart"/>
-            <w:r>
-              <w:rPr>
-                <w:rFonts w:eastAsia="Calibri"/>
-              </w:rPr>
-              <w:t>To</w:t>
-            </w:r>
-            <w:proofErr w:type="gramEnd"/>
-            <w:r>
-              <w:rPr>
-                <w:rFonts w:eastAsia="Calibri"/>
-              </w:rPr>
-              <w:t xml:space="preserve"> PostSanction','Submit </w:t>
-            </w:r>
-            <w:proofErr w:type="gramStart"/>
-            <w:r>
-              <w:rPr>
-                <w:rFonts w:eastAsia="Calibri"/>
-              </w:rPr>
-              <w:t>To</w:t>
-            </w:r>
-            <w:proofErr w:type="gramEnd"/>
-            <w:r>
-              <w:rPr>
-                <w:rFonts w:eastAsia="Calibri"/>
-              </w:rPr>
-              <w:t xml:space="preserve"> DisbursementMaker', 'Send </w:t>
-            </w:r>
-            <w:proofErr w:type="gramStart"/>
-            <w:r>
-              <w:rPr>
-                <w:rFonts w:eastAsia="Calibri"/>
-              </w:rPr>
-              <w:t>To</w:t>
-            </w:r>
-            <w:proofErr w:type="gramEnd"/>
-            <w:r>
-              <w:rPr>
-                <w:rFonts w:eastAsia="Calibri"/>
-              </w:rPr>
-              <w:t xml:space="preserve"> HOSupport') THEN </w:t>
+              <w:t xml:space="preserve"> IN ('Submit', 'Send To PostSanction','Submit To DisbursementMaker', 'Send To HOSupport') THEN </w:t>
             </w:r>
             <w:r>
               <w:rPr>
@@ -18518,19 +17042,11 @@
                 <w:rFonts w:eastAsia="Calibri"/>
               </w:rPr>
             </w:pPr>
-            <w:proofErr w:type="gramStart"/>
-            <w:r>
-              <w:rPr>
-                <w:rFonts w:eastAsia="Calibri"/>
-              </w:rPr>
-              <w:t>NVL(SUM(</w:t>
-            </w:r>
-            <w:proofErr w:type="gramEnd"/>
-            <w:r>
-              <w:rPr>
-                <w:rFonts w:eastAsia="Calibri"/>
-              </w:rPr>
-              <w:t xml:space="preserve">CASE WHEN </w:t>
+            <w:r>
+              <w:rPr>
+                <w:rFonts w:eastAsia="Calibri"/>
+              </w:rPr>
+              <w:t xml:space="preserve">NVL(SUM(CASE WHEN </w:t>
             </w:r>
             <w:r>
               <w:rPr>
@@ -18653,19 +17169,11 @@
                 <w:rFonts w:eastAsia="Calibri"/>
               </w:rPr>
             </w:pPr>
-            <w:proofErr w:type="gramStart"/>
-            <w:r>
-              <w:rPr>
-                <w:rFonts w:eastAsia="Calibri"/>
-              </w:rPr>
-              <w:t>NVL(SUM(</w:t>
-            </w:r>
-            <w:proofErr w:type="gramEnd"/>
-            <w:r>
-              <w:rPr>
-                <w:rFonts w:eastAsia="Calibri"/>
-              </w:rPr>
-              <w:t xml:space="preserve">CASE WHEN </w:t>
+            <w:r>
+              <w:rPr>
+                <w:rFonts w:eastAsia="Calibri"/>
+              </w:rPr>
+              <w:t xml:space="preserve">NVL(SUM(CASE WHEN </w:t>
             </w:r>
             <w:r>
               <w:rPr>
@@ -18679,16 +17187,8 @@
               <w:rPr>
                 <w:rFonts w:eastAsia="Calibri"/>
               </w:rPr>
-              <w:t xml:space="preserve"> = 'BranchSupport' THEN get_business_</w:t>
-            </w:r>
-            <w:proofErr w:type="gramStart"/>
-            <w:r>
-              <w:rPr>
-                <w:rFonts w:eastAsia="Calibri"/>
-              </w:rPr>
-              <w:t>minute(</w:t>
-            </w:r>
-            <w:proofErr w:type="gramEnd"/>
+              <w:t xml:space="preserve"> = 'BranchSupport' THEN get_business_minute(</w:t>
+            </w:r>
             <w:r>
               <w:rPr>
                 <w:rFonts w:eastAsia="Calibri"/>
@@ -18738,25 +17238,7 @@
                 <w:b/>
                 <w:bCs/>
               </w:rPr>
-              <w:t>get_business_</w:t>
-            </w:r>
-            <w:proofErr w:type="gramStart"/>
-            <w:r>
-              <w:rPr>
-                <w:rFonts w:eastAsia="Calibri"/>
-                <w:b/>
-                <w:bCs/>
-              </w:rPr>
-              <w:t>minute(</w:t>
-            </w:r>
-            <w:proofErr w:type="gramEnd"/>
-            <w:r>
-              <w:rPr>
-                <w:rFonts w:eastAsia="Calibri"/>
-                <w:b/>
-                <w:bCs/>
-              </w:rPr>
-              <w:t>)</w:t>
+              <w:t>get_business_minute()</w:t>
             </w:r>
             <w:r>
               <w:rPr>
@@ -18828,7 +17310,7 @@
                 <w:rFonts w:eastAsia="Calibri"/>
               </w:rPr>
             </w:pPr>
-            <w:hyperlink r:id="rId15" w:anchor="_msocom_3" w:history="1">
+            <w:hyperlink r:id="rId14" w:anchor="_msocom_3" w:history="1">
               <w:r>
                 <w:rPr>
                   <w:rStyle w:val="Hyperlink"/>
@@ -18867,19 +17349,11 @@
                 <w:rFonts w:eastAsia="Calibri"/>
               </w:rPr>
             </w:pPr>
-            <w:proofErr w:type="gramStart"/>
-            <w:r>
-              <w:rPr>
-                <w:rFonts w:eastAsia="Calibri"/>
-              </w:rPr>
-              <w:t>NVL(SUM(</w:t>
-            </w:r>
-            <w:proofErr w:type="gramEnd"/>
-            <w:r>
-              <w:rPr>
-                <w:rFonts w:eastAsia="Calibri"/>
-              </w:rPr>
-              <w:t xml:space="preserve">CASE WHEN </w:t>
+            <w:r>
+              <w:rPr>
+                <w:rFonts w:eastAsia="Calibri"/>
+              </w:rPr>
+              <w:t xml:space="preserve">NVL(SUM(CASE WHEN </w:t>
             </w:r>
             <w:r>
               <w:rPr>
@@ -18893,16 +17367,8 @@
               <w:rPr>
                 <w:rFonts w:eastAsia="Calibri"/>
               </w:rPr>
-              <w:t xml:space="preserve"> = 'BranchSupport' THEN get_business_minute_</w:t>
-            </w:r>
-            <w:proofErr w:type="gramStart"/>
-            <w:r>
-              <w:rPr>
-                <w:rFonts w:eastAsia="Calibri"/>
-              </w:rPr>
-              <w:t>cpc(</w:t>
-            </w:r>
-            <w:proofErr w:type="gramEnd"/>
+              <w:t xml:space="preserve"> = 'BranchSupport' THEN get_business_minute_cpc(</w:t>
+            </w:r>
             <w:r>
               <w:rPr>
                 <w:rFonts w:eastAsia="Calibri"/>
@@ -18952,25 +17418,7 @@
                 <w:b/>
                 <w:bCs/>
               </w:rPr>
-              <w:t>get_business_minute_</w:t>
-            </w:r>
-            <w:proofErr w:type="gramStart"/>
-            <w:r>
-              <w:rPr>
-                <w:rFonts w:eastAsia="Calibri"/>
-                <w:b/>
-                <w:bCs/>
-              </w:rPr>
-              <w:t>cpc(</w:t>
-            </w:r>
-            <w:proofErr w:type="gramEnd"/>
-            <w:r>
-              <w:rPr>
-                <w:rFonts w:eastAsia="Calibri"/>
-                <w:b/>
-                <w:bCs/>
-              </w:rPr>
-              <w:t>)</w:t>
+              <w:t>get_business_minute_cpc()</w:t>
             </w:r>
             <w:r>
               <w:rPr>
@@ -19077,19 +17525,11 @@
                 <w:rFonts w:eastAsia="Calibri"/>
               </w:rPr>
             </w:pPr>
-            <w:proofErr w:type="gramStart"/>
-            <w:r>
-              <w:rPr>
-                <w:color w:val="000000"/>
-              </w:rPr>
-              <w:t>NVL(SUM(</w:t>
-            </w:r>
-            <w:proofErr w:type="gramEnd"/>
-            <w:r>
-              <w:rPr>
-                <w:color w:val="000000"/>
-              </w:rPr>
-              <w:t xml:space="preserve">CASE WHEN </w:t>
+            <w:r>
+              <w:rPr>
+                <w:color w:val="000000"/>
+              </w:rPr>
+              <w:t xml:space="preserve">NVL(SUM(CASE WHEN </w:t>
             </w:r>
             <w:r>
               <w:rPr>
@@ -19212,19 +17652,11 @@
                 <w:rFonts w:eastAsia="Calibri"/>
               </w:rPr>
             </w:pPr>
-            <w:proofErr w:type="gramStart"/>
-            <w:r>
-              <w:rPr>
-                <w:rFonts w:eastAsia="Calibri"/>
-              </w:rPr>
-              <w:t>NVL(SUM(</w:t>
-            </w:r>
-            <w:proofErr w:type="gramEnd"/>
-            <w:r>
-              <w:rPr>
-                <w:rFonts w:eastAsia="Calibri"/>
-              </w:rPr>
-              <w:t xml:space="preserve">CASE WHEN </w:t>
+            <w:r>
+              <w:rPr>
+                <w:rFonts w:eastAsia="Calibri"/>
+              </w:rPr>
+              <w:t xml:space="preserve">NVL(SUM(CASE WHEN </w:t>
             </w:r>
             <w:r>
               <w:rPr>
@@ -19238,16 +17670,8 @@
               <w:rPr>
                 <w:rFonts w:eastAsia="Calibri"/>
               </w:rPr>
-              <w:t xml:space="preserve"> = 'DetailDataEntry' THEN get_business_</w:t>
-            </w:r>
-            <w:proofErr w:type="gramStart"/>
-            <w:r>
-              <w:rPr>
-                <w:rFonts w:eastAsia="Calibri"/>
-              </w:rPr>
-              <w:t>minute(</w:t>
-            </w:r>
-            <w:proofErr w:type="gramEnd"/>
+              <w:t xml:space="preserve"> = 'DetailDataEntry' THEN get_business_minute(</w:t>
+            </w:r>
             <w:r>
               <w:rPr>
                 <w:rFonts w:eastAsia="Calibri"/>
@@ -19355,19 +17779,11 @@
                 <w:rFonts w:eastAsia="Calibri"/>
               </w:rPr>
             </w:pPr>
-            <w:proofErr w:type="gramStart"/>
-            <w:r>
-              <w:rPr>
-                <w:rFonts w:eastAsia="Calibri"/>
-              </w:rPr>
-              <w:t>NVL(SUM(</w:t>
-            </w:r>
-            <w:proofErr w:type="gramEnd"/>
-            <w:r>
-              <w:rPr>
-                <w:rFonts w:eastAsia="Calibri"/>
-              </w:rPr>
-              <w:t xml:space="preserve">CASE WHEN </w:t>
+            <w:r>
+              <w:rPr>
+                <w:rFonts w:eastAsia="Calibri"/>
+              </w:rPr>
+              <w:t xml:space="preserve">NVL(SUM(CASE WHEN </w:t>
             </w:r>
             <w:r>
               <w:rPr>
@@ -19381,16 +17797,8 @@
               <w:rPr>
                 <w:rFonts w:eastAsia="Calibri"/>
               </w:rPr>
-              <w:t xml:space="preserve"> = 'DetailDataEntry' THEN get_business_minute_</w:t>
-            </w:r>
-            <w:proofErr w:type="gramStart"/>
-            <w:r>
-              <w:rPr>
-                <w:rFonts w:eastAsia="Calibri"/>
-              </w:rPr>
-              <w:t>cpc(</w:t>
-            </w:r>
-            <w:proofErr w:type="gramEnd"/>
+              <w:t xml:space="preserve"> = 'DetailDataEntry' THEN get_business_minute_cpc(</w:t>
+            </w:r>
             <w:r>
               <w:rPr>
                 <w:rFonts w:eastAsia="Calibri"/>
@@ -19512,19 +17920,11 @@
                 <w:rFonts w:eastAsia="Calibri"/>
               </w:rPr>
             </w:pPr>
-            <w:proofErr w:type="gramStart"/>
-            <w:r>
-              <w:rPr>
-                <w:color w:val="000000"/>
-              </w:rPr>
-              <w:t>NVL(SUM(</w:t>
-            </w:r>
-            <w:proofErr w:type="gramEnd"/>
-            <w:r>
-              <w:rPr>
-                <w:color w:val="000000"/>
-              </w:rPr>
-              <w:t xml:space="preserve">CASE WHEN </w:t>
+            <w:r>
+              <w:rPr>
+                <w:color w:val="000000"/>
+              </w:rPr>
+              <w:t xml:space="preserve">NVL(SUM(CASE WHEN </w:t>
             </w:r>
             <w:r>
               <w:rPr>
@@ -19647,19 +18047,11 @@
                 <w:rFonts w:eastAsia="Calibri"/>
               </w:rPr>
             </w:pPr>
-            <w:proofErr w:type="gramStart"/>
-            <w:r>
-              <w:rPr>
-                <w:rFonts w:eastAsia="Calibri"/>
-              </w:rPr>
-              <w:t>NVL(SUM(</w:t>
-            </w:r>
-            <w:proofErr w:type="gramEnd"/>
-            <w:r>
-              <w:rPr>
-                <w:rFonts w:eastAsia="Calibri"/>
-              </w:rPr>
-              <w:t xml:space="preserve">CASE WHEN </w:t>
+            <w:r>
+              <w:rPr>
+                <w:rFonts w:eastAsia="Calibri"/>
+              </w:rPr>
+              <w:t xml:space="preserve">NVL(SUM(CASE WHEN </w:t>
             </w:r>
             <w:r>
               <w:rPr>
@@ -19685,16 +18077,8 @@
               <w:rPr>
                 <w:rFonts w:eastAsia="Calibri"/>
               </w:rPr>
-              <w:t xml:space="preserve"> THEN get_business_</w:t>
-            </w:r>
-            <w:proofErr w:type="gramStart"/>
-            <w:r>
-              <w:rPr>
-                <w:rFonts w:eastAsia="Calibri"/>
-              </w:rPr>
-              <w:t>minute(</w:t>
-            </w:r>
-            <w:proofErr w:type="gramEnd"/>
+              <w:t xml:space="preserve"> THEN get_business_minute(</w:t>
+            </w:r>
             <w:r>
               <w:rPr>
                 <w:rFonts w:eastAsia="Calibri"/>
@@ -19816,19 +18200,11 @@
                 <w:rFonts w:eastAsia="Calibri"/>
               </w:rPr>
             </w:pPr>
-            <w:proofErr w:type="gramStart"/>
-            <w:r>
-              <w:rPr>
-                <w:rFonts w:eastAsia="Calibri"/>
-              </w:rPr>
-              <w:t>NVL(SUM(</w:t>
-            </w:r>
-            <w:proofErr w:type="gramEnd"/>
-            <w:r>
-              <w:rPr>
-                <w:rFonts w:eastAsia="Calibri"/>
-              </w:rPr>
-              <w:t xml:space="preserve">CASE WHEN </w:t>
+            <w:r>
+              <w:rPr>
+                <w:rFonts w:eastAsia="Calibri"/>
+              </w:rPr>
+              <w:t xml:space="preserve">NVL(SUM(CASE WHEN </w:t>
             </w:r>
             <w:r>
               <w:rPr>
@@ -19854,16 +18230,8 @@
               <w:rPr>
                 <w:rFonts w:eastAsia="Calibri"/>
               </w:rPr>
-              <w:t xml:space="preserve"> THEN get_business_minute_</w:t>
-            </w:r>
-            <w:proofErr w:type="gramStart"/>
-            <w:r>
-              <w:rPr>
-                <w:rFonts w:eastAsia="Calibri"/>
-              </w:rPr>
-              <w:t>cpc(</w:t>
-            </w:r>
-            <w:proofErr w:type="gramEnd"/>
+              <w:t xml:space="preserve"> THEN get_business_minute_cpc(</w:t>
+            </w:r>
             <w:r>
               <w:rPr>
                 <w:rFonts w:eastAsia="Calibri"/>
@@ -19985,19 +18353,11 @@
                 <w:rFonts w:eastAsia="Calibri"/>
               </w:rPr>
             </w:pPr>
-            <w:proofErr w:type="gramStart"/>
-            <w:r>
-              <w:rPr>
-                <w:color w:val="000000"/>
-              </w:rPr>
-              <w:t>NVL(SUM(</w:t>
-            </w:r>
-            <w:proofErr w:type="gramEnd"/>
-            <w:r>
-              <w:rPr>
-                <w:color w:val="000000"/>
-              </w:rPr>
-              <w:t xml:space="preserve">CASE WHEN </w:t>
+            <w:r>
+              <w:rPr>
+                <w:color w:val="000000"/>
+              </w:rPr>
+              <w:t xml:space="preserve">NVL(SUM(CASE WHEN </w:t>
             </w:r>
             <w:r>
               <w:rPr>
@@ -20136,20 +18496,12 @@
                 <w:rFonts w:eastAsia="Calibri"/>
               </w:rPr>
             </w:pPr>
-            <w:proofErr w:type="gramStart"/>
             <w:r>
               <w:rPr>
                 <w:rFonts w:eastAsia="Calibri"/>
               </w:rPr>
               <w:lastRenderedPageBreak/>
-              <w:t>NVL(SUM(</w:t>
-            </w:r>
-            <w:proofErr w:type="gramEnd"/>
-            <w:r>
-              <w:rPr>
-                <w:rFonts w:eastAsia="Calibri"/>
-              </w:rPr>
-              <w:t xml:space="preserve">CASE WHEN </w:t>
+              <w:t xml:space="preserve">NVL(SUM(CASE WHEN </w:t>
             </w:r>
             <w:r>
               <w:rPr>
@@ -20175,16 +18527,8 @@
               <w:rPr>
                 <w:rFonts w:eastAsia="Calibri"/>
               </w:rPr>
-              <w:t>THEN get_business_</w:t>
-            </w:r>
-            <w:proofErr w:type="gramStart"/>
-            <w:r>
-              <w:rPr>
-                <w:rFonts w:eastAsia="Calibri"/>
-              </w:rPr>
-              <w:t>minute(</w:t>
-            </w:r>
-            <w:proofErr w:type="gramEnd"/>
+              <w:t>THEN get_business_minute(</w:t>
+            </w:r>
             <w:r>
               <w:rPr>
                 <w:rFonts w:eastAsia="Calibri"/>
@@ -20306,19 +18650,11 @@
                 <w:rFonts w:eastAsia="Calibri"/>
               </w:rPr>
             </w:pPr>
-            <w:proofErr w:type="gramStart"/>
-            <w:r>
-              <w:rPr>
-                <w:rFonts w:eastAsia="Calibri"/>
-              </w:rPr>
-              <w:t>NVL(SUM(</w:t>
-            </w:r>
-            <w:proofErr w:type="gramEnd"/>
-            <w:r>
-              <w:rPr>
-                <w:rFonts w:eastAsia="Calibri"/>
-              </w:rPr>
-              <w:t xml:space="preserve">CASE WHEN </w:t>
+            <w:r>
+              <w:rPr>
+                <w:rFonts w:eastAsia="Calibri"/>
+              </w:rPr>
+              <w:t xml:space="preserve">NVL(SUM(CASE WHEN </w:t>
             </w:r>
             <w:r>
               <w:rPr>
@@ -20344,16 +18680,8 @@
               <w:rPr>
                 <w:rFonts w:eastAsia="Calibri"/>
               </w:rPr>
-              <w:t>THEN get_business_minute_</w:t>
-            </w:r>
-            <w:proofErr w:type="gramStart"/>
-            <w:r>
-              <w:rPr>
-                <w:rFonts w:eastAsia="Calibri"/>
-              </w:rPr>
-              <w:t>cpc(</w:t>
-            </w:r>
-            <w:proofErr w:type="gramEnd"/>
+              <w:t>THEN get_business_minute_cpc(</w:t>
+            </w:r>
             <w:r>
               <w:rPr>
                 <w:rFonts w:eastAsia="Calibri"/>
@@ -20475,19 +18803,11 @@
                 <w:rFonts w:eastAsia="Calibri"/>
               </w:rPr>
             </w:pPr>
-            <w:proofErr w:type="gramStart"/>
-            <w:r>
-              <w:rPr>
-                <w:color w:val="000000"/>
-              </w:rPr>
-              <w:t>NVL(SUM(</w:t>
-            </w:r>
-            <w:proofErr w:type="gramEnd"/>
-            <w:r>
-              <w:rPr>
-                <w:color w:val="000000"/>
-              </w:rPr>
-              <w:t xml:space="preserve">CASE WHEN </w:t>
+            <w:r>
+              <w:rPr>
+                <w:color w:val="000000"/>
+              </w:rPr>
+              <w:t xml:space="preserve">NVL(SUM(CASE WHEN </w:t>
             </w:r>
             <w:r>
               <w:rPr>
@@ -20610,19 +18930,11 @@
                 <w:rFonts w:eastAsia="Calibri"/>
               </w:rPr>
             </w:pPr>
-            <w:proofErr w:type="gramStart"/>
-            <w:r>
-              <w:rPr>
-                <w:rFonts w:eastAsia="Calibri"/>
-              </w:rPr>
-              <w:t>NVL(SUM(</w:t>
-            </w:r>
-            <w:proofErr w:type="gramEnd"/>
-            <w:r>
-              <w:rPr>
-                <w:rFonts w:eastAsia="Calibri"/>
-              </w:rPr>
-              <w:t xml:space="preserve">CASE WHEN </w:t>
+            <w:r>
+              <w:rPr>
+                <w:rFonts w:eastAsia="Calibri"/>
+              </w:rPr>
+              <w:t xml:space="preserve">NVL(SUM(CASE WHEN </w:t>
             </w:r>
             <w:r>
               <w:rPr>
@@ -20648,16 +18960,8 @@
               <w:rPr>
                 <w:rFonts w:eastAsia="Calibri"/>
               </w:rPr>
-              <w:t>THEN get_business_</w:t>
-            </w:r>
-            <w:proofErr w:type="gramStart"/>
-            <w:r>
-              <w:rPr>
-                <w:rFonts w:eastAsia="Calibri"/>
-              </w:rPr>
-              <w:t>minute(</w:t>
-            </w:r>
-            <w:proofErr w:type="gramEnd"/>
+              <w:t>THEN get_business_minute(</w:t>
+            </w:r>
             <w:r>
               <w:rPr>
                 <w:rFonts w:eastAsia="Calibri"/>
@@ -20779,19 +19083,11 @@
                 <w:rFonts w:eastAsia="Calibri"/>
               </w:rPr>
             </w:pPr>
-            <w:proofErr w:type="gramStart"/>
-            <w:r>
-              <w:rPr>
-                <w:rFonts w:eastAsia="Calibri"/>
-              </w:rPr>
-              <w:t>NVL(SUM(</w:t>
-            </w:r>
-            <w:proofErr w:type="gramEnd"/>
-            <w:r>
-              <w:rPr>
-                <w:rFonts w:eastAsia="Calibri"/>
-              </w:rPr>
-              <w:t xml:space="preserve">CASE WHEN </w:t>
+            <w:r>
+              <w:rPr>
+                <w:rFonts w:eastAsia="Calibri"/>
+              </w:rPr>
+              <w:t xml:space="preserve">NVL(SUM(CASE WHEN </w:t>
             </w:r>
             <w:r>
               <w:rPr>
@@ -20817,16 +19113,8 @@
               <w:rPr>
                 <w:rFonts w:eastAsia="Calibri"/>
               </w:rPr>
-              <w:t>THEN get_business_minute_</w:t>
-            </w:r>
-            <w:proofErr w:type="gramStart"/>
-            <w:r>
-              <w:rPr>
-                <w:rFonts w:eastAsia="Calibri"/>
-              </w:rPr>
-              <w:t>cpc(</w:t>
-            </w:r>
-            <w:proofErr w:type="gramEnd"/>
+              <w:t>THEN get_business_minute_cpc(</w:t>
+            </w:r>
             <w:r>
               <w:rPr>
                 <w:rFonts w:eastAsia="Calibri"/>
@@ -20948,19 +19236,11 @@
                 <w:rFonts w:eastAsia="Calibri"/>
               </w:rPr>
             </w:pPr>
-            <w:proofErr w:type="gramStart"/>
-            <w:r>
-              <w:rPr>
-                <w:rFonts w:eastAsia="Calibri"/>
-              </w:rPr>
-              <w:t>NVL(SUM(</w:t>
-            </w:r>
-            <w:proofErr w:type="gramEnd"/>
-            <w:r>
-              <w:rPr>
-                <w:rFonts w:eastAsia="Calibri"/>
-              </w:rPr>
-              <w:t xml:space="preserve">CASE WHEN </w:t>
+            <w:r>
+              <w:rPr>
+                <w:rFonts w:eastAsia="Calibri"/>
+              </w:rPr>
+              <w:t xml:space="preserve">NVL(SUM(CASE WHEN </w:t>
             </w:r>
             <w:r>
               <w:rPr>
@@ -20974,16 +19254,8 @@
               <w:rPr>
                 <w:rFonts w:eastAsia="Calibri"/>
               </w:rPr>
-              <w:t xml:space="preserve"> IN ('UnderwriterMaker','UnderwriterChecker') THEN get_business_minute_</w:t>
-            </w:r>
-            <w:proofErr w:type="gramStart"/>
-            <w:r>
-              <w:rPr>
-                <w:rFonts w:eastAsia="Calibri"/>
-              </w:rPr>
-              <w:t>cpc(</w:t>
-            </w:r>
-            <w:proofErr w:type="gramEnd"/>
+              <w:t xml:space="preserve"> IN ('UnderwriterMaker','UnderwriterChecker') THEN get_business_minute_cpc(</w:t>
+            </w:r>
             <w:r>
               <w:rPr>
                 <w:rFonts w:eastAsia="Calibri"/>
@@ -21105,19 +19377,11 @@
                 <w:rFonts w:eastAsia="Calibri"/>
               </w:rPr>
             </w:pPr>
-            <w:proofErr w:type="gramStart"/>
-            <w:r>
-              <w:rPr>
-                <w:rFonts w:eastAsia="Calibri"/>
-              </w:rPr>
-              <w:t>NVL(SUM(</w:t>
-            </w:r>
-            <w:proofErr w:type="gramEnd"/>
-            <w:r>
-              <w:rPr>
-                <w:rFonts w:eastAsia="Calibri"/>
-              </w:rPr>
-              <w:t xml:space="preserve">CASE WHEN </w:t>
+            <w:r>
+              <w:rPr>
+                <w:rFonts w:eastAsia="Calibri"/>
+              </w:rPr>
+              <w:t xml:space="preserve">NVL(SUM(CASE WHEN </w:t>
             </w:r>
             <w:r>
               <w:rPr>
@@ -21252,19 +19516,11 @@
                 <w:rFonts w:eastAsia="Calibri"/>
               </w:rPr>
             </w:pPr>
-            <w:proofErr w:type="gramStart"/>
-            <w:r>
-              <w:rPr>
-                <w:rFonts w:eastAsia="Calibri"/>
-              </w:rPr>
-              <w:t>NVL(SUM(</w:t>
-            </w:r>
-            <w:proofErr w:type="gramEnd"/>
-            <w:r>
-              <w:rPr>
-                <w:rFonts w:eastAsia="Calibri"/>
-              </w:rPr>
-              <w:t xml:space="preserve">CASE WHEN </w:t>
+            <w:r>
+              <w:rPr>
+                <w:rFonts w:eastAsia="Calibri"/>
+              </w:rPr>
+              <w:t xml:space="preserve">NVL(SUM(CASE WHEN </w:t>
             </w:r>
             <w:r>
               <w:rPr>
@@ -21290,16 +19546,8 @@
               <w:rPr>
                 <w:rFonts w:eastAsia="Calibri"/>
               </w:rPr>
-              <w:t>THEN get_business_</w:t>
-            </w:r>
-            <w:proofErr w:type="gramStart"/>
-            <w:r>
-              <w:rPr>
-                <w:rFonts w:eastAsia="Calibri"/>
-              </w:rPr>
-              <w:t>minute(</w:t>
-            </w:r>
-            <w:proofErr w:type="gramEnd"/>
+              <w:t>THEN get_business_minute(</w:t>
+            </w:r>
             <w:r>
               <w:rPr>
                 <w:rFonts w:eastAsia="Calibri"/>
@@ -21421,19 +19669,11 @@
                 <w:rFonts w:eastAsia="Calibri"/>
               </w:rPr>
             </w:pPr>
-            <w:proofErr w:type="gramStart"/>
-            <w:r>
-              <w:rPr>
-                <w:rFonts w:eastAsia="Calibri"/>
-              </w:rPr>
-              <w:t>NVL(SUM(</w:t>
-            </w:r>
-            <w:proofErr w:type="gramEnd"/>
-            <w:r>
-              <w:rPr>
-                <w:rFonts w:eastAsia="Calibri"/>
-              </w:rPr>
-              <w:t xml:space="preserve">CASE WHEN </w:t>
+            <w:r>
+              <w:rPr>
+                <w:rFonts w:eastAsia="Calibri"/>
+              </w:rPr>
+              <w:t xml:space="preserve">NVL(SUM(CASE WHEN </w:t>
             </w:r>
             <w:r>
               <w:rPr>
@@ -21459,16 +19699,8 @@
               <w:rPr>
                 <w:rFonts w:eastAsia="Calibri"/>
               </w:rPr>
-              <w:t>THEN get_business_minute_</w:t>
-            </w:r>
-            <w:proofErr w:type="gramStart"/>
-            <w:r>
-              <w:rPr>
-                <w:rFonts w:eastAsia="Calibri"/>
-              </w:rPr>
-              <w:t>cpc(</w:t>
-            </w:r>
-            <w:proofErr w:type="gramEnd"/>
+              <w:t>THEN get_business_minute_cpc(</w:t>
+            </w:r>
             <w:r>
               <w:rPr>
                 <w:rFonts w:eastAsia="Calibri"/>
@@ -21587,19 +19819,11 @@
               <w:spacing w:line="360" w:lineRule="auto"/>
               <w:jc w:val="left"/>
             </w:pPr>
-            <w:proofErr w:type="gramStart"/>
-            <w:r>
-              <w:rPr>
-                <w:rFonts w:eastAsia="Calibri"/>
-              </w:rPr>
-              <w:t>NVL(SUM(</w:t>
-            </w:r>
-            <w:proofErr w:type="gramEnd"/>
-            <w:r>
-              <w:rPr>
-                <w:rFonts w:eastAsia="Calibri"/>
-              </w:rPr>
-              <w:t xml:space="preserve">CASE WHEN </w:t>
+            <w:r>
+              <w:rPr>
+                <w:rFonts w:eastAsia="Calibri"/>
+              </w:rPr>
+              <w:t xml:space="preserve">NVL(SUM(CASE WHEN </w:t>
             </w:r>
             <w:r>
               <w:rPr>
@@ -21755,19 +19979,11 @@
               <w:spacing w:line="360" w:lineRule="auto"/>
               <w:jc w:val="left"/>
             </w:pPr>
-            <w:proofErr w:type="gramStart"/>
-            <w:r>
-              <w:rPr>
-                <w:rFonts w:eastAsia="Calibri"/>
-              </w:rPr>
-              <w:t>NVL(SUM(</w:t>
-            </w:r>
-            <w:proofErr w:type="gramEnd"/>
-            <w:r>
-              <w:rPr>
-                <w:rFonts w:eastAsia="Calibri"/>
-              </w:rPr>
-              <w:t xml:space="preserve">CASE WHEN </w:t>
+            <w:r>
+              <w:rPr>
+                <w:rFonts w:eastAsia="Calibri"/>
+              </w:rPr>
+              <w:t xml:space="preserve">NVL(SUM(CASE WHEN </w:t>
             </w:r>
             <w:r>
               <w:rPr>
@@ -21793,16 +20009,8 @@
               <w:rPr>
                 <w:rFonts w:eastAsia="Calibri"/>
               </w:rPr>
-              <w:t>THEN get_business_</w:t>
-            </w:r>
-            <w:proofErr w:type="gramStart"/>
-            <w:r>
-              <w:rPr>
-                <w:rFonts w:eastAsia="Calibri"/>
-              </w:rPr>
-              <w:t>minute(</w:t>
-            </w:r>
-            <w:proofErr w:type="gramEnd"/>
+              <w:t>THEN get_business_minute(</w:t>
+            </w:r>
             <w:r>
               <w:rPr>
                 <w:rFonts w:eastAsia="Calibri"/>
@@ -22841,31 +21049,15 @@
               <w:rPr>
                 <w:color w:val="000000"/>
               </w:rPr>
-              <w:t xml:space="preserve"> gán giá </w:t>
-            </w:r>
-            <w:proofErr w:type="gramStart"/>
-            <w:r>
-              <w:rPr>
-                <w:color w:val="000000"/>
-              </w:rPr>
-              <w:t xml:space="preserve">trị  </w:t>
-            </w:r>
-            <w:r>
-              <w:rPr>
-                <w:b/>
-                <w:bCs/>
-                <w:color w:val="000000"/>
-              </w:rPr>
-              <w:t>'</w:t>
-            </w:r>
-            <w:proofErr w:type="gramEnd"/>
-            <w:r>
-              <w:rPr>
-                <w:b/>
-                <w:bCs/>
-                <w:color w:val="000000"/>
-              </w:rPr>
-              <w:t>KHONG DAT'</w:t>
+              <w:t xml:space="preserve"> gán giá trị  </w:t>
+            </w:r>
+            <w:r>
+              <w:rPr>
+                <w:b/>
+                <w:bCs/>
+                <w:color w:val="000000"/>
+              </w:rPr>
+              <w:t>'KHONG DAT'</w:t>
             </w:r>
             <w:r>
               <w:rPr>
@@ -23372,13 +21564,8 @@
               <w:spacing w:line="360" w:lineRule="auto"/>
               <w:jc w:val="left"/>
             </w:pPr>
-            <w:proofErr w:type="gramStart"/>
-            <w:r>
-              <w:t>NVL(SUM(</w:t>
-            </w:r>
-            <w:proofErr w:type="gramEnd"/>
-            <w:r>
-              <w:t xml:space="preserve">CASE WHEN </w:t>
+            <w:r>
+              <w:t xml:space="preserve">NVL(SUM(CASE WHEN </w:t>
             </w:r>
             <w:r>
               <w:rPr>
@@ -23486,13 +21673,8 @@
               <w:spacing w:line="360" w:lineRule="auto"/>
               <w:jc w:val="left"/>
             </w:pPr>
-            <w:proofErr w:type="gramStart"/>
-            <w:r>
-              <w:t>NVL(SUM(</w:t>
-            </w:r>
-            <w:proofErr w:type="gramEnd"/>
-            <w:r>
-              <w:t xml:space="preserve">CASE WHEN </w:t>
+            <w:r>
+              <w:t xml:space="preserve">NVL(SUM(CASE WHEN </w:t>
             </w:r>
             <w:r>
               <w:rPr>
@@ -23508,16 +21690,8 @@
               <w:rPr>
                 <w:color w:val="000000"/>
               </w:rPr>
-              <w:t>get_business_</w:t>
-            </w:r>
-            <w:proofErr w:type="gramStart"/>
-            <w:r>
-              <w:rPr>
-                <w:color w:val="000000"/>
-              </w:rPr>
-              <w:t>minute(</w:t>
-            </w:r>
-            <w:proofErr w:type="gramEnd"/>
+              <w:t>get_business_minute(</w:t>
+            </w:r>
             <w:r>
               <w:rPr>
                 <w:b/>
@@ -23648,21 +21822,7 @@
               <w:rPr>
                 <w:color w:val="000000"/>
               </w:rPr>
-              <w:t xml:space="preserve"> = 'CreditApproval': </w:t>
-            </w:r>
-            <w:proofErr w:type="gramStart"/>
-            <w:r>
-              <w:rPr>
-                <w:color w:val="000000"/>
-              </w:rPr>
-              <w:t>NVL(SUM(</w:t>
-            </w:r>
-            <w:proofErr w:type="gramEnd"/>
-            <w:r>
-              <w:rPr>
-                <w:color w:val="000000"/>
-              </w:rPr>
-              <w:t xml:space="preserve">CASE WHEN </w:t>
+              <w:t xml:space="preserve"> = 'CreditApproval': NVL(SUM(CASE WHEN </w:t>
             </w:r>
             <w:r>
               <w:rPr>
@@ -23711,21 +21871,7 @@
               <w:rPr>
                 <w:color w:val="000000"/>
               </w:rPr>
-              <w:t xml:space="preserve"> = 'CreditCommittee': </w:t>
-            </w:r>
-            <w:proofErr w:type="gramStart"/>
-            <w:r>
-              <w:rPr>
-                <w:color w:val="000000"/>
-              </w:rPr>
-              <w:t>NVL(SUM(</w:t>
-            </w:r>
-            <w:proofErr w:type="gramEnd"/>
-            <w:r>
-              <w:rPr>
-                <w:color w:val="000000"/>
-              </w:rPr>
-              <w:t xml:space="preserve">CASE WHEN </w:t>
+              <w:t xml:space="preserve"> = 'CreditCommittee': NVL(SUM(CASE WHEN </w:t>
             </w:r>
             <w:r>
               <w:rPr>
@@ -23859,21 +22005,7 @@
               <w:rPr>
                 <w:color w:val="000000"/>
               </w:rPr>
-              <w:t xml:space="preserve"> = 'CreditApproval': </w:t>
-            </w:r>
-            <w:proofErr w:type="gramStart"/>
-            <w:r>
-              <w:rPr>
-                <w:color w:val="000000"/>
-              </w:rPr>
-              <w:t>NVL(SUM(</w:t>
-            </w:r>
-            <w:proofErr w:type="gramEnd"/>
-            <w:r>
-              <w:rPr>
-                <w:color w:val="000000"/>
-              </w:rPr>
-              <w:t xml:space="preserve">CASE WHEN </w:t>
+              <w:t xml:space="preserve"> = 'CreditApproval': NVL(SUM(CASE WHEN </w:t>
             </w:r>
             <w:r>
               <w:rPr>
@@ -23887,16 +22019,8 @@
               <w:rPr>
                 <w:color w:val="000000"/>
               </w:rPr>
-              <w:t xml:space="preserve"> IN ('UnderwriterMaker', 'UnderwriterChecker', 'CreditApproval') THEN get_business_</w:t>
-            </w:r>
-            <w:proofErr w:type="gramStart"/>
-            <w:r>
-              <w:rPr>
-                <w:color w:val="000000"/>
-              </w:rPr>
-              <w:t>minute(</w:t>
-            </w:r>
-            <w:proofErr w:type="gramEnd"/>
+              <w:t xml:space="preserve"> IN ('UnderwriterMaker', 'UnderwriterChecker', 'CreditApproval') THEN get_business_minute(</w:t>
+            </w:r>
             <w:r>
               <w:rPr>
                 <w:b/>
@@ -23950,21 +22074,7 @@
               <w:rPr>
                 <w:color w:val="000000"/>
               </w:rPr>
-              <w:t xml:space="preserve"> = 'CreditCommittee': </w:t>
-            </w:r>
-            <w:proofErr w:type="gramStart"/>
-            <w:r>
-              <w:rPr>
-                <w:color w:val="000000"/>
-              </w:rPr>
-              <w:t>NVL(SUM(</w:t>
-            </w:r>
-            <w:proofErr w:type="gramEnd"/>
-            <w:r>
-              <w:rPr>
-                <w:color w:val="000000"/>
-              </w:rPr>
-              <w:t xml:space="preserve">CASE WHEN </w:t>
+              <w:t xml:space="preserve"> = 'CreditCommittee': NVL(SUM(CASE WHEN </w:t>
             </w:r>
             <w:r>
               <w:rPr>
@@ -23978,16 +22088,8 @@
               <w:rPr>
                 <w:color w:val="000000"/>
               </w:rPr>
-              <w:t xml:space="preserve"> IN ('UnderwriterMaker', 'UnderwriterChecker') THEN get_business_</w:t>
-            </w:r>
-            <w:proofErr w:type="gramStart"/>
-            <w:r>
-              <w:rPr>
-                <w:color w:val="000000"/>
-              </w:rPr>
-              <w:t>minute(</w:t>
-            </w:r>
-            <w:proofErr w:type="gramEnd"/>
+              <w:t xml:space="preserve"> IN ('UnderwriterMaker', 'UnderwriterChecker') THEN get_business_minute(</w:t>
+            </w:r>
             <w:r>
               <w:rPr>
                 <w:b/>
@@ -24120,35 +22222,14 @@
               <w:rPr>
                 <w:color w:val="000000"/>
               </w:rPr>
-              <w:t xml:space="preserve"> &lt;= </w:t>
-            </w:r>
-            <w:proofErr w:type="gramStart"/>
-            <w:r>
-              <w:rPr>
-                <w:color w:val="000000"/>
-              </w:rPr>
-              <w:t>NVL(</w:t>
-            </w:r>
-            <w:proofErr w:type="gramEnd"/>
+              <w:t xml:space="preserve"> &lt;= NVL(</w:t>
+            </w:r>
             <w:r>
               <w:rPr>
                 <w:color w:val="000000"/>
               </w:rPr>
               <w:br/>
-            </w:r>
-            <w:proofErr w:type="gramStart"/>
-            <w:r>
-              <w:rPr>
-                <w:color w:val="000000"/>
-              </w:rPr>
-              <w:t>MIN(</w:t>
-            </w:r>
-            <w:proofErr w:type="gramEnd"/>
-            <w:r>
-              <w:rPr>
-                <w:color w:val="000000"/>
-              </w:rPr>
-              <w:t xml:space="preserve">CASE WHEN </w:t>
+              <w:t xml:space="preserve">MIN(CASE WHEN </w:t>
             </w:r>
             <w:r>
               <w:rPr>
@@ -24183,49 +22264,7 @@
               <w:rPr>
                 <w:color w:val="000000"/>
               </w:rPr>
-              <w:t xml:space="preserve"> IN ('Submit', 'Send </w:t>
-            </w:r>
-            <w:proofErr w:type="gramStart"/>
-            <w:r>
-              <w:rPr>
-                <w:color w:val="000000"/>
-              </w:rPr>
-              <w:t>To</w:t>
-            </w:r>
-            <w:proofErr w:type="gramEnd"/>
-            <w:r>
-              <w:rPr>
-                <w:color w:val="000000"/>
-              </w:rPr>
-              <w:t xml:space="preserve"> HOSupport', 'Send </w:t>
-            </w:r>
-            <w:proofErr w:type="gramStart"/>
-            <w:r>
-              <w:rPr>
-                <w:color w:val="000000"/>
-              </w:rPr>
-              <w:t>To</w:t>
-            </w:r>
-            <w:proofErr w:type="gramEnd"/>
-            <w:r>
-              <w:rPr>
-                <w:color w:val="000000"/>
-              </w:rPr>
-              <w:t xml:space="preserve"> PostSanction', 'Reject', 'Submit </w:t>
-            </w:r>
-            <w:proofErr w:type="gramStart"/>
-            <w:r>
-              <w:rPr>
-                <w:color w:val="000000"/>
-              </w:rPr>
-              <w:t>To</w:t>
-            </w:r>
-            <w:proofErr w:type="gramEnd"/>
-            <w:r>
-              <w:rPr>
-                <w:color w:val="000000"/>
-              </w:rPr>
-              <w:t xml:space="preserve"> DisbursementMaker') THEN </w:t>
+              <w:t xml:space="preserve"> IN ('Submit', 'Send To HOSupport', 'Send To PostSanction', 'Reject', 'Submit To DisbursementMaker') THEN </w:t>
             </w:r>
             <w:r>
               <w:rPr>
@@ -24329,7 +22368,7 @@
                 <w:color w:val="000000"/>
               </w:rPr>
             </w:pPr>
-            <w:hyperlink r:id="rId16" w:anchor="_msocom_8" w:history="1">
+            <w:hyperlink r:id="rId15" w:anchor="_msocom_8" w:history="1">
               <w:r>
                 <w:rPr>
                   <w:rStyle w:val="Hyperlink"/>
@@ -24386,21 +22425,7 @@
               <w:rPr>
                 <w:rFonts w:eastAsia="Calibri"/>
               </w:rPr>
-              <w:t xml:space="preserve">Lấy </w:t>
-            </w:r>
-            <w:proofErr w:type="gramStart"/>
-            <w:r>
-              <w:rPr>
-                <w:rFonts w:eastAsia="Calibri"/>
-              </w:rPr>
-              <w:t>Min(</w:t>
-            </w:r>
-            <w:proofErr w:type="gramEnd"/>
-            <w:r>
-              <w:rPr>
-                <w:rFonts w:eastAsia="Calibri"/>
-              </w:rPr>
-              <w:t>ENTRYDATE) tại WORKSTEP = 'DetailDataEntry'</w:t>
+              <w:t>Lấy Min(ENTRYDATE) tại WORKSTEP = 'DetailDataEntry'</w:t>
             </w:r>
           </w:p>
         </w:tc>
@@ -24492,21 +22517,7 @@
               <w:rPr>
                 <w:rFonts w:eastAsia="Calibri"/>
               </w:rPr>
-              <w:t xml:space="preserve">Lấy </w:t>
-            </w:r>
-            <w:proofErr w:type="gramStart"/>
-            <w:r>
-              <w:rPr>
-                <w:rFonts w:eastAsia="Calibri"/>
-              </w:rPr>
-              <w:t>Max(</w:t>
-            </w:r>
-            <w:proofErr w:type="gramEnd"/>
-            <w:r>
-              <w:rPr>
-                <w:rFonts w:eastAsia="Calibri"/>
-              </w:rPr>
-              <w:t>EXITDATE) tại WORKSTEP = 'DetailDataEntry'</w:t>
+              <w:t>Lấy Max(EXITDATE) tại WORKSTEP = 'DetailDataEntry'</w:t>
             </w:r>
           </w:p>
         </w:tc>
@@ -25704,7 +23715,7 @@
       <w:r>
         <w:t xml:space="preserve">BC5TAT là file được cung cấp với dữ liệu như sau: </w:t>
       </w:r>
-      <w:hyperlink r:id="rId17" w:history="1">
+      <w:hyperlink r:id="rId16" w:history="1">
         <w:r>
           <w:rPr>
             <w:rStyle w:val="Hyperlink"/>
@@ -25715,8 +23726,8 @@
     </w:p>
     <w:p/>
     <w:sectPr>
-      <w:headerReference w:type="default" r:id="rId18"/>
-      <w:footerReference w:type="default" r:id="rId19"/>
+      <w:headerReference w:type="default" r:id="rId17"/>
+      <w:footerReference w:type="default" r:id="rId18"/>
       <w:pgSz w:w="11907" w:h="16839" w:code="9"/>
       <w:pgMar w:top="1134" w:right="1134" w:bottom="1134" w:left="1418" w:header="567" w:footer="454" w:gutter="0"/>
       <w:cols w:space="720"/>
@@ -29759,6 +27770,7 @@
   <w:style w:type="character" w:default="1" w:styleId="DefaultParagraphFont">
     <w:name w:val="Default Paragraph Font"/>
     <w:uiPriority w:val="1"/>
+    <w:semiHidden/>
     <w:unhideWhenUsed/>
   </w:style>
   <w:style w:type="table" w:default="1" w:styleId="TableNormal">

--- a/input/srs_report/BC5_PDTD_DTM_SRS_v1.0.docx
+++ b/input/srs_report/BC5_PDTD_DTM_SRS_v1.0.docx
@@ -1,6 +1,6 @@
 
 <file path=word/document.xml><?xml version="1.0" encoding="utf-8"?>
-<w:document xmlns:wpc="http://schemas.microsoft.com/office/word/2010/wordprocessingCanvas" xmlns:cx="http://schemas.microsoft.com/office/drawing/2014/chartex" xmlns:cx1="http://schemas.microsoft.com/office/drawing/2015/9/8/chartex" xmlns:cx2="http://schemas.microsoft.com/office/drawing/2015/10/21/chartex" xmlns:cx3="http://schemas.microsoft.com/office/drawing/2016/5/9/chartex" xmlns:cx4="http://schemas.microsoft.com/office/drawing/2016/5/10/chartex" xmlns:cx5="http://schemas.microsoft.com/office/drawing/2016/5/11/chartex" xmlns:cx6="http://schemas.microsoft.com/office/drawing/2016/5/12/chartex" xmlns:cx7="http://schemas.microsoft.com/office/drawing/2016/5/13/chartex" xmlns:cx8="http://schemas.microsoft.com/office/drawing/2016/5/14/chartex" xmlns:mc="http://schemas.openxmlformats.org/markup-compatibility/2006" xmlns:aink="http://schemas.microsoft.com/office/drawing/2016/ink" xmlns:am3d="http://schemas.microsoft.com/office/drawing/2017/model3d" xmlns:o="urn:schemas-microsoft-com:office:office" xmlns:oel="http://schemas.microsoft.com/office/2019/extlst" xmlns:r="http://schemas.openxmlformats.org/officeDocument/2006/relationships" xmlns:m="http://schemas.openxmlformats.org/officeDocument/2006/math" xmlns:v="urn:schemas-microsoft-com:vml" xmlns:wp14="http://schemas.microsoft.com/office/word/2010/wordprocessingDrawing" xmlns:wp="http://schemas.openxmlformats.org/drawingml/2006/wordprocessingDrawing" xmlns:w10="urn:schemas-microsoft-com:office:word" xmlns:w="http://schemas.openxmlformats.org/wordprocessingml/2006/main" xmlns:w14="http://schemas.microsoft.com/office/word/2010/wordml" xmlns:w15="http://schemas.microsoft.com/office/word/2012/wordml" xmlns:w16cex="http://schemas.microsoft.com/office/word/2018/wordml/cex" xmlns:w16cid="http://schemas.microsoft.com/office/word/2016/wordml/cid" xmlns:w16="http://schemas.microsoft.com/office/word/2018/wordml" xmlns:w16du="http://schemas.microsoft.com/office/word/2023/wordml/word16du" xmlns:w16sdtdh="http://schemas.microsoft.com/office/word/2020/wordml/sdtdatahash" xmlns:w16sdtfl="http://schemas.microsoft.com/office/word/2024/wordml/sdtformatlock" xmlns:w16se="http://schemas.microsoft.com/office/word/2015/wordml/symex" xmlns:wpg="http://schemas.microsoft.com/office/word/2010/wordprocessingGroup" xmlns:wpi="http://schemas.microsoft.com/office/word/2010/wordprocessingInk" xmlns:wne="http://schemas.microsoft.com/office/word/2006/wordml" xmlns:wps="http://schemas.microsoft.com/office/word/2010/wordprocessingShape" mc:Ignorable="w14 w15 w16se w16cid w16 w16cex w16sdtdh w16sdtfl w16du wp14">
+<w:document xmlns:wpc="http://schemas.microsoft.com/office/word/2010/wordprocessingCanvas" xmlns:cx="http://schemas.microsoft.com/office/drawing/2014/chartex" xmlns:cx1="http://schemas.microsoft.com/office/drawing/2015/9/8/chartex" xmlns:cx2="http://schemas.microsoft.com/office/drawing/2015/10/21/chartex" xmlns:cx3="http://schemas.microsoft.com/office/drawing/2016/5/9/chartex" xmlns:cx4="http://schemas.microsoft.com/office/drawing/2016/5/10/chartex" xmlns:cx5="http://schemas.microsoft.com/office/drawing/2016/5/11/chartex" xmlns:cx6="http://schemas.microsoft.com/office/drawing/2016/5/12/chartex" xmlns:cx7="http://schemas.microsoft.com/office/drawing/2016/5/13/chartex" xmlns:cx8="http://schemas.microsoft.com/office/drawing/2016/5/14/chartex" xmlns:mc="http://schemas.openxmlformats.org/markup-compatibility/2006" xmlns:aink="http://schemas.microsoft.com/office/drawing/2016/ink" xmlns:am3d="http://schemas.microsoft.com/office/drawing/2017/model3d" xmlns:o="urn:schemas-microsoft-com:office:office" xmlns:oel="http://schemas.microsoft.com/office/2019/extlst" xmlns:r="http://schemas.openxmlformats.org/officeDocument/2006/relationships" xmlns:m="http://schemas.openxmlformats.org/officeDocument/2006/math" xmlns:v="urn:schemas-microsoft-com:vml" xmlns:wp14="http://schemas.microsoft.com/office/word/2010/wordprocessingDrawing" xmlns:wp="http://schemas.openxmlformats.org/drawingml/2006/wordprocessingDrawing" xmlns:w10="urn:schemas-microsoft-com:office:word" xmlns:w="http://schemas.openxmlformats.org/wordprocessingml/2006/main" xmlns:w14="http://schemas.microsoft.com/office/word/2010/wordml" xmlns:w15="http://schemas.microsoft.com/office/word/2012/wordml" xmlns:w16cex="http://schemas.microsoft.com/office/word/2018/wordml/cex" xmlns:w16cid="http://schemas.microsoft.com/office/word/2016/wordml/cid" xmlns:w16="http://schemas.microsoft.com/office/word/2018/wordml" xmlns:w16du="http://schemas.microsoft.com/office/word/2023/wordml/word16du" xmlns:w16sdtdh="http://schemas.microsoft.com/office/word/2020/wordml/sdtdatahash" xmlns:w16sdtfl="http://schemas.microsoft.com/office/word/2024/wordml/sdtformatlock" xmlns:w16se="http://schemas.microsoft.com/office/word/2015/wordml/symex" xmlns:wpg="http://schemas.microsoft.com/office/word/2010/wordprocessingGroup" xmlns:wpi="http://schemas.microsoft.com/office/word/2010/wordprocessingInk" xmlns:wne="http://schemas.microsoft.com/office/word/2006/wordml" xmlns:wps="http://schemas.microsoft.com/office/word/2010/wordprocessingShape" xmlns:a="http://schemas.openxmlformats.org/drawingml/2006/main" xmlns:pic="http://schemas.openxmlformats.org/drawingml/2006/picture" xmlns:a14="http://schemas.microsoft.com/office/drawing/2010/main" mc:Ignorable="w14 w15 w16se w16cid w16 w16cex w16sdtdh w16sdtfl w16du wp14">
   <w:body>
     <w:tbl>
       <w:tblPr>
@@ -8,12 +8,12 @@
         <w:tblpPr w:leftFromText="180" w:rightFromText="180" w:vertAnchor="text" w:horzAnchor="margin" w:tblpXSpec="right" w:tblpYSpec="center"/>
         <w:tblW w:w="1841" w:type="dxa"/>
         <w:tblBorders>
-          <w:top w:val="none" w:sz="0" w:space="0" w:color="auto"/>
-          <w:left w:val="none" w:sz="0" w:space="0" w:color="auto"/>
-          <w:bottom w:val="none" w:sz="0" w:space="0" w:color="auto"/>
-          <w:right w:val="none" w:sz="0" w:space="0" w:color="auto"/>
-          <w:insideH w:val="none" w:sz="0" w:space="0" w:color="auto"/>
-          <w:insideV w:val="none" w:sz="0" w:space="0" w:color="auto"/>
+          <w:top w:val="none" w:color="auto" w:sz="0" w:space="0"/>
+          <w:left w:val="none" w:color="auto" w:sz="0" w:space="0"/>
+          <w:bottom w:val="none" w:color="auto" w:sz="0" w:space="0"/>
+          <w:right w:val="none" w:color="auto" w:sz="0" w:space="0"/>
+          <w:insideH w:val="none" w:color="auto" w:sz="0" w:space="0"/>
+          <w:insideV w:val="none" w:color="auto" w:sz="0" w:space="0"/>
         </w:tblBorders>
         <w:tblLayout w:type="fixed"/>
         <w:tblLook w:val="04A0" w:firstRow="1" w:lastRow="0" w:firstColumn="1" w:lastColumn="0" w:noHBand="0" w:noVBand="1"/>
@@ -29,10 +29,10 @@
           <w:tcPr>
             <w:tcW w:w="1841" w:type="dxa"/>
             <w:tcBorders>
-              <w:top w:val="double" w:sz="4" w:space="0" w:color="auto"/>
-              <w:left w:val="double" w:sz="4" w:space="0" w:color="auto"/>
-              <w:bottom w:val="double" w:sz="4" w:space="0" w:color="auto"/>
-              <w:right w:val="double" w:sz="4" w:space="0" w:color="auto"/>
+              <w:top w:val="double" w:color="auto" w:sz="4" w:space="0"/>
+              <w:left w:val="double" w:color="auto" w:sz="4" w:space="0"/>
+              <w:bottom w:val="double" w:color="auto" w:sz="4" w:space="0"/>
+              <w:right w:val="double" w:color="auto" w:sz="4" w:space="0"/>
             </w:tcBorders>
             <w:vAlign w:val="center"/>
           </w:tcPr>
@@ -639,16 +639,15 @@
           <w:b/>
         </w:rPr>
       </w:pPr>
-      <w:bookmarkStart w:id="0" w:name="_Toc463083793"/>
-      <w:bookmarkStart w:id="1" w:name="_Toc465677963"/>
-      <w:bookmarkStart w:id="2" w:name="_Toc467738735"/>
-      <w:bookmarkStart w:id="3" w:name="_Toc446234547"/>
-      <w:bookmarkStart w:id="4" w:name="_Toc467738720"/>
+      <w:bookmarkStart w:name="_Toc463083793" w:id="0"/>
+      <w:bookmarkStart w:name="_Toc465677963" w:id="1"/>
+      <w:bookmarkStart w:name="_Toc467738735" w:id="2"/>
+      <w:bookmarkStart w:name="_Toc446234547" w:id="3"/>
+      <w:bookmarkStart w:name="_Toc467738720" w:id="4"/>
       <w:r>
         <w:rPr>
           <w:b/>
         </w:rPr>
-        <w:lastRenderedPageBreak/>
         <w:t>BẢNG THEO DÕI HIỆU LỰC VÀ THAY ĐỔI</w:t>
       </w:r>
     </w:p>
@@ -676,12 +675,12 @@
         <w:tblW w:w="9199" w:type="dxa"/>
         <w:jc w:val="center"/>
         <w:tblBorders>
-          <w:top w:val="single" w:sz="4" w:space="0" w:color="auto"/>
-          <w:left w:val="single" w:sz="4" w:space="0" w:color="auto"/>
-          <w:bottom w:val="single" w:sz="4" w:space="0" w:color="auto"/>
-          <w:right w:val="single" w:sz="4" w:space="0" w:color="auto"/>
-          <w:insideH w:val="single" w:sz="4" w:space="0" w:color="auto"/>
-          <w:insideV w:val="single" w:sz="4" w:space="0" w:color="auto"/>
+          <w:top w:val="single" w:color="auto" w:sz="4" w:space="0"/>
+          <w:left w:val="single" w:color="auto" w:sz="4" w:space="0"/>
+          <w:bottom w:val="single" w:color="auto" w:sz="4" w:space="0"/>
+          <w:right w:val="single" w:color="auto" w:sz="4" w:space="0"/>
+          <w:insideH w:val="single" w:color="auto" w:sz="4" w:space="0"/>
+          <w:insideV w:val="single" w:color="auto" w:sz="4" w:space="0"/>
         </w:tblBorders>
         <w:tblLook w:val="01E0" w:firstRow="1" w:lastRow="1" w:firstColumn="1" w:lastColumn="1" w:noHBand="0" w:noVBand="0"/>
       </w:tblPr>
@@ -971,12 +970,12 @@
         <w:tblW w:w="9199" w:type="dxa"/>
         <w:jc w:val="center"/>
         <w:tblBorders>
-          <w:top w:val="single" w:sz="4" w:space="0" w:color="auto"/>
-          <w:left w:val="single" w:sz="4" w:space="0" w:color="auto"/>
-          <w:bottom w:val="single" w:sz="4" w:space="0" w:color="auto"/>
-          <w:right w:val="single" w:sz="4" w:space="0" w:color="auto"/>
-          <w:insideH w:val="single" w:sz="4" w:space="0" w:color="auto"/>
-          <w:insideV w:val="single" w:sz="4" w:space="0" w:color="auto"/>
+          <w:top w:val="single" w:color="auto" w:sz="4" w:space="0"/>
+          <w:left w:val="single" w:color="auto" w:sz="4" w:space="0"/>
+          <w:bottom w:val="single" w:color="auto" w:sz="4" w:space="0"/>
+          <w:right w:val="single" w:color="auto" w:sz="4" w:space="0"/>
+          <w:insideH w:val="single" w:color="auto" w:sz="4" w:space="0"/>
+          <w:insideV w:val="single" w:color="auto" w:sz="4" w:space="0"/>
         </w:tblBorders>
         <w:tblLook w:val="04A0" w:firstRow="1" w:lastRow="0" w:firstColumn="1" w:lastColumn="0" w:noHBand="0" w:noVBand="1"/>
       </w:tblPr>
@@ -1551,12 +1550,12 @@
         <w:tblW w:w="9239" w:type="dxa"/>
         <w:jc w:val="center"/>
         <w:tblBorders>
-          <w:top w:val="single" w:sz="4" w:space="0" w:color="auto"/>
-          <w:left w:val="single" w:sz="4" w:space="0" w:color="auto"/>
-          <w:bottom w:val="single" w:sz="4" w:space="0" w:color="auto"/>
-          <w:right w:val="single" w:sz="4" w:space="0" w:color="auto"/>
-          <w:insideH w:val="single" w:sz="4" w:space="0" w:color="auto"/>
-          <w:insideV w:val="single" w:sz="4" w:space="0" w:color="auto"/>
+          <w:top w:val="single" w:color="auto" w:sz="4" w:space="0"/>
+          <w:left w:val="single" w:color="auto" w:sz="4" w:space="0"/>
+          <w:bottom w:val="single" w:color="auto" w:sz="4" w:space="0"/>
+          <w:right w:val="single" w:color="auto" w:sz="4" w:space="0"/>
+          <w:insideH w:val="single" w:color="auto" w:sz="4" w:space="0"/>
+          <w:insideV w:val="single" w:color="auto" w:sz="4" w:space="0"/>
         </w:tblBorders>
         <w:tblLook w:val="04A0" w:firstRow="1" w:lastRow="0" w:firstColumn="1" w:lastColumn="0" w:noHBand="0" w:noVBand="1"/>
       </w:tblPr>
@@ -1999,21 +1998,30 @@
     </w:p>
     <w:sdt>
       <w:sdtPr>
+        <w:id w:val="31610120"/>
+        <w:docPartObj>
+          <w:docPartGallery w:val="Table of Contents"/>
+          <w:docPartUnique/>
+        </w:docPartObj>
         <w:rPr>
-          <w:rFonts w:ascii="Times New Roman" w:eastAsiaTheme="minorEastAsia" w:hAnsi="Times New Roman" w:cs="Times New Roman"/>
+          <w:rFonts w:ascii="Times New Roman" w:hAnsi="Times New Roman" w:eastAsia="ＭＳ 明朝" w:cs="Times New Roman" w:eastAsiaTheme="minorEastAsia"/>
           <w:b w:val="0"/>
           <w:bCs w:val="0"/>
           <w:color w:val="auto"/>
           <w:sz w:val="24"/>
           <w:szCs w:val="24"/>
         </w:rPr>
-        <w:id w:val="31610120"/>
-        <w:docPartObj>
-          <w:docPartGallery w:val="Table of Contents"/>
-          <w:docPartUnique/>
-        </w:docPartObj>
       </w:sdtPr>
-      <w:sdtEndPr/>
+      <w:sdtEndPr>
+        <w:rPr>
+          <w:rFonts w:ascii="Times New Roman" w:hAnsi="Times New Roman" w:eastAsia="ＭＳ 明朝" w:cs="Times New Roman" w:eastAsiaTheme="minorEastAsia"/>
+          <w:b w:val="0"/>
+          <w:bCs w:val="0"/>
+          <w:color w:val="auto"/>
+          <w:sz w:val="24"/>
+          <w:szCs w:val="24"/>
+        </w:rPr>
+      </w:sdtEndPr>
       <w:sdtContent>
         <w:p>
           <w:pPr>
@@ -2077,11 +2085,11 @@
             </w:rPr>
             <w:fldChar w:fldCharType="separate"/>
           </w:r>
-          <w:hyperlink w:anchor="_Toc237275426" w:history="1">
+          <w:hyperlink w:history="1" w:anchor="_Toc237275426">
             <w:r>
               <w:rPr>
                 <w:rStyle w:val="Hyperlink"/>
-                <w:rFonts w:ascii="Times New Roman" w:eastAsia="Calibri" w:hAnsi="Times New Roman" w:cs="Times New Roman"/>
+                <w:rFonts w:ascii="Times New Roman" w:hAnsi="Times New Roman" w:eastAsia="Calibri" w:cs="Times New Roman"/>
                 <w:b/>
                 <w:noProof/>
                 <w:sz w:val="24"/>
@@ -2103,7 +2111,7 @@
             <w:r>
               <w:rPr>
                 <w:rStyle w:val="Hyperlink"/>
-                <w:rFonts w:ascii="Times New Roman" w:eastAsia="Calibri" w:hAnsi="Times New Roman" w:cs="Times New Roman"/>
+                <w:rFonts w:ascii="Times New Roman" w:hAnsi="Times New Roman" w:eastAsia="Calibri" w:cs="Times New Roman"/>
                 <w:b/>
                 <w:noProof/>
                 <w:sz w:val="24"/>
@@ -2198,11 +2206,11 @@
               <w14:ligatures w14:val="standardContextual"/>
             </w:rPr>
           </w:pPr>
-          <w:hyperlink w:anchor="_Toc237275427" w:history="1">
+          <w:hyperlink w:history="1" w:anchor="_Toc237275427">
             <w:r>
               <w:rPr>
                 <w:rStyle w:val="Hyperlink"/>
-                <w:rFonts w:ascii="Times New Roman" w:eastAsia="Calibri" w:hAnsi="Times New Roman" w:cs="Times New Roman"/>
+                <w:rFonts w:ascii="Times New Roman" w:hAnsi="Times New Roman" w:eastAsia="Calibri" w:cs="Times New Roman"/>
                 <w:b/>
                 <w:noProof/>
                 <w:sz w:val="24"/>
@@ -2224,7 +2232,7 @@
             <w:r>
               <w:rPr>
                 <w:rStyle w:val="Hyperlink"/>
-                <w:rFonts w:ascii="Times New Roman" w:eastAsia="Calibri" w:hAnsi="Times New Roman" w:cs="Times New Roman"/>
+                <w:rFonts w:ascii="Times New Roman" w:hAnsi="Times New Roman" w:eastAsia="Calibri" w:cs="Times New Roman"/>
                 <w:b/>
                 <w:noProof/>
                 <w:sz w:val="24"/>
@@ -2319,11 +2327,11 @@
               <w14:ligatures w14:val="standardContextual"/>
             </w:rPr>
           </w:pPr>
-          <w:hyperlink w:anchor="_Toc237275428" w:history="1">
+          <w:hyperlink w:history="1" w:anchor="_Toc237275428">
             <w:r>
               <w:rPr>
                 <w:rStyle w:val="Hyperlink"/>
-                <w:rFonts w:ascii="Times New Roman" w:eastAsia="Calibri" w:hAnsi="Times New Roman" w:cs="Times New Roman"/>
+                <w:rFonts w:ascii="Times New Roman" w:hAnsi="Times New Roman" w:eastAsia="Calibri" w:cs="Times New Roman"/>
                 <w:b/>
                 <w:noProof/>
                 <w:sz w:val="24"/>
@@ -2345,7 +2353,7 @@
             <w:r>
               <w:rPr>
                 <w:rStyle w:val="Hyperlink"/>
-                <w:rFonts w:ascii="Times New Roman" w:eastAsia="Calibri" w:hAnsi="Times New Roman" w:cs="Times New Roman"/>
+                <w:rFonts w:ascii="Times New Roman" w:hAnsi="Times New Roman" w:eastAsia="Calibri" w:cs="Times New Roman"/>
                 <w:b/>
                 <w:noProof/>
                 <w:sz w:val="24"/>
@@ -2440,11 +2448,11 @@
               <w14:ligatures w14:val="standardContextual"/>
             </w:rPr>
           </w:pPr>
-          <w:hyperlink w:anchor="_Toc237275429" w:history="1">
+          <w:hyperlink w:history="1" w:anchor="_Toc237275429">
             <w:r>
               <w:rPr>
                 <w:rStyle w:val="Hyperlink"/>
-                <w:rFonts w:ascii="Times New Roman" w:eastAsia="Calibri" w:hAnsi="Times New Roman" w:cs="Times New Roman"/>
+                <w:rFonts w:ascii="Times New Roman" w:hAnsi="Times New Roman" w:eastAsia="Calibri" w:cs="Times New Roman"/>
                 <w:b/>
                 <w:noProof/>
                 <w:sz w:val="24"/>
@@ -2466,7 +2474,7 @@
             <w:r>
               <w:rPr>
                 <w:rStyle w:val="Hyperlink"/>
-                <w:rFonts w:ascii="Times New Roman" w:eastAsia="Calibri" w:hAnsi="Times New Roman" w:cs="Times New Roman"/>
+                <w:rFonts w:ascii="Times New Roman" w:hAnsi="Times New Roman" w:eastAsia="Calibri" w:cs="Times New Roman"/>
                 <w:b/>
                 <w:noProof/>
                 <w:sz w:val="24"/>
@@ -2561,11 +2569,11 @@
               <w14:ligatures w14:val="standardContextual"/>
             </w:rPr>
           </w:pPr>
-          <w:hyperlink w:anchor="_Toc237275430" w:history="1">
+          <w:hyperlink w:history="1" w:anchor="_Toc237275430">
             <w:r>
               <w:rPr>
                 <w:rStyle w:val="Hyperlink"/>
-                <w:rFonts w:ascii="Times New Roman" w:eastAsia="Calibri" w:hAnsi="Times New Roman" w:cs="Times New Roman"/>
+                <w:rFonts w:ascii="Times New Roman" w:hAnsi="Times New Roman" w:eastAsia="Calibri" w:cs="Times New Roman"/>
                 <w:b/>
                 <w:noProof/>
                 <w:sz w:val="24"/>
@@ -2587,7 +2595,7 @@
             <w:r>
               <w:rPr>
                 <w:rStyle w:val="Hyperlink"/>
-                <w:rFonts w:ascii="Times New Roman" w:eastAsia="Calibri" w:hAnsi="Times New Roman" w:cs="Times New Roman"/>
+                <w:rFonts w:ascii="Times New Roman" w:hAnsi="Times New Roman" w:eastAsia="Calibri" w:cs="Times New Roman"/>
                 <w:b/>
                 <w:noProof/>
                 <w:sz w:val="24"/>
@@ -2682,11 +2690,11 @@
               <w14:ligatures w14:val="standardContextual"/>
             </w:rPr>
           </w:pPr>
-          <w:hyperlink w:anchor="_Toc237275431" w:history="1">
+          <w:hyperlink w:history="1" w:anchor="_Toc237275431">
             <w:r>
               <w:rPr>
                 <w:rStyle w:val="Hyperlink"/>
-                <w:rFonts w:ascii="Times New Roman" w:eastAsia="Calibri" w:hAnsi="Times New Roman" w:cs="Times New Roman"/>
+                <w:rFonts w:ascii="Times New Roman" w:hAnsi="Times New Roman" w:eastAsia="Calibri" w:cs="Times New Roman"/>
                 <w:b/>
                 <w:noProof/>
                 <w:sz w:val="24"/>
@@ -2708,7 +2716,7 @@
             <w:r>
               <w:rPr>
                 <w:rStyle w:val="Hyperlink"/>
-                <w:rFonts w:ascii="Times New Roman" w:eastAsia="Calibri" w:hAnsi="Times New Roman" w:cs="Times New Roman"/>
+                <w:rFonts w:ascii="Times New Roman" w:hAnsi="Times New Roman" w:eastAsia="Calibri" w:cs="Times New Roman"/>
                 <w:b/>
                 <w:noProof/>
                 <w:sz w:val="24"/>
@@ -2803,11 +2811,11 @@
               <w14:ligatures w14:val="standardContextual"/>
             </w:rPr>
           </w:pPr>
-          <w:hyperlink w:anchor="_Toc237275432" w:history="1">
+          <w:hyperlink w:history="1" w:anchor="_Toc237275432">
             <w:r>
               <w:rPr>
                 <w:rStyle w:val="Hyperlink"/>
-                <w:rFonts w:ascii="Times New Roman" w:eastAsia="Calibri" w:hAnsi="Times New Roman" w:cs="Times New Roman"/>
+                <w:rFonts w:ascii="Times New Roman" w:hAnsi="Times New Roman" w:eastAsia="Calibri" w:cs="Times New Roman"/>
                 <w:b/>
                 <w:noProof/>
                 <w:sz w:val="24"/>
@@ -2829,7 +2837,7 @@
             <w:r>
               <w:rPr>
                 <w:rStyle w:val="Hyperlink"/>
-                <w:rFonts w:ascii="Times New Roman" w:eastAsia="Calibri" w:hAnsi="Times New Roman" w:cs="Times New Roman"/>
+                <w:rFonts w:ascii="Times New Roman" w:hAnsi="Times New Roman" w:eastAsia="Calibri" w:cs="Times New Roman"/>
                 <w:b/>
                 <w:noProof/>
                 <w:sz w:val="24"/>
@@ -2924,11 +2932,11 @@
               <w14:ligatures w14:val="standardContextual"/>
             </w:rPr>
           </w:pPr>
-          <w:hyperlink w:anchor="_Toc237275433" w:history="1">
+          <w:hyperlink w:history="1" w:anchor="_Toc237275433">
             <w:r>
               <w:rPr>
                 <w:rStyle w:val="Hyperlink"/>
-                <w:rFonts w:ascii="Times New Roman" w:eastAsia="Calibri" w:hAnsi="Times New Roman" w:cs="Times New Roman"/>
+                <w:rFonts w:ascii="Times New Roman" w:hAnsi="Times New Roman" w:eastAsia="Calibri" w:cs="Times New Roman"/>
                 <w:b/>
                 <w:noProof/>
                 <w:sz w:val="24"/>
@@ -2950,7 +2958,7 @@
             <w:r>
               <w:rPr>
                 <w:rStyle w:val="Hyperlink"/>
-                <w:rFonts w:ascii="Times New Roman" w:eastAsia="Calibri" w:hAnsi="Times New Roman" w:cs="Times New Roman"/>
+                <w:rFonts w:ascii="Times New Roman" w:hAnsi="Times New Roman" w:eastAsia="Calibri" w:cs="Times New Roman"/>
                 <w:b/>
                 <w:noProof/>
                 <w:sz w:val="24"/>
@@ -3045,11 +3053,11 @@
               <w14:ligatures w14:val="standardContextual"/>
             </w:rPr>
           </w:pPr>
-          <w:hyperlink w:anchor="_Toc237275434" w:history="1">
+          <w:hyperlink w:history="1" w:anchor="_Toc237275434">
             <w:r>
               <w:rPr>
                 <w:rStyle w:val="Hyperlink"/>
-                <w:rFonts w:ascii="Times New Roman" w:eastAsia="Calibri" w:hAnsi="Times New Roman" w:cs="Times New Roman"/>
+                <w:rFonts w:ascii="Times New Roman" w:hAnsi="Times New Roman" w:eastAsia="Calibri" w:cs="Times New Roman"/>
                 <w:b/>
                 <w:noProof/>
                 <w:sz w:val="24"/>
@@ -3071,7 +3079,7 @@
             <w:r>
               <w:rPr>
                 <w:rStyle w:val="Hyperlink"/>
-                <w:rFonts w:ascii="Times New Roman" w:eastAsia="Calibri" w:hAnsi="Times New Roman" w:cs="Times New Roman"/>
+                <w:rFonts w:ascii="Times New Roman" w:hAnsi="Times New Roman" w:eastAsia="Calibri" w:cs="Times New Roman"/>
                 <w:b/>
                 <w:noProof/>
                 <w:sz w:val="24"/>
@@ -3166,11 +3174,11 @@
               <w14:ligatures w14:val="standardContextual"/>
             </w:rPr>
           </w:pPr>
-          <w:hyperlink w:anchor="_Toc237275435" w:history="1">
+          <w:hyperlink w:history="1" w:anchor="_Toc237275435">
             <w:r>
               <w:rPr>
                 <w:rStyle w:val="Hyperlink"/>
-                <w:rFonts w:ascii="Times New Roman" w:eastAsia="Calibri" w:hAnsi="Times New Roman" w:cs="Times New Roman"/>
+                <w:rFonts w:ascii="Times New Roman" w:hAnsi="Times New Roman" w:eastAsia="Calibri" w:cs="Times New Roman"/>
                 <w:b/>
                 <w:noProof/>
                 <w:sz w:val="24"/>
@@ -3192,7 +3200,7 @@
             <w:r>
               <w:rPr>
                 <w:rStyle w:val="Hyperlink"/>
-                <w:rFonts w:ascii="Times New Roman" w:eastAsia="Calibri" w:hAnsi="Times New Roman" w:cs="Times New Roman"/>
+                <w:rFonts w:ascii="Times New Roman" w:hAnsi="Times New Roman" w:eastAsia="Calibri" w:cs="Times New Roman"/>
                 <w:b/>
                 <w:noProof/>
                 <w:sz w:val="24"/>
@@ -3287,11 +3295,11 @@
               <w14:ligatures w14:val="standardContextual"/>
             </w:rPr>
           </w:pPr>
-          <w:hyperlink w:anchor="_Toc237275436" w:history="1">
+          <w:hyperlink w:history="1" w:anchor="_Toc237275436">
             <w:r>
               <w:rPr>
                 <w:rStyle w:val="Hyperlink"/>
-                <w:rFonts w:ascii="Times New Roman" w:eastAsia="Times New Roman" w:hAnsi="Times New Roman" w:cs="Times New Roman"/>
+                <w:rFonts w:ascii="Times New Roman" w:hAnsi="Times New Roman" w:eastAsia="Times New Roman" w:cs="Times New Roman"/>
                 <w:noProof/>
                 <w:sz w:val="24"/>
                 <w:szCs w:val="24"/>
@@ -3312,7 +3320,7 @@
             <w:r>
               <w:rPr>
                 <w:rStyle w:val="Hyperlink"/>
-                <w:rFonts w:ascii="Times New Roman" w:eastAsia="Times New Roman" w:hAnsi="Times New Roman" w:cs="Times New Roman"/>
+                <w:rFonts w:ascii="Times New Roman" w:hAnsi="Times New Roman" w:eastAsia="Times New Roman" w:cs="Times New Roman"/>
                 <w:noProof/>
                 <w:sz w:val="24"/>
                 <w:szCs w:val="24"/>
@@ -3322,7 +3330,7 @@
             <w:r>
               <w:rPr>
                 <w:rStyle w:val="Hyperlink"/>
-                <w:rFonts w:ascii="Times New Roman" w:eastAsiaTheme="minorHAnsi" w:hAnsi="Times New Roman" w:cs="Times New Roman"/>
+                <w:rFonts w:ascii="Times New Roman" w:hAnsi="Times New Roman" w:cs="Times New Roman" w:eastAsiaTheme="minorHAnsi"/>
                 <w:noProof/>
                 <w:sz w:val="24"/>
                 <w:szCs w:val="24"/>
@@ -3333,7 +3341,7 @@
             <w:r>
               <w:rPr>
                 <w:rStyle w:val="Hyperlink"/>
-                <w:rFonts w:ascii="Times New Roman" w:eastAsia="Times New Roman" w:hAnsi="Times New Roman" w:cs="Times New Roman"/>
+                <w:rFonts w:ascii="Times New Roman" w:hAnsi="Times New Roman" w:eastAsia="Times New Roman" w:cs="Times New Roman"/>
                 <w:noProof/>
                 <w:sz w:val="24"/>
                 <w:szCs w:val="24"/>
@@ -3427,11 +3435,11 @@
               <w14:ligatures w14:val="standardContextual"/>
             </w:rPr>
           </w:pPr>
-          <w:hyperlink w:anchor="_Toc237275437" w:history="1">
+          <w:hyperlink w:history="1" w:anchor="_Toc237275437">
             <w:r>
               <w:rPr>
                 <w:rStyle w:val="Hyperlink"/>
-                <w:rFonts w:ascii="Times New Roman" w:eastAsia="Calibri" w:hAnsi="Times New Roman" w:cs="Times New Roman"/>
+                <w:rFonts w:ascii="Times New Roman" w:hAnsi="Times New Roman" w:eastAsia="Calibri" w:cs="Times New Roman"/>
                 <w:b/>
                 <w:noProof/>
                 <w:sz w:val="24"/>
@@ -3453,7 +3461,7 @@
             <w:r>
               <w:rPr>
                 <w:rStyle w:val="Hyperlink"/>
-                <w:rFonts w:ascii="Times New Roman" w:eastAsia="Calibri" w:hAnsi="Times New Roman" w:cs="Times New Roman"/>
+                <w:rFonts w:ascii="Times New Roman" w:hAnsi="Times New Roman" w:eastAsia="Calibri" w:cs="Times New Roman"/>
                 <w:b/>
                 <w:noProof/>
                 <w:sz w:val="24"/>
@@ -3548,11 +3556,11 @@
               <w14:ligatures w14:val="standardContextual"/>
             </w:rPr>
           </w:pPr>
-          <w:hyperlink w:anchor="_Toc237275438" w:history="1">
+          <w:hyperlink w:history="1" w:anchor="_Toc237275438">
             <w:r>
               <w:rPr>
                 <w:rStyle w:val="Hyperlink"/>
-                <w:rFonts w:ascii="Times New Roman" w:eastAsia="Calibri" w:hAnsi="Times New Roman" w:cs="Times New Roman"/>
+                <w:rFonts w:ascii="Times New Roman" w:hAnsi="Times New Roman" w:eastAsia="Calibri" w:cs="Times New Roman"/>
                 <w:b/>
                 <w:noProof/>
                 <w:sz w:val="24"/>
@@ -3574,7 +3582,7 @@
             <w:r>
               <w:rPr>
                 <w:rStyle w:val="Hyperlink"/>
-                <w:rFonts w:ascii="Times New Roman" w:eastAsia="Calibri" w:hAnsi="Times New Roman" w:cs="Times New Roman"/>
+                <w:rFonts w:ascii="Times New Roman" w:hAnsi="Times New Roman" w:eastAsia="Calibri" w:cs="Times New Roman"/>
                 <w:b/>
                 <w:noProof/>
                 <w:sz w:val="24"/>
@@ -3669,11 +3677,11 @@
               <w14:ligatures w14:val="standardContextual"/>
             </w:rPr>
           </w:pPr>
-          <w:hyperlink w:anchor="_Toc237275439" w:history="1">
+          <w:hyperlink w:history="1" w:anchor="_Toc237275439">
             <w:r>
               <w:rPr>
                 <w:rStyle w:val="Hyperlink"/>
-                <w:rFonts w:ascii="Times New Roman" w:eastAsia="Calibri" w:hAnsi="Times New Roman" w:cs="Times New Roman"/>
+                <w:rFonts w:ascii="Times New Roman" w:hAnsi="Times New Roman" w:eastAsia="Calibri" w:cs="Times New Roman"/>
                 <w:b/>
                 <w:noProof/>
                 <w:sz w:val="24"/>
@@ -3695,7 +3703,7 @@
             <w:r>
               <w:rPr>
                 <w:rStyle w:val="Hyperlink"/>
-                <w:rFonts w:ascii="Times New Roman" w:eastAsia="Calibri" w:hAnsi="Times New Roman" w:cs="Times New Roman"/>
+                <w:rFonts w:ascii="Times New Roman" w:hAnsi="Times New Roman" w:eastAsia="Calibri" w:cs="Times New Roman"/>
                 <w:b/>
                 <w:noProof/>
                 <w:sz w:val="24"/>
@@ -3790,11 +3798,11 @@
               <w14:ligatures w14:val="standardContextual"/>
             </w:rPr>
           </w:pPr>
-          <w:hyperlink w:anchor="_Toc237275440" w:history="1">
+          <w:hyperlink w:history="1" w:anchor="_Toc237275440">
             <w:r>
               <w:rPr>
                 <w:rStyle w:val="Hyperlink"/>
-                <w:rFonts w:ascii="Times New Roman" w:eastAsia="Calibri" w:hAnsi="Times New Roman" w:cs="Times New Roman"/>
+                <w:rFonts w:ascii="Times New Roman" w:hAnsi="Times New Roman" w:eastAsia="Calibri" w:cs="Times New Roman"/>
                 <w:b/>
                 <w:noProof/>
                 <w:sz w:val="24"/>
@@ -3816,7 +3824,7 @@
             <w:r>
               <w:rPr>
                 <w:rStyle w:val="Hyperlink"/>
-                <w:rFonts w:ascii="Times New Roman" w:eastAsia="Calibri" w:hAnsi="Times New Roman" w:cs="Times New Roman"/>
+                <w:rFonts w:ascii="Times New Roman" w:hAnsi="Times New Roman" w:eastAsia="Calibri" w:cs="Times New Roman"/>
                 <w:b/>
                 <w:noProof/>
                 <w:sz w:val="24"/>
@@ -3927,13 +3935,12 @@
           <w:b/>
         </w:rPr>
       </w:pPr>
-      <w:bookmarkStart w:id="5" w:name="_Toc384987395"/>
+      <w:bookmarkStart w:name="_Toc384987395" w:id="5"/>
       <w:r>
         <w:rPr>
           <w:rFonts w:eastAsia="Calibri"/>
           <w:b/>
         </w:rPr>
-        <w:lastRenderedPageBreak/>
         <w:t>TÀI LIỆU ĐẶC TẢ YÊU CẦU PHẦN MỀM</w:t>
       </w:r>
     </w:p>
@@ -3956,7 +3963,7 @@
           <w:b/>
         </w:rPr>
       </w:pPr>
-      <w:bookmarkStart w:id="6" w:name="_Toc237275426"/>
+      <w:bookmarkStart w:name="_Toc237275426" w:id="6"/>
       <w:r>
         <w:rPr>
           <w:rFonts w:eastAsia="Calibri"/>
@@ -3986,9 +3993,9 @@
           <w:b/>
         </w:rPr>
       </w:pPr>
-      <w:bookmarkStart w:id="7" w:name="_Toc360108586"/>
-      <w:bookmarkStart w:id="8" w:name="_Toc384987398"/>
-      <w:bookmarkStart w:id="9" w:name="_Toc237275427"/>
+      <w:bookmarkStart w:name="_Toc360108586" w:id="7"/>
+      <w:bookmarkStart w:name="_Toc384987398" w:id="8"/>
+      <w:bookmarkStart w:name="_Toc237275427" w:id="9"/>
       <w:r>
         <w:rPr>
           <w:rFonts w:eastAsia="Calibri"/>
@@ -4005,12 +4012,12 @@
         <w:tblW w:w="8748" w:type="dxa"/>
         <w:tblInd w:w="468" w:type="dxa"/>
         <w:tblBorders>
-          <w:top w:val="dotted" w:sz="4" w:space="0" w:color="auto"/>
-          <w:left w:val="dotted" w:sz="4" w:space="0" w:color="auto"/>
-          <w:bottom w:val="dotted" w:sz="4" w:space="0" w:color="auto"/>
-          <w:right w:val="dotted" w:sz="4" w:space="0" w:color="auto"/>
-          <w:insideH w:val="dotted" w:sz="4" w:space="0" w:color="auto"/>
-          <w:insideV w:val="dotted" w:sz="4" w:space="0" w:color="auto"/>
+          <w:top w:val="dotted" w:color="auto" w:sz="4" w:space="0"/>
+          <w:left w:val="dotted" w:color="auto" w:sz="4" w:space="0"/>
+          <w:bottom w:val="dotted" w:color="auto" w:sz="4" w:space="0"/>
+          <w:right w:val="dotted" w:color="auto" w:sz="4" w:space="0"/>
+          <w:insideH w:val="dotted" w:color="auto" w:sz="4" w:space="0"/>
+          <w:insideV w:val="dotted" w:color="auto" w:sz="4" w:space="0"/>
         </w:tblBorders>
         <w:tblLayout w:type="fixed"/>
         <w:tblLook w:val="0000" w:firstRow="0" w:lastRow="0" w:firstColumn="0" w:lastColumn="0" w:noHBand="0" w:noVBand="0"/>
@@ -4042,8 +4049,8 @@
                 <w:szCs w:val="24"/>
               </w:rPr>
             </w:pPr>
-            <w:bookmarkStart w:id="10" w:name="_Toc360108587"/>
-            <w:bookmarkStart w:id="11" w:name="_Toc384987399"/>
+            <w:bookmarkStart w:name="_Toc360108587" w:id="10"/>
+            <w:bookmarkStart w:name="_Toc384987399" w:id="11"/>
             <w:r>
               <w:rPr>
                 <w:rFonts w:ascii="Times New Roman" w:hAnsi="Times New Roman" w:cs="Times New Roman"/>
@@ -4347,7 +4354,7 @@
           <w:b/>
         </w:rPr>
       </w:pPr>
-      <w:bookmarkStart w:id="12" w:name="_Toc237275428"/>
+      <w:bookmarkStart w:name="_Toc237275428" w:id="12"/>
       <w:r>
         <w:rPr>
           <w:rFonts w:eastAsia="Calibri"/>
@@ -4364,12 +4371,12 @@
         <w:tblW w:w="8748" w:type="dxa"/>
         <w:tblInd w:w="468" w:type="dxa"/>
         <w:tblBorders>
-          <w:top w:val="dotted" w:sz="4" w:space="0" w:color="auto"/>
-          <w:left w:val="dotted" w:sz="4" w:space="0" w:color="auto"/>
-          <w:bottom w:val="dotted" w:sz="4" w:space="0" w:color="auto"/>
-          <w:right w:val="dotted" w:sz="4" w:space="0" w:color="auto"/>
-          <w:insideH w:val="dotted" w:sz="4" w:space="0" w:color="auto"/>
-          <w:insideV w:val="dotted" w:sz="4" w:space="0" w:color="auto"/>
+          <w:top w:val="dotted" w:color="auto" w:sz="4" w:space="0"/>
+          <w:left w:val="dotted" w:color="auto" w:sz="4" w:space="0"/>
+          <w:bottom w:val="dotted" w:color="auto" w:sz="4" w:space="0"/>
+          <w:right w:val="dotted" w:color="auto" w:sz="4" w:space="0"/>
+          <w:insideH w:val="dotted" w:color="auto" w:sz="4" w:space="0"/>
+          <w:insideV w:val="dotted" w:color="auto" w:sz="4" w:space="0"/>
         </w:tblBorders>
         <w:tblLayout w:type="fixed"/>
         <w:tblLook w:val="0000" w:firstRow="0" w:lastRow="0" w:firstColumn="0" w:lastColumn="0" w:noHBand="0" w:noVBand="0"/>
@@ -4401,7 +4408,7 @@
                 <w:szCs w:val="24"/>
               </w:rPr>
             </w:pPr>
-            <w:bookmarkStart w:id="13" w:name="_Toc360108588"/>
+            <w:bookmarkStart w:name="_Toc360108588" w:id="13"/>
             <w:r>
               <w:rPr>
                 <w:rFonts w:ascii="Times New Roman" w:hAnsi="Times New Roman" w:cs="Times New Roman"/>
@@ -4555,8 +4562,8 @@
         </w:rPr>
         <w:t xml:space="preserve"> </w:t>
       </w:r>
-      <w:bookmarkStart w:id="14" w:name="_Toc384987400"/>
-      <w:bookmarkStart w:id="15" w:name="_Toc237275429"/>
+      <w:bookmarkStart w:name="_Toc384987400" w:id="14"/>
+      <w:bookmarkStart w:name="_Toc237275429" w:id="15"/>
       <w:bookmarkEnd w:id="13"/>
       <w:r>
         <w:rPr>
@@ -4587,9 +4594,9 @@
           <w:b/>
         </w:rPr>
       </w:pPr>
-      <w:bookmarkStart w:id="16" w:name="_Toc360108591"/>
-      <w:bookmarkStart w:id="17" w:name="_Toc384987405"/>
-      <w:bookmarkStart w:id="18" w:name="_Toc237275430"/>
+      <w:bookmarkStart w:name="_Toc360108591" w:id="16"/>
+      <w:bookmarkStart w:name="_Toc384987405" w:id="17"/>
+      <w:bookmarkStart w:name="_Toc237275430" w:id="18"/>
       <w:r>
         <w:rPr>
           <w:rFonts w:eastAsia="Calibri"/>
@@ -4635,14 +4642,14 @@
           <w:b/>
         </w:rPr>
       </w:pPr>
-      <w:bookmarkStart w:id="19" w:name="_Toc360108596"/>
-      <w:bookmarkStart w:id="20" w:name="_Toc384987410"/>
-      <w:bookmarkStart w:id="21" w:name="_Toc237275431"/>
-      <w:bookmarkStart w:id="22" w:name="_Toc155610000"/>
-      <w:bookmarkStart w:id="23" w:name="_Ref255054510"/>
-      <w:bookmarkStart w:id="24" w:name="_Ref255054514"/>
-      <w:bookmarkStart w:id="25" w:name="_Ref255291176"/>
-      <w:bookmarkStart w:id="26" w:name="_Toc322091323"/>
+      <w:bookmarkStart w:name="_Toc360108596" w:id="19"/>
+      <w:bookmarkStart w:name="_Toc384987410" w:id="20"/>
+      <w:bookmarkStart w:name="_Toc237275431" w:id="21"/>
+      <w:bookmarkStart w:name="_Toc155610000" w:id="22"/>
+      <w:bookmarkStart w:name="_Ref255054510" w:id="23"/>
+      <w:bookmarkStart w:name="_Ref255054514" w:id="24"/>
+      <w:bookmarkStart w:name="_Ref255291176" w:id="25"/>
+      <w:bookmarkStart w:name="_Toc322091323" w:id="26"/>
       <w:r>
         <w:rPr>
           <w:rFonts w:eastAsia="Calibri"/>
@@ -4688,9 +4695,9 @@
           <w:b/>
         </w:rPr>
       </w:pPr>
-      <w:bookmarkStart w:id="27" w:name="_Toc360108597"/>
-      <w:bookmarkStart w:id="28" w:name="_Toc384987411"/>
-      <w:bookmarkStart w:id="29" w:name="_Toc237275432"/>
+      <w:bookmarkStart w:name="_Toc360108597" w:id="27"/>
+      <w:bookmarkStart w:name="_Toc384987411" w:id="28"/>
+      <w:bookmarkStart w:name="_Toc237275432" w:id="29"/>
       <w:r>
         <w:rPr>
           <w:rFonts w:eastAsia="Calibri"/>
@@ -4707,7 +4714,7 @@
         <w:spacing w:line="360" w:lineRule="auto"/>
         <w:ind w:left="630"/>
       </w:pPr>
-      <w:bookmarkStart w:id="30" w:name="_Toc360108598"/>
+      <w:bookmarkStart w:name="_Toc360108598" w:id="30"/>
       <w:r>
         <w:t>[</w:t>
       </w:r>
@@ -4737,8 +4744,8 @@
           <w:b/>
         </w:rPr>
       </w:pPr>
-      <w:bookmarkStart w:id="31" w:name="_Toc384987412"/>
-      <w:bookmarkStart w:id="32" w:name="_Toc237275433"/>
+      <w:bookmarkStart w:name="_Toc384987412" w:id="31"/>
+      <w:bookmarkStart w:name="_Toc237275433" w:id="32"/>
       <w:r>
         <w:rPr>
           <w:rFonts w:eastAsia="Calibri"/>
@@ -4784,8 +4791,8 @@
           <w:b/>
         </w:rPr>
       </w:pPr>
-      <w:bookmarkStart w:id="33" w:name="_Toc384987413"/>
-      <w:bookmarkStart w:id="34" w:name="_Toc237275434"/>
+      <w:bookmarkStart w:name="_Toc384987413" w:id="33"/>
+      <w:bookmarkStart w:name="_Toc237275434" w:id="34"/>
       <w:bookmarkEnd w:id="22"/>
       <w:bookmarkEnd w:id="23"/>
       <w:bookmarkEnd w:id="24"/>
@@ -4820,13 +4827,13 @@
           <w:b/>
         </w:rPr>
       </w:pPr>
-      <w:bookmarkStart w:id="35" w:name="_Use_case_AHR-004a_–_UC01:_Manage_St"/>
-      <w:bookmarkStart w:id="36" w:name="_Use_case_AHR-004a_–_UC01:_Manage_St_1"/>
-      <w:bookmarkStart w:id="37" w:name="_Toc360108600"/>
-      <w:bookmarkStart w:id="38" w:name="_Toc384987414"/>
-      <w:bookmarkStart w:id="39" w:name="_Toc237275435"/>
-      <w:bookmarkStart w:id="40" w:name="_Ref255057459"/>
-      <w:bookmarkStart w:id="41" w:name="_Toc155610002"/>
+      <w:bookmarkStart w:name="_Use_case_AHR-004a_–_UC01:_Manage_St" w:id="35"/>
+      <w:bookmarkStart w:name="_Use_case_AHR-004a_–_UC01:_Manage_St_1" w:id="36"/>
+      <w:bookmarkStart w:name="_Toc360108600" w:id="37"/>
+      <w:bookmarkStart w:name="_Toc384987414" w:id="38"/>
+      <w:bookmarkStart w:name="_Toc237275435" w:id="39"/>
+      <w:bookmarkStart w:name="_Ref255057459" w:id="40"/>
+      <w:bookmarkStart w:name="_Toc155610002" w:id="41"/>
       <w:bookmarkEnd w:id="35"/>
       <w:bookmarkEnd w:id="36"/>
       <w:r>
@@ -4852,28 +4859,28 @@
         <w:ind w:left="907" w:right="0" w:hanging="547"/>
         <w:jc w:val="left"/>
         <w:rPr>
-          <w:rFonts w:ascii="Times New Roman" w:eastAsia="Times New Roman" w:hAnsi="Times New Roman" w:cs="Times New Roman"/>
+          <w:rFonts w:ascii="Times New Roman" w:hAnsi="Times New Roman" w:eastAsia="Times New Roman" w:cs="Times New Roman"/>
         </w:rPr>
       </w:pPr>
-      <w:bookmarkStart w:id="42" w:name="_Toc384987415"/>
-      <w:bookmarkStart w:id="43" w:name="_Toc237275436"/>
-      <w:bookmarkStart w:id="44" w:name="_Toc360108732"/>
+      <w:bookmarkStart w:name="_Toc384987415" w:id="42"/>
+      <w:bookmarkStart w:name="_Toc237275436" w:id="43"/>
+      <w:bookmarkStart w:name="_Toc360108732" w:id="44"/>
       <w:r>
         <w:rPr>
-          <w:rFonts w:ascii="Times New Roman" w:eastAsia="Times New Roman" w:hAnsi="Times New Roman" w:cs="Times New Roman"/>
+          <w:rFonts w:ascii="Times New Roman" w:hAnsi="Times New Roman" w:eastAsia="Times New Roman" w:cs="Times New Roman"/>
         </w:rPr>
         <w:t>Use case 1</w:t>
       </w:r>
       <w:bookmarkEnd w:id="42"/>
       <w:r>
         <w:rPr>
-          <w:rFonts w:ascii="Times New Roman" w:eastAsia="Times New Roman" w:hAnsi="Times New Roman" w:cs="Times New Roman"/>
+          <w:rFonts w:ascii="Times New Roman" w:hAnsi="Times New Roman" w:eastAsia="Times New Roman" w:cs="Times New Roman"/>
         </w:rPr>
         <w:t xml:space="preserve"> &lt;</w:t>
       </w:r>
       <w:r>
         <w:rPr>
-          <w:rFonts w:ascii="Times New Roman" w:eastAsiaTheme="minorHAnsi" w:hAnsi="Times New Roman" w:cs="Times New Roman"/>
+          <w:rFonts w:ascii="Times New Roman" w:hAnsi="Times New Roman" w:cs="Times New Roman" w:eastAsiaTheme="minorHAnsi"/>
           <w:b w:val="0"/>
           <w:bCs w:val="0"/>
           <w:color w:val="242424"/>
@@ -4885,13 +4892,13 @@
       </w:r>
       <w:r>
         <w:rPr>
-          <w:rFonts w:ascii="Times New Roman" w:eastAsia="Times New Roman" w:hAnsi="Times New Roman" w:cs="Times New Roman"/>
+          <w:rFonts w:ascii="Times New Roman" w:hAnsi="Times New Roman" w:eastAsia="Times New Roman" w:cs="Times New Roman"/>
         </w:rPr>
         <w:t>BÁO CÁO SLA - TAT</w:t>
       </w:r>
       <w:r>
         <w:rPr>
-          <w:rFonts w:ascii="Times New Roman" w:eastAsia="Times New Roman" w:hAnsi="Times New Roman" w:cs="Times New Roman"/>
+          <w:rFonts w:ascii="Times New Roman" w:hAnsi="Times New Roman" w:eastAsia="Times New Roman" w:cs="Times New Roman"/>
         </w:rPr>
         <w:t>&gt;</w:t>
       </w:r>
@@ -4902,12 +4909,12 @@
         <w:tblW w:w="4743" w:type="pct"/>
         <w:tblInd w:w="475" w:type="dxa"/>
         <w:tblBorders>
-          <w:top w:val="single" w:sz="4" w:space="0" w:color="000000" w:themeColor="text1"/>
-          <w:left w:val="single" w:sz="4" w:space="0" w:color="000000" w:themeColor="text1"/>
-          <w:bottom w:val="single" w:sz="4" w:space="0" w:color="000000" w:themeColor="text1"/>
-          <w:right w:val="single" w:sz="4" w:space="0" w:color="000000" w:themeColor="text1"/>
-          <w:insideH w:val="single" w:sz="4" w:space="0" w:color="000000" w:themeColor="text1"/>
-          <w:insideV w:val="single" w:sz="4" w:space="0" w:color="000000" w:themeColor="text1"/>
+          <w:top w:val="single" w:color="000000" w:themeColor="text1" w:sz="4" w:space="0"/>
+          <w:left w:val="single" w:color="000000" w:themeColor="text1" w:sz="4" w:space="0"/>
+          <w:bottom w:val="single" w:color="000000" w:themeColor="text1" w:sz="4" w:space="0"/>
+          <w:right w:val="single" w:color="000000" w:themeColor="text1" w:sz="4" w:space="0"/>
+          <w:insideH w:val="single" w:color="000000" w:themeColor="text1" w:sz="4" w:space="0"/>
+          <w:insideV w:val="single" w:color="000000" w:themeColor="text1" w:sz="4" w:space="0"/>
         </w:tblBorders>
         <w:tblCellMar>
           <w:top w:w="29" w:type="dxa"/>
@@ -5250,12 +5257,12 @@
         <w:tblW w:w="9180" w:type="dxa"/>
         <w:tblInd w:w="475" w:type="dxa"/>
         <w:tblBorders>
-          <w:top w:val="single" w:sz="8" w:space="0" w:color="000000" w:themeColor="text1"/>
-          <w:left w:val="single" w:sz="8" w:space="0" w:color="000000" w:themeColor="text1"/>
-          <w:bottom w:val="single" w:sz="8" w:space="0" w:color="000000" w:themeColor="text1"/>
-          <w:right w:val="single" w:sz="8" w:space="0" w:color="000000" w:themeColor="text1"/>
-          <w:insideH w:val="single" w:sz="8" w:space="0" w:color="000000" w:themeColor="text1"/>
-          <w:insideV w:val="single" w:sz="8" w:space="0" w:color="000000" w:themeColor="text1"/>
+          <w:top w:val="single" w:color="000000" w:themeColor="text1" w:sz="8" w:space="0"/>
+          <w:left w:val="single" w:color="000000" w:themeColor="text1" w:sz="8" w:space="0"/>
+          <w:bottom w:val="single" w:color="000000" w:themeColor="text1" w:sz="8" w:space="0"/>
+          <w:right w:val="single" w:color="000000" w:themeColor="text1" w:sz="8" w:space="0"/>
+          <w:insideH w:val="single" w:color="000000" w:themeColor="text1" w:sz="8" w:space="0"/>
+          <w:insideV w:val="single" w:color="000000" w:themeColor="text1" w:sz="8" w:space="0"/>
         </w:tblBorders>
         <w:tblLayout w:type="fixed"/>
         <w:tblLook w:val="01E0" w:firstRow="1" w:lastRow="1" w:firstColumn="1" w:lastColumn="1" w:noHBand="0" w:noVBand="0"/>
@@ -5273,13 +5280,14 @@
           <w:tcPr>
             <w:cnfStyle w:val="001000000000" w:firstRow="0" w:lastRow="0" w:firstColumn="1" w:lastColumn="0" w:oddVBand="0" w:evenVBand="0" w:oddHBand="0" w:evenHBand="0" w:firstRowFirstColumn="0" w:firstRowLastColumn="0" w:lastRowFirstColumn="0" w:lastRowLastColumn="0"/>
             <w:tcW w:w="649" w:type="dxa"/>
+            <w:tcMar/>
           </w:tcPr>
           <w:p>
             <w:pPr>
               <w:ind w:left="-144" w:right="-144"/>
               <w:jc w:val="center"/>
               <w:rPr>
-                <w:rFonts w:ascii="Times New Roman" w:eastAsia="Times New Roman" w:hAnsi="Times New Roman" w:cs="Times New Roman"/>
+                <w:rFonts w:ascii="Times New Roman" w:hAnsi="Times New Roman" w:eastAsia="Times New Roman" w:cs="Times New Roman"/>
                 <w:sz w:val="24"/>
                 <w:szCs w:val="24"/>
                 <w:lang w:val="en-GB"/>
@@ -5287,12 +5295,11 @@
             </w:pPr>
             <w:r>
               <w:rPr>
-                <w:rFonts w:ascii="Times New Roman" w:eastAsia="Times New Roman" w:hAnsi="Times New Roman" w:cs="Times New Roman"/>
+                <w:rFonts w:ascii="Times New Roman" w:hAnsi="Times New Roman" w:eastAsia="Times New Roman" w:cs="Times New Roman"/>
                 <w:sz w:val="24"/>
                 <w:szCs w:val="24"/>
                 <w:lang w:val="en-GB"/>
               </w:rPr>
-              <w:lastRenderedPageBreak/>
               <w:t>Hoạt động</w:t>
             </w:r>
           </w:p>
@@ -5302,17 +5309,18 @@
             <w:cnfStyle w:val="000010000000" w:firstRow="0" w:lastRow="0" w:firstColumn="0" w:lastColumn="0" w:oddVBand="1" w:evenVBand="0" w:oddHBand="0" w:evenHBand="0" w:firstRowFirstColumn="0" w:firstRowLastColumn="0" w:lastRowFirstColumn="0" w:lastRowLastColumn="0"/>
             <w:tcW w:w="851" w:type="dxa"/>
             <w:tcBorders>
-              <w:top w:val="none" w:sz="0" w:space="0" w:color="auto"/>
-              <w:left w:val="none" w:sz="0" w:space="0" w:color="auto"/>
-              <w:right w:val="none" w:sz="0" w:space="0" w:color="auto"/>
+              <w:top w:val="none" w:color="auto" w:sz="0" w:space="0"/>
+              <w:left w:val="none" w:color="auto" w:sz="0" w:space="0"/>
+              <w:right w:val="none" w:color="auto" w:sz="0" w:space="0"/>
             </w:tcBorders>
+            <w:tcMar/>
           </w:tcPr>
           <w:p>
             <w:pPr>
               <w:ind w:left="-142" w:right="-320"/>
               <w:jc w:val="both"/>
               <w:rPr>
-                <w:rFonts w:ascii="Times New Roman" w:eastAsia="Times New Roman" w:hAnsi="Times New Roman" w:cs="Times New Roman"/>
+                <w:rFonts w:ascii="Times New Roman" w:hAnsi="Times New Roman" w:eastAsia="Times New Roman" w:cs="Times New Roman"/>
                 <w:sz w:val="24"/>
                 <w:szCs w:val="24"/>
                 <w:lang w:val="en-GB"/>
@@ -5320,7 +5328,7 @@
             </w:pPr>
             <w:r>
               <w:rPr>
-                <w:rFonts w:ascii="Times New Roman" w:eastAsia="Times New Roman" w:hAnsi="Times New Roman" w:cs="Times New Roman"/>
+                <w:rFonts w:ascii="Times New Roman" w:hAnsi="Times New Roman" w:eastAsia="Times New Roman" w:cs="Times New Roman"/>
                 <w:sz w:val="24"/>
                 <w:szCs w:val="24"/>
                 <w:lang w:val="en-GB"/>
@@ -5329,7 +5337,7 @@
             </w:r>
             <w:r>
               <w:rPr>
-                <w:rFonts w:ascii="Times New Roman" w:eastAsia="Times New Roman" w:hAnsi="Times New Roman" w:cs="Times New Roman"/>
+                <w:rFonts w:ascii="Times New Roman" w:hAnsi="Times New Roman" w:eastAsia="Times New Roman" w:cs="Times New Roman"/>
                 <w:sz w:val="24"/>
                 <w:szCs w:val="24"/>
                 <w:lang w:val="en-GB"/>
@@ -5342,13 +5350,14 @@
           <w:tcPr>
             <w:cnfStyle w:val="000100000000" w:firstRow="0" w:lastRow="0" w:firstColumn="0" w:lastColumn="1" w:oddVBand="0" w:evenVBand="0" w:oddHBand="0" w:evenHBand="0" w:firstRowFirstColumn="0" w:firstRowLastColumn="0" w:lastRowFirstColumn="0" w:lastRowLastColumn="0"/>
             <w:tcW w:w="7680" w:type="dxa"/>
+            <w:tcMar/>
           </w:tcPr>
           <w:p>
             <w:pPr>
               <w:ind w:left="-142" w:right="-320"/>
               <w:jc w:val="center"/>
               <w:rPr>
-                <w:rFonts w:ascii="Times New Roman" w:eastAsia="Times New Roman" w:hAnsi="Times New Roman" w:cs="Times New Roman"/>
+                <w:rFonts w:ascii="Times New Roman" w:hAnsi="Times New Roman" w:eastAsia="Times New Roman" w:cs="Times New Roman"/>
                 <w:sz w:val="24"/>
                 <w:szCs w:val="24"/>
                 <w:lang w:val="en-GB"/>
@@ -5356,7 +5365,7 @@
             </w:pPr>
             <w:r>
               <w:rPr>
-                <w:rFonts w:ascii="Times New Roman" w:eastAsia="Times New Roman" w:hAnsi="Times New Roman" w:cs="Times New Roman"/>
+                <w:rFonts w:ascii="Times New Roman" w:hAnsi="Times New Roman" w:eastAsia="Times New Roman" w:cs="Times New Roman"/>
                 <w:sz w:val="24"/>
                 <w:szCs w:val="24"/>
                 <w:lang w:val="en-GB"/>
@@ -5375,17 +5384,18 @@
             <w:cnfStyle w:val="001000000000" w:firstRow="0" w:lastRow="0" w:firstColumn="1" w:lastColumn="0" w:oddVBand="0" w:evenVBand="0" w:oddHBand="0" w:evenHBand="0" w:firstRowFirstColumn="0" w:firstRowLastColumn="0" w:lastRowFirstColumn="0" w:lastRowLastColumn="0"/>
             <w:tcW w:w="649" w:type="dxa"/>
             <w:tcBorders>
-              <w:top w:val="none" w:sz="0" w:space="0" w:color="auto"/>
-              <w:left w:val="none" w:sz="0" w:space="0" w:color="auto"/>
-              <w:bottom w:val="none" w:sz="0" w:space="0" w:color="auto"/>
+              <w:top w:val="none" w:color="auto" w:sz="0" w:space="0"/>
+              <w:left w:val="none" w:color="auto" w:sz="0" w:space="0"/>
+              <w:bottom w:val="none" w:color="auto" w:sz="0" w:space="0"/>
             </w:tcBorders>
+            <w:tcMar/>
           </w:tcPr>
           <w:p>
             <w:pPr>
               <w:ind w:left="-144" w:right="-144"/>
               <w:jc w:val="center"/>
               <w:rPr>
-                <w:rFonts w:ascii="Times New Roman" w:eastAsia="Times New Roman" w:hAnsi="Times New Roman" w:cs="Times New Roman"/>
+                <w:rFonts w:ascii="Times New Roman" w:hAnsi="Times New Roman" w:eastAsia="Times New Roman" w:cs="Times New Roman"/>
                 <w:sz w:val="24"/>
                 <w:szCs w:val="24"/>
                 <w:lang w:val="en-GB"/>
@@ -5398,18 +5408,19 @@
             <w:cnfStyle w:val="000010000000" w:firstRow="0" w:lastRow="0" w:firstColumn="0" w:lastColumn="0" w:oddVBand="1" w:evenVBand="0" w:oddHBand="0" w:evenHBand="0" w:firstRowFirstColumn="0" w:firstRowLastColumn="0" w:lastRowFirstColumn="0" w:lastRowLastColumn="0"/>
             <w:tcW w:w="851" w:type="dxa"/>
             <w:tcBorders>
-              <w:top w:val="none" w:sz="0" w:space="0" w:color="auto"/>
-              <w:left w:val="none" w:sz="0" w:space="0" w:color="auto"/>
-              <w:bottom w:val="none" w:sz="0" w:space="0" w:color="auto"/>
-              <w:right w:val="none" w:sz="0" w:space="0" w:color="auto"/>
+              <w:top w:val="none" w:color="auto" w:sz="0" w:space="0"/>
+              <w:left w:val="none" w:color="auto" w:sz="0" w:space="0"/>
+              <w:bottom w:val="none" w:color="auto" w:sz="0" w:space="0"/>
+              <w:right w:val="none" w:color="auto" w:sz="0" w:space="0"/>
             </w:tcBorders>
+            <w:tcMar/>
           </w:tcPr>
           <w:p>
             <w:pPr>
               <w:ind w:left="-144" w:right="-144"/>
               <w:jc w:val="center"/>
               <w:rPr>
-                <w:rFonts w:ascii="Times New Roman" w:eastAsia="Times New Roman" w:hAnsi="Times New Roman" w:cs="Times New Roman"/>
+                <w:rFonts w:ascii="Times New Roman" w:hAnsi="Times New Roman" w:eastAsia="Times New Roman" w:cs="Times New Roman"/>
                 <w:sz w:val="24"/>
                 <w:szCs w:val="24"/>
                 <w:lang w:val="en-GB"/>
@@ -5417,7 +5428,7 @@
             </w:pPr>
             <w:r>
               <w:rPr>
-                <w:rFonts w:ascii="Times New Roman" w:eastAsia="Times New Roman" w:hAnsi="Times New Roman" w:cs="Times New Roman"/>
+                <w:rFonts w:ascii="Times New Roman" w:hAnsi="Times New Roman" w:eastAsia="Times New Roman" w:cs="Times New Roman"/>
                 <w:sz w:val="24"/>
                 <w:szCs w:val="24"/>
                 <w:lang w:val="en-GB"/>
@@ -5431,16 +5442,17 @@
             <w:cnfStyle w:val="000100000000" w:firstRow="0" w:lastRow="0" w:firstColumn="0" w:lastColumn="1" w:oddVBand="0" w:evenVBand="0" w:oddHBand="0" w:evenHBand="0" w:firstRowFirstColumn="0" w:firstRowLastColumn="0" w:lastRowFirstColumn="0" w:lastRowLastColumn="0"/>
             <w:tcW w:w="7680" w:type="dxa"/>
             <w:tcBorders>
-              <w:top w:val="none" w:sz="0" w:space="0" w:color="auto"/>
-              <w:bottom w:val="none" w:sz="0" w:space="0" w:color="auto"/>
-              <w:right w:val="none" w:sz="0" w:space="0" w:color="auto"/>
+              <w:top w:val="none" w:color="auto" w:sz="0" w:space="0"/>
+              <w:bottom w:val="none" w:color="auto" w:sz="0" w:space="0"/>
+              <w:right w:val="none" w:color="auto" w:sz="0" w:space="0"/>
             </w:tcBorders>
+            <w:tcMar/>
           </w:tcPr>
           <w:p>
             <w:pPr>
               <w:ind w:right="-320"/>
               <w:rPr>
-                <w:rFonts w:ascii="Times New Roman" w:eastAsia="Times New Roman" w:hAnsi="Times New Roman" w:cs="Times New Roman"/>
+                <w:rFonts w:ascii="Times New Roman" w:hAnsi="Times New Roman" w:eastAsia="Times New Roman" w:cs="Times New Roman"/>
                 <w:sz w:val="24"/>
                 <w:szCs w:val="24"/>
                 <w:lang w:val="en-GB"/>
@@ -5448,7 +5460,7 @@
             </w:pPr>
             <w:r>
               <w:rPr>
-                <w:rFonts w:ascii="Times New Roman" w:eastAsia="Times New Roman" w:hAnsi="Times New Roman" w:cs="Times New Roman"/>
+                <w:rFonts w:ascii="Times New Roman" w:hAnsi="Times New Roman" w:eastAsia="Times New Roman" w:cs="Times New Roman"/>
                 <w:b/>
                 <w:sz w:val="24"/>
                 <w:szCs w:val="24"/>
@@ -5459,7 +5471,7 @@
             </w:r>
             <w:r>
               <w:rPr>
-                <w:rFonts w:ascii="Times New Roman" w:eastAsia="Times New Roman" w:hAnsi="Times New Roman" w:cs="Times New Roman"/>
+                <w:rFonts w:ascii="Times New Roman" w:hAnsi="Times New Roman" w:eastAsia="Times New Roman" w:cs="Times New Roman"/>
                 <w:sz w:val="24"/>
                 <w:szCs w:val="24"/>
                 <w:lang w:val="en-GB"/>
@@ -5584,13 +5596,14 @@
           <w:tcPr>
             <w:cnfStyle w:val="001000000000" w:firstRow="0" w:lastRow="0" w:firstColumn="1" w:lastColumn="0" w:oddVBand="0" w:evenVBand="0" w:oddHBand="0" w:evenHBand="0" w:firstRowFirstColumn="0" w:firstRowLastColumn="0" w:lastRowFirstColumn="0" w:lastRowLastColumn="0"/>
             <w:tcW w:w="649" w:type="dxa"/>
+            <w:tcMar/>
           </w:tcPr>
           <w:p>
             <w:pPr>
               <w:ind w:left="-144" w:right="-144"/>
               <w:jc w:val="center"/>
               <w:rPr>
-                <w:rFonts w:ascii="Times New Roman" w:eastAsia="Times New Roman" w:hAnsi="Times New Roman" w:cs="Times New Roman"/>
+                <w:rFonts w:ascii="Times New Roman" w:hAnsi="Times New Roman" w:eastAsia="Times New Roman" w:cs="Times New Roman"/>
                 <w:sz w:val="24"/>
                 <w:szCs w:val="24"/>
                 <w:lang w:val="en-GB"/>
@@ -5603,16 +5616,17 @@
             <w:cnfStyle w:val="000010000000" w:firstRow="0" w:lastRow="0" w:firstColumn="0" w:lastColumn="0" w:oddVBand="1" w:evenVBand="0" w:oddHBand="0" w:evenHBand="0" w:firstRowFirstColumn="0" w:firstRowLastColumn="0" w:lastRowFirstColumn="0" w:lastRowLastColumn="0"/>
             <w:tcW w:w="851" w:type="dxa"/>
             <w:tcBorders>
-              <w:left w:val="none" w:sz="0" w:space="0" w:color="auto"/>
-              <w:right w:val="none" w:sz="0" w:space="0" w:color="auto"/>
+              <w:left w:val="none" w:color="auto" w:sz="0" w:space="0"/>
+              <w:right w:val="none" w:color="auto" w:sz="0" w:space="0"/>
             </w:tcBorders>
+            <w:tcMar/>
           </w:tcPr>
           <w:p>
             <w:pPr>
               <w:ind w:left="-144" w:right="-144"/>
               <w:jc w:val="center"/>
               <w:rPr>
-                <w:rFonts w:ascii="Times New Roman" w:eastAsia="Times New Roman" w:hAnsi="Times New Roman" w:cs="Times New Roman"/>
+                <w:rFonts w:ascii="Times New Roman" w:hAnsi="Times New Roman" w:eastAsia="Times New Roman" w:cs="Times New Roman"/>
                 <w:sz w:val="24"/>
                 <w:szCs w:val="24"/>
                 <w:lang w:val="en-GB"/>
@@ -5620,7 +5634,7 @@
             </w:pPr>
             <w:r>
               <w:rPr>
-                <w:rFonts w:ascii="Times New Roman" w:eastAsia="Times New Roman" w:hAnsi="Times New Roman" w:cs="Times New Roman"/>
+                <w:rFonts w:ascii="Times New Roman" w:hAnsi="Times New Roman" w:eastAsia="Times New Roman" w:cs="Times New Roman"/>
                 <w:sz w:val="24"/>
                 <w:szCs w:val="24"/>
                 <w:lang w:val="en-GB"/>
@@ -5633,6 +5647,7 @@
           <w:tcPr>
             <w:cnfStyle w:val="000100000000" w:firstRow="0" w:lastRow="0" w:firstColumn="0" w:lastColumn="1" w:oddVBand="0" w:evenVBand="0" w:oddHBand="0" w:evenHBand="0" w:firstRowFirstColumn="0" w:firstRowLastColumn="0" w:lastRowFirstColumn="0" w:lastRowLastColumn="0"/>
             <w:tcW w:w="7680" w:type="dxa"/>
+            <w:tcMar/>
           </w:tcPr>
           <w:p>
             <w:pPr>
@@ -5684,6 +5699,7 @@
               <w:tc>
                 <w:tcPr>
                   <w:tcW w:w="2857" w:type="dxa"/>
+                  <w:tcMar/>
                 </w:tcPr>
                 <w:p>
                   <w:pPr>
@@ -5709,6 +5725,7 @@
               <w:tc>
                 <w:tcPr>
                   <w:tcW w:w="4580" w:type="dxa"/>
+                  <w:tcMar/>
                 </w:tcPr>
                 <w:p>
                   <w:pPr>
@@ -5748,6 +5765,7 @@
                 <w:tcPr>
                   <w:tcW w:w="7437" w:type="dxa"/>
                   <w:gridSpan w:val="2"/>
+                  <w:tcMar/>
                 </w:tcPr>
                 <w:p>
                   <w:pPr>
@@ -5778,6 +5796,7 @@
               <w:tc>
                 <w:tcPr>
                   <w:tcW w:w="2857" w:type="dxa"/>
+                  <w:tcMar/>
                 </w:tcPr>
                 <w:p>
                   <w:pPr>
@@ -5804,6 +5823,7 @@
               <w:tc>
                 <w:tcPr>
                   <w:tcW w:w="4580" w:type="dxa"/>
+                  <w:tcMar/>
                 </w:tcPr>
                 <w:p>
                   <w:pPr>
@@ -5825,6 +5845,7 @@
               <w:tc>
                 <w:tcPr>
                   <w:tcW w:w="2857" w:type="dxa"/>
+                  <w:tcMar/>
                 </w:tcPr>
                 <w:p>
                   <w:pPr>
@@ -5850,6 +5871,7 @@
               <w:tc>
                 <w:tcPr>
                   <w:tcW w:w="4580" w:type="dxa"/>
+                  <w:tcMar/>
                 </w:tcPr>
                 <w:p>
                   <w:pPr>
@@ -5878,6 +5900,7 @@
               <w:tc>
                 <w:tcPr>
                   <w:tcW w:w="2857" w:type="dxa"/>
+                  <w:tcMar/>
                 </w:tcPr>
                 <w:p>
                   <w:pPr>
@@ -5899,6 +5922,7 @@
               <w:tc>
                 <w:tcPr>
                   <w:tcW w:w="4580" w:type="dxa"/>
+                  <w:tcMar/>
                 </w:tcPr>
                 <w:p>
                   <w:pPr>
@@ -5940,6 +5964,7 @@
               <w:tc>
                 <w:tcPr>
                   <w:tcW w:w="2857" w:type="dxa"/>
+                  <w:tcMar/>
                 </w:tcPr>
                 <w:p>
                   <w:pPr>
@@ -5961,6 +5986,7 @@
               <w:tc>
                 <w:tcPr>
                   <w:tcW w:w="4580" w:type="dxa"/>
+                  <w:tcMar/>
                 </w:tcPr>
                 <w:p>
                   <w:pPr>
@@ -6001,6 +6027,7 @@
               <w:tc>
                 <w:tcPr>
                   <w:tcW w:w="2857" w:type="dxa"/>
+                  <w:tcMar/>
                 </w:tcPr>
                 <w:p>
                   <w:pPr>
@@ -6022,6 +6049,7 @@
               <w:tc>
                 <w:tcPr>
                   <w:tcW w:w="4580" w:type="dxa"/>
+                  <w:tcMar/>
                 </w:tcPr>
                 <w:p>
                   <w:pPr>
@@ -6062,6 +6090,7 @@
               <w:tc>
                 <w:tcPr>
                   <w:tcW w:w="2857" w:type="dxa"/>
+                  <w:tcMar/>
                 </w:tcPr>
                 <w:p>
                   <w:pPr>
@@ -6080,6 +6109,7 @@
               <w:tc>
                 <w:tcPr>
                   <w:tcW w:w="4580" w:type="dxa"/>
+                  <w:tcMar/>
                 </w:tcPr>
                 <w:p>
                   <w:pPr>
@@ -6120,6 +6150,7 @@
               <w:tc>
                 <w:tcPr>
                   <w:tcW w:w="2857" w:type="dxa"/>
+                  <w:tcMar/>
                 </w:tcPr>
                 <w:p>
                   <w:pPr>
@@ -6158,6 +6189,7 @@
               <w:tc>
                 <w:tcPr>
                   <w:tcW w:w="4580" w:type="dxa"/>
+                  <w:tcMar/>
                 </w:tcPr>
                 <w:p>
                   <w:pPr>
@@ -6224,6 +6256,14 @@
                       <w:szCs w:val="24"/>
                     </w:rPr>
                     <w:br/>
+                  </w:r>
+                  <w:r>
+                    <w:rPr>
+                      <w:rStyle w:val="font151"/>
+                      <w:rFonts w:ascii="Times New Roman" w:hAnsi="Times New Roman"/>
+                      <w:sz w:val="24"/>
+                      <w:szCs w:val="24"/>
+                    </w:rPr>
                     <w:t>Và xét các điều kiện sau:</w:t>
                   </w:r>
                   <w:r>
@@ -6278,7 +6318,6 @@
                       <w:sz w:val="24"/>
                       <w:szCs w:val="24"/>
                     </w:rPr>
-                    <w:lastRenderedPageBreak/>
                     <w:t>1.2. Xét f.CHANGE_REQUEST &lt;&gt; 'Change Request' và file1."Product Line" = c.PRODUCT_LINE_NAME</w:t>
                   </w:r>
                   <w:r>
@@ -6391,6 +6430,7 @@
               <w:tc>
                 <w:tcPr>
                   <w:tcW w:w="2857" w:type="dxa"/>
+                  <w:tcMar/>
                 </w:tcPr>
                 <w:p>
                   <w:pPr>
@@ -6399,7 +6439,6 @@
                     <w:jc w:val="left"/>
                   </w:pPr>
                   <w:r>
-                    <w:lastRenderedPageBreak/>
                     <w:t>BC5TAT - sheet cam kết SLA TDKHDN luồng 2</w:t>
                   </w:r>
                   <w:r>
@@ -6410,6 +6449,7 @@
               <w:tc>
                 <w:tcPr>
                   <w:tcW w:w="4580" w:type="dxa"/>
+                  <w:tcMar/>
                 </w:tcPr>
                 <w:p>
                   <w:pPr>
@@ -6430,12 +6470,63 @@
                       <w:sz w:val="24"/>
                       <w:szCs w:val="24"/>
                     </w:rPr>
-                    <w:t>LEFT JOIN  với điều kiện điều kiện:</w:t>
+                    <w:t xml:space="preserve">LEFT JOIN  </w:t>
                   </w:r>
                   <w:r>
                     <w:rPr>
-                      <w:color w:val="000000"/>
+                      <w:rStyle w:val="font151"/>
+                      <w:rFonts w:ascii="Times New Roman" w:hAnsi="Times New Roman"/>
+                      <w:sz w:val="24"/>
+                      <w:szCs w:val="24"/>
                     </w:rPr>
+                    <w:t>với</w:t>
+                  </w:r>
+                  <w:r>
+                    <w:rPr>
+                      <w:rStyle w:val="font151"/>
+                      <w:rFonts w:ascii="Times New Roman" w:hAnsi="Times New Roman"/>
+                      <w:sz w:val="24"/>
+                      <w:szCs w:val="24"/>
+                    </w:rPr>
+                    <w:t xml:space="preserve"> </w:t>
+                  </w:r>
+                  <w:r>
+                    <w:rPr>
+                      <w:rStyle w:val="font151"/>
+                      <w:rFonts w:ascii="Times New Roman" w:hAnsi="Times New Roman"/>
+                      <w:sz w:val="24"/>
+                      <w:szCs w:val="24"/>
+                    </w:rPr>
+                    <w:t>điều</w:t>
+                  </w:r>
+                  <w:r>
+                    <w:rPr>
+                      <w:rStyle w:val="font151"/>
+                      <w:rFonts w:ascii="Times New Roman" w:hAnsi="Times New Roman"/>
+                      <w:sz w:val="24"/>
+                      <w:szCs w:val="24"/>
+                    </w:rPr>
+                    <w:t xml:space="preserve"> </w:t>
+                  </w:r>
+                  <w:r>
+                    <w:rPr>
+                      <w:rStyle w:val="font151"/>
+                      <w:rFonts w:ascii="Times New Roman" w:hAnsi="Times New Roman"/>
+                      <w:sz w:val="24"/>
+                      <w:szCs w:val="24"/>
+                    </w:rPr>
+                    <w:t>kiện</w:t>
+                  </w:r>
+                  <w:r>
+                    <w:rPr>
+                      <w:rStyle w:val="font151"/>
+                      <w:rFonts w:ascii="Times New Roman" w:hAnsi="Times New Roman"/>
+                      <w:sz w:val="24"/>
+                      <w:szCs w:val="24"/>
+                    </w:rPr>
+                    <w:t>:</w:t>
+                  </w:r>
+                  <w:r>
                     <w:br/>
                   </w:r>
                   <w:r>
@@ -6448,9 +6539,6 @@
                     <w:t>b.CUST_GROUP IN ('MSME','SME','USME')</w:t>
                   </w:r>
                   <w:r>
-                    <w:rPr>
-                      <w:color w:val="FF0000"/>
-                    </w:rPr>
                     <w:br/>
                   </w:r>
                   <w:r>
@@ -6460,13 +6548,7 @@
                       <w:sz w:val="24"/>
                       <w:szCs w:val="24"/>
                     </w:rPr>
-                    <w:t>Và xét các điều kiện sau:</w:t>
-                  </w:r>
-                  <w:r>
-                    <w:rPr>
-                      <w:color w:val="000000"/>
-                    </w:rPr>
-                    <w:br/>
+                    <w:t xml:space="preserve">Và </w:t>
                   </w:r>
                   <w:r>
                     <w:rPr>
@@ -6475,7 +6557,154 @@
                       <w:sz w:val="24"/>
                       <w:szCs w:val="24"/>
                     </w:rPr>
-                    <w:t xml:space="preserve">1. Điều kiện cột </w:t>
+                    <w:t>xét</w:t>
+                  </w:r>
+                  <w:r>
+                    <w:rPr>
+                      <w:rStyle w:val="font151"/>
+                      <w:rFonts w:ascii="Times New Roman" w:hAnsi="Times New Roman"/>
+                      <w:sz w:val="24"/>
+                      <w:szCs w:val="24"/>
+                    </w:rPr>
+                    <w:t xml:space="preserve"> </w:t>
+                  </w:r>
+                  <w:r>
+                    <w:rPr>
+                      <w:rStyle w:val="font151"/>
+                      <w:rFonts w:ascii="Times New Roman" w:hAnsi="Times New Roman"/>
+                      <w:sz w:val="24"/>
+                      <w:szCs w:val="24"/>
+                    </w:rPr>
+                    <w:t>các</w:t>
+                  </w:r>
+                  <w:r>
+                    <w:rPr>
+                      <w:rStyle w:val="font151"/>
+                      <w:rFonts w:ascii="Times New Roman" w:hAnsi="Times New Roman"/>
+                      <w:sz w:val="24"/>
+                      <w:szCs w:val="24"/>
+                    </w:rPr>
+                    <w:t xml:space="preserve"> </w:t>
+                  </w:r>
+                  <w:r>
+                    <w:rPr>
+                      <w:rStyle w:val="font151"/>
+                      <w:rFonts w:ascii="Times New Roman" w:hAnsi="Times New Roman"/>
+                      <w:sz w:val="24"/>
+                      <w:szCs w:val="24"/>
+                    </w:rPr>
+                    <w:t>điều</w:t>
+                  </w:r>
+                  <w:r>
+                    <w:rPr>
+                      <w:rStyle w:val="font151"/>
+                      <w:rFonts w:ascii="Times New Roman" w:hAnsi="Times New Roman"/>
+                      <w:sz w:val="24"/>
+                      <w:szCs w:val="24"/>
+                    </w:rPr>
+                    <w:t xml:space="preserve"> </w:t>
+                  </w:r>
+                  <w:r>
+                    <w:rPr>
+                      <w:rStyle w:val="font151"/>
+                      <w:rFonts w:ascii="Times New Roman" w:hAnsi="Times New Roman"/>
+                      <w:sz w:val="24"/>
+                      <w:szCs w:val="24"/>
+                    </w:rPr>
+                    <w:t>kiện</w:t>
+                  </w:r>
+                  <w:r>
+                    <w:rPr>
+                      <w:rStyle w:val="font151"/>
+                      <w:rFonts w:ascii="Times New Roman" w:hAnsi="Times New Roman"/>
+                      <w:sz w:val="24"/>
+                      <w:szCs w:val="24"/>
+                    </w:rPr>
+                    <w:t xml:space="preserve"> </w:t>
+                  </w:r>
+                  <w:r>
+                    <w:rPr>
+                      <w:rStyle w:val="font151"/>
+                      <w:rFonts w:ascii="Times New Roman" w:hAnsi="Times New Roman"/>
+                      <w:sz w:val="24"/>
+                      <w:szCs w:val="24"/>
+                    </w:rPr>
+                    <w:t>sau</w:t>
+                  </w:r>
+                  <w:r>
+                    <w:rPr>
+                      <w:rStyle w:val="font151"/>
+                      <w:rFonts w:ascii="Times New Roman" w:hAnsi="Times New Roman"/>
+                      <w:sz w:val="24"/>
+                      <w:szCs w:val="24"/>
+                    </w:rPr>
+                    <w:t>:</w:t>
+                  </w:r>
+                  <w:r>
+                    <w:br/>
+                  </w:r>
+                  <w:r>
+                    <w:rPr>
+                      <w:rStyle w:val="font151"/>
+                      <w:rFonts w:ascii="Times New Roman" w:hAnsi="Times New Roman"/>
+                      <w:sz w:val="24"/>
+                      <w:szCs w:val="24"/>
+                    </w:rPr>
+                    <w:t xml:space="preserve">1. </w:t>
+                  </w:r>
+                  <w:r>
+                    <w:rPr>
+                      <w:rStyle w:val="font151"/>
+                      <w:rFonts w:ascii="Times New Roman" w:hAnsi="Times New Roman"/>
+                      <w:sz w:val="24"/>
+                      <w:szCs w:val="24"/>
+                    </w:rPr>
+                    <w:t>Điều</w:t>
+                  </w:r>
+                  <w:r>
+                    <w:rPr>
+                      <w:rStyle w:val="font151"/>
+                      <w:rFonts w:ascii="Times New Roman" w:hAnsi="Times New Roman"/>
+                      <w:sz w:val="24"/>
+                      <w:szCs w:val="24"/>
+                    </w:rPr>
+                    <w:t xml:space="preserve"> </w:t>
+                  </w:r>
+                  <w:r>
+                    <w:rPr>
+                      <w:rStyle w:val="font151"/>
+                      <w:rFonts w:ascii="Times New Roman" w:hAnsi="Times New Roman"/>
+                      <w:sz w:val="24"/>
+                      <w:szCs w:val="24"/>
+                    </w:rPr>
+                    <w:t>kiện</w:t>
+                  </w:r>
+                  <w:r>
+                    <w:rPr>
+                      <w:rStyle w:val="font151"/>
+                      <w:rFonts w:ascii="Times New Roman" w:hAnsi="Times New Roman"/>
+                      <w:sz w:val="24"/>
+                      <w:szCs w:val="24"/>
+                    </w:rPr>
+                    <w:t xml:space="preserve"> </w:t>
+                  </w:r>
+                  <w:r>
+                    <w:rPr>
+                      <w:rStyle w:val="font151"/>
+                      <w:rFonts w:ascii="Times New Roman" w:hAnsi="Times New Roman"/>
+                      <w:sz w:val="24"/>
+                      <w:szCs w:val="24"/>
+                    </w:rPr>
+                    <w:t>cột</w:t>
+                  </w:r>
+                  <w:r>
+                    <w:rPr>
+                      <w:rStyle w:val="font151"/>
+                      <w:rFonts w:ascii="Times New Roman" w:hAnsi="Times New Roman"/>
+                      <w:sz w:val="24"/>
+                      <w:szCs w:val="24"/>
+                    </w:rPr>
+                    <w:t xml:space="preserve"> </w:t>
                   </w:r>
                   <w:r>
                     <w:rPr>
@@ -6496,9 +6725,6 @@
                     <w:t xml:space="preserve">: </w:t>
                   </w:r>
                   <w:r>
-                    <w:rPr>
-                      <w:color w:val="000000"/>
-                    </w:rPr>
                     <w:br/>
                   </w:r>
                   <w:r>
@@ -6508,12 +6734,63 @@
                       <w:sz w:val="24"/>
                       <w:szCs w:val="24"/>
                     </w:rPr>
-                    <w:t>d.APP_GRP in ('A1', 'A2', 'B1', 'B2') tương ứng với file2."FLAG (APP_GRP)" = 'CGPD'</w:t>
+                    <w:t xml:space="preserve">d.APP_GRP in ('A1', 'A2', 'B1', 'B2') </w:t>
                   </w:r>
                   <w:r>
                     <w:rPr>
-                      <w:color w:val="000000"/>
+                      <w:rStyle w:val="font151"/>
+                      <w:rFonts w:ascii="Times New Roman" w:hAnsi="Times New Roman"/>
+                      <w:sz w:val="24"/>
+                      <w:szCs w:val="24"/>
                     </w:rPr>
+                    <w:t>tương</w:t>
+                  </w:r>
+                  <w:r>
+                    <w:rPr>
+                      <w:rStyle w:val="font151"/>
+                      <w:rFonts w:ascii="Times New Roman" w:hAnsi="Times New Roman"/>
+                      <w:sz w:val="24"/>
+                      <w:szCs w:val="24"/>
+                    </w:rPr>
+                    <w:t xml:space="preserve"> </w:t>
+                  </w:r>
+                  <w:r>
+                    <w:rPr>
+                      <w:rStyle w:val="font151"/>
+                      <w:rFonts w:ascii="Times New Roman" w:hAnsi="Times New Roman"/>
+                      <w:sz w:val="24"/>
+                      <w:szCs w:val="24"/>
+                    </w:rPr>
+                    <w:t>ứng</w:t>
+                  </w:r>
+                  <w:r>
+                    <w:rPr>
+                      <w:rStyle w:val="font151"/>
+                      <w:rFonts w:ascii="Times New Roman" w:hAnsi="Times New Roman"/>
+                      <w:sz w:val="24"/>
+                      <w:szCs w:val="24"/>
+                    </w:rPr>
+                    <w:t xml:space="preserve"> </w:t>
+                  </w:r>
+                  <w:r>
+                    <w:rPr>
+                      <w:rStyle w:val="font151"/>
+                      <w:rFonts w:ascii="Times New Roman" w:hAnsi="Times New Roman"/>
+                      <w:sz w:val="24"/>
+                      <w:szCs w:val="24"/>
+                    </w:rPr>
+                    <w:t>với</w:t>
+                  </w:r>
+                  <w:r>
+                    <w:rPr>
+                      <w:rStyle w:val="font151"/>
+                      <w:rFonts w:ascii="Times New Roman" w:hAnsi="Times New Roman"/>
+                      <w:sz w:val="24"/>
+                      <w:szCs w:val="24"/>
+                    </w:rPr>
+                    <w:t xml:space="preserve"> file2."FLAG (APP_GRP)" = 'CGPD'</w:t>
+                  </w:r>
+                  <w:r>
                     <w:br/>
                   </w:r>
                   <w:r>
@@ -6527,14 +6804,47 @@
                   </w:r>
                   <w:r>
                     <w:rPr>
-                      <w:color w:val="000000"/>
+                      <w:color w:val="000000" w:themeColor="text1" w:themeTint="FF" w:themeShade="FF"/>
                     </w:rPr>
-                    <w:t>APP_GRP in ('BOD', 'CC', 'SCC', 'RCC') tương ứng với file2."FLAG (APP_GRP)" = 'HDTD'</w:t>
+                    <w:t xml:space="preserve">APP_GRP in ('BOD', 'CC', 'SCC', 'RCC') </w:t>
                   </w:r>
                   <w:r>
                     <w:rPr>
-                      <w:color w:val="000000"/>
+                      <w:color w:val="000000" w:themeColor="text1" w:themeTint="FF" w:themeShade="FF"/>
                     </w:rPr>
+                    <w:t>tương</w:t>
+                  </w:r>
+                  <w:r>
+                    <w:rPr>
+                      <w:color w:val="000000" w:themeColor="text1" w:themeTint="FF" w:themeShade="FF"/>
+                    </w:rPr>
+                    <w:t xml:space="preserve"> </w:t>
+                  </w:r>
+                  <w:r>
+                    <w:rPr>
+                      <w:color w:val="000000" w:themeColor="text1" w:themeTint="FF" w:themeShade="FF"/>
+                    </w:rPr>
+                    <w:t>ứng</w:t>
+                  </w:r>
+                  <w:r>
+                    <w:rPr>
+                      <w:color w:val="000000" w:themeColor="text1" w:themeTint="FF" w:themeShade="FF"/>
+                    </w:rPr>
+                    <w:t xml:space="preserve"> </w:t>
+                  </w:r>
+                  <w:r>
+                    <w:rPr>
+                      <w:color w:val="000000" w:themeColor="text1" w:themeTint="FF" w:themeShade="FF"/>
+                    </w:rPr>
+                    <w:t>với</w:t>
+                  </w:r>
+                  <w:r>
+                    <w:rPr>
+                      <w:color w:val="000000" w:themeColor="text1" w:themeTint="FF" w:themeShade="FF"/>
+                    </w:rPr>
+                    <w:t xml:space="preserve"> file2."FLAG (APP_GRP)" = 'HDTD'</w:t>
+                  </w:r>
+                  <w:r>
                     <w:br/>
                   </w:r>
                   <w:r>
@@ -6544,7 +6854,61 @@
                       <w:sz w:val="24"/>
                       <w:szCs w:val="24"/>
                     </w:rPr>
-                    <w:t xml:space="preserve">2. Điều kiện cột </w:t>
+                    <w:t xml:space="preserve">2. </w:t>
+                  </w:r>
+                  <w:r>
+                    <w:rPr>
+                      <w:rStyle w:val="font151"/>
+                      <w:rFonts w:ascii="Times New Roman" w:hAnsi="Times New Roman"/>
+                      <w:sz w:val="24"/>
+                      <w:szCs w:val="24"/>
+                    </w:rPr>
+                    <w:t>Điều</w:t>
+                  </w:r>
+                  <w:r>
+                    <w:rPr>
+                      <w:rStyle w:val="font151"/>
+                      <w:rFonts w:ascii="Times New Roman" w:hAnsi="Times New Roman"/>
+                      <w:sz w:val="24"/>
+                      <w:szCs w:val="24"/>
+                    </w:rPr>
+                    <w:t xml:space="preserve"> </w:t>
+                  </w:r>
+                  <w:r>
+                    <w:rPr>
+                      <w:rStyle w:val="font151"/>
+                      <w:rFonts w:ascii="Times New Roman" w:hAnsi="Times New Roman"/>
+                      <w:sz w:val="24"/>
+                      <w:szCs w:val="24"/>
+                    </w:rPr>
+                    <w:t>kiện</w:t>
+                  </w:r>
+                  <w:r>
+                    <w:rPr>
+                      <w:rStyle w:val="font151"/>
+                      <w:rFonts w:ascii="Times New Roman" w:hAnsi="Times New Roman"/>
+                      <w:sz w:val="24"/>
+                      <w:szCs w:val="24"/>
+                    </w:rPr>
+                    <w:t xml:space="preserve"> </w:t>
+                  </w:r>
+                  <w:r>
+                    <w:rPr>
+                      <w:rStyle w:val="font151"/>
+                      <w:rFonts w:ascii="Times New Roman" w:hAnsi="Times New Roman"/>
+                      <w:sz w:val="24"/>
+                      <w:szCs w:val="24"/>
+                    </w:rPr>
+                    <w:t>cột</w:t>
+                  </w:r>
+                  <w:r>
+                    <w:rPr>
+                      <w:rStyle w:val="font151"/>
+                      <w:rFonts w:ascii="Times New Roman" w:hAnsi="Times New Roman"/>
+                      <w:sz w:val="24"/>
+                      <w:szCs w:val="24"/>
+                    </w:rPr>
+                    <w:t xml:space="preserve"> </w:t>
                   </w:r>
                   <w:r>
                     <w:rPr>
@@ -6565,9 +6929,6 @@
                     <w:t>:</w:t>
                   </w:r>
                   <w:r>
-                    <w:rPr>
-                      <w:color w:val="000000"/>
-                    </w:rPr>
                     <w:br/>
                   </w:r>
                   <w:r>
@@ -6580,9 +6941,6 @@
                     <w:t>Xét file2."Have any deviation" = e.HAVE_ANY_DEVIATION</w:t>
                   </w:r>
                   <w:r>
-                    <w:rPr>
-                      <w:color w:val="000000"/>
-                    </w:rPr>
                     <w:br/>
                   </w:r>
                   <w:r>
@@ -6592,7 +6950,61 @@
                       <w:sz w:val="24"/>
                       <w:szCs w:val="24"/>
                     </w:rPr>
-                    <w:t xml:space="preserve">3. Điều kiện cột </w:t>
+                    <w:t xml:space="preserve">3. </w:t>
+                  </w:r>
+                  <w:r>
+                    <w:rPr>
+                      <w:rStyle w:val="font151"/>
+                      <w:rFonts w:ascii="Times New Roman" w:hAnsi="Times New Roman"/>
+                      <w:sz w:val="24"/>
+                      <w:szCs w:val="24"/>
+                    </w:rPr>
+                    <w:t>Điều</w:t>
+                  </w:r>
+                  <w:r>
+                    <w:rPr>
+                      <w:rStyle w:val="font151"/>
+                      <w:rFonts w:ascii="Times New Roman" w:hAnsi="Times New Roman"/>
+                      <w:sz w:val="24"/>
+                      <w:szCs w:val="24"/>
+                    </w:rPr>
+                    <w:t xml:space="preserve"> </w:t>
+                  </w:r>
+                  <w:r>
+                    <w:rPr>
+                      <w:rStyle w:val="font151"/>
+                      <w:rFonts w:ascii="Times New Roman" w:hAnsi="Times New Roman"/>
+                      <w:sz w:val="24"/>
+                      <w:szCs w:val="24"/>
+                    </w:rPr>
+                    <w:t>kiện</w:t>
+                  </w:r>
+                  <w:r>
+                    <w:rPr>
+                      <w:rStyle w:val="font151"/>
+                      <w:rFonts w:ascii="Times New Roman" w:hAnsi="Times New Roman"/>
+                      <w:sz w:val="24"/>
+                      <w:szCs w:val="24"/>
+                    </w:rPr>
+                    <w:t xml:space="preserve"> </w:t>
+                  </w:r>
+                  <w:r>
+                    <w:rPr>
+                      <w:rStyle w:val="font151"/>
+                      <w:rFonts w:ascii="Times New Roman" w:hAnsi="Times New Roman"/>
+                      <w:sz w:val="24"/>
+                      <w:szCs w:val="24"/>
+                    </w:rPr>
+                    <w:t>cột</w:t>
+                  </w:r>
+                  <w:r>
+                    <w:rPr>
+                      <w:rStyle w:val="font151"/>
+                      <w:rFonts w:ascii="Times New Roman" w:hAnsi="Times New Roman"/>
+                      <w:sz w:val="24"/>
+                      <w:szCs w:val="24"/>
+                    </w:rPr>
+                    <w:t xml:space="preserve"> </w:t>
                   </w:r>
                   <w:r>
                     <w:rPr>
@@ -6604,9 +7016,6 @@
                     <w:t>Product Line</w:t>
                   </w:r>
                   <w:r>
-                    <w:rPr>
-                      <w:color w:val="FF0000"/>
-                    </w:rPr>
                     <w:br/>
                   </w:r>
                   <w:r>
@@ -6616,13 +7025,7 @@
                       <w:sz w:val="24"/>
                       <w:szCs w:val="24"/>
                     </w:rPr>
-                    <w:t>3.1. f.CHANGE_REQUEST = 'Change Request' tương ứng với file2."Product Line" = 'Trường Change Request'</w:t>
-                  </w:r>
-                  <w:r>
-                    <w:rPr>
-                      <w:color w:val="000000"/>
-                    </w:rPr>
-                    <w:br/>
+                    <w:t xml:space="preserve">3.1. </w:t>
                   </w:r>
                   <w:r>
                     <w:rPr>
@@ -6631,13 +7034,7 @@
                       <w:sz w:val="24"/>
                       <w:szCs w:val="24"/>
                     </w:rPr>
-                    <w:t>3.2. Xét f.CHANGE_REQUEST &lt;&gt; 'Change Request' và file2."Product Line" = c.PRODUCT_LINE_NAME</w:t>
-                  </w:r>
-                  <w:r>
-                    <w:rPr>
-                      <w:color w:val="000000"/>
-                    </w:rPr>
-                    <w:br/>
+                    <w:t>f.CHANGE_REQUEST</w:t>
                   </w:r>
                   <w:r>
                     <w:rPr>
@@ -6646,7 +7043,193 @@
                       <w:sz w:val="24"/>
                       <w:szCs w:val="24"/>
                     </w:rPr>
-                    <w:t xml:space="preserve">4. Điều kiện cột </w:t>
+                    <w:t xml:space="preserve"> = 'Change Request' </w:t>
+                  </w:r>
+                  <w:r>
+                    <w:rPr>
+                      <w:rStyle w:val="font151"/>
+                      <w:rFonts w:ascii="Times New Roman" w:hAnsi="Times New Roman"/>
+                      <w:sz w:val="24"/>
+                      <w:szCs w:val="24"/>
+                    </w:rPr>
+                    <w:t>tương</w:t>
+                  </w:r>
+                  <w:r>
+                    <w:rPr>
+                      <w:rStyle w:val="font151"/>
+                      <w:rFonts w:ascii="Times New Roman" w:hAnsi="Times New Roman"/>
+                      <w:sz w:val="24"/>
+                      <w:szCs w:val="24"/>
+                    </w:rPr>
+                    <w:t xml:space="preserve"> </w:t>
+                  </w:r>
+                  <w:r>
+                    <w:rPr>
+                      <w:rStyle w:val="font151"/>
+                      <w:rFonts w:ascii="Times New Roman" w:hAnsi="Times New Roman"/>
+                      <w:sz w:val="24"/>
+                      <w:szCs w:val="24"/>
+                    </w:rPr>
+                    <w:t>ứng</w:t>
+                  </w:r>
+                  <w:r>
+                    <w:rPr>
+                      <w:rStyle w:val="font151"/>
+                      <w:rFonts w:ascii="Times New Roman" w:hAnsi="Times New Roman"/>
+                      <w:sz w:val="24"/>
+                      <w:szCs w:val="24"/>
+                    </w:rPr>
+                    <w:t xml:space="preserve"> </w:t>
+                  </w:r>
+                  <w:r>
+                    <w:rPr>
+                      <w:rStyle w:val="font151"/>
+                      <w:rFonts w:ascii="Times New Roman" w:hAnsi="Times New Roman"/>
+                      <w:sz w:val="24"/>
+                      <w:szCs w:val="24"/>
+                    </w:rPr>
+                    <w:t>với</w:t>
+                  </w:r>
+                  <w:r>
+                    <w:rPr>
+                      <w:rStyle w:val="font151"/>
+                      <w:rFonts w:ascii="Times New Roman" w:hAnsi="Times New Roman"/>
+                      <w:sz w:val="24"/>
+                      <w:szCs w:val="24"/>
+                    </w:rPr>
+                    <w:t xml:space="preserve"> file2."Product Line" = 'Trường Change Request'</w:t>
+                  </w:r>
+                  <w:r>
+                    <w:br/>
+                  </w:r>
+                  <w:r>
+                    <w:rPr>
+                      <w:rStyle w:val="font151"/>
+                      <w:rFonts w:ascii="Times New Roman" w:hAnsi="Times New Roman"/>
+                      <w:sz w:val="24"/>
+                      <w:szCs w:val="24"/>
+                    </w:rPr>
+                    <w:t xml:space="preserve">3.2. </w:t>
+                  </w:r>
+                  <w:r>
+                    <w:rPr>
+                      <w:rStyle w:val="font151"/>
+                      <w:rFonts w:ascii="Times New Roman" w:hAnsi="Times New Roman"/>
+                      <w:sz w:val="24"/>
+                      <w:szCs w:val="24"/>
+                    </w:rPr>
+                    <w:t>Xét</w:t>
+                  </w:r>
+                  <w:r>
+                    <w:rPr>
+                      <w:rStyle w:val="font151"/>
+                      <w:rFonts w:ascii="Times New Roman" w:hAnsi="Times New Roman"/>
+                      <w:sz w:val="24"/>
+                      <w:szCs w:val="24"/>
+                    </w:rPr>
+                    <w:t xml:space="preserve"> </w:t>
+                  </w:r>
+                  <w:r>
+                    <w:rPr>
+                      <w:rStyle w:val="font151"/>
+                      <w:rFonts w:ascii="Times New Roman" w:hAnsi="Times New Roman"/>
+                      <w:sz w:val="24"/>
+                      <w:szCs w:val="24"/>
+                    </w:rPr>
+                    <w:t>f.CHANGE_REQUEST</w:t>
+                  </w:r>
+                  <w:r>
+                    <w:rPr>
+                      <w:rStyle w:val="font151"/>
+                      <w:rFonts w:ascii="Times New Roman" w:hAnsi="Times New Roman"/>
+                      <w:sz w:val="24"/>
+                      <w:szCs w:val="24"/>
+                    </w:rPr>
+                    <w:t xml:space="preserve"> &lt;&gt; 'Change Request' </w:t>
+                  </w:r>
+                  <w:r>
+                    <w:rPr>
+                      <w:rStyle w:val="font151"/>
+                      <w:rFonts w:ascii="Times New Roman" w:hAnsi="Times New Roman"/>
+                      <w:sz w:val="24"/>
+                      <w:szCs w:val="24"/>
+                    </w:rPr>
+                    <w:t>và</w:t>
+                  </w:r>
+                  <w:r>
+                    <w:rPr>
+                      <w:rStyle w:val="font151"/>
+                      <w:rFonts w:ascii="Times New Roman" w:hAnsi="Times New Roman"/>
+                      <w:sz w:val="24"/>
+                      <w:szCs w:val="24"/>
+                    </w:rPr>
+                    <w:t xml:space="preserve"> file2."Product Line" = c.PRODUCT_LINE_NAME</w:t>
+                  </w:r>
+                  <w:r>
+                    <w:br/>
+                  </w:r>
+                  <w:r>
+                    <w:rPr>
+                      <w:rStyle w:val="font151"/>
+                      <w:rFonts w:ascii="Times New Roman" w:hAnsi="Times New Roman"/>
+                      <w:sz w:val="24"/>
+                      <w:szCs w:val="24"/>
+                    </w:rPr>
+                    <w:t xml:space="preserve">4. </w:t>
+                  </w:r>
+                  <w:r>
+                    <w:rPr>
+                      <w:rStyle w:val="font151"/>
+                      <w:rFonts w:ascii="Times New Roman" w:hAnsi="Times New Roman"/>
+                      <w:sz w:val="24"/>
+                      <w:szCs w:val="24"/>
+                    </w:rPr>
+                    <w:t>Điều</w:t>
+                  </w:r>
+                  <w:r>
+                    <w:rPr>
+                      <w:rStyle w:val="font151"/>
+                      <w:rFonts w:ascii="Times New Roman" w:hAnsi="Times New Roman"/>
+                      <w:sz w:val="24"/>
+                      <w:szCs w:val="24"/>
+                    </w:rPr>
+                    <w:t xml:space="preserve"> </w:t>
+                  </w:r>
+                  <w:r>
+                    <w:rPr>
+                      <w:rStyle w:val="font151"/>
+                      <w:rFonts w:ascii="Times New Roman" w:hAnsi="Times New Roman"/>
+                      <w:sz w:val="24"/>
+                      <w:szCs w:val="24"/>
+                    </w:rPr>
+                    <w:t>kiện</w:t>
+                  </w:r>
+                  <w:r>
+                    <w:rPr>
+                      <w:rStyle w:val="font151"/>
+                      <w:rFonts w:ascii="Times New Roman" w:hAnsi="Times New Roman"/>
+                      <w:sz w:val="24"/>
+                      <w:szCs w:val="24"/>
+                    </w:rPr>
+                    <w:t xml:space="preserve"> </w:t>
+                  </w:r>
+                  <w:r>
+                    <w:rPr>
+                      <w:rStyle w:val="font151"/>
+                      <w:rFonts w:ascii="Times New Roman" w:hAnsi="Times New Roman"/>
+                      <w:sz w:val="24"/>
+                      <w:szCs w:val="24"/>
+                    </w:rPr>
+                    <w:t>cột</w:t>
+                  </w:r>
+                  <w:r>
+                    <w:rPr>
+                      <w:rStyle w:val="font151"/>
+                      <w:rFonts w:ascii="Times New Roman" w:hAnsi="Times New Roman"/>
+                      <w:sz w:val="24"/>
+                      <w:szCs w:val="24"/>
+                    </w:rPr>
+                    <w:t xml:space="preserve"> </w:t>
                   </w:r>
                   <w:r>
                     <w:rPr>
@@ -6667,9 +7250,6 @@
                     <w:t>:</w:t>
                   </w:r>
                   <w:r>
-                    <w:rPr>
-                      <w:color w:val="000000"/>
-                    </w:rPr>
                     <w:br/>
                   </w:r>
                   <w:r>
@@ -6688,7 +7268,25 @@
                       <w:sz w:val="24"/>
                       <w:szCs w:val="24"/>
                     </w:rPr>
-                    <w:t xml:space="preserve"> file2."Sub Product" = b.SUB_PRODUCT </w:t>
+                    <w:t xml:space="preserve"> file2."Sub Product" = </w:t>
+                  </w:r>
+                  <w:r>
+                    <w:rPr>
+                      <w:rStyle w:val="font151"/>
+                      <w:rFonts w:ascii="Times New Roman" w:hAnsi="Times New Roman"/>
+                      <w:sz w:val="24"/>
+                      <w:szCs w:val="24"/>
+                    </w:rPr>
+                    <w:t>b.SUB_PRODUCT</w:t>
+                  </w:r>
+                  <w:r>
+                    <w:rPr>
+                      <w:rStyle w:val="font151"/>
+                      <w:rFonts w:ascii="Times New Roman" w:hAnsi="Times New Roman"/>
+                      <w:sz w:val="24"/>
+                      <w:szCs w:val="24"/>
+                    </w:rPr>
+                    <w:t xml:space="preserve"> </w:t>
                   </w:r>
                 </w:p>
                 <w:p>
@@ -6713,7 +7311,6 @@
                       <w:sz w:val="24"/>
                       <w:szCs w:val="24"/>
                     </w:rPr>
-                    <w:lastRenderedPageBreak/>
                     <w:t>Nếu file2."Sub Product" NULL thì không xét điều kiện này</w:t>
                   </w:r>
                 </w:p>
@@ -6726,6 +7323,7 @@
               <w:tc>
                 <w:tcPr>
                   <w:tcW w:w="2857" w:type="dxa"/>
+                  <w:tcMar/>
                 </w:tcPr>
                 <w:p>
                   <w:pPr>
@@ -6734,7 +7332,6 @@
                     <w:jc w:val="left"/>
                   </w:pPr>
                   <w:r>
-                    <w:lastRenderedPageBreak/>
                     <w:t>BC5TAT - sheet cam kết SLA TDKHDNL</w:t>
                   </w:r>
                   <w:r>
@@ -6745,6 +7342,7 @@
               <w:tc>
                 <w:tcPr>
                   <w:tcW w:w="4580" w:type="dxa"/>
+                  <w:tcMar/>
                 </w:tcPr>
                 <w:p>
                   <w:pPr>
@@ -6768,9 +7366,6 @@
                     <w:t>LEFT JOIN với điều kiện:</w:t>
                   </w:r>
                   <w:r>
-                    <w:rPr>
-                      <w:color w:val="000000"/>
-                    </w:rPr>
                     <w:br/>
                   </w:r>
                   <w:r>
@@ -6783,9 +7378,6 @@
                     <w:t>b.CUST_GROUP IN ('NBFI','JSC','FDI','BANK','STR','SOC')</w:t>
                   </w:r>
                   <w:r>
-                    <w:rPr>
-                      <w:color w:val="FF0000"/>
-                    </w:rPr>
                     <w:br/>
                   </w:r>
                   <w:r>
@@ -6798,9 +7390,6 @@
                     <w:t>Và xét các điều kiện sau:</w:t>
                   </w:r>
                   <w:r>
-                    <w:rPr>
-                      <w:color w:val="000000"/>
-                    </w:rPr>
                     <w:br/>
                   </w:r>
                   <w:r>
@@ -6831,9 +7420,6 @@
                     <w:t xml:space="preserve">: </w:t>
                   </w:r>
                   <w:r>
-                    <w:rPr>
-                      <w:color w:val="000000"/>
-                    </w:rPr>
                     <w:br/>
                   </w:r>
                   <w:r>
@@ -6846,9 +7432,6 @@
                     <w:t>d.APP_GRP in ('A1', 'A2', 'B1', 'B2') tương ứng với file3."FLAG (APP_GRP)" = 'CGPD'</w:t>
                   </w:r>
                   <w:r>
-                    <w:rPr>
-                      <w:color w:val="000000"/>
-                    </w:rPr>
                     <w:br/>
                   </w:r>
                   <w:r>
@@ -6862,14 +7445,23 @@
                   </w:r>
                   <w:r>
                     <w:rPr>
-                      <w:color w:val="000000"/>
+                      <w:color w:val="000000" w:themeColor="text1" w:themeTint="FF" w:themeShade="FF"/>
                     </w:rPr>
-                    <w:t>APP_GRP in ('BOD', 'CC', 'SCC', 'RCC') tương ứng với file."FLAG (APP_GRP)" = 'HDTD'</w:t>
+                    <w:t>APP_GRP in ('BOD', 'CC', 'SCC', 'RCC') tương ứng với file</w:t>
                   </w:r>
                   <w:r>
                     <w:rPr>
-                      <w:color w:val="000000"/>
+                      <w:color w:val="000000" w:themeColor="text1" w:themeTint="FF" w:themeShade="FF"/>
                     </w:rPr>
+                    <w:t>3</w:t>
+                  </w:r>
+                  <w:r>
+                    <w:rPr>
+                      <w:color w:val="000000" w:themeColor="text1" w:themeTint="FF" w:themeShade="FF"/>
+                    </w:rPr>
+                    <w:t>."FLAG (APP_GRP)" = 'HDTD'</w:t>
+                  </w:r>
+                  <w:r>
                     <w:br/>
                   </w:r>
                   <w:r>
@@ -6900,9 +7492,6 @@
                     <w:t>:</w:t>
                   </w:r>
                   <w:r>
-                    <w:rPr>
-                      <w:color w:val="000000"/>
-                    </w:rPr>
                     <w:br/>
                   </w:r>
                   <w:r>
@@ -6915,9 +7504,6 @@
                     <w:t>Xét file3."Have any deviation" = e.HAVE_ANY_DEVIATION</w:t>
                   </w:r>
                   <w:r>
-                    <w:rPr>
-                      <w:color w:val="000000"/>
-                    </w:rPr>
                     <w:br/>
                   </w:r>
                   <w:r>
@@ -6939,9 +7525,6 @@
                     <w:t>Product Line</w:t>
                   </w:r>
                   <w:r>
-                    <w:rPr>
-                      <w:color w:val="FF0000"/>
-                    </w:rPr>
                     <w:br/>
                   </w:r>
                   <w:r>
@@ -6954,9 +7537,6 @@
                     <w:t>3.1. f.CHANGE_REQUEST = 'Change Request' tương ứng với file3."Product Line" = 'Trường Change Request'</w:t>
                   </w:r>
                   <w:r>
-                    <w:rPr>
-                      <w:color w:val="000000"/>
-                    </w:rPr>
                     <w:br/>
                   </w:r>
                   <w:r>
@@ -6969,9 +7549,6 @@
                     <w:t>3.2. Xét f.CHANGE_REQUEST &lt;&gt; 'Change Request' và file3."Product Line" = c.PRODUCT_LINE_NAME</w:t>
                   </w:r>
                   <w:r>
-                    <w:rPr>
-                      <w:color w:val="000000"/>
-                    </w:rPr>
                     <w:br/>
                   </w:r>
                   <w:r>
@@ -7002,9 +7579,6 @@
                     <w:t>:</w:t>
                   </w:r>
                   <w:r>
-                    <w:rPr>
-                      <w:color w:val="000000"/>
-                    </w:rPr>
                     <w:br/>
                   </w:r>
                   <w:r>
@@ -7051,6 +7625,7 @@
               <w:tc>
                 <w:tcPr>
                   <w:tcW w:w="2857" w:type="dxa"/>
+                  <w:tcMar/>
                 </w:tcPr>
                 <w:p>
                   <w:pPr>
@@ -7069,6 +7644,7 @@
               <w:tc>
                 <w:tcPr>
                   <w:tcW w:w="4580" w:type="dxa"/>
+                  <w:tcMar/>
                 </w:tcPr>
                 <w:p>
                   <w:pPr>
@@ -7152,7 +7728,6 @@
                       <w:sz w:val="24"/>
                       <w:szCs w:val="24"/>
                     </w:rPr>
-                    <w:lastRenderedPageBreak/>
                     <w:t xml:space="preserve">2. Điều kiện cột </w:t>
                   </w:r>
                   <w:r>
@@ -7281,6 +7856,7 @@
                 <w:tcPr>
                   <w:tcW w:w="7437" w:type="dxa"/>
                   <w:gridSpan w:val="2"/>
+                  <w:tcMar/>
                 </w:tcPr>
                 <w:p>
                   <w:pPr>
@@ -7301,7 +7877,6 @@
                       <w:bCs/>
                       <w:lang w:val="en-GB"/>
                     </w:rPr>
-                    <w:lastRenderedPageBreak/>
                     <w:t>Nguồn RLOS</w:t>
                   </w:r>
                 </w:p>
@@ -7314,6 +7889,7 @@
               <w:tc>
                 <w:tcPr>
                   <w:tcW w:w="2857" w:type="dxa"/>
+                  <w:tcMar/>
                 </w:tcPr>
                 <w:p>
                   <w:pPr>
@@ -7335,6 +7911,7 @@
               <w:tc>
                 <w:tcPr>
                   <w:tcW w:w="4580" w:type="dxa"/>
+                  <w:tcMar/>
                 </w:tcPr>
                 <w:p>
                   <w:pPr>
@@ -7357,6 +7934,7 @@
               <w:tc>
                 <w:tcPr>
                   <w:tcW w:w="2857" w:type="dxa"/>
+                  <w:tcMar/>
                 </w:tcPr>
                 <w:p>
                   <w:pPr>
@@ -7378,6 +7956,7 @@
               <w:tc>
                 <w:tcPr>
                   <w:tcW w:w="4580" w:type="dxa"/>
+                  <w:tcMar/>
                 </w:tcPr>
                 <w:p>
                   <w:pPr>
@@ -7407,6 +7986,7 @@
               <w:tc>
                 <w:tcPr>
                   <w:tcW w:w="2857" w:type="dxa"/>
+                  <w:tcMar/>
                 </w:tcPr>
                 <w:p>
                   <w:pPr>
@@ -7431,6 +8011,7 @@
               <w:tc>
                 <w:tcPr>
                   <w:tcW w:w="4580" w:type="dxa"/>
+                  <w:tcMar/>
                 </w:tcPr>
                 <w:p>
                   <w:pPr>
@@ -7458,6 +8039,7 @@
               <w:tc>
                 <w:tcPr>
                   <w:tcW w:w="2857" w:type="dxa"/>
+                  <w:tcMar/>
                 </w:tcPr>
                 <w:p>
                   <w:pPr>
@@ -7482,6 +8064,7 @@
               <w:tc>
                 <w:tcPr>
                   <w:tcW w:w="4580" w:type="dxa"/>
+                  <w:tcMar/>
                 </w:tcPr>
                 <w:p>
                   <w:pPr>
@@ -7509,6 +8092,7 @@
               <w:tc>
                 <w:tcPr>
                   <w:tcW w:w="2857" w:type="dxa"/>
+                  <w:tcMar/>
                 </w:tcPr>
                 <w:p>
                   <w:pPr>
@@ -7533,6 +8117,7 @@
               <w:tc>
                 <w:tcPr>
                   <w:tcW w:w="4580" w:type="dxa"/>
+                  <w:tcMar/>
                 </w:tcPr>
                 <w:p>
                   <w:pPr>
@@ -7560,6 +8145,7 @@
               <w:tc>
                 <w:tcPr>
                   <w:tcW w:w="2857" w:type="dxa"/>
+                  <w:tcMar/>
                 </w:tcPr>
                 <w:p>
                   <w:pPr>
@@ -7578,6 +8164,7 @@
               <w:tc>
                 <w:tcPr>
                   <w:tcW w:w="4580" w:type="dxa"/>
+                  <w:tcMar/>
                 </w:tcPr>
                 <w:p>
                   <w:pPr>
@@ -7599,9 +8186,6 @@
                     <w:t>LEFT JOIN  theo các điều kiện sau:</w:t>
                   </w:r>
                   <w:r>
-                    <w:rPr>
-                      <w:color w:val="000000"/>
-                    </w:rPr>
                     <w:br/>
                   </w:r>
                   <w:r>
@@ -7645,9 +8229,6 @@
                     <w:t>.APP_GRP</w:t>
                   </w:r>
                   <w:r>
-                    <w:rPr>
-                      <w:color w:val="000000"/>
-                    </w:rPr>
                     <w:br/>
                   </w:r>
                   <w:r>
@@ -7675,9 +8256,6 @@
                     <w:t>:</w:t>
                   </w:r>
                   <w:r>
-                    <w:rPr>
-                      <w:color w:val="000000"/>
-                    </w:rPr>
                     <w:br/>
                   </w:r>
                   <w:r>
@@ -7689,9 +8267,6 @@
                     <w:t>2.1. Nếu file1."Product Line" = 'Trường Change Request':</w:t>
                   </w:r>
                   <w:r>
-                    <w:rPr>
-                      <w:color w:val="000000"/>
-                    </w:rPr>
                     <w:br/>
                   </w:r>
                   <w:r>
@@ -7719,9 +8294,6 @@
                     <w:t>.CHANGE_TYPE</w:t>
                   </w:r>
                   <w:r>
-                    <w:rPr>
-                      <w:color w:val="000000"/>
-                    </w:rPr>
                     <w:br/>
                   </w:r>
                   <w:r>
@@ -7730,7 +8302,7 @@
                       <w:sz w:val="24"/>
                       <w:szCs w:val="24"/>
                     </w:rPr>
-                    <w:t xml:space="preserve">2.1 Nếu file1."Product Line" &lt;&gt; 'Trường </w:t>
+                    <w:t>2.</w:t>
                   </w:r>
                   <w:r>
                     <w:rPr>
@@ -7738,14 +8310,7 @@
                       <w:sz w:val="24"/>
                       <w:szCs w:val="24"/>
                     </w:rPr>
-                    <w:lastRenderedPageBreak/>
-                    <w:t>Change Request':</w:t>
-                  </w:r>
-                  <w:r>
-                    <w:rPr>
-                      <w:color w:val="000000"/>
-                    </w:rPr>
-                    <w:br/>
+                    <w:t>2.</w:t>
                   </w:r>
                   <w:r>
                     <w:rPr>
@@ -7753,13 +8318,7 @@
                       <w:sz w:val="24"/>
                       <w:szCs w:val="24"/>
                     </w:rPr>
-                    <w:t xml:space="preserve"> Xét file1."Product Line" = b.PRODUCT_LINE</w:t>
-                  </w:r>
-                  <w:r>
-                    <w:rPr>
-                      <w:color w:val="000000"/>
-                    </w:rPr>
-                    <w:br/>
+                    <w:t xml:space="preserve"> </w:t>
                   </w:r>
                   <w:r>
                     <w:rPr>
@@ -7767,7 +8326,109 @@
                       <w:sz w:val="24"/>
                       <w:szCs w:val="24"/>
                     </w:rPr>
-                    <w:t xml:space="preserve">3. Điều kiện cột </w:t>
+                    <w:t>Nếu</w:t>
+                  </w:r>
+                  <w:r>
+                    <w:rPr>
+                      <w:rStyle w:val="font231"/>
+                      <w:sz w:val="24"/>
+                      <w:szCs w:val="24"/>
+                    </w:rPr>
+                    <w:t xml:space="preserve"> file1."Product Line" &lt;&gt; 'Trường </w:t>
+                  </w:r>
+                  <w:r>
+                    <w:rPr>
+                      <w:rStyle w:val="font231"/>
+                      <w:sz w:val="24"/>
+                      <w:szCs w:val="24"/>
+                    </w:rPr>
+                    <w:t>Change Request':</w:t>
+                  </w:r>
+                  <w:r>
+                    <w:br/>
+                  </w:r>
+                  <w:r>
+                    <w:rPr>
+                      <w:rStyle w:val="font231"/>
+                      <w:sz w:val="24"/>
+                      <w:szCs w:val="24"/>
+                    </w:rPr>
+                    <w:t xml:space="preserve"> </w:t>
+                  </w:r>
+                  <w:r>
+                    <w:rPr>
+                      <w:rStyle w:val="font231"/>
+                      <w:sz w:val="24"/>
+                      <w:szCs w:val="24"/>
+                    </w:rPr>
+                    <w:t>Xét</w:t>
+                  </w:r>
+                  <w:r>
+                    <w:rPr>
+                      <w:rStyle w:val="font231"/>
+                      <w:sz w:val="24"/>
+                      <w:szCs w:val="24"/>
+                    </w:rPr>
+                    <w:t xml:space="preserve"> file1."Product Line" = b.PRODUCT_LINE</w:t>
+                  </w:r>
+                  <w:r>
+                    <w:br/>
+                  </w:r>
+                  <w:r>
+                    <w:rPr>
+                      <w:rStyle w:val="font231"/>
+                      <w:sz w:val="24"/>
+                      <w:szCs w:val="24"/>
+                    </w:rPr>
+                    <w:t xml:space="preserve">3. </w:t>
+                  </w:r>
+                  <w:r>
+                    <w:rPr>
+                      <w:rStyle w:val="font231"/>
+                      <w:sz w:val="24"/>
+                      <w:szCs w:val="24"/>
+                    </w:rPr>
+                    <w:t>Điều</w:t>
+                  </w:r>
+                  <w:r>
+                    <w:rPr>
+                      <w:rStyle w:val="font231"/>
+                      <w:sz w:val="24"/>
+                      <w:szCs w:val="24"/>
+                    </w:rPr>
+                    <w:t xml:space="preserve"> </w:t>
+                  </w:r>
+                  <w:r>
+                    <w:rPr>
+                      <w:rStyle w:val="font231"/>
+                      <w:sz w:val="24"/>
+                      <w:szCs w:val="24"/>
+                    </w:rPr>
+                    <w:t>kiện</w:t>
+                  </w:r>
+                  <w:r>
+                    <w:rPr>
+                      <w:rStyle w:val="font231"/>
+                      <w:sz w:val="24"/>
+                      <w:szCs w:val="24"/>
+                    </w:rPr>
+                    <w:t xml:space="preserve"> </w:t>
+                  </w:r>
+                  <w:r>
+                    <w:rPr>
+                      <w:rStyle w:val="font231"/>
+                      <w:sz w:val="24"/>
+                      <w:szCs w:val="24"/>
+                    </w:rPr>
+                    <w:t>cột</w:t>
+                  </w:r>
+                  <w:r>
+                    <w:rPr>
+                      <w:rStyle w:val="font231"/>
+                      <w:sz w:val="24"/>
+                      <w:szCs w:val="24"/>
+                    </w:rPr>
+                    <w:t xml:space="preserve"> </w:t>
                   </w:r>
                   <w:r>
                     <w:rPr>
@@ -7786,9 +8447,6 @@
                     <w:t>:</w:t>
                   </w:r>
                   <w:r>
-                    <w:rPr>
-                      <w:color w:val="000000"/>
-                    </w:rPr>
                     <w:br/>
                   </w:r>
                   <w:r>
@@ -7797,13 +8455,7 @@
                       <w:sz w:val="24"/>
                       <w:szCs w:val="24"/>
                     </w:rPr>
-                    <w:t xml:space="preserve">Count số dòng (sl) của mỗi WI_NAME trong bảng NG_SB_RLOS_MANUAL_DEVIATION </w:t>
-                  </w:r>
-                  <w:r>
-                    <w:rPr>
-                      <w:color w:val="000000"/>
-                    </w:rPr>
-                    <w:br/>
+                    <w:t xml:space="preserve">Count </w:t>
                   </w:r>
                   <w:r>
                     <w:rPr>
@@ -7811,13 +8463,7 @@
                       <w:sz w:val="24"/>
                       <w:szCs w:val="24"/>
                     </w:rPr>
-                    <w:t>sl &gt;= 3  tương ứng với file1."DEVIATION_G3" = 'YES'</w:t>
-                  </w:r>
-                  <w:r>
-                    <w:rPr>
-                      <w:color w:val="000000"/>
-                    </w:rPr>
-                    <w:br/>
+                    <w:t>số</w:t>
                   </w:r>
                   <w:r>
                     <w:rPr>
@@ -7825,7 +8471,221 @@
                       <w:sz w:val="24"/>
                       <w:szCs w:val="24"/>
                     </w:rPr>
-                    <w:t>sl &lt; 3 tương ứng với file1."DEVIATION_G3" = 'NO'</w:t>
+                    <w:t xml:space="preserve"> </w:t>
+                  </w:r>
+                  <w:r>
+                    <w:rPr>
+                      <w:rStyle w:val="font231"/>
+                      <w:sz w:val="24"/>
+                      <w:szCs w:val="24"/>
+                    </w:rPr>
+                    <w:t>dòng</w:t>
+                  </w:r>
+                  <w:r>
+                    <w:rPr>
+                      <w:rStyle w:val="font231"/>
+                      <w:sz w:val="24"/>
+                      <w:szCs w:val="24"/>
+                    </w:rPr>
+                    <w:t xml:space="preserve"> (</w:t>
+                  </w:r>
+                  <w:r>
+                    <w:rPr>
+                      <w:rStyle w:val="font231"/>
+                      <w:sz w:val="24"/>
+                      <w:szCs w:val="24"/>
+                    </w:rPr>
+                    <w:t>sl</w:t>
+                  </w:r>
+                  <w:r>
+                    <w:rPr>
+                      <w:rStyle w:val="font231"/>
+                      <w:sz w:val="24"/>
+                      <w:szCs w:val="24"/>
+                    </w:rPr>
+                    <w:t xml:space="preserve">) </w:t>
+                  </w:r>
+                  <w:r>
+                    <w:rPr>
+                      <w:rStyle w:val="font231"/>
+                      <w:sz w:val="24"/>
+                      <w:szCs w:val="24"/>
+                    </w:rPr>
+                    <w:t>của</w:t>
+                  </w:r>
+                  <w:r>
+                    <w:rPr>
+                      <w:rStyle w:val="font231"/>
+                      <w:sz w:val="24"/>
+                      <w:szCs w:val="24"/>
+                    </w:rPr>
+                    <w:t xml:space="preserve"> </w:t>
+                  </w:r>
+                  <w:r>
+                    <w:rPr>
+                      <w:rStyle w:val="font231"/>
+                      <w:sz w:val="24"/>
+                      <w:szCs w:val="24"/>
+                    </w:rPr>
+                    <w:t>mỗi</w:t>
+                  </w:r>
+                  <w:r>
+                    <w:rPr>
+                      <w:rStyle w:val="font231"/>
+                      <w:sz w:val="24"/>
+                      <w:szCs w:val="24"/>
+                    </w:rPr>
+                    <w:t xml:space="preserve"> WI_NAME </w:t>
+                  </w:r>
+                  <w:r>
+                    <w:rPr>
+                      <w:rStyle w:val="font231"/>
+                      <w:sz w:val="24"/>
+                      <w:szCs w:val="24"/>
+                    </w:rPr>
+                    <w:t>trong</w:t>
+                  </w:r>
+                  <w:r>
+                    <w:rPr>
+                      <w:rStyle w:val="font231"/>
+                      <w:sz w:val="24"/>
+                      <w:szCs w:val="24"/>
+                    </w:rPr>
+                    <w:t xml:space="preserve"> </w:t>
+                  </w:r>
+                  <w:r>
+                    <w:rPr>
+                      <w:rStyle w:val="font231"/>
+                      <w:sz w:val="24"/>
+                      <w:szCs w:val="24"/>
+                    </w:rPr>
+                    <w:t>bảng</w:t>
+                  </w:r>
+                  <w:r>
+                    <w:rPr>
+                      <w:rStyle w:val="font231"/>
+                      <w:sz w:val="24"/>
+                      <w:szCs w:val="24"/>
+                    </w:rPr>
+                    <w:t xml:space="preserve"> NG_SB_RLOS_MANUAL_DEVIATION </w:t>
+                  </w:r>
+                  <w:r>
+                    <w:br/>
+                  </w:r>
+                  <w:r>
+                    <w:rPr>
+                      <w:rStyle w:val="font231"/>
+                      <w:sz w:val="24"/>
+                      <w:szCs w:val="24"/>
+                    </w:rPr>
+                    <w:t xml:space="preserve">sl &gt;= 3  </w:t>
+                  </w:r>
+                  <w:r>
+                    <w:rPr>
+                      <w:rStyle w:val="font231"/>
+                      <w:sz w:val="24"/>
+                      <w:szCs w:val="24"/>
+                    </w:rPr>
+                    <w:t>tương</w:t>
+                  </w:r>
+                  <w:r>
+                    <w:rPr>
+                      <w:rStyle w:val="font231"/>
+                      <w:sz w:val="24"/>
+                      <w:szCs w:val="24"/>
+                    </w:rPr>
+                    <w:t xml:space="preserve"> </w:t>
+                  </w:r>
+                  <w:r>
+                    <w:rPr>
+                      <w:rStyle w:val="font231"/>
+                      <w:sz w:val="24"/>
+                      <w:szCs w:val="24"/>
+                    </w:rPr>
+                    <w:t>ứng</w:t>
+                  </w:r>
+                  <w:r>
+                    <w:rPr>
+                      <w:rStyle w:val="font231"/>
+                      <w:sz w:val="24"/>
+                      <w:szCs w:val="24"/>
+                    </w:rPr>
+                    <w:t xml:space="preserve"> </w:t>
+                  </w:r>
+                  <w:r>
+                    <w:rPr>
+                      <w:rStyle w:val="font231"/>
+                      <w:sz w:val="24"/>
+                      <w:szCs w:val="24"/>
+                    </w:rPr>
+                    <w:t>với</w:t>
+                  </w:r>
+                  <w:r>
+                    <w:rPr>
+                      <w:rStyle w:val="font231"/>
+                      <w:sz w:val="24"/>
+                      <w:szCs w:val="24"/>
+                    </w:rPr>
+                    <w:t xml:space="preserve"> file1."DEVIATION_G3" = 'YES'</w:t>
+                  </w:r>
+                  <w:r>
+                    <w:br/>
+                  </w:r>
+                  <w:r>
+                    <w:rPr>
+                      <w:rStyle w:val="font231"/>
+                      <w:sz w:val="24"/>
+                      <w:szCs w:val="24"/>
+                    </w:rPr>
+                    <w:t xml:space="preserve">sl &lt; 3 </w:t>
+                  </w:r>
+                  <w:r>
+                    <w:rPr>
+                      <w:rStyle w:val="font231"/>
+                      <w:sz w:val="24"/>
+                      <w:szCs w:val="24"/>
+                    </w:rPr>
+                    <w:t>tương</w:t>
+                  </w:r>
+                  <w:r>
+                    <w:rPr>
+                      <w:rStyle w:val="font231"/>
+                      <w:sz w:val="24"/>
+                      <w:szCs w:val="24"/>
+                    </w:rPr>
+                    <w:t xml:space="preserve"> </w:t>
+                  </w:r>
+                  <w:r>
+                    <w:rPr>
+                      <w:rStyle w:val="font231"/>
+                      <w:sz w:val="24"/>
+                      <w:szCs w:val="24"/>
+                    </w:rPr>
+                    <w:t>ứng</w:t>
+                  </w:r>
+                  <w:r>
+                    <w:rPr>
+                      <w:rStyle w:val="font231"/>
+                      <w:sz w:val="24"/>
+                      <w:szCs w:val="24"/>
+                    </w:rPr>
+                    <w:t xml:space="preserve"> </w:t>
+                  </w:r>
+                  <w:r>
+                    <w:rPr>
+                      <w:rStyle w:val="font231"/>
+                      <w:sz w:val="24"/>
+                      <w:szCs w:val="24"/>
+                    </w:rPr>
+                    <w:t>với</w:t>
+                  </w:r>
+                  <w:r>
+                    <w:rPr>
+                      <w:rStyle w:val="font231"/>
+                      <w:sz w:val="24"/>
+                      <w:szCs w:val="24"/>
+                    </w:rPr>
+                    <w:t xml:space="preserve"> file1."DEVIATION_G3" = 'NO'</w:t>
                   </w:r>
                 </w:p>
                 <w:p>
@@ -7938,6 +8798,7 @@
               <w:tc>
                 <w:tcPr>
                   <w:tcW w:w="2857" w:type="dxa"/>
+                  <w:tcMar/>
                 </w:tcPr>
                 <w:p>
                   <w:pPr>
@@ -7949,7 +8810,6 @@
                     </w:rPr>
                   </w:pPr>
                   <w:r>
-                    <w:lastRenderedPageBreak/>
                     <w:t>BC5TAT - sheet cam kết SLA NLTT (RLOS) (file2)</w:t>
                   </w:r>
                 </w:p>
@@ -7957,6 +8817,7 @@
               <w:tc>
                 <w:tcPr>
                   <w:tcW w:w="4580" w:type="dxa"/>
+                  <w:tcMar/>
                 </w:tcPr>
                 <w:p>
                   <w:pPr>
@@ -8009,7 +8870,7 @@
             <w:pPr>
               <w:spacing w:line="360" w:lineRule="auto"/>
               <w:rPr>
-                <w:rFonts w:ascii="Times New Roman" w:eastAsia="Times New Roman" w:hAnsi="Times New Roman" w:cs="Times New Roman"/>
+                <w:rFonts w:ascii="Times New Roman" w:hAnsi="Times New Roman" w:eastAsia="Times New Roman" w:cs="Times New Roman"/>
                 <w:lang w:val="en-GB"/>
               </w:rPr>
             </w:pPr>
@@ -8025,17 +8886,18 @@
             <w:cnfStyle w:val="001000000000" w:firstRow="0" w:lastRow="0" w:firstColumn="1" w:lastColumn="0" w:oddVBand="0" w:evenVBand="0" w:oddHBand="0" w:evenHBand="0" w:firstRowFirstColumn="0" w:firstRowLastColumn="0" w:lastRowFirstColumn="0" w:lastRowLastColumn="0"/>
             <w:tcW w:w="649" w:type="dxa"/>
             <w:tcBorders>
-              <w:top w:val="none" w:sz="0" w:space="0" w:color="auto"/>
-              <w:left w:val="none" w:sz="0" w:space="0" w:color="auto"/>
-              <w:bottom w:val="none" w:sz="0" w:space="0" w:color="auto"/>
+              <w:top w:val="none" w:color="auto" w:sz="0" w:space="0"/>
+              <w:left w:val="none" w:color="auto" w:sz="0" w:space="0"/>
+              <w:bottom w:val="none" w:color="auto" w:sz="0" w:space="0"/>
             </w:tcBorders>
+            <w:tcMar/>
           </w:tcPr>
           <w:p>
             <w:pPr>
               <w:ind w:left="-144" w:right="-144"/>
               <w:jc w:val="center"/>
               <w:rPr>
-                <w:rFonts w:ascii="Times New Roman" w:eastAsia="Times New Roman" w:hAnsi="Times New Roman" w:cs="Times New Roman"/>
+                <w:rFonts w:ascii="Times New Roman" w:hAnsi="Times New Roman" w:eastAsia="Times New Roman" w:cs="Times New Roman"/>
                 <w:sz w:val="24"/>
                 <w:szCs w:val="24"/>
                 <w:lang w:val="en-GB"/>
@@ -8048,18 +8910,19 @@
             <w:cnfStyle w:val="000010000000" w:firstRow="0" w:lastRow="0" w:firstColumn="0" w:lastColumn="0" w:oddVBand="1" w:evenVBand="0" w:oddHBand="0" w:evenHBand="0" w:firstRowFirstColumn="0" w:firstRowLastColumn="0" w:lastRowFirstColumn="0" w:lastRowLastColumn="0"/>
             <w:tcW w:w="851" w:type="dxa"/>
             <w:tcBorders>
-              <w:top w:val="none" w:sz="0" w:space="0" w:color="auto"/>
-              <w:left w:val="none" w:sz="0" w:space="0" w:color="auto"/>
-              <w:bottom w:val="none" w:sz="0" w:space="0" w:color="auto"/>
-              <w:right w:val="none" w:sz="0" w:space="0" w:color="auto"/>
+              <w:top w:val="none" w:color="auto" w:sz="0" w:space="0"/>
+              <w:left w:val="none" w:color="auto" w:sz="0" w:space="0"/>
+              <w:bottom w:val="none" w:color="auto" w:sz="0" w:space="0"/>
+              <w:right w:val="none" w:color="auto" w:sz="0" w:space="0"/>
             </w:tcBorders>
+            <w:tcMar/>
           </w:tcPr>
           <w:p>
             <w:pPr>
               <w:ind w:left="-144" w:right="-144"/>
               <w:jc w:val="center"/>
               <w:rPr>
-                <w:rFonts w:ascii="Times New Roman" w:eastAsia="Times New Roman" w:hAnsi="Times New Roman" w:cs="Times New Roman"/>
+                <w:rFonts w:ascii="Times New Roman" w:hAnsi="Times New Roman" w:eastAsia="Times New Roman" w:cs="Times New Roman"/>
                 <w:sz w:val="24"/>
                 <w:szCs w:val="24"/>
                 <w:lang w:val="en-GB"/>
@@ -8067,7 +8930,7 @@
             </w:pPr>
             <w:r>
               <w:rPr>
-                <w:rFonts w:ascii="Times New Roman" w:eastAsia="Times New Roman" w:hAnsi="Times New Roman" w:cs="Times New Roman"/>
+                <w:rFonts w:ascii="Times New Roman" w:hAnsi="Times New Roman" w:eastAsia="Times New Roman" w:cs="Times New Roman"/>
                 <w:sz w:val="24"/>
                 <w:szCs w:val="24"/>
                 <w:lang w:val="en-GB"/>
@@ -8081,10 +8944,11 @@
             <w:cnfStyle w:val="000100000000" w:firstRow="0" w:lastRow="0" w:firstColumn="0" w:lastColumn="1" w:oddVBand="0" w:evenVBand="0" w:oddHBand="0" w:evenHBand="0" w:firstRowFirstColumn="0" w:firstRowLastColumn="0" w:lastRowFirstColumn="0" w:lastRowLastColumn="0"/>
             <w:tcW w:w="7680" w:type="dxa"/>
             <w:tcBorders>
-              <w:top w:val="none" w:sz="0" w:space="0" w:color="auto"/>
-              <w:bottom w:val="none" w:sz="0" w:space="0" w:color="auto"/>
-              <w:right w:val="none" w:sz="0" w:space="0" w:color="auto"/>
+              <w:top w:val="none" w:color="auto" w:sz="0" w:space="0"/>
+              <w:bottom w:val="none" w:color="auto" w:sz="0" w:space="0"/>
+              <w:right w:val="none" w:color="auto" w:sz="0" w:space="0"/>
             </w:tcBorders>
+            <w:tcMar/>
           </w:tcPr>
           <w:p>
             <w:pPr>
@@ -8139,8 +9003,8 @@
           <w:b/>
         </w:rPr>
       </w:pPr>
-      <w:bookmarkStart w:id="45" w:name="_Toc384987416"/>
-      <w:bookmarkStart w:id="46" w:name="_Toc360108733"/>
+      <w:bookmarkStart w:name="_Toc384987416" w:id="45"/>
+      <w:bookmarkStart w:name="_Toc360108733" w:id="46"/>
       <w:bookmarkEnd w:id="40"/>
       <w:bookmarkEnd w:id="41"/>
       <w:bookmarkEnd w:id="44"/>
@@ -8163,6 +9027,7 @@
         <w:tc>
           <w:tcPr>
             <w:tcW w:w="838" w:type="dxa"/>
+            <w:tcMar/>
           </w:tcPr>
           <w:p>
             <w:pPr>
@@ -8180,7 +9045,6 @@
                 <w:b/>
                 <w:bCs/>
               </w:rPr>
-              <w:lastRenderedPageBreak/>
               <w:t>STT</w:t>
             </w:r>
           </w:p>
@@ -8188,6 +9052,7 @@
         <w:tc>
           <w:tcPr>
             <w:tcW w:w="1417" w:type="dxa"/>
+            <w:tcMar/>
           </w:tcPr>
           <w:p>
             <w:pPr>
@@ -8212,6 +9077,7 @@
         <w:tc>
           <w:tcPr>
             <w:tcW w:w="2410" w:type="dxa"/>
+            <w:tcMar/>
           </w:tcPr>
           <w:p>
             <w:pPr>
@@ -8236,6 +9102,7 @@
         <w:tc>
           <w:tcPr>
             <w:tcW w:w="4819" w:type="dxa"/>
+            <w:tcMar/>
           </w:tcPr>
           <w:p>
             <w:pPr>
@@ -8263,6 +9130,7 @@
           <w:tcPr>
             <w:tcW w:w="9484" w:type="dxa"/>
             <w:gridSpan w:val="4"/>
+            <w:tcMar/>
           </w:tcPr>
           <w:p>
             <w:pPr>
@@ -8289,6 +9157,7 @@
         <w:tc>
           <w:tcPr>
             <w:tcW w:w="838" w:type="dxa"/>
+            <w:tcMar/>
           </w:tcPr>
           <w:p>
             <w:pPr>
@@ -8305,6 +9174,7 @@
         <w:tc>
           <w:tcPr>
             <w:tcW w:w="1417" w:type="dxa"/>
+            <w:tcMar/>
           </w:tcPr>
           <w:p>
             <w:pPr>
@@ -8326,6 +9196,7 @@
         <w:tc>
           <w:tcPr>
             <w:tcW w:w="2410" w:type="dxa"/>
+            <w:tcMar/>
           </w:tcPr>
           <w:p>
             <w:pPr>
@@ -8343,6 +9214,7 @@
         <w:tc>
           <w:tcPr>
             <w:tcW w:w="4819" w:type="dxa"/>
+            <w:tcMar/>
           </w:tcPr>
           <w:p>
             <w:pPr>
@@ -8359,6 +9231,7 @@
         <w:tc>
           <w:tcPr>
             <w:tcW w:w="838" w:type="dxa"/>
+            <w:tcMar/>
           </w:tcPr>
           <w:p>
             <w:pPr>
@@ -8378,6 +9251,7 @@
         <w:tc>
           <w:tcPr>
             <w:tcW w:w="1417" w:type="dxa"/>
+            <w:tcMar/>
           </w:tcPr>
           <w:p>
             <w:pPr>
@@ -8399,16 +9273,17 @@
         <w:tc>
           <w:tcPr>
             <w:tcW w:w="2410" w:type="dxa"/>
-          </w:tcPr>
-          <w:p>
-            <w:pPr>
-              <w:spacing w:line="360" w:lineRule="auto"/>
-              <w:jc w:val="left"/>
-              <w:rPr>
-                <w:rFonts w:eastAsia="Calibri"/>
-              </w:rPr>
-            </w:pPr>
-            <w:hyperlink r:id="rId9" w:anchor="_msocom_1" w:history="1">
+            <w:tcMar/>
+          </w:tcPr>
+          <w:p>
+            <w:pPr>
+              <w:spacing w:line="360" w:lineRule="auto"/>
+              <w:jc w:val="left"/>
+              <w:rPr>
+                <w:rFonts w:eastAsia="Calibri"/>
+              </w:rPr>
+            </w:pPr>
+            <w:hyperlink w:history="1" w:anchor="_msocom_1" r:id="rId9">
               <w:r>
                 <w:rPr>
                   <w:rStyle w:val="Hyperlink"/>
@@ -8423,6 +9298,7 @@
         <w:tc>
           <w:tcPr>
             <w:tcW w:w="4819" w:type="dxa"/>
+            <w:tcMar/>
           </w:tcPr>
           <w:p>
             <w:pPr>
@@ -8598,6 +9474,7 @@
         <w:tc>
           <w:tcPr>
             <w:tcW w:w="838" w:type="dxa"/>
+            <w:tcMar/>
           </w:tcPr>
           <w:p>
             <w:pPr>
@@ -8617,6 +9494,7 @@
         <w:tc>
           <w:tcPr>
             <w:tcW w:w="1417" w:type="dxa"/>
+            <w:tcMar/>
           </w:tcPr>
           <w:p>
             <w:pPr>
@@ -8638,6 +9516,7 @@
         <w:tc>
           <w:tcPr>
             <w:tcW w:w="2410" w:type="dxa"/>
+            <w:tcMar/>
           </w:tcPr>
           <w:p>
             <w:pPr>
@@ -8658,6 +9537,7 @@
         <w:tc>
           <w:tcPr>
             <w:tcW w:w="4819" w:type="dxa"/>
+            <w:tcMar/>
           </w:tcPr>
           <w:p>
             <w:pPr>
@@ -8680,6 +9560,7 @@
         <w:tc>
           <w:tcPr>
             <w:tcW w:w="838" w:type="dxa"/>
+            <w:tcMar/>
           </w:tcPr>
           <w:p>
             <w:pPr>
@@ -8699,6 +9580,7 @@
         <w:tc>
           <w:tcPr>
             <w:tcW w:w="1417" w:type="dxa"/>
+            <w:tcMar/>
           </w:tcPr>
           <w:p>
             <w:pPr>
@@ -8720,16 +9602,17 @@
         <w:tc>
           <w:tcPr>
             <w:tcW w:w="2410" w:type="dxa"/>
-          </w:tcPr>
-          <w:p>
-            <w:pPr>
-              <w:spacing w:line="360" w:lineRule="auto"/>
-              <w:jc w:val="left"/>
-              <w:rPr>
-                <w:rFonts w:eastAsia="Calibri"/>
-              </w:rPr>
-            </w:pPr>
-            <w:hyperlink r:id="rId10" w:anchor="_msocom_2" w:history="1">
+            <w:tcMar/>
+          </w:tcPr>
+          <w:p>
+            <w:pPr>
+              <w:spacing w:line="360" w:lineRule="auto"/>
+              <w:jc w:val="left"/>
+              <w:rPr>
+                <w:rFonts w:eastAsia="Calibri"/>
+              </w:rPr>
+            </w:pPr>
+            <w:hyperlink w:history="1" w:anchor="_msocom_2" r:id="rId10">
               <w:r>
                 <w:rPr>
                   <w:rStyle w:val="Hyperlink"/>
@@ -8744,6 +9627,7 @@
         <w:tc>
           <w:tcPr>
             <w:tcW w:w="4819" w:type="dxa"/>
+            <w:tcMar/>
           </w:tcPr>
           <w:p>
             <w:pPr>
@@ -8777,23 +9661,58 @@
           </w:p>
           <w:p>
             <w:pPr>
-              <w:spacing w:line="360" w:lineRule="auto"/>
-              <w:jc w:val="left"/>
-              <w:rPr>
-                <w:rFonts w:eastAsia="Calibri"/>
-              </w:rPr>
-            </w:pPr>
-            <w:r>
-              <w:rPr>
-                <w:rFonts w:eastAsia="Calibri"/>
-              </w:rPr>
-              <w:t xml:space="preserve">WHEN </w:t>
-            </w:r>
-            <w:r>
-              <w:rPr>
-                <w:rFonts w:eastAsia="Calibri"/>
-                <w:b/>
-                <w:bCs/>
+              <w:pStyle w:val="Normal"/>
+              <w:spacing w:line="360" w:lineRule="auto"/>
+              <w:jc w:val="left"/>
+              <w:rPr>
+                <w:rFonts w:eastAsia="Calibri"/>
+              </w:rPr>
+            </w:pPr>
+            <w:r>
+              <w:rPr>
+                <w:rFonts w:eastAsia="Calibri"/>
+              </w:rPr>
+              <w:t>WHEN</w:t>
+            </w:r>
+            <w:r>
+              <w:rPr>
+                <w:rFonts w:eastAsia="Calibri"/>
+              </w:rPr>
+              <w:t xml:space="preserve"> </w:t>
+            </w:r>
+            <w:r>
+              <w:rPr>
+                <w:rFonts w:ascii="Times New Roman" w:hAnsi="Times New Roman" w:eastAsia="Times New Roman" w:cs="Times New Roman"/>
+                <w:b w:val="1"/>
+                <w:bCs w:val="1"/>
+                <w:noProof w:val="0"/>
+                <w:sz w:val="24"/>
+                <w:szCs w:val="24"/>
+                <w:lang w:val="en-US"/>
+              </w:rPr>
+              <w:t>WORKSTEP</w:t>
+            </w:r>
+            <w:r>
+              <w:rPr>
+                <w:rFonts w:ascii="Times New Roman" w:hAnsi="Times New Roman" w:eastAsia="Times New Roman" w:cs="Times New Roman"/>
+                <w:noProof w:val="0"/>
+                <w:sz w:val="24"/>
+                <w:szCs w:val="24"/>
+                <w:lang w:val="en-US"/>
+              </w:rPr>
+              <w:t xml:space="preserve"> in ('CreditCommittee', 'CreditApproval') and</w:t>
+            </w:r>
+            <w:r>
+              <w:rPr>
+                <w:rFonts w:eastAsia="Calibri"/>
+              </w:rPr>
+              <w:t xml:space="preserve"> </w:t>
+            </w:r>
+            <w:r>
+              <w:rPr>
+                <w:rFonts w:eastAsia="Calibri"/>
+                <w:b w:val="1"/>
+                <w:bCs w:val="1"/>
               </w:rPr>
               <w:t>DECISION</w:t>
             </w:r>
@@ -8801,36 +9720,143 @@
               <w:rPr>
                 <w:rFonts w:eastAsia="Calibri"/>
               </w:rPr>
-              <w:t xml:space="preserve"> IN ('Submit', 'Send To PostSanction','Submit To DisbursementMaker', 'Send To HOSupport') THEN </w:t>
-            </w:r>
-            <w:r>
-              <w:rPr>
-                <w:rFonts w:eastAsia="Calibri"/>
-                <w:b/>
-                <w:bCs/>
+              <w:t xml:space="preserve"> IN ('Submit', 'Send </w:t>
+            </w:r>
+            <w:r>
+              <w:rPr>
+                <w:rFonts w:eastAsia="Calibri"/>
+              </w:rPr>
+              <w:t>To</w:t>
+            </w:r>
+            <w:r>
+              <w:rPr>
+                <w:rFonts w:eastAsia="Calibri"/>
+              </w:rPr>
+              <w:t xml:space="preserve"> </w:t>
+            </w:r>
+            <w:r>
+              <w:rPr>
+                <w:rFonts w:eastAsia="Calibri"/>
+              </w:rPr>
+              <w:t>PostSanction</w:t>
+            </w:r>
+            <w:r>
+              <w:rPr>
+                <w:rFonts w:eastAsia="Calibri"/>
+              </w:rPr>
+              <w:t xml:space="preserve">','Submit </w:t>
+            </w:r>
+            <w:r>
+              <w:rPr>
+                <w:rFonts w:eastAsia="Calibri"/>
+              </w:rPr>
+              <w:t>To</w:t>
+            </w:r>
+            <w:r>
+              <w:rPr>
+                <w:rFonts w:eastAsia="Calibri"/>
+              </w:rPr>
+              <w:t xml:space="preserve"> </w:t>
+            </w:r>
+            <w:r>
+              <w:rPr>
+                <w:rFonts w:eastAsia="Calibri"/>
+              </w:rPr>
+              <w:t>DisbursementMaker</w:t>
+            </w:r>
+            <w:r>
+              <w:rPr>
+                <w:rFonts w:eastAsia="Calibri"/>
+              </w:rPr>
+              <w:t xml:space="preserve">', 'Send </w:t>
+            </w:r>
+            <w:r>
+              <w:rPr>
+                <w:rFonts w:eastAsia="Calibri"/>
+              </w:rPr>
+              <w:t>To</w:t>
+            </w:r>
+            <w:r>
+              <w:rPr>
+                <w:rFonts w:eastAsia="Calibri"/>
+              </w:rPr>
+              <w:t xml:space="preserve"> </w:t>
+            </w:r>
+            <w:r>
+              <w:rPr>
+                <w:rFonts w:eastAsia="Calibri"/>
+              </w:rPr>
+              <w:t>HOSupport</w:t>
+            </w:r>
+            <w:r>
+              <w:rPr>
+                <w:rFonts w:eastAsia="Calibri"/>
+              </w:rPr>
+              <w:t xml:space="preserve">') THEN </w:t>
+            </w:r>
+            <w:r>
+              <w:rPr>
+                <w:rFonts w:eastAsia="Calibri"/>
+                <w:b w:val="1"/>
+                <w:bCs w:val="1"/>
               </w:rPr>
               <w:t>'Approved'</w:t>
             </w:r>
           </w:p>
           <w:p>
             <w:pPr>
-              <w:spacing w:line="360" w:lineRule="auto"/>
-              <w:jc w:val="left"/>
-              <w:rPr>
-                <w:rFonts w:eastAsia="Calibri"/>
-              </w:rPr>
-            </w:pPr>
-            <w:r>
-              <w:rPr>
-                <w:rFonts w:eastAsia="Calibri"/>
-              </w:rPr>
-              <w:t xml:space="preserve">WHEN </w:t>
-            </w:r>
-            <w:r>
-              <w:rPr>
-                <w:rFonts w:eastAsia="Calibri"/>
-                <w:b/>
-                <w:bCs/>
+              <w:pStyle w:val="Normal"/>
+              <w:spacing w:line="360" w:lineRule="auto"/>
+              <w:jc w:val="left"/>
+              <w:rPr>
+                <w:rFonts w:eastAsia="Calibri"/>
+              </w:rPr>
+            </w:pPr>
+            <w:r>
+              <w:rPr>
+                <w:rFonts w:eastAsia="Calibri"/>
+              </w:rPr>
+              <w:t>WHEN</w:t>
+            </w:r>
+            <w:r>
+              <w:rPr>
+                <w:rFonts w:eastAsia="Calibri"/>
+              </w:rPr>
+              <w:t xml:space="preserve"> </w:t>
+            </w:r>
+            <w:r>
+              <w:rPr>
+                <w:rFonts w:ascii="Times New Roman" w:hAnsi="Times New Roman" w:eastAsia="Times New Roman" w:cs="Times New Roman"/>
+                <w:b w:val="1"/>
+                <w:bCs w:val="1"/>
+                <w:noProof w:val="0"/>
+                <w:sz w:val="24"/>
+                <w:szCs w:val="24"/>
+                <w:lang w:val="en-US"/>
+              </w:rPr>
+              <w:t>WORKSTEP</w:t>
+            </w:r>
+            <w:r>
+              <w:rPr>
+                <w:rFonts w:ascii="Times New Roman" w:hAnsi="Times New Roman" w:eastAsia="Times New Roman" w:cs="Times New Roman"/>
+                <w:noProof w:val="0"/>
+                <w:sz w:val="24"/>
+                <w:szCs w:val="24"/>
+                <w:lang w:val="en-US"/>
+              </w:rPr>
+              <w:t xml:space="preserve"> in ('CreditCommittee', 'CreditApproval') and</w:t>
+            </w:r>
+            <w:r>
+              <w:rPr>
+                <w:rFonts w:eastAsia="Calibri"/>
+              </w:rPr>
+              <w:t xml:space="preserve"> </w:t>
+            </w:r>
+            <w:r>
+              <w:rPr>
+                <w:rFonts w:eastAsia="Calibri"/>
+                <w:b w:val="1"/>
+                <w:bCs w:val="1"/>
               </w:rPr>
               <w:t>DECISION</w:t>
             </w:r>
@@ -8843,8 +9869,8 @@
             <w:r>
               <w:rPr>
                 <w:rFonts w:eastAsia="Calibri"/>
-                <w:b/>
-                <w:bCs/>
+                <w:b w:val="1"/>
+                <w:bCs w:val="1"/>
               </w:rPr>
               <w:t>'Rejected'</w:t>
             </w:r>
@@ -8861,7 +9887,6 @@
               <w:rPr>
                 <w:rFonts w:eastAsia="Calibri"/>
               </w:rPr>
-              <w:lastRenderedPageBreak/>
               <w:t xml:space="preserve">WHEN </w:t>
             </w:r>
             <w:r>
@@ -8931,6 +9956,7 @@
         <w:tc>
           <w:tcPr>
             <w:tcW w:w="838" w:type="dxa"/>
+            <w:tcMar/>
           </w:tcPr>
           <w:p>
             <w:pPr>
@@ -8950,6 +9976,7 @@
         <w:tc>
           <w:tcPr>
             <w:tcW w:w="1417" w:type="dxa"/>
+            <w:tcMar/>
           </w:tcPr>
           <w:p>
             <w:pPr>
@@ -8971,6 +9998,7 @@
         <w:tc>
           <w:tcPr>
             <w:tcW w:w="2410" w:type="dxa"/>
+            <w:tcMar/>
           </w:tcPr>
           <w:p>
             <w:pPr>
@@ -8991,6 +10019,7 @@
         <w:tc>
           <w:tcPr>
             <w:tcW w:w="4819" w:type="dxa"/>
+            <w:tcMar/>
           </w:tcPr>
           <w:p>
             <w:pPr>
@@ -9062,6 +10091,7 @@
         <w:tc>
           <w:tcPr>
             <w:tcW w:w="838" w:type="dxa"/>
+            <w:tcMar/>
           </w:tcPr>
           <w:p>
             <w:pPr>
@@ -9082,6 +10112,7 @@
         <w:tc>
           <w:tcPr>
             <w:tcW w:w="1417" w:type="dxa"/>
+            <w:tcMar/>
           </w:tcPr>
           <w:p>
             <w:pPr>
@@ -9103,6 +10134,7 @@
         <w:tc>
           <w:tcPr>
             <w:tcW w:w="2410" w:type="dxa"/>
+            <w:tcMar/>
           </w:tcPr>
           <w:p>
             <w:pPr>
@@ -9135,6 +10167,7 @@
         <w:tc>
           <w:tcPr>
             <w:tcW w:w="4819" w:type="dxa"/>
+            <w:tcMar/>
           </w:tcPr>
           <w:p>
             <w:pPr>
@@ -9273,6 +10306,7 @@
         <w:tc>
           <w:tcPr>
             <w:tcW w:w="838" w:type="dxa"/>
+            <w:tcMar/>
           </w:tcPr>
           <w:p>
             <w:pPr>
@@ -9293,6 +10327,7 @@
         <w:tc>
           <w:tcPr>
             <w:tcW w:w="1417" w:type="dxa"/>
+            <w:tcMar/>
           </w:tcPr>
           <w:p>
             <w:pPr>
@@ -9314,6 +10349,7 @@
         <w:tc>
           <w:tcPr>
             <w:tcW w:w="2410" w:type="dxa"/>
+            <w:tcMar/>
           </w:tcPr>
           <w:p>
             <w:pPr>
@@ -9337,6 +10373,7 @@
         <w:tc>
           <w:tcPr>
             <w:tcW w:w="4819" w:type="dxa"/>
+            <w:tcMar/>
           </w:tcPr>
           <w:p>
             <w:pPr>
@@ -9475,6 +10512,7 @@
         <w:tc>
           <w:tcPr>
             <w:tcW w:w="838" w:type="dxa"/>
+            <w:tcMar/>
           </w:tcPr>
           <w:p>
             <w:pPr>
@@ -9495,6 +10533,7 @@
         <w:tc>
           <w:tcPr>
             <w:tcW w:w="1417" w:type="dxa"/>
+            <w:tcMar/>
           </w:tcPr>
           <w:p>
             <w:pPr>
@@ -9516,6 +10555,7 @@
         <w:tc>
           <w:tcPr>
             <w:tcW w:w="2410" w:type="dxa"/>
+            <w:tcMar/>
           </w:tcPr>
           <w:p>
             <w:pPr>
@@ -9536,6 +10576,7 @@
         <w:tc>
           <w:tcPr>
             <w:tcW w:w="4819" w:type="dxa"/>
+            <w:tcMar/>
           </w:tcPr>
           <w:p>
             <w:pPr>
@@ -9619,6 +10660,7 @@
         <w:tc>
           <w:tcPr>
             <w:tcW w:w="838" w:type="dxa"/>
+            <w:tcMar/>
           </w:tcPr>
           <w:p>
             <w:pPr>
@@ -9639,6 +10681,7 @@
         <w:tc>
           <w:tcPr>
             <w:tcW w:w="1417" w:type="dxa"/>
+            <w:tcMar/>
           </w:tcPr>
           <w:p>
             <w:pPr>
@@ -9660,6 +10703,7 @@
         <w:tc>
           <w:tcPr>
             <w:tcW w:w="2410" w:type="dxa"/>
+            <w:tcMar/>
           </w:tcPr>
           <w:p>
             <w:pPr>
@@ -9680,6 +10724,7 @@
         <w:tc>
           <w:tcPr>
             <w:tcW w:w="4819" w:type="dxa"/>
+            <w:tcMar/>
           </w:tcPr>
           <w:p>
             <w:pPr>
@@ -9740,7 +10785,6 @@
               <w:rPr>
                 <w:rFonts w:eastAsia="Calibri"/>
               </w:rPr>
-              <w:lastRenderedPageBreak/>
               <w:t xml:space="preserve">THEN </w:t>
             </w:r>
             <w:r>
@@ -9790,6 +10834,7 @@
         <w:tc>
           <w:tcPr>
             <w:tcW w:w="838" w:type="dxa"/>
+            <w:tcMar/>
           </w:tcPr>
           <w:p>
             <w:pPr>
@@ -9810,6 +10855,7 @@
         <w:tc>
           <w:tcPr>
             <w:tcW w:w="1417" w:type="dxa"/>
+            <w:tcMar/>
           </w:tcPr>
           <w:p>
             <w:pPr>
@@ -9831,6 +10877,7 @@
         <w:tc>
           <w:tcPr>
             <w:tcW w:w="2410" w:type="dxa"/>
+            <w:tcMar/>
           </w:tcPr>
           <w:p>
             <w:pPr>
@@ -9851,6 +10898,7 @@
         <w:tc>
           <w:tcPr>
             <w:tcW w:w="4819" w:type="dxa"/>
+            <w:tcMar/>
           </w:tcPr>
           <w:p>
             <w:pPr>
@@ -9963,6 +11011,7 @@
         <w:tc>
           <w:tcPr>
             <w:tcW w:w="838" w:type="dxa"/>
+            <w:tcMar/>
           </w:tcPr>
           <w:p>
             <w:pPr>
@@ -9983,6 +11032,7 @@
         <w:tc>
           <w:tcPr>
             <w:tcW w:w="1417" w:type="dxa"/>
+            <w:tcMar/>
           </w:tcPr>
           <w:p>
             <w:pPr>
@@ -10004,6 +11054,7 @@
         <w:tc>
           <w:tcPr>
             <w:tcW w:w="2410" w:type="dxa"/>
+            <w:tcMar/>
           </w:tcPr>
           <w:p>
             <w:pPr>
@@ -10024,6 +11075,7 @@
         <w:tc>
           <w:tcPr>
             <w:tcW w:w="4819" w:type="dxa"/>
+            <w:tcMar/>
           </w:tcPr>
           <w:p>
             <w:pPr>
@@ -10107,6 +11159,7 @@
         <w:tc>
           <w:tcPr>
             <w:tcW w:w="838" w:type="dxa"/>
+            <w:tcMar/>
           </w:tcPr>
           <w:p>
             <w:pPr>
@@ -10127,6 +11180,7 @@
         <w:tc>
           <w:tcPr>
             <w:tcW w:w="1417" w:type="dxa"/>
+            <w:tcMar/>
           </w:tcPr>
           <w:p>
             <w:pPr>
@@ -10148,6 +11202,7 @@
         <w:tc>
           <w:tcPr>
             <w:tcW w:w="2410" w:type="dxa"/>
+            <w:tcMar/>
           </w:tcPr>
           <w:p>
             <w:pPr>
@@ -10168,6 +11223,7 @@
         <w:tc>
           <w:tcPr>
             <w:tcW w:w="4819" w:type="dxa"/>
+            <w:tcMar/>
           </w:tcPr>
           <w:p>
             <w:pPr>
@@ -10271,6 +11327,7 @@
         <w:tc>
           <w:tcPr>
             <w:tcW w:w="838" w:type="dxa"/>
+            <w:tcMar/>
           </w:tcPr>
           <w:p>
             <w:pPr>
@@ -10291,6 +11348,7 @@
         <w:tc>
           <w:tcPr>
             <w:tcW w:w="1417" w:type="dxa"/>
+            <w:tcMar/>
           </w:tcPr>
           <w:p>
             <w:pPr>
@@ -10313,6 +11371,7 @@
         <w:tc>
           <w:tcPr>
             <w:tcW w:w="2410" w:type="dxa"/>
+            <w:tcMar/>
           </w:tcPr>
           <w:p>
             <w:pPr>
@@ -10333,6 +11392,7 @@
         <w:tc>
           <w:tcPr>
             <w:tcW w:w="4819" w:type="dxa"/>
+            <w:tcMar/>
           </w:tcPr>
           <w:p>
             <w:pPr>
@@ -10436,6 +11496,7 @@
         <w:tc>
           <w:tcPr>
             <w:tcW w:w="838" w:type="dxa"/>
+            <w:tcMar/>
           </w:tcPr>
           <w:p>
             <w:pPr>
@@ -10456,6 +11517,7 @@
         <w:tc>
           <w:tcPr>
             <w:tcW w:w="1417" w:type="dxa"/>
+            <w:tcMar/>
           </w:tcPr>
           <w:p>
             <w:pPr>
@@ -10477,6 +11539,7 @@
         <w:tc>
           <w:tcPr>
             <w:tcW w:w="2410" w:type="dxa"/>
+            <w:tcMar/>
           </w:tcPr>
           <w:p>
             <w:pPr>
@@ -10497,6 +11560,7 @@
         <w:tc>
           <w:tcPr>
             <w:tcW w:w="4819" w:type="dxa"/>
+            <w:tcMar/>
           </w:tcPr>
           <w:p>
             <w:pPr>
@@ -10568,6 +11632,7 @@
         <w:tc>
           <w:tcPr>
             <w:tcW w:w="838" w:type="dxa"/>
+            <w:tcMar/>
           </w:tcPr>
           <w:p>
             <w:pPr>
@@ -10588,6 +11653,7 @@
         <w:tc>
           <w:tcPr>
             <w:tcW w:w="1417" w:type="dxa"/>
+            <w:tcMar/>
           </w:tcPr>
           <w:p>
             <w:pPr>
@@ -10609,7 +11675,6 @@
               <w:rPr>
                 <w:color w:val="000000"/>
               </w:rPr>
-              <w:lastRenderedPageBreak/>
               <w:t>R_WK_TAT</w:t>
             </w:r>
           </w:p>
@@ -10617,27 +11682,26 @@
         <w:tc>
           <w:tcPr>
             <w:tcW w:w="2410" w:type="dxa"/>
-          </w:tcPr>
-          <w:p>
-            <w:pPr>
-              <w:spacing w:line="360" w:lineRule="auto"/>
-              <w:jc w:val="left"/>
-              <w:rPr>
-                <w:rFonts w:eastAsia="Calibri"/>
-              </w:rPr>
-            </w:pPr>
-            <w:r>
-              <w:rPr>
-                <w:color w:val="000000"/>
-              </w:rPr>
-              <w:lastRenderedPageBreak/>
+            <w:tcMar/>
+          </w:tcPr>
+          <w:p>
+            <w:pPr>
+              <w:spacing w:line="360" w:lineRule="auto"/>
+              <w:jc w:val="left"/>
+              <w:rPr>
+                <w:rFonts w:eastAsia="Calibri"/>
+              </w:rPr>
+            </w:pPr>
+            <w:r>
+              <w:rPr>
+                <w:color w:val="000000"/>
+              </w:rPr>
               <w:t xml:space="preserve">Tổng thời gian tất cả các bước </w:t>
             </w:r>
             <w:r>
               <w:rPr>
                 <w:color w:val="000000"/>
               </w:rPr>
-              <w:lastRenderedPageBreak/>
               <w:t>UnderwriterMaker theo Working minutes</w:t>
             </w:r>
           </w:p>
@@ -10645,20 +11709,20 @@
         <w:tc>
           <w:tcPr>
             <w:tcW w:w="4819" w:type="dxa"/>
-          </w:tcPr>
-          <w:p>
-            <w:pPr>
-              <w:spacing w:line="360" w:lineRule="auto"/>
-              <w:jc w:val="left"/>
-              <w:rPr>
-                <w:rFonts w:eastAsia="Calibri"/>
-              </w:rPr>
-            </w:pPr>
-            <w:r>
-              <w:rPr>
-                <w:rFonts w:eastAsia="Calibri"/>
-              </w:rPr>
-              <w:lastRenderedPageBreak/>
+            <w:tcMar/>
+          </w:tcPr>
+          <w:p>
+            <w:pPr>
+              <w:spacing w:line="360" w:lineRule="auto"/>
+              <w:jc w:val="left"/>
+              <w:rPr>
+                <w:rFonts w:eastAsia="Calibri"/>
+              </w:rPr>
+            </w:pPr>
+            <w:r>
+              <w:rPr>
+                <w:rFonts w:eastAsia="Calibri"/>
+              </w:rPr>
               <w:t>NG_SB_CLOS_ENTRY_EXIT&gt;</w:t>
             </w:r>
           </w:p>
@@ -10674,7 +11738,6 @@
               <w:rPr>
                 <w:rFonts w:eastAsia="Calibri"/>
               </w:rPr>
-              <w:lastRenderedPageBreak/>
               <w:t xml:space="preserve">NVL(SUM(CASE WHEN </w:t>
             </w:r>
             <w:r>
@@ -10750,6 +11813,7 @@
         <w:tc>
           <w:tcPr>
             <w:tcW w:w="838" w:type="dxa"/>
+            <w:tcMar/>
           </w:tcPr>
           <w:p>
             <w:pPr>
@@ -10770,6 +11834,7 @@
         <w:tc>
           <w:tcPr>
             <w:tcW w:w="1417" w:type="dxa"/>
+            <w:tcMar/>
           </w:tcPr>
           <w:p>
             <w:pPr>
@@ -10792,6 +11857,7 @@
         <w:tc>
           <w:tcPr>
             <w:tcW w:w="2410" w:type="dxa"/>
+            <w:tcMar/>
           </w:tcPr>
           <w:p>
             <w:pPr>
@@ -10812,6 +11878,7 @@
         <w:tc>
           <w:tcPr>
             <w:tcW w:w="4819" w:type="dxa"/>
+            <w:tcMar/>
           </w:tcPr>
           <w:p>
             <w:pPr>
@@ -10915,6 +11982,7 @@
         <w:tc>
           <w:tcPr>
             <w:tcW w:w="838" w:type="dxa"/>
+            <w:tcMar/>
           </w:tcPr>
           <w:p>
             <w:pPr>
@@ -10935,6 +12003,7 @@
         <w:tc>
           <w:tcPr>
             <w:tcW w:w="1417" w:type="dxa"/>
+            <w:tcMar/>
           </w:tcPr>
           <w:p>
             <w:pPr>
@@ -10957,6 +12026,7 @@
         <w:tc>
           <w:tcPr>
             <w:tcW w:w="2410" w:type="dxa"/>
+            <w:tcMar/>
           </w:tcPr>
           <w:p>
             <w:pPr>
@@ -10977,6 +12047,7 @@
         <w:tc>
           <w:tcPr>
             <w:tcW w:w="4819" w:type="dxa"/>
+            <w:tcMar/>
           </w:tcPr>
           <w:p>
             <w:pPr>
@@ -11048,6 +12119,7 @@
         <w:tc>
           <w:tcPr>
             <w:tcW w:w="838" w:type="dxa"/>
+            <w:tcMar/>
           </w:tcPr>
           <w:p>
             <w:pPr>
@@ -11068,6 +12140,7 @@
         <w:tc>
           <w:tcPr>
             <w:tcW w:w="1417" w:type="dxa"/>
+            <w:tcMar/>
           </w:tcPr>
           <w:p>
             <w:pPr>
@@ -11090,6 +12163,7 @@
         <w:tc>
           <w:tcPr>
             <w:tcW w:w="2410" w:type="dxa"/>
+            <w:tcMar/>
           </w:tcPr>
           <w:p>
             <w:pPr>
@@ -11110,6 +12184,7 @@
         <w:tc>
           <w:tcPr>
             <w:tcW w:w="4819" w:type="dxa"/>
+            <w:tcMar/>
           </w:tcPr>
           <w:p>
             <w:pPr>
@@ -11213,6 +12288,7 @@
         <w:tc>
           <w:tcPr>
             <w:tcW w:w="838" w:type="dxa"/>
+            <w:tcMar/>
           </w:tcPr>
           <w:p>
             <w:pPr>
@@ -11233,6 +12309,7 @@
         <w:tc>
           <w:tcPr>
             <w:tcW w:w="1417" w:type="dxa"/>
+            <w:tcMar/>
           </w:tcPr>
           <w:p>
             <w:pPr>
@@ -11255,6 +12332,7 @@
         <w:tc>
           <w:tcPr>
             <w:tcW w:w="2410" w:type="dxa"/>
+            <w:tcMar/>
           </w:tcPr>
           <w:p>
             <w:pPr>
@@ -11275,6 +12353,7 @@
         <w:tc>
           <w:tcPr>
             <w:tcW w:w="4819" w:type="dxa"/>
+            <w:tcMar/>
           </w:tcPr>
           <w:p>
             <w:pPr>
@@ -11378,6 +12457,7 @@
         <w:tc>
           <w:tcPr>
             <w:tcW w:w="838" w:type="dxa"/>
+            <w:tcMar/>
           </w:tcPr>
           <w:p>
             <w:pPr>
@@ -11398,6 +12478,7 @@
         <w:tc>
           <w:tcPr>
             <w:tcW w:w="1417" w:type="dxa"/>
+            <w:tcMar/>
           </w:tcPr>
           <w:p>
             <w:pPr>
@@ -11420,6 +12501,7 @@
         <w:tc>
           <w:tcPr>
             <w:tcW w:w="2410" w:type="dxa"/>
+            <w:tcMar/>
           </w:tcPr>
           <w:p>
             <w:pPr>
@@ -11440,6 +12522,7 @@
         <w:tc>
           <w:tcPr>
             <w:tcW w:w="4819" w:type="dxa"/>
+            <w:tcMar/>
           </w:tcPr>
           <w:p>
             <w:pPr>
@@ -11531,6 +12614,7 @@
         <w:tc>
           <w:tcPr>
             <w:tcW w:w="838" w:type="dxa"/>
+            <w:tcMar/>
           </w:tcPr>
           <w:p>
             <w:pPr>
@@ -11551,6 +12635,7 @@
         <w:tc>
           <w:tcPr>
             <w:tcW w:w="1417" w:type="dxa"/>
+            <w:tcMar/>
           </w:tcPr>
           <w:p>
             <w:pPr>
@@ -11573,6 +12658,7 @@
         <w:tc>
           <w:tcPr>
             <w:tcW w:w="2410" w:type="dxa"/>
+            <w:tcMar/>
           </w:tcPr>
           <w:p>
             <w:pPr>
@@ -11593,6 +12679,7 @@
         <w:tc>
           <w:tcPr>
             <w:tcW w:w="4819" w:type="dxa"/>
+            <w:tcMar/>
           </w:tcPr>
           <w:p>
             <w:pPr>
@@ -11682,6 +12769,7 @@
         <w:tc>
           <w:tcPr>
             <w:tcW w:w="838" w:type="dxa"/>
+            <w:tcMar/>
           </w:tcPr>
           <w:p>
             <w:pPr>
@@ -11702,6 +12790,7 @@
         <w:tc>
           <w:tcPr>
             <w:tcW w:w="1417" w:type="dxa"/>
+            <w:tcMar/>
           </w:tcPr>
           <w:p>
             <w:pPr>
@@ -11724,6 +12813,7 @@
         <w:tc>
           <w:tcPr>
             <w:tcW w:w="2410" w:type="dxa"/>
+            <w:tcMar/>
           </w:tcPr>
           <w:p>
             <w:pPr>
@@ -11745,6 +12835,7 @@
         <w:tc>
           <w:tcPr>
             <w:tcW w:w="4819" w:type="dxa"/>
+            <w:tcMar/>
           </w:tcPr>
           <w:p>
             <w:pPr>
@@ -11848,6 +12939,7 @@
         <w:tc>
           <w:tcPr>
             <w:tcW w:w="838" w:type="dxa"/>
+            <w:tcMar/>
           </w:tcPr>
           <w:p>
             <w:pPr>
@@ -11868,6 +12960,7 @@
         <w:tc>
           <w:tcPr>
             <w:tcW w:w="1417" w:type="dxa"/>
+            <w:tcMar/>
           </w:tcPr>
           <w:p>
             <w:pPr>
@@ -11890,6 +12983,7 @@
         <w:tc>
           <w:tcPr>
             <w:tcW w:w="2410" w:type="dxa"/>
+            <w:tcMar/>
           </w:tcPr>
           <w:p>
             <w:pPr>
@@ -11911,6 +13005,7 @@
         <w:tc>
           <w:tcPr>
             <w:tcW w:w="4819" w:type="dxa"/>
+            <w:tcMar/>
           </w:tcPr>
           <w:p>
             <w:pPr>
@@ -12014,6 +13109,7 @@
         <w:tc>
           <w:tcPr>
             <w:tcW w:w="838" w:type="dxa"/>
+            <w:tcMar/>
           </w:tcPr>
           <w:p>
             <w:pPr>
@@ -12034,6 +13130,7 @@
         <w:tc>
           <w:tcPr>
             <w:tcW w:w="1417" w:type="dxa"/>
+            <w:tcMar/>
           </w:tcPr>
           <w:p>
             <w:pPr>
@@ -12056,6 +13153,7 @@
         <w:tc>
           <w:tcPr>
             <w:tcW w:w="2410" w:type="dxa"/>
+            <w:tcMar/>
           </w:tcPr>
           <w:p>
             <w:pPr>
@@ -12076,6 +13174,7 @@
         <w:tc>
           <w:tcPr>
             <w:tcW w:w="4819" w:type="dxa"/>
+            <w:tcMar/>
           </w:tcPr>
           <w:p>
             <w:pPr>
@@ -12177,6 +13276,7 @@
         <w:tc>
           <w:tcPr>
             <w:tcW w:w="838" w:type="dxa"/>
+            <w:tcMar/>
           </w:tcPr>
           <w:p>
             <w:pPr>
@@ -12197,6 +13297,7 @@
         <w:tc>
           <w:tcPr>
             <w:tcW w:w="1417" w:type="dxa"/>
+            <w:tcMar/>
           </w:tcPr>
           <w:p>
             <w:pPr>
@@ -12219,6 +13320,7 @@
         <w:tc>
           <w:tcPr>
             <w:tcW w:w="2410" w:type="dxa"/>
+            <w:tcMar/>
           </w:tcPr>
           <w:p>
             <w:pPr>
@@ -12239,6 +13341,7 @@
         <w:tc>
           <w:tcPr>
             <w:tcW w:w="4819" w:type="dxa"/>
+            <w:tcMar/>
           </w:tcPr>
           <w:p>
             <w:pPr>
@@ -12342,6 +13445,7 @@
         <w:tc>
           <w:tcPr>
             <w:tcW w:w="838" w:type="dxa"/>
+            <w:tcMar/>
           </w:tcPr>
           <w:p>
             <w:pPr>
@@ -12362,6 +13466,7 @@
         <w:tc>
           <w:tcPr>
             <w:tcW w:w="1417" w:type="dxa"/>
+            <w:tcMar/>
           </w:tcPr>
           <w:p>
             <w:pPr>
@@ -12384,6 +13489,7 @@
         <w:tc>
           <w:tcPr>
             <w:tcW w:w="2410" w:type="dxa"/>
+            <w:tcMar/>
           </w:tcPr>
           <w:p>
             <w:pPr>
@@ -12404,6 +13510,7 @@
         <w:tc>
           <w:tcPr>
             <w:tcW w:w="4819" w:type="dxa"/>
+            <w:tcMar/>
           </w:tcPr>
           <w:p>
             <w:pPr>
@@ -12505,6 +13612,7 @@
         <w:tc>
           <w:tcPr>
             <w:tcW w:w="838" w:type="dxa"/>
+            <w:tcMar/>
           </w:tcPr>
           <w:p>
             <w:pPr>
@@ -12525,6 +13633,7 @@
         <w:tc>
           <w:tcPr>
             <w:tcW w:w="1417" w:type="dxa"/>
+            <w:tcMar/>
           </w:tcPr>
           <w:p>
             <w:pPr>
@@ -12547,6 +13656,7 @@
         <w:tc>
           <w:tcPr>
             <w:tcW w:w="2410" w:type="dxa"/>
+            <w:tcMar/>
           </w:tcPr>
           <w:p>
             <w:pPr>
@@ -12567,6 +13677,7 @@
         <w:tc>
           <w:tcPr>
             <w:tcW w:w="4819" w:type="dxa"/>
+            <w:tcMar/>
           </w:tcPr>
           <w:p>
             <w:pPr>
@@ -12710,6 +13821,7 @@
         <w:tc>
           <w:tcPr>
             <w:tcW w:w="838" w:type="dxa"/>
+            <w:tcMar/>
           </w:tcPr>
           <w:p>
             <w:pPr>
@@ -12730,6 +13842,7 @@
         <w:tc>
           <w:tcPr>
             <w:tcW w:w="1417" w:type="dxa"/>
+            <w:tcMar/>
           </w:tcPr>
           <w:p>
             <w:pPr>
@@ -12752,6 +13865,7 @@
         <w:tc>
           <w:tcPr>
             <w:tcW w:w="2410" w:type="dxa"/>
+            <w:tcMar/>
           </w:tcPr>
           <w:p>
             <w:pPr>
@@ -12772,6 +13886,7 @@
         <w:tc>
           <w:tcPr>
             <w:tcW w:w="4819" w:type="dxa"/>
+            <w:tcMar/>
           </w:tcPr>
           <w:p>
             <w:pPr>
@@ -12958,6 +14073,7 @@
         <w:tc>
           <w:tcPr>
             <w:tcW w:w="838" w:type="dxa"/>
+            <w:tcMar/>
           </w:tcPr>
           <w:p>
             <w:pPr>
@@ -12978,6 +14094,7 @@
         <w:tc>
           <w:tcPr>
             <w:tcW w:w="1417" w:type="dxa"/>
+            <w:tcMar/>
           </w:tcPr>
           <w:p>
             <w:pPr>
@@ -13000,6 +14117,7 @@
         <w:tc>
           <w:tcPr>
             <w:tcW w:w="2410" w:type="dxa"/>
+            <w:tcMar/>
           </w:tcPr>
           <w:p>
             <w:pPr>
@@ -13020,6 +14138,7 @@
         <w:tc>
           <w:tcPr>
             <w:tcW w:w="4819" w:type="dxa"/>
+            <w:tcMar/>
           </w:tcPr>
           <w:p>
             <w:pPr>
@@ -13121,6 +14240,7 @@
         <w:tc>
           <w:tcPr>
             <w:tcW w:w="838" w:type="dxa"/>
+            <w:tcMar/>
           </w:tcPr>
           <w:p>
             <w:pPr>
@@ -13141,6 +14261,7 @@
         <w:tc>
           <w:tcPr>
             <w:tcW w:w="1417" w:type="dxa"/>
+            <w:tcMar/>
           </w:tcPr>
           <w:p>
             <w:pPr>
@@ -13163,6 +14284,7 @@
         <w:tc>
           <w:tcPr>
             <w:tcW w:w="2410" w:type="dxa"/>
+            <w:tcMar/>
           </w:tcPr>
           <w:p>
             <w:pPr>
@@ -13183,6 +14305,7 @@
         <w:tc>
           <w:tcPr>
             <w:tcW w:w="4819" w:type="dxa"/>
+            <w:tcMar/>
           </w:tcPr>
           <w:p>
             <w:pPr>
@@ -13284,6 +14407,7 @@
         <w:tc>
           <w:tcPr>
             <w:tcW w:w="838" w:type="dxa"/>
+            <w:tcMar/>
           </w:tcPr>
           <w:p>
             <w:pPr>
@@ -13304,6 +14428,7 @@
         <w:tc>
           <w:tcPr>
             <w:tcW w:w="1417" w:type="dxa"/>
+            <w:tcMar/>
           </w:tcPr>
           <w:p>
             <w:pPr>
@@ -13311,21 +14436,27 @@
               <w:ind w:right="43"/>
               <w:jc w:val="left"/>
               <w:rPr>
-                <w:rFonts w:eastAsia="Times New Roman"/>
-                <w:iCs/>
-              </w:rPr>
-            </w:pPr>
-            <w:r>
-              <w:rPr>
-                <w:color w:val="000000"/>
-              </w:rPr>
-              <w:t>SLA_MARKER_RESUTL</w:t>
+                <w:color w:val="000000" w:themeColor="text1" w:themeTint="FF" w:themeShade="FF"/>
+              </w:rPr>
+            </w:pPr>
+            <w:r>
+              <w:rPr>
+                <w:color w:val="000000" w:themeColor="text1" w:themeTint="FF" w:themeShade="FF"/>
+              </w:rPr>
+              <w:t>SLA_MARKER_RESU</w:t>
+            </w:r>
+            <w:r>
+              <w:rPr>
+                <w:color w:val="000000" w:themeColor="text1" w:themeTint="FF" w:themeShade="FF"/>
+              </w:rPr>
+              <w:t>TL</w:t>
             </w:r>
           </w:p>
         </w:tc>
         <w:tc>
           <w:tcPr>
             <w:tcW w:w="2410" w:type="dxa"/>
+            <w:tcMar/>
           </w:tcPr>
           <w:p>
             <w:pPr>
@@ -13346,97 +14477,196 @@
         <w:tc>
           <w:tcPr>
             <w:tcW w:w="4819" w:type="dxa"/>
-          </w:tcPr>
-          <w:p>
-            <w:pPr>
-              <w:spacing w:line="360" w:lineRule="auto"/>
-              <w:jc w:val="left"/>
-              <w:rPr>
-                <w:rFonts w:eastAsia="Calibri"/>
-              </w:rPr>
-            </w:pPr>
-            <w:r>
-              <w:rPr>
-                <w:color w:val="000000"/>
-              </w:rPr>
-              <w:t xml:space="preserve">+ Nếu </w:t>
-            </w:r>
-            <w:r>
-              <w:rPr>
-                <w:b/>
-                <w:bCs/>
-                <w:color w:val="000000"/>
+            <w:tcMar/>
+          </w:tcPr>
+          <w:p>
+            <w:pPr>
+              <w:spacing w:line="360" w:lineRule="auto"/>
+              <w:jc w:val="left"/>
+              <w:rPr>
+                <w:rFonts w:eastAsia="Calibri"/>
+              </w:rPr>
+            </w:pPr>
+            <w:r>
+              <w:rPr>
+                <w:color w:val="000000" w:themeColor="text1" w:themeTint="FF" w:themeShade="FF"/>
+              </w:rPr>
+              <w:t xml:space="preserve">+ </w:t>
+            </w:r>
+            <w:r>
+              <w:rPr>
+                <w:color w:val="000000" w:themeColor="text1" w:themeTint="FF" w:themeShade="FF"/>
+              </w:rPr>
+              <w:t>Nếu</w:t>
+            </w:r>
+            <w:r>
+              <w:rPr>
+                <w:color w:val="000000" w:themeColor="text1" w:themeTint="FF" w:themeShade="FF"/>
+              </w:rPr>
+              <w:t xml:space="preserve"> </w:t>
+            </w:r>
+            <w:r>
+              <w:rPr>
+                <w:b w:val="1"/>
+                <w:bCs w:val="1"/>
+                <w:color w:val="000000" w:themeColor="text1" w:themeTint="FF" w:themeShade="FF"/>
               </w:rPr>
               <w:t>STEP04_UNDMAKER_TAT_CPC</w:t>
             </w:r>
             <w:r>
               <w:rPr>
-                <w:color w:val="000000"/>
+                <w:color w:val="000000" w:themeColor="text1" w:themeTint="FF" w:themeShade="FF"/>
               </w:rPr>
               <w:t xml:space="preserve"> &gt; </w:t>
             </w:r>
             <w:r>
               <w:rPr>
-                <w:b/>
-                <w:bCs/>
-                <w:color w:val="000000"/>
+                <w:b w:val="1"/>
+                <w:bCs w:val="1"/>
+                <w:color w:val="000000" w:themeColor="text1" w:themeTint="FF" w:themeShade="FF"/>
               </w:rPr>
               <w:t>SLA_MARKER</w:t>
             </w:r>
             <w:r>
               <w:rPr>
-                <w:color w:val="000000"/>
-              </w:rPr>
-              <w:t xml:space="preserve"> giá giá trị </w:t>
-            </w:r>
-            <w:r>
-              <w:rPr>
-                <w:b/>
-                <w:bCs/>
-                <w:color w:val="000000"/>
+                <w:color w:val="000000" w:themeColor="text1" w:themeTint="FF" w:themeShade="FF"/>
+              </w:rPr>
+              <w:t xml:space="preserve"> </w:t>
+            </w:r>
+            <w:r>
+              <w:rPr>
+                <w:color w:val="000000" w:themeColor="text1" w:themeTint="FF" w:themeShade="FF"/>
+              </w:rPr>
+              <w:t>gán</w:t>
+            </w:r>
+            <w:r>
+              <w:rPr>
+                <w:color w:val="000000" w:themeColor="text1" w:themeTint="FF" w:themeShade="FF"/>
+              </w:rPr>
+              <w:t xml:space="preserve"> </w:t>
+            </w:r>
+            <w:r>
+              <w:rPr>
+                <w:color w:val="000000" w:themeColor="text1" w:themeTint="FF" w:themeShade="FF"/>
+              </w:rPr>
+              <w:t>giá</w:t>
+            </w:r>
+            <w:r>
+              <w:rPr>
+                <w:color w:val="000000" w:themeColor="text1" w:themeTint="FF" w:themeShade="FF"/>
+              </w:rPr>
+              <w:t xml:space="preserve"> </w:t>
+            </w:r>
+            <w:r>
+              <w:rPr>
+                <w:color w:val="000000" w:themeColor="text1" w:themeTint="FF" w:themeShade="FF"/>
+              </w:rPr>
+              <w:t>trị</w:t>
+            </w:r>
+            <w:r>
+              <w:rPr>
+                <w:color w:val="000000" w:themeColor="text1" w:themeTint="FF" w:themeShade="FF"/>
+              </w:rPr>
+              <w:t xml:space="preserve"> </w:t>
+            </w:r>
+            <w:r>
+              <w:rPr>
+                <w:b w:val="1"/>
+                <w:bCs w:val="1"/>
+                <w:color w:val="000000" w:themeColor="text1" w:themeTint="FF" w:themeShade="FF"/>
               </w:rPr>
               <w:t>'KHONG DAT'</w:t>
             </w:r>
             <w:r>
-              <w:rPr>
-                <w:color w:val="000000"/>
-              </w:rPr>
               <w:br/>
-              <w:t xml:space="preserve">+ Nếu </w:t>
-            </w:r>
-            <w:r>
-              <w:rPr>
-                <w:b/>
-                <w:bCs/>
-                <w:color w:val="000000"/>
+            </w:r>
+            <w:r>
+              <w:rPr>
+                <w:color w:val="000000" w:themeColor="text1" w:themeTint="FF" w:themeShade="FF"/>
+              </w:rPr>
+              <w:t xml:space="preserve">+ </w:t>
+            </w:r>
+            <w:r>
+              <w:rPr>
+                <w:color w:val="000000" w:themeColor="text1" w:themeTint="FF" w:themeShade="FF"/>
+              </w:rPr>
+              <w:t>Nếu</w:t>
+            </w:r>
+            <w:r>
+              <w:rPr>
+                <w:color w:val="000000" w:themeColor="text1" w:themeTint="FF" w:themeShade="FF"/>
+              </w:rPr>
+              <w:t xml:space="preserve"> </w:t>
+            </w:r>
+            <w:r>
+              <w:rPr>
+                <w:b w:val="1"/>
+                <w:bCs w:val="1"/>
+                <w:color w:val="000000" w:themeColor="text1" w:themeTint="FF" w:themeShade="FF"/>
               </w:rPr>
               <w:t>STEP04_UNDMAKER_TAT_CPC</w:t>
             </w:r>
             <w:r>
               <w:rPr>
-                <w:color w:val="000000"/>
+                <w:color w:val="000000" w:themeColor="text1" w:themeTint="FF" w:themeShade="FF"/>
               </w:rPr>
               <w:t xml:space="preserve"> ≤ </w:t>
             </w:r>
             <w:r>
               <w:rPr>
-                <w:b/>
-                <w:bCs/>
-                <w:color w:val="000000"/>
+                <w:b w:val="1"/>
+                <w:bCs w:val="1"/>
+                <w:color w:val="000000" w:themeColor="text1" w:themeTint="FF" w:themeShade="FF"/>
               </w:rPr>
               <w:t>SLA_MARKER</w:t>
             </w:r>
             <w:r>
               <w:rPr>
-                <w:color w:val="000000"/>
-              </w:rPr>
-              <w:t xml:space="preserve"> gán giá trị </w:t>
-            </w:r>
-            <w:r>
-              <w:rPr>
-                <w:b/>
-                <w:bCs/>
-                <w:color w:val="000000"/>
+                <w:color w:val="000000" w:themeColor="text1" w:themeTint="FF" w:themeShade="FF"/>
+              </w:rPr>
+              <w:t xml:space="preserve"> </w:t>
+            </w:r>
+            <w:r>
+              <w:rPr>
+                <w:color w:val="000000" w:themeColor="text1" w:themeTint="FF" w:themeShade="FF"/>
+              </w:rPr>
+              <w:t>gán</w:t>
+            </w:r>
+            <w:r>
+              <w:rPr>
+                <w:color w:val="000000" w:themeColor="text1" w:themeTint="FF" w:themeShade="FF"/>
+              </w:rPr>
+              <w:t xml:space="preserve"> </w:t>
+            </w:r>
+            <w:r>
+              <w:rPr>
+                <w:color w:val="000000" w:themeColor="text1" w:themeTint="FF" w:themeShade="FF"/>
+              </w:rPr>
+              <w:t>giá</w:t>
+            </w:r>
+            <w:r>
+              <w:rPr>
+                <w:color w:val="000000" w:themeColor="text1" w:themeTint="FF" w:themeShade="FF"/>
+              </w:rPr>
+              <w:t xml:space="preserve"> </w:t>
+            </w:r>
+            <w:r>
+              <w:rPr>
+                <w:color w:val="000000" w:themeColor="text1" w:themeTint="FF" w:themeShade="FF"/>
+              </w:rPr>
+              <w:t>trị</w:t>
+            </w:r>
+            <w:r>
+              <w:rPr>
+                <w:color w:val="000000" w:themeColor="text1" w:themeTint="FF" w:themeShade="FF"/>
+              </w:rPr>
+              <w:t xml:space="preserve"> </w:t>
+            </w:r>
+            <w:r>
+              <w:rPr>
+                <w:b w:val="1"/>
+                <w:bCs w:val="1"/>
+                <w:color w:val="000000" w:themeColor="text1" w:themeTint="FF" w:themeShade="FF"/>
               </w:rPr>
               <w:t>'DAT'</w:t>
             </w:r>
@@ -13447,6 +14677,7 @@
         <w:tc>
           <w:tcPr>
             <w:tcW w:w="838" w:type="dxa"/>
+            <w:tcMar/>
           </w:tcPr>
           <w:p>
             <w:pPr>
@@ -13467,6 +14698,7 @@
         <w:tc>
           <w:tcPr>
             <w:tcW w:w="1417" w:type="dxa"/>
+            <w:tcMar/>
           </w:tcPr>
           <w:p>
             <w:pPr>
@@ -13474,21 +14706,27 @@
               <w:ind w:right="43"/>
               <w:jc w:val="left"/>
               <w:rPr>
-                <w:rFonts w:eastAsia="Times New Roman"/>
-                <w:iCs/>
-              </w:rPr>
-            </w:pPr>
-            <w:r>
-              <w:rPr>
-                <w:color w:val="000000"/>
-              </w:rPr>
-              <w:t>SLA_CHECKER_RESUTL</w:t>
+                <w:color w:val="000000" w:themeColor="text1" w:themeTint="FF" w:themeShade="FF"/>
+              </w:rPr>
+            </w:pPr>
+            <w:r>
+              <w:rPr>
+                <w:color w:val="000000" w:themeColor="text1" w:themeTint="FF" w:themeShade="FF"/>
+              </w:rPr>
+              <w:t>SLA_CHECKER_RESU</w:t>
+            </w:r>
+            <w:r>
+              <w:rPr>
+                <w:color w:val="000000" w:themeColor="text1" w:themeTint="FF" w:themeShade="FF"/>
+              </w:rPr>
+              <w:t>TL</w:t>
             </w:r>
           </w:p>
         </w:tc>
         <w:tc>
           <w:tcPr>
             <w:tcW w:w="2410" w:type="dxa"/>
+            <w:tcMar/>
           </w:tcPr>
           <w:p>
             <w:pPr>
@@ -13509,6 +14747,7 @@
         <w:tc>
           <w:tcPr>
             <w:tcW w:w="4819" w:type="dxa"/>
+            <w:tcMar/>
           </w:tcPr>
           <w:p>
             <w:pPr>
@@ -13565,6 +14804,11 @@
                 <w:color w:val="000000"/>
               </w:rPr>
               <w:br/>
+            </w:r>
+            <w:r>
+              <w:rPr>
+                <w:color w:val="000000"/>
+              </w:rPr>
               <w:t xml:space="preserve">+ Nếu </w:t>
             </w:r>
             <w:r>
@@ -13573,7 +14817,6 @@
                 <w:bCs/>
                 <w:color w:val="000000"/>
               </w:rPr>
-              <w:lastRenderedPageBreak/>
               <w:t>STEP04_UNDCHECKER_TAT_CPC</w:t>
             </w:r>
             <w:r>
@@ -13611,6 +14854,7 @@
         <w:tc>
           <w:tcPr>
             <w:tcW w:w="838" w:type="dxa"/>
+            <w:tcMar/>
           </w:tcPr>
           <w:p>
             <w:pPr>
@@ -13631,6 +14875,7 @@
         <w:tc>
           <w:tcPr>
             <w:tcW w:w="1417" w:type="dxa"/>
+            <w:tcMar/>
           </w:tcPr>
           <w:p>
             <w:pPr>
@@ -13638,21 +14883,27 @@
               <w:ind w:right="43"/>
               <w:jc w:val="left"/>
               <w:rPr>
-                <w:rFonts w:eastAsia="Times New Roman"/>
-                <w:iCs/>
-              </w:rPr>
-            </w:pPr>
-            <w:r>
-              <w:rPr>
-                <w:color w:val="000000"/>
-              </w:rPr>
-              <w:t>SLA_CO_RESUTL</w:t>
+                <w:color w:val="000000" w:themeColor="text1" w:themeTint="FF" w:themeShade="FF"/>
+              </w:rPr>
+            </w:pPr>
+            <w:r>
+              <w:rPr>
+                <w:color w:val="000000" w:themeColor="text1" w:themeTint="FF" w:themeShade="FF"/>
+              </w:rPr>
+              <w:t>SLA_CO_RESU</w:t>
+            </w:r>
+            <w:r>
+              <w:rPr>
+                <w:color w:val="000000" w:themeColor="text1" w:themeTint="FF" w:themeShade="FF"/>
+              </w:rPr>
+              <w:t>TL</w:t>
             </w:r>
           </w:p>
         </w:tc>
         <w:tc>
           <w:tcPr>
             <w:tcW w:w="2410" w:type="dxa"/>
+            <w:tcMar/>
           </w:tcPr>
           <w:p>
             <w:pPr>
@@ -13673,6 +14924,7 @@
         <w:tc>
           <w:tcPr>
             <w:tcW w:w="4819" w:type="dxa"/>
+            <w:tcMar/>
           </w:tcPr>
           <w:p>
             <w:pPr>
@@ -13729,6 +14981,11 @@
                 <w:color w:val="000000"/>
               </w:rPr>
               <w:br/>
+            </w:r>
+            <w:r>
+              <w:rPr>
+                <w:color w:val="000000"/>
+              </w:rPr>
               <w:t xml:space="preserve">+ Nếu </w:t>
             </w:r>
             <w:r>
@@ -13774,6 +15031,7 @@
         <w:tc>
           <w:tcPr>
             <w:tcW w:w="838" w:type="dxa"/>
+            <w:tcMar/>
           </w:tcPr>
           <w:p>
             <w:pPr>
@@ -13794,6 +15052,7 @@
         <w:tc>
           <w:tcPr>
             <w:tcW w:w="1417" w:type="dxa"/>
+            <w:tcMar/>
           </w:tcPr>
           <w:p>
             <w:pPr>
@@ -13816,6 +15075,7 @@
         <w:tc>
           <w:tcPr>
             <w:tcW w:w="2410" w:type="dxa"/>
+            <w:tcMar/>
           </w:tcPr>
           <w:p>
             <w:pPr>
@@ -13836,6 +15096,7 @@
         <w:tc>
           <w:tcPr>
             <w:tcW w:w="4819" w:type="dxa"/>
+            <w:tcMar/>
           </w:tcPr>
           <w:p>
             <w:pPr>
@@ -13892,6 +15153,11 @@
                 <w:color w:val="000000"/>
               </w:rPr>
               <w:br/>
+            </w:r>
+            <w:r>
+              <w:rPr>
+                <w:color w:val="000000"/>
+              </w:rPr>
               <w:t xml:space="preserve">+ Nếu </w:t>
             </w:r>
             <w:r>
@@ -13937,6 +15203,7 @@
         <w:tc>
           <w:tcPr>
             <w:tcW w:w="838" w:type="dxa"/>
+            <w:tcMar/>
           </w:tcPr>
           <w:p>
             <w:pPr>
@@ -13957,6 +15224,7 @@
         <w:tc>
           <w:tcPr>
             <w:tcW w:w="1417" w:type="dxa"/>
+            <w:tcMar/>
           </w:tcPr>
           <w:p>
             <w:pPr>
@@ -13979,6 +15247,7 @@
         <w:tc>
           <w:tcPr>
             <w:tcW w:w="2410" w:type="dxa"/>
+            <w:tcMar/>
           </w:tcPr>
           <w:p>
             <w:pPr>
@@ -13999,6 +15268,7 @@
         <w:tc>
           <w:tcPr>
             <w:tcW w:w="4819" w:type="dxa"/>
+            <w:tcMar/>
           </w:tcPr>
           <w:p>
             <w:pPr>
@@ -14083,6 +15353,11 @@
                 <w:color w:val="000000"/>
               </w:rPr>
               <w:br/>
+            </w:r>
+            <w:r>
+              <w:rPr>
+                <w:color w:val="000000"/>
+              </w:rPr>
               <w:t>+ Nếu (</w:t>
             </w:r>
             <w:r>
@@ -14156,6 +15431,7 @@
         <w:tc>
           <w:tcPr>
             <w:tcW w:w="838" w:type="dxa"/>
+            <w:tcMar/>
           </w:tcPr>
           <w:p>
             <w:pPr>
@@ -14176,6 +15452,7 @@
         <w:tc>
           <w:tcPr>
             <w:tcW w:w="1417" w:type="dxa"/>
+            <w:tcMar/>
           </w:tcPr>
           <w:p>
             <w:pPr>
@@ -14198,6 +15475,7 @@
         <w:tc>
           <w:tcPr>
             <w:tcW w:w="2410" w:type="dxa"/>
+            <w:tcMar/>
           </w:tcPr>
           <w:p>
             <w:pPr>
@@ -14218,6 +15496,7 @@
         <w:tc>
           <w:tcPr>
             <w:tcW w:w="4819" w:type="dxa"/>
+            <w:tcMar/>
           </w:tcPr>
           <w:p>
             <w:pPr>
@@ -14307,6 +15586,7 @@
         <w:tc>
           <w:tcPr>
             <w:tcW w:w="838" w:type="dxa"/>
+            <w:tcMar/>
           </w:tcPr>
           <w:p>
             <w:pPr>
@@ -14327,6 +15607,7 @@
         <w:tc>
           <w:tcPr>
             <w:tcW w:w="1417" w:type="dxa"/>
+            <w:tcMar/>
           </w:tcPr>
           <w:p>
             <w:pPr>
@@ -14349,6 +15630,7 @@
         <w:tc>
           <w:tcPr>
             <w:tcW w:w="2410" w:type="dxa"/>
+            <w:tcMar/>
           </w:tcPr>
           <w:p>
             <w:pPr>
@@ -14369,6 +15651,7 @@
         <w:tc>
           <w:tcPr>
             <w:tcW w:w="4819" w:type="dxa"/>
+            <w:tcMar/>
           </w:tcPr>
           <w:p>
             <w:pPr>
@@ -14484,6 +15767,7 @@
         <w:tc>
           <w:tcPr>
             <w:tcW w:w="838" w:type="dxa"/>
+            <w:tcMar/>
           </w:tcPr>
           <w:p>
             <w:pPr>
@@ -14504,6 +15788,7 @@
         <w:tc>
           <w:tcPr>
             <w:tcW w:w="1417" w:type="dxa"/>
+            <w:tcMar/>
           </w:tcPr>
           <w:p>
             <w:pPr>
@@ -14526,6 +15811,7 @@
         <w:tc>
           <w:tcPr>
             <w:tcW w:w="2410" w:type="dxa"/>
+            <w:tcMar/>
           </w:tcPr>
           <w:p>
             <w:pPr>
@@ -14546,6 +15832,7 @@
         <w:tc>
           <w:tcPr>
             <w:tcW w:w="4819" w:type="dxa"/>
+            <w:tcMar/>
           </w:tcPr>
           <w:p>
             <w:pPr>
@@ -14617,6 +15904,7 @@
         <w:tc>
           <w:tcPr>
             <w:tcW w:w="838" w:type="dxa"/>
+            <w:tcMar/>
           </w:tcPr>
           <w:p>
             <w:pPr>
@@ -14637,6 +15925,7 @@
         <w:tc>
           <w:tcPr>
             <w:tcW w:w="1417" w:type="dxa"/>
+            <w:tcMar/>
           </w:tcPr>
           <w:p>
             <w:pPr>
@@ -14659,6 +15948,7 @@
         <w:tc>
           <w:tcPr>
             <w:tcW w:w="2410" w:type="dxa"/>
+            <w:tcMar/>
           </w:tcPr>
           <w:p>
             <w:pPr>
@@ -14679,6 +15969,7 @@
         <w:tc>
           <w:tcPr>
             <w:tcW w:w="4819" w:type="dxa"/>
+            <w:tcMar/>
           </w:tcPr>
           <w:p>
             <w:pPr>
@@ -14770,6 +16061,7 @@
         <w:tc>
           <w:tcPr>
             <w:tcW w:w="838" w:type="dxa"/>
+            <w:tcMar/>
           </w:tcPr>
           <w:p>
             <w:pPr>
@@ -14790,6 +16082,7 @@
         <w:tc>
           <w:tcPr>
             <w:tcW w:w="1417" w:type="dxa"/>
+            <w:tcMar/>
           </w:tcPr>
           <w:p>
             <w:pPr>
@@ -14812,6 +16105,7 @@
         <w:tc>
           <w:tcPr>
             <w:tcW w:w="2410" w:type="dxa"/>
+            <w:tcMar/>
           </w:tcPr>
           <w:p>
             <w:pPr>
@@ -14832,6 +16126,7 @@
         <w:tc>
           <w:tcPr>
             <w:tcW w:w="4819" w:type="dxa"/>
+            <w:tcMar/>
           </w:tcPr>
           <w:p>
             <w:pPr>
@@ -14881,6 +16176,11 @@
                 <w:color w:val="000000"/>
               </w:rPr>
               <w:br/>
+            </w:r>
+            <w:r>
+              <w:rPr>
+                <w:color w:val="000000"/>
+              </w:rPr>
               <w:t xml:space="preserve">MIN(CASE WHEN </w:t>
             </w:r>
             <w:r>
@@ -14902,6 +16202,11 @@
                 <w:color w:val="000000"/>
               </w:rPr>
               <w:br/>
+            </w:r>
+            <w:r>
+              <w:rPr>
+                <w:color w:val="000000"/>
+              </w:rPr>
               <w:t xml:space="preserve"> AND </w:t>
             </w:r>
             <w:r>
@@ -14951,6 +16256,11 @@
                 <w:color w:val="000000"/>
               </w:rPr>
               <w:br/>
+            </w:r>
+            <w:r>
+              <w:rPr>
+                <w:color w:val="000000"/>
+              </w:rPr>
               <w:t xml:space="preserve">    THEN </w:t>
             </w:r>
             <w:r>
@@ -14966,6 +16276,11 @@
                 <w:color w:val="000000"/>
               </w:rPr>
               <w:br/>
+            </w:r>
+            <w:r>
+              <w:rPr>
+                <w:color w:val="000000"/>
+              </w:rPr>
               <w:t xml:space="preserve">    ELSE </w:t>
             </w:r>
             <w:r>
@@ -14981,6 +16296,11 @@
                 <w:color w:val="000000"/>
               </w:rPr>
               <w:br/>
+            </w:r>
+            <w:r>
+              <w:rPr>
+                <w:color w:val="000000"/>
+              </w:rPr>
               <w:t>END</w:t>
             </w:r>
           </w:p>
@@ -14990,6 +16310,7 @@
         <w:tc>
           <w:tcPr>
             <w:tcW w:w="838" w:type="dxa"/>
+            <w:tcMar/>
           </w:tcPr>
           <w:p>
             <w:pPr>
@@ -15010,6 +16331,7 @@
         <w:tc>
           <w:tcPr>
             <w:tcW w:w="1417" w:type="dxa"/>
+            <w:tcMar/>
           </w:tcPr>
           <w:p>
             <w:pPr>
@@ -15021,7 +16343,7 @@
                 <w:iCs/>
               </w:rPr>
             </w:pPr>
-            <w:hyperlink r:id="rId11" w:anchor="_msocom_8" w:history="1">
+            <w:hyperlink w:history="1" w:anchor="_msocom_8" r:id="rId11">
               <w:r>
                 <w:rPr>
                   <w:rStyle w:val="Hyperlink"/>
@@ -15036,6 +16358,7 @@
         <w:tc>
           <w:tcPr>
             <w:tcW w:w="2410" w:type="dxa"/>
+            <w:tcMar/>
           </w:tcPr>
           <w:p>
             <w:pPr>
@@ -15056,6 +16379,7 @@
         <w:tc>
           <w:tcPr>
             <w:tcW w:w="4819" w:type="dxa"/>
+            <w:tcMar/>
           </w:tcPr>
           <w:p>
             <w:pPr>
@@ -15099,6 +16423,7 @@
         <w:tc>
           <w:tcPr>
             <w:tcW w:w="838" w:type="dxa"/>
+            <w:tcMar/>
           </w:tcPr>
           <w:p>
             <w:pPr>
@@ -15119,6 +16444,7 @@
         <w:tc>
           <w:tcPr>
             <w:tcW w:w="1417" w:type="dxa"/>
+            <w:tcMar/>
           </w:tcPr>
           <w:p>
             <w:pPr>
@@ -15141,6 +16467,7 @@
         <w:tc>
           <w:tcPr>
             <w:tcW w:w="2410" w:type="dxa"/>
+            <w:tcMar/>
           </w:tcPr>
           <w:p>
             <w:pPr>
@@ -15161,6 +16488,7 @@
         <w:tc>
           <w:tcPr>
             <w:tcW w:w="4819" w:type="dxa"/>
+            <w:tcMar/>
           </w:tcPr>
           <w:p>
             <w:pPr>
@@ -15198,6 +16526,7 @@
         <w:tc>
           <w:tcPr>
             <w:tcW w:w="838" w:type="dxa"/>
+            <w:tcMar/>
           </w:tcPr>
           <w:p>
             <w:pPr>
@@ -15218,6 +16547,7 @@
         <w:tc>
           <w:tcPr>
             <w:tcW w:w="1417" w:type="dxa"/>
+            <w:tcMar/>
           </w:tcPr>
           <w:p>
             <w:pPr>
@@ -15240,6 +16570,7 @@
         <w:tc>
           <w:tcPr>
             <w:tcW w:w="2410" w:type="dxa"/>
+            <w:tcMar/>
           </w:tcPr>
           <w:p>
             <w:pPr>
@@ -15260,6 +16591,7 @@
         <w:tc>
           <w:tcPr>
             <w:tcW w:w="4819" w:type="dxa"/>
+            <w:tcMar/>
           </w:tcPr>
           <w:p>
             <w:pPr>
@@ -15300,6 +16632,7 @@
         <w:tc>
           <w:tcPr>
             <w:tcW w:w="838" w:type="dxa"/>
+            <w:tcMar/>
           </w:tcPr>
           <w:p>
             <w:pPr>
@@ -15320,6 +16653,7 @@
         <w:tc>
           <w:tcPr>
             <w:tcW w:w="1417" w:type="dxa"/>
+            <w:tcMar/>
           </w:tcPr>
           <w:p>
             <w:pPr>
@@ -15342,6 +16676,7 @@
         <w:tc>
           <w:tcPr>
             <w:tcW w:w="2410" w:type="dxa"/>
+            <w:tcMar/>
           </w:tcPr>
           <w:p>
             <w:pPr>
@@ -15362,6 +16697,7 @@
         <w:tc>
           <w:tcPr>
             <w:tcW w:w="4819" w:type="dxa"/>
+            <w:tcMar/>
           </w:tcPr>
           <w:p>
             <w:pPr>
@@ -15402,6 +16738,7 @@
         <w:tc>
           <w:tcPr>
             <w:tcW w:w="838" w:type="dxa"/>
+            <w:tcMar/>
           </w:tcPr>
           <w:p>
             <w:pPr>
@@ -15422,6 +16759,7 @@
         <w:tc>
           <w:tcPr>
             <w:tcW w:w="1417" w:type="dxa"/>
+            <w:tcMar/>
           </w:tcPr>
           <w:p>
             <w:pPr>
@@ -15444,6 +16782,7 @@
         <w:tc>
           <w:tcPr>
             <w:tcW w:w="2410" w:type="dxa"/>
+            <w:tcMar/>
           </w:tcPr>
           <w:p>
             <w:pPr>
@@ -15464,6 +16803,7 @@
         <w:tc>
           <w:tcPr>
             <w:tcW w:w="4819" w:type="dxa"/>
+            <w:tcMar/>
           </w:tcPr>
           <w:p>
             <w:pPr>
@@ -15536,6 +16876,11 @@
                 <w:color w:val="000000"/>
               </w:rPr>
               <w:br/>
+            </w:r>
+            <w:r>
+              <w:rPr>
+                <w:color w:val="000000"/>
+              </w:rPr>
               <w:t xml:space="preserve">+ Nếu </w:t>
             </w:r>
             <w:r>
@@ -15597,6 +16942,7 @@
         <w:tc>
           <w:tcPr>
             <w:tcW w:w="838" w:type="dxa"/>
+            <w:tcMar/>
           </w:tcPr>
           <w:p>
             <w:pPr>
@@ -15617,6 +16963,7 @@
         <w:tc>
           <w:tcPr>
             <w:tcW w:w="1417" w:type="dxa"/>
+            <w:tcMar/>
           </w:tcPr>
           <w:p>
             <w:pPr>
@@ -15639,6 +16986,7 @@
         <w:tc>
           <w:tcPr>
             <w:tcW w:w="2410" w:type="dxa"/>
+            <w:tcMar/>
           </w:tcPr>
           <w:p>
             <w:pPr>
@@ -15659,6 +17007,7 @@
         <w:tc>
           <w:tcPr>
             <w:tcW w:w="4819" w:type="dxa"/>
+            <w:tcMar/>
           </w:tcPr>
           <w:p>
             <w:pPr>
@@ -15731,6 +17080,11 @@
                 <w:color w:val="000000"/>
               </w:rPr>
               <w:br/>
+            </w:r>
+            <w:r>
+              <w:rPr>
+                <w:color w:val="000000"/>
+              </w:rPr>
               <w:t xml:space="preserve">+ Nếu </w:t>
             </w:r>
             <w:r>
@@ -15792,6 +17146,7 @@
         <w:tc>
           <w:tcPr>
             <w:tcW w:w="838" w:type="dxa"/>
+            <w:tcMar/>
           </w:tcPr>
           <w:p>
             <w:pPr>
@@ -15812,6 +17167,7 @@
         <w:tc>
           <w:tcPr>
             <w:tcW w:w="1417" w:type="dxa"/>
+            <w:tcMar/>
           </w:tcPr>
           <w:p>
             <w:pPr>
@@ -15834,6 +17190,7 @@
         <w:tc>
           <w:tcPr>
             <w:tcW w:w="2410" w:type="dxa"/>
+            <w:tcMar/>
           </w:tcPr>
           <w:p>
             <w:pPr>
@@ -15854,6 +17211,7 @@
         <w:tc>
           <w:tcPr>
             <w:tcW w:w="4819" w:type="dxa"/>
+            <w:tcMar/>
           </w:tcPr>
           <w:p>
             <w:pPr>
@@ -15960,6 +17318,11 @@
                 <w:color w:val="000000"/>
               </w:rPr>
               <w:br/>
+            </w:r>
+            <w:r>
+              <w:rPr>
+                <w:color w:val="000000"/>
+              </w:rPr>
               <w:t>+ Nếu (</w:t>
             </w:r>
             <w:r>
@@ -16049,6 +17412,7 @@
         <w:tc>
           <w:tcPr>
             <w:tcW w:w="838" w:type="dxa"/>
+            <w:tcMar/>
           </w:tcPr>
           <w:p>
             <w:pPr>
@@ -16069,6 +17433,7 @@
         <w:tc>
           <w:tcPr>
             <w:tcW w:w="1417" w:type="dxa"/>
+            <w:tcMar/>
           </w:tcPr>
           <w:p>
             <w:pPr>
@@ -16091,6 +17456,7 @@
         <w:tc>
           <w:tcPr>
             <w:tcW w:w="2410" w:type="dxa"/>
+            <w:tcMar/>
           </w:tcPr>
           <w:p>
             <w:pPr>
@@ -16111,6 +17477,7 @@
         <w:tc>
           <w:tcPr>
             <w:tcW w:w="4819" w:type="dxa"/>
+            <w:tcMar/>
           </w:tcPr>
           <w:p>
             <w:pPr>
@@ -16158,6 +17525,7 @@
         <w:tc>
           <w:tcPr>
             <w:tcW w:w="838" w:type="dxa"/>
+            <w:tcMar/>
           </w:tcPr>
           <w:p>
             <w:pPr>
@@ -16178,6 +17546,7 @@
         <w:tc>
           <w:tcPr>
             <w:tcW w:w="1417" w:type="dxa"/>
+            <w:tcMar/>
           </w:tcPr>
           <w:p>
             <w:pPr>
@@ -16200,6 +17569,7 @@
         <w:tc>
           <w:tcPr>
             <w:tcW w:w="2410" w:type="dxa"/>
+            <w:tcMar/>
           </w:tcPr>
           <w:p>
             <w:pPr>
@@ -16220,6 +17590,7 @@
         <w:tc>
           <w:tcPr>
             <w:tcW w:w="4819" w:type="dxa"/>
+            <w:tcMar/>
           </w:tcPr>
           <w:p>
             <w:pPr>
@@ -16268,6 +17639,7 @@
           <w:tcPr>
             <w:tcW w:w="9484" w:type="dxa"/>
             <w:gridSpan w:val="4"/>
+            <w:tcMar/>
           </w:tcPr>
           <w:p>
             <w:pPr>
@@ -16294,6 +17666,7 @@
         <w:tc>
           <w:tcPr>
             <w:tcW w:w="838" w:type="dxa"/>
+            <w:tcMar/>
           </w:tcPr>
           <w:p>
             <w:pPr>
@@ -16314,6 +17687,7 @@
         <w:tc>
           <w:tcPr>
             <w:tcW w:w="1417" w:type="dxa"/>
+            <w:tcMar/>
           </w:tcPr>
           <w:p>
             <w:pPr>
@@ -16336,6 +17710,7 @@
         <w:tc>
           <w:tcPr>
             <w:tcW w:w="2410" w:type="dxa"/>
+            <w:tcMar/>
           </w:tcPr>
           <w:p>
             <w:pPr>
@@ -16356,6 +17731,7 @@
         <w:tc>
           <w:tcPr>
             <w:tcW w:w="4819" w:type="dxa"/>
+            <w:tcMar/>
           </w:tcPr>
           <w:p>
             <w:pPr>
@@ -16378,6 +17754,7 @@
         <w:tc>
           <w:tcPr>
             <w:tcW w:w="838" w:type="dxa"/>
+            <w:tcMar/>
           </w:tcPr>
           <w:p>
             <w:pPr>
@@ -16398,6 +17775,7 @@
         <w:tc>
           <w:tcPr>
             <w:tcW w:w="1417" w:type="dxa"/>
+            <w:tcMar/>
           </w:tcPr>
           <w:p>
             <w:pPr>
@@ -16420,16 +17798,17 @@
         <w:tc>
           <w:tcPr>
             <w:tcW w:w="2410" w:type="dxa"/>
-          </w:tcPr>
-          <w:p>
-            <w:pPr>
-              <w:spacing w:line="360" w:lineRule="auto"/>
-              <w:jc w:val="left"/>
-              <w:rPr>
-                <w:rFonts w:eastAsia="Calibri"/>
-              </w:rPr>
-            </w:pPr>
-            <w:hyperlink r:id="rId12" w:anchor="_msocom_1" w:history="1">
+            <w:tcMar/>
+          </w:tcPr>
+          <w:p>
+            <w:pPr>
+              <w:spacing w:line="360" w:lineRule="auto"/>
+              <w:jc w:val="left"/>
+              <w:rPr>
+                <w:rFonts w:eastAsia="Calibri"/>
+              </w:rPr>
+            </w:pPr>
+            <w:hyperlink w:history="1" w:anchor="_msocom_1" r:id="rId12">
               <w:r>
                 <w:rPr>
                   <w:rStyle w:val="Hyperlink"/>
@@ -16444,6 +17823,7 @@
         <w:tc>
           <w:tcPr>
             <w:tcW w:w="4819" w:type="dxa"/>
+            <w:tcMar/>
           </w:tcPr>
           <w:p>
             <w:pPr>
@@ -16619,6 +17999,7 @@
         <w:tc>
           <w:tcPr>
             <w:tcW w:w="838" w:type="dxa"/>
+            <w:tcMar/>
           </w:tcPr>
           <w:p>
             <w:pPr>
@@ -16639,6 +18020,7 @@
         <w:tc>
           <w:tcPr>
             <w:tcW w:w="1417" w:type="dxa"/>
+            <w:tcMar/>
           </w:tcPr>
           <w:p>
             <w:pPr>
@@ -16661,6 +18043,7 @@
         <w:tc>
           <w:tcPr>
             <w:tcW w:w="2410" w:type="dxa"/>
+            <w:tcMar/>
           </w:tcPr>
           <w:p>
             <w:pPr>
@@ -16681,6 +18064,7 @@
         <w:tc>
           <w:tcPr>
             <w:tcW w:w="4819" w:type="dxa"/>
+            <w:tcMar/>
           </w:tcPr>
           <w:p>
             <w:pPr>
@@ -16703,6 +18087,7 @@
         <w:tc>
           <w:tcPr>
             <w:tcW w:w="838" w:type="dxa"/>
+            <w:tcMar/>
           </w:tcPr>
           <w:p>
             <w:pPr>
@@ -16723,6 +18108,7 @@
         <w:tc>
           <w:tcPr>
             <w:tcW w:w="1417" w:type="dxa"/>
+            <w:tcMar/>
           </w:tcPr>
           <w:p>
             <w:pPr>
@@ -16745,16 +18131,17 @@
         <w:tc>
           <w:tcPr>
             <w:tcW w:w="2410" w:type="dxa"/>
-          </w:tcPr>
-          <w:p>
-            <w:pPr>
-              <w:spacing w:line="360" w:lineRule="auto"/>
-              <w:jc w:val="left"/>
-              <w:rPr>
-                <w:rFonts w:eastAsia="Calibri"/>
-              </w:rPr>
-            </w:pPr>
-            <w:hyperlink r:id="rId13" w:anchor="_msocom_2" w:history="1">
+            <w:tcMar/>
+          </w:tcPr>
+          <w:p>
+            <w:pPr>
+              <w:spacing w:line="360" w:lineRule="auto"/>
+              <w:jc w:val="left"/>
+              <w:rPr>
+                <w:rFonts w:eastAsia="Calibri"/>
+              </w:rPr>
+            </w:pPr>
+            <w:hyperlink w:history="1" w:anchor="_msocom_2" r:id="rId13">
               <w:r>
                 <w:rPr>
                   <w:rStyle w:val="Hyperlink"/>
@@ -16769,6 +18156,7 @@
         <w:tc>
           <w:tcPr>
             <w:tcW w:w="4819" w:type="dxa"/>
+            <w:tcMar/>
           </w:tcPr>
           <w:p>
             <w:pPr>
@@ -16802,23 +18190,58 @@
           </w:p>
           <w:p>
             <w:pPr>
-              <w:spacing w:line="360" w:lineRule="auto"/>
-              <w:jc w:val="left"/>
-              <w:rPr>
-                <w:rFonts w:eastAsia="Calibri"/>
-              </w:rPr>
-            </w:pPr>
-            <w:r>
-              <w:rPr>
-                <w:rFonts w:eastAsia="Calibri"/>
-              </w:rPr>
-              <w:t xml:space="preserve">WHEN </w:t>
-            </w:r>
-            <w:r>
-              <w:rPr>
-                <w:rFonts w:eastAsia="Calibri"/>
-                <w:b/>
-                <w:bCs/>
+              <w:pStyle w:val="Normal"/>
+              <w:spacing w:line="360" w:lineRule="auto"/>
+              <w:jc w:val="left"/>
+              <w:rPr>
+                <w:rFonts w:eastAsia="Calibri"/>
+              </w:rPr>
+            </w:pPr>
+            <w:r>
+              <w:rPr>
+                <w:rFonts w:eastAsia="Calibri"/>
+              </w:rPr>
+              <w:t>WHEN</w:t>
+            </w:r>
+            <w:r>
+              <w:rPr>
+                <w:rFonts w:eastAsia="Calibri"/>
+              </w:rPr>
+              <w:t xml:space="preserve"> </w:t>
+            </w:r>
+            <w:r>
+              <w:rPr>
+                <w:rFonts w:ascii="Times New Roman" w:hAnsi="Times New Roman" w:eastAsia="Times New Roman" w:cs="Times New Roman"/>
+                <w:b w:val="1"/>
+                <w:bCs w:val="1"/>
+                <w:noProof w:val="0"/>
+                <w:sz w:val="24"/>
+                <w:szCs w:val="24"/>
+                <w:lang w:val="en-US"/>
+              </w:rPr>
+              <w:t>WORKSTEP</w:t>
+            </w:r>
+            <w:r>
+              <w:rPr>
+                <w:rFonts w:ascii="Times New Roman" w:hAnsi="Times New Roman" w:eastAsia="Times New Roman" w:cs="Times New Roman"/>
+                <w:noProof w:val="0"/>
+                <w:sz w:val="24"/>
+                <w:szCs w:val="24"/>
+                <w:lang w:val="en-US"/>
+              </w:rPr>
+              <w:t xml:space="preserve"> in ('CreditCommittee', 'CreditApproval') and</w:t>
+            </w:r>
+            <w:r>
+              <w:rPr>
+                <w:rFonts w:eastAsia="Calibri"/>
+              </w:rPr>
+              <w:t xml:space="preserve"> </w:t>
+            </w:r>
+            <w:r>
+              <w:rPr>
+                <w:rFonts w:eastAsia="Calibri"/>
+                <w:b w:val="1"/>
+                <w:bCs w:val="1"/>
               </w:rPr>
               <w:t>DECISION</w:t>
             </w:r>
@@ -16831,32 +18254,76 @@
             <w:r>
               <w:rPr>
                 <w:rFonts w:eastAsia="Calibri"/>
-                <w:b/>
-                <w:bCs/>
+                <w:b w:val="1"/>
+                <w:bCs w:val="1"/>
               </w:rPr>
               <w:t>'Approved'</w:t>
             </w:r>
           </w:p>
           <w:p>
             <w:pPr>
-              <w:spacing w:line="360" w:lineRule="auto"/>
-              <w:jc w:val="left"/>
-              <w:rPr>
-                <w:rFonts w:eastAsia="Calibri"/>
-              </w:rPr>
-            </w:pPr>
-            <w:r>
-              <w:rPr>
-                <w:rFonts w:eastAsia="Calibri"/>
-              </w:rPr>
-              <w:lastRenderedPageBreak/>
-              <w:t xml:space="preserve">WHEN </w:t>
-            </w:r>
-            <w:r>
-              <w:rPr>
-                <w:rFonts w:eastAsia="Calibri"/>
-                <w:b/>
-                <w:bCs/>
+              <w:pStyle w:val="Normal"/>
+              <w:spacing w:line="360" w:lineRule="auto"/>
+              <w:jc w:val="left"/>
+              <w:rPr>
+                <w:rFonts w:eastAsia="Calibri"/>
+              </w:rPr>
+            </w:pPr>
+            <w:r>
+              <w:rPr>
+                <w:rFonts w:eastAsia="Calibri"/>
+              </w:rPr>
+              <w:t>WHEN</w:t>
+            </w:r>
+            <w:r>
+              <w:rPr>
+                <w:rFonts w:eastAsia="Calibri"/>
+              </w:rPr>
+              <w:t xml:space="preserve"> </w:t>
+            </w:r>
+            <w:r>
+              <w:rPr>
+                <w:rFonts w:ascii="Times New Roman" w:hAnsi="Times New Roman" w:eastAsia="Times New Roman" w:cs="Times New Roman"/>
+                <w:b w:val="1"/>
+                <w:bCs w:val="1"/>
+                <w:noProof w:val="0"/>
+                <w:sz w:val="24"/>
+                <w:szCs w:val="24"/>
+                <w:lang w:val="en-US"/>
+              </w:rPr>
+              <w:t>WORKSTEP</w:t>
+            </w:r>
+            <w:r>
+              <w:rPr>
+                <w:rFonts w:ascii="Times New Roman" w:hAnsi="Times New Roman" w:eastAsia="Times New Roman" w:cs="Times New Roman"/>
+                <w:noProof w:val="0"/>
+                <w:sz w:val="24"/>
+                <w:szCs w:val="24"/>
+                <w:lang w:val="en-US"/>
+              </w:rPr>
+              <w:t xml:space="preserve"> in ('CreditCommittee', 'CreditApproval')</w:t>
+            </w:r>
+            <w:r>
+              <w:rPr>
+                <w:rFonts w:ascii="Times New Roman" w:hAnsi="Times New Roman" w:eastAsia="Times New Roman" w:cs="Times New Roman"/>
+                <w:noProof w:val="0"/>
+                <w:sz w:val="24"/>
+                <w:szCs w:val="24"/>
+                <w:lang w:val="en-US"/>
+              </w:rPr>
+              <w:t xml:space="preserve"> and</w:t>
+            </w:r>
+            <w:r>
+              <w:rPr>
+                <w:rFonts w:eastAsia="Calibri"/>
+              </w:rPr>
+              <w:t xml:space="preserve"> </w:t>
+            </w:r>
+            <w:r>
+              <w:rPr>
+                <w:rFonts w:eastAsia="Calibri"/>
+                <w:b w:val="1"/>
+                <w:bCs w:val="1"/>
               </w:rPr>
               <w:t>DECISION</w:t>
             </w:r>
@@ -16869,8 +18336,8 @@
             <w:r>
               <w:rPr>
                 <w:rFonts w:eastAsia="Calibri"/>
-                <w:b/>
-                <w:bCs/>
+                <w:b w:val="1"/>
+                <w:bCs w:val="1"/>
               </w:rPr>
               <w:t>'Rejected'</w:t>
             </w:r>
@@ -16956,6 +18423,7 @@
         <w:tc>
           <w:tcPr>
             <w:tcW w:w="838" w:type="dxa"/>
+            <w:tcMar/>
           </w:tcPr>
           <w:p>
             <w:pPr>
@@ -16976,6 +18444,7 @@
         <w:tc>
           <w:tcPr>
             <w:tcW w:w="1417" w:type="dxa"/>
+            <w:tcMar/>
           </w:tcPr>
           <w:p>
             <w:pPr>
@@ -16998,6 +18467,7 @@
         <w:tc>
           <w:tcPr>
             <w:tcW w:w="2410" w:type="dxa"/>
+            <w:tcMar/>
           </w:tcPr>
           <w:p>
             <w:pPr>
@@ -17018,6 +18488,7 @@
         <w:tc>
           <w:tcPr>
             <w:tcW w:w="4819" w:type="dxa"/>
+            <w:tcMar/>
           </w:tcPr>
           <w:p>
             <w:pPr>
@@ -17083,6 +18554,7 @@
         <w:tc>
           <w:tcPr>
             <w:tcW w:w="838" w:type="dxa"/>
+            <w:tcMar/>
           </w:tcPr>
           <w:p>
             <w:pPr>
@@ -17103,6 +18575,7 @@
         <w:tc>
           <w:tcPr>
             <w:tcW w:w="1417" w:type="dxa"/>
+            <w:tcMar/>
           </w:tcPr>
           <w:p>
             <w:pPr>
@@ -17125,6 +18598,7 @@
         <w:tc>
           <w:tcPr>
             <w:tcW w:w="2410" w:type="dxa"/>
+            <w:tcMar/>
           </w:tcPr>
           <w:p>
             <w:pPr>
@@ -17145,6 +18619,7 @@
         <w:tc>
           <w:tcPr>
             <w:tcW w:w="4819" w:type="dxa"/>
+            <w:tcMar/>
           </w:tcPr>
           <w:p>
             <w:pPr>
@@ -17259,6 +18734,7 @@
         <w:tc>
           <w:tcPr>
             <w:tcW w:w="838" w:type="dxa"/>
+            <w:tcMar/>
           </w:tcPr>
           <w:p>
             <w:pPr>
@@ -17279,6 +18755,7 @@
         <w:tc>
           <w:tcPr>
             <w:tcW w:w="1417" w:type="dxa"/>
+            <w:tcMar/>
           </w:tcPr>
           <w:p>
             <w:pPr>
@@ -17301,16 +18778,17 @@
         <w:tc>
           <w:tcPr>
             <w:tcW w:w="2410" w:type="dxa"/>
-          </w:tcPr>
-          <w:p>
-            <w:pPr>
-              <w:spacing w:line="360" w:lineRule="auto"/>
-              <w:jc w:val="left"/>
-              <w:rPr>
-                <w:rFonts w:eastAsia="Calibri"/>
-              </w:rPr>
-            </w:pPr>
-            <w:hyperlink r:id="rId14" w:anchor="_msocom_3" w:history="1">
+            <w:tcMar/>
+          </w:tcPr>
+          <w:p>
+            <w:pPr>
+              <w:spacing w:line="360" w:lineRule="auto"/>
+              <w:jc w:val="left"/>
+              <w:rPr>
+                <w:rFonts w:eastAsia="Calibri"/>
+              </w:rPr>
+            </w:pPr>
+            <w:hyperlink w:history="1" w:anchor="_msocom_3" r:id="rId14">
               <w:r>
                 <w:rPr>
                   <w:rStyle w:val="Hyperlink"/>
@@ -17325,6 +18803,7 @@
         <w:tc>
           <w:tcPr>
             <w:tcW w:w="4819" w:type="dxa"/>
+            <w:tcMar/>
           </w:tcPr>
           <w:p>
             <w:pPr>
@@ -17439,6 +18918,7 @@
         <w:tc>
           <w:tcPr>
             <w:tcW w:w="838" w:type="dxa"/>
+            <w:tcMar/>
           </w:tcPr>
           <w:p>
             <w:pPr>
@@ -17459,6 +18939,7 @@
         <w:tc>
           <w:tcPr>
             <w:tcW w:w="1417" w:type="dxa"/>
+            <w:tcMar/>
           </w:tcPr>
           <w:p>
             <w:pPr>
@@ -17481,6 +18962,7 @@
         <w:tc>
           <w:tcPr>
             <w:tcW w:w="2410" w:type="dxa"/>
+            <w:tcMar/>
           </w:tcPr>
           <w:p>
             <w:pPr>
@@ -17501,6 +18983,7 @@
         <w:tc>
           <w:tcPr>
             <w:tcW w:w="4819" w:type="dxa"/>
+            <w:tcMar/>
           </w:tcPr>
           <w:p>
             <w:pPr>
@@ -17566,6 +19049,7 @@
         <w:tc>
           <w:tcPr>
             <w:tcW w:w="838" w:type="dxa"/>
+            <w:tcMar/>
           </w:tcPr>
           <w:p>
             <w:pPr>
@@ -17586,6 +19070,7 @@
         <w:tc>
           <w:tcPr>
             <w:tcW w:w="1417" w:type="dxa"/>
+            <w:tcMar/>
           </w:tcPr>
           <w:p>
             <w:pPr>
@@ -17608,6 +19093,7 @@
         <w:tc>
           <w:tcPr>
             <w:tcW w:w="2410" w:type="dxa"/>
+            <w:tcMar/>
           </w:tcPr>
           <w:p>
             <w:pPr>
@@ -17628,6 +19114,7 @@
         <w:tc>
           <w:tcPr>
             <w:tcW w:w="4819" w:type="dxa"/>
+            <w:tcMar/>
           </w:tcPr>
           <w:p>
             <w:pPr>
@@ -17693,6 +19180,7 @@
         <w:tc>
           <w:tcPr>
             <w:tcW w:w="838" w:type="dxa"/>
+            <w:tcMar/>
           </w:tcPr>
           <w:p>
             <w:pPr>
@@ -17713,6 +19201,7 @@
         <w:tc>
           <w:tcPr>
             <w:tcW w:w="1417" w:type="dxa"/>
+            <w:tcMar/>
           </w:tcPr>
           <w:p>
             <w:pPr>
@@ -17735,6 +19224,7 @@
         <w:tc>
           <w:tcPr>
             <w:tcW w:w="2410" w:type="dxa"/>
+            <w:tcMar/>
           </w:tcPr>
           <w:p>
             <w:pPr>
@@ -17755,6 +19245,7 @@
         <w:tc>
           <w:tcPr>
             <w:tcW w:w="4819" w:type="dxa"/>
+            <w:tcMar/>
           </w:tcPr>
           <w:p>
             <w:pPr>
@@ -17834,6 +19325,7 @@
         <w:tc>
           <w:tcPr>
             <w:tcW w:w="838" w:type="dxa"/>
+            <w:tcMar/>
           </w:tcPr>
           <w:p>
             <w:pPr>
@@ -17854,6 +19346,7 @@
         <w:tc>
           <w:tcPr>
             <w:tcW w:w="1417" w:type="dxa"/>
+            <w:tcMar/>
           </w:tcPr>
           <w:p>
             <w:pPr>
@@ -17876,6 +19369,7 @@
         <w:tc>
           <w:tcPr>
             <w:tcW w:w="2410" w:type="dxa"/>
+            <w:tcMar/>
           </w:tcPr>
           <w:p>
             <w:pPr>
@@ -17896,6 +19390,7 @@
         <w:tc>
           <w:tcPr>
             <w:tcW w:w="4819" w:type="dxa"/>
+            <w:tcMar/>
           </w:tcPr>
           <w:p>
             <w:pPr>
@@ -17961,6 +19456,7 @@
         <w:tc>
           <w:tcPr>
             <w:tcW w:w="838" w:type="dxa"/>
+            <w:tcMar/>
           </w:tcPr>
           <w:p>
             <w:pPr>
@@ -17981,6 +19477,7 @@
         <w:tc>
           <w:tcPr>
             <w:tcW w:w="1417" w:type="dxa"/>
+            <w:tcMar/>
           </w:tcPr>
           <w:p>
             <w:pPr>
@@ -18003,6 +19500,7 @@
         <w:tc>
           <w:tcPr>
             <w:tcW w:w="2410" w:type="dxa"/>
+            <w:tcMar/>
           </w:tcPr>
           <w:p>
             <w:pPr>
@@ -18023,6 +19521,7 @@
         <w:tc>
           <w:tcPr>
             <w:tcW w:w="4819" w:type="dxa"/>
+            <w:tcMar/>
           </w:tcPr>
           <w:p>
             <w:pPr>
@@ -18114,6 +19613,7 @@
         <w:tc>
           <w:tcPr>
             <w:tcW w:w="838" w:type="dxa"/>
+            <w:tcMar/>
           </w:tcPr>
           <w:p>
             <w:pPr>
@@ -18134,6 +19634,7 @@
         <w:tc>
           <w:tcPr>
             <w:tcW w:w="1417" w:type="dxa"/>
+            <w:tcMar/>
           </w:tcPr>
           <w:p>
             <w:pPr>
@@ -18156,6 +19657,7 @@
         <w:tc>
           <w:tcPr>
             <w:tcW w:w="2410" w:type="dxa"/>
+            <w:tcMar/>
           </w:tcPr>
           <w:p>
             <w:pPr>
@@ -18176,6 +19678,7 @@
         <w:tc>
           <w:tcPr>
             <w:tcW w:w="4819" w:type="dxa"/>
+            <w:tcMar/>
           </w:tcPr>
           <w:p>
             <w:pPr>
@@ -18267,6 +19770,7 @@
         <w:tc>
           <w:tcPr>
             <w:tcW w:w="838" w:type="dxa"/>
+            <w:tcMar/>
           </w:tcPr>
           <w:p>
             <w:pPr>
@@ -18287,6 +19791,7 @@
         <w:tc>
           <w:tcPr>
             <w:tcW w:w="1417" w:type="dxa"/>
+            <w:tcMar/>
           </w:tcPr>
           <w:p>
             <w:pPr>
@@ -18309,6 +19814,7 @@
         <w:tc>
           <w:tcPr>
             <w:tcW w:w="2410" w:type="dxa"/>
+            <w:tcMar/>
           </w:tcPr>
           <w:p>
             <w:pPr>
@@ -18329,6 +19835,7 @@
         <w:tc>
           <w:tcPr>
             <w:tcW w:w="4819" w:type="dxa"/>
+            <w:tcMar/>
           </w:tcPr>
           <w:p>
             <w:pPr>
@@ -18394,6 +19901,7 @@
         <w:tc>
           <w:tcPr>
             <w:tcW w:w="838" w:type="dxa"/>
+            <w:tcMar/>
           </w:tcPr>
           <w:p>
             <w:pPr>
@@ -18414,6 +19922,7 @@
         <w:tc>
           <w:tcPr>
             <w:tcW w:w="1417" w:type="dxa"/>
+            <w:tcMar/>
           </w:tcPr>
           <w:p>
             <w:pPr>
@@ -18435,7 +19944,6 @@
               <w:rPr>
                 <w:color w:val="000000"/>
               </w:rPr>
-              <w:lastRenderedPageBreak/>
               <w:t>R_WK_TAT</w:t>
             </w:r>
           </w:p>
@@ -18443,27 +19951,26 @@
         <w:tc>
           <w:tcPr>
             <w:tcW w:w="2410" w:type="dxa"/>
-          </w:tcPr>
-          <w:p>
-            <w:pPr>
-              <w:spacing w:line="360" w:lineRule="auto"/>
-              <w:jc w:val="left"/>
-              <w:rPr>
-                <w:rFonts w:eastAsia="Calibri"/>
-              </w:rPr>
-            </w:pPr>
-            <w:r>
-              <w:rPr>
-                <w:color w:val="000000"/>
-              </w:rPr>
-              <w:lastRenderedPageBreak/>
+            <w:tcMar/>
+          </w:tcPr>
+          <w:p>
+            <w:pPr>
+              <w:spacing w:line="360" w:lineRule="auto"/>
+              <w:jc w:val="left"/>
+              <w:rPr>
+                <w:rFonts w:eastAsia="Calibri"/>
+              </w:rPr>
+            </w:pPr>
+            <w:r>
+              <w:rPr>
+                <w:color w:val="000000"/>
+              </w:rPr>
               <w:t xml:space="preserve">Tổng thời gian tất cả các bước </w:t>
             </w:r>
             <w:r>
               <w:rPr>
                 <w:color w:val="000000"/>
               </w:rPr>
-              <w:lastRenderedPageBreak/>
               <w:t>UnderwriterMaker theo Working minutes</w:t>
             </w:r>
           </w:p>
@@ -18471,20 +19978,20 @@
         <w:tc>
           <w:tcPr>
             <w:tcW w:w="4819" w:type="dxa"/>
-          </w:tcPr>
-          <w:p>
-            <w:pPr>
-              <w:spacing w:line="360" w:lineRule="auto"/>
-              <w:jc w:val="left"/>
-              <w:rPr>
-                <w:rFonts w:eastAsia="Calibri"/>
-              </w:rPr>
-            </w:pPr>
-            <w:r>
-              <w:rPr>
-                <w:rFonts w:eastAsia="Calibri"/>
-              </w:rPr>
-              <w:lastRenderedPageBreak/>
+            <w:tcMar/>
+          </w:tcPr>
+          <w:p>
+            <w:pPr>
+              <w:spacing w:line="360" w:lineRule="auto"/>
+              <w:jc w:val="left"/>
+              <w:rPr>
+                <w:rFonts w:eastAsia="Calibri"/>
+              </w:rPr>
+            </w:pPr>
+            <w:r>
+              <w:rPr>
+                <w:rFonts w:eastAsia="Calibri"/>
+              </w:rPr>
               <w:t>NG_SB_RLOS_ENTRY_EXIT&gt;</w:t>
             </w:r>
           </w:p>
@@ -18500,7 +20007,6 @@
               <w:rPr>
                 <w:rFonts w:eastAsia="Calibri"/>
               </w:rPr>
-              <w:lastRenderedPageBreak/>
               <w:t xml:space="preserve">NVL(SUM(CASE WHEN </w:t>
             </w:r>
             <w:r>
@@ -18564,6 +20070,7 @@
         <w:tc>
           <w:tcPr>
             <w:tcW w:w="838" w:type="dxa"/>
+            <w:tcMar/>
           </w:tcPr>
           <w:p>
             <w:pPr>
@@ -18584,6 +20091,7 @@
         <w:tc>
           <w:tcPr>
             <w:tcW w:w="1417" w:type="dxa"/>
+            <w:tcMar/>
           </w:tcPr>
           <w:p>
             <w:pPr>
@@ -18606,6 +20114,7 @@
         <w:tc>
           <w:tcPr>
             <w:tcW w:w="2410" w:type="dxa"/>
+            <w:tcMar/>
           </w:tcPr>
           <w:p>
             <w:pPr>
@@ -18626,6 +20135,7 @@
         <w:tc>
           <w:tcPr>
             <w:tcW w:w="4819" w:type="dxa"/>
+            <w:tcMar/>
           </w:tcPr>
           <w:p>
             <w:pPr>
@@ -18717,6 +20227,7 @@
         <w:tc>
           <w:tcPr>
             <w:tcW w:w="838" w:type="dxa"/>
+            <w:tcMar/>
           </w:tcPr>
           <w:p>
             <w:pPr>
@@ -18737,6 +20248,7 @@
         <w:tc>
           <w:tcPr>
             <w:tcW w:w="1417" w:type="dxa"/>
+            <w:tcMar/>
           </w:tcPr>
           <w:p>
             <w:pPr>
@@ -18759,6 +20271,7 @@
         <w:tc>
           <w:tcPr>
             <w:tcW w:w="2410" w:type="dxa"/>
+            <w:tcMar/>
           </w:tcPr>
           <w:p>
             <w:pPr>
@@ -18779,6 +20292,7 @@
         <w:tc>
           <w:tcPr>
             <w:tcW w:w="4819" w:type="dxa"/>
+            <w:tcMar/>
           </w:tcPr>
           <w:p>
             <w:pPr>
@@ -18844,6 +20358,7 @@
         <w:tc>
           <w:tcPr>
             <w:tcW w:w="838" w:type="dxa"/>
+            <w:tcMar/>
           </w:tcPr>
           <w:p>
             <w:pPr>
@@ -18864,6 +20379,7 @@
         <w:tc>
           <w:tcPr>
             <w:tcW w:w="1417" w:type="dxa"/>
+            <w:tcMar/>
           </w:tcPr>
           <w:p>
             <w:pPr>
@@ -18886,6 +20402,7 @@
         <w:tc>
           <w:tcPr>
             <w:tcW w:w="2410" w:type="dxa"/>
+            <w:tcMar/>
           </w:tcPr>
           <w:p>
             <w:pPr>
@@ -18906,6 +20423,7 @@
         <w:tc>
           <w:tcPr>
             <w:tcW w:w="4819" w:type="dxa"/>
+            <w:tcMar/>
           </w:tcPr>
           <w:p>
             <w:pPr>
@@ -18997,6 +20515,7 @@
         <w:tc>
           <w:tcPr>
             <w:tcW w:w="838" w:type="dxa"/>
+            <w:tcMar/>
           </w:tcPr>
           <w:p>
             <w:pPr>
@@ -19017,6 +20536,7 @@
         <w:tc>
           <w:tcPr>
             <w:tcW w:w="1417" w:type="dxa"/>
+            <w:tcMar/>
           </w:tcPr>
           <w:p>
             <w:pPr>
@@ -19039,6 +20559,7 @@
         <w:tc>
           <w:tcPr>
             <w:tcW w:w="2410" w:type="dxa"/>
+            <w:tcMar/>
           </w:tcPr>
           <w:p>
             <w:pPr>
@@ -19059,6 +20580,7 @@
         <w:tc>
           <w:tcPr>
             <w:tcW w:w="4819" w:type="dxa"/>
+            <w:tcMar/>
           </w:tcPr>
           <w:p>
             <w:pPr>
@@ -19150,6 +20672,7 @@
         <w:tc>
           <w:tcPr>
             <w:tcW w:w="838" w:type="dxa"/>
+            <w:tcMar/>
           </w:tcPr>
           <w:p>
             <w:pPr>
@@ -19170,6 +20693,7 @@
         <w:tc>
           <w:tcPr>
             <w:tcW w:w="1417" w:type="dxa"/>
+            <w:tcMar/>
           </w:tcPr>
           <w:p>
             <w:pPr>
@@ -19192,6 +20716,7 @@
         <w:tc>
           <w:tcPr>
             <w:tcW w:w="2410" w:type="dxa"/>
+            <w:tcMar/>
           </w:tcPr>
           <w:p>
             <w:pPr>
@@ -19212,6 +20737,7 @@
         <w:tc>
           <w:tcPr>
             <w:tcW w:w="4819" w:type="dxa"/>
+            <w:tcMar/>
           </w:tcPr>
           <w:p>
             <w:pPr>
@@ -19291,6 +20817,7 @@
         <w:tc>
           <w:tcPr>
             <w:tcW w:w="838" w:type="dxa"/>
+            <w:tcMar/>
           </w:tcPr>
           <w:p>
             <w:pPr>
@@ -19311,6 +20838,7 @@
         <w:tc>
           <w:tcPr>
             <w:tcW w:w="1417" w:type="dxa"/>
+            <w:tcMar/>
           </w:tcPr>
           <w:p>
             <w:pPr>
@@ -19333,6 +20861,7 @@
         <w:tc>
           <w:tcPr>
             <w:tcW w:w="2410" w:type="dxa"/>
+            <w:tcMar/>
           </w:tcPr>
           <w:p>
             <w:pPr>
@@ -19353,6 +20882,7 @@
         <w:tc>
           <w:tcPr>
             <w:tcW w:w="4819" w:type="dxa"/>
+            <w:tcMar/>
           </w:tcPr>
           <w:p>
             <w:pPr>
@@ -19430,6 +20960,7 @@
         <w:tc>
           <w:tcPr>
             <w:tcW w:w="838" w:type="dxa"/>
+            <w:tcMar/>
           </w:tcPr>
           <w:p>
             <w:pPr>
@@ -19450,6 +20981,7 @@
         <w:tc>
           <w:tcPr>
             <w:tcW w:w="1417" w:type="dxa"/>
+            <w:tcMar/>
           </w:tcPr>
           <w:p>
             <w:pPr>
@@ -19472,6 +21004,7 @@
         <w:tc>
           <w:tcPr>
             <w:tcW w:w="2410" w:type="dxa"/>
+            <w:tcMar/>
           </w:tcPr>
           <w:p>
             <w:pPr>
@@ -19492,6 +21025,7 @@
         <w:tc>
           <w:tcPr>
             <w:tcW w:w="4819" w:type="dxa"/>
+            <w:tcMar/>
           </w:tcPr>
           <w:p>
             <w:pPr>
@@ -19583,6 +21117,7 @@
         <w:tc>
           <w:tcPr>
             <w:tcW w:w="838" w:type="dxa"/>
+            <w:tcMar/>
           </w:tcPr>
           <w:p>
             <w:pPr>
@@ -19603,6 +21138,7 @@
         <w:tc>
           <w:tcPr>
             <w:tcW w:w="1417" w:type="dxa"/>
+            <w:tcMar/>
           </w:tcPr>
           <w:p>
             <w:pPr>
@@ -19625,6 +21161,7 @@
         <w:tc>
           <w:tcPr>
             <w:tcW w:w="2410" w:type="dxa"/>
+            <w:tcMar/>
           </w:tcPr>
           <w:p>
             <w:pPr>
@@ -19645,6 +21182,7 @@
         <w:tc>
           <w:tcPr>
             <w:tcW w:w="4819" w:type="dxa"/>
+            <w:tcMar/>
           </w:tcPr>
           <w:p>
             <w:pPr>
@@ -19736,6 +21274,7 @@
         <w:tc>
           <w:tcPr>
             <w:tcW w:w="838" w:type="dxa"/>
+            <w:tcMar/>
           </w:tcPr>
           <w:p>
             <w:pPr>
@@ -19756,6 +21295,7 @@
         <w:tc>
           <w:tcPr>
             <w:tcW w:w="1417" w:type="dxa"/>
+            <w:tcMar/>
           </w:tcPr>
           <w:p>
             <w:pPr>
@@ -19778,6 +21318,7 @@
         <w:tc>
           <w:tcPr>
             <w:tcW w:w="2410" w:type="dxa"/>
+            <w:tcMar/>
           </w:tcPr>
           <w:p>
             <w:pPr>
@@ -19798,6 +21339,7 @@
         <w:tc>
           <w:tcPr>
             <w:tcW w:w="4819" w:type="dxa"/>
+            <w:tcMar/>
           </w:tcPr>
           <w:p>
             <w:pPr>
@@ -19896,6 +21438,7 @@
         <w:tc>
           <w:tcPr>
             <w:tcW w:w="838" w:type="dxa"/>
+            <w:tcMar/>
           </w:tcPr>
           <w:p>
             <w:pPr>
@@ -19916,6 +21459,7 @@
         <w:tc>
           <w:tcPr>
             <w:tcW w:w="1417" w:type="dxa"/>
+            <w:tcMar/>
           </w:tcPr>
           <w:p>
             <w:pPr>
@@ -19938,6 +21482,7 @@
         <w:tc>
           <w:tcPr>
             <w:tcW w:w="2410" w:type="dxa"/>
+            <w:tcMar/>
           </w:tcPr>
           <w:p>
             <w:pPr>
@@ -19958,6 +21503,7 @@
         <w:tc>
           <w:tcPr>
             <w:tcW w:w="4819" w:type="dxa"/>
+            <w:tcMar/>
           </w:tcPr>
           <w:p>
             <w:pPr>
@@ -20046,6 +21592,7 @@
         <w:tc>
           <w:tcPr>
             <w:tcW w:w="838" w:type="dxa"/>
+            <w:tcMar/>
           </w:tcPr>
           <w:p>
             <w:pPr>
@@ -20066,6 +21613,7 @@
         <w:tc>
           <w:tcPr>
             <w:tcW w:w="1417" w:type="dxa"/>
+            <w:tcMar/>
           </w:tcPr>
           <w:p>
             <w:pPr>
@@ -20088,6 +21636,7 @@
         <w:tc>
           <w:tcPr>
             <w:tcW w:w="2410" w:type="dxa"/>
+            <w:tcMar/>
           </w:tcPr>
           <w:p>
             <w:pPr>
@@ -20108,6 +21657,7 @@
         <w:tc>
           <w:tcPr>
             <w:tcW w:w="4819" w:type="dxa"/>
+            <w:tcMar/>
           </w:tcPr>
           <w:p>
             <w:pPr>
@@ -20152,6 +21702,7 @@
         <w:tc>
           <w:tcPr>
             <w:tcW w:w="838" w:type="dxa"/>
+            <w:tcMar/>
           </w:tcPr>
           <w:p>
             <w:pPr>
@@ -20172,6 +21723,7 @@
         <w:tc>
           <w:tcPr>
             <w:tcW w:w="1417" w:type="dxa"/>
+            <w:tcMar/>
           </w:tcPr>
           <w:p>
             <w:pPr>
@@ -20194,6 +21746,7 @@
         <w:tc>
           <w:tcPr>
             <w:tcW w:w="2410" w:type="dxa"/>
+            <w:tcMar/>
           </w:tcPr>
           <w:p>
             <w:pPr>
@@ -20214,6 +21767,7 @@
         <w:tc>
           <w:tcPr>
             <w:tcW w:w="4819" w:type="dxa"/>
+            <w:tcMar/>
           </w:tcPr>
           <w:p>
             <w:pPr>
@@ -20269,6 +21823,7 @@
         <w:tc>
           <w:tcPr>
             <w:tcW w:w="838" w:type="dxa"/>
+            <w:tcMar/>
           </w:tcPr>
           <w:p>
             <w:pPr>
@@ -20289,6 +21844,7 @@
         <w:tc>
           <w:tcPr>
             <w:tcW w:w="1417" w:type="dxa"/>
+            <w:tcMar/>
           </w:tcPr>
           <w:p>
             <w:pPr>
@@ -20311,6 +21867,7 @@
         <w:tc>
           <w:tcPr>
             <w:tcW w:w="2410" w:type="dxa"/>
+            <w:tcMar/>
           </w:tcPr>
           <w:p>
             <w:pPr>
@@ -20331,6 +21888,7 @@
         <w:tc>
           <w:tcPr>
             <w:tcW w:w="4819" w:type="dxa"/>
+            <w:tcMar/>
           </w:tcPr>
           <w:p>
             <w:pPr>
@@ -20386,6 +21944,7 @@
         <w:tc>
           <w:tcPr>
             <w:tcW w:w="838" w:type="dxa"/>
+            <w:tcMar/>
           </w:tcPr>
           <w:p>
             <w:pPr>
@@ -20406,6 +21965,7 @@
         <w:tc>
           <w:tcPr>
             <w:tcW w:w="1417" w:type="dxa"/>
+            <w:tcMar/>
           </w:tcPr>
           <w:p>
             <w:pPr>
@@ -20428,6 +21988,7 @@
         <w:tc>
           <w:tcPr>
             <w:tcW w:w="2410" w:type="dxa"/>
+            <w:tcMar/>
           </w:tcPr>
           <w:p>
             <w:pPr>
@@ -20448,6 +22009,7 @@
         <w:tc>
           <w:tcPr>
             <w:tcW w:w="4819" w:type="dxa"/>
+            <w:tcMar/>
           </w:tcPr>
           <w:p>
             <w:pPr>
@@ -20503,6 +22065,7 @@
         <w:tc>
           <w:tcPr>
             <w:tcW w:w="838" w:type="dxa"/>
+            <w:tcMar/>
           </w:tcPr>
           <w:p>
             <w:pPr>
@@ -20523,6 +22086,7 @@
         <w:tc>
           <w:tcPr>
             <w:tcW w:w="1417" w:type="dxa"/>
+            <w:tcMar/>
           </w:tcPr>
           <w:p>
             <w:pPr>
@@ -20545,6 +22109,7 @@
         <w:tc>
           <w:tcPr>
             <w:tcW w:w="2410" w:type="dxa"/>
+            <w:tcMar/>
           </w:tcPr>
           <w:p>
             <w:pPr>
@@ -20565,6 +22130,7 @@
         <w:tc>
           <w:tcPr>
             <w:tcW w:w="4819" w:type="dxa"/>
+            <w:tcMar/>
           </w:tcPr>
           <w:p>
             <w:pPr>
@@ -20620,6 +22186,7 @@
         <w:tc>
           <w:tcPr>
             <w:tcW w:w="838" w:type="dxa"/>
+            <w:tcMar/>
           </w:tcPr>
           <w:p>
             <w:pPr>
@@ -20640,6 +22207,7 @@
         <w:tc>
           <w:tcPr>
             <w:tcW w:w="1417" w:type="dxa"/>
+            <w:tcMar/>
           </w:tcPr>
           <w:p>
             <w:pPr>
@@ -20647,21 +22215,27 @@
               <w:ind w:right="43"/>
               <w:jc w:val="left"/>
               <w:rPr>
-                <w:rFonts w:eastAsia="Times New Roman"/>
-                <w:iCs/>
-              </w:rPr>
-            </w:pPr>
-            <w:r>
-              <w:rPr>
-                <w:color w:val="000000"/>
-              </w:rPr>
-              <w:t>SLA_MARKER_RESUTL</w:t>
+                <w:color w:val="000000" w:themeColor="text1" w:themeTint="FF" w:themeShade="FF"/>
+              </w:rPr>
+            </w:pPr>
+            <w:r>
+              <w:rPr>
+                <w:color w:val="000000" w:themeColor="text1" w:themeTint="FF" w:themeShade="FF"/>
+              </w:rPr>
+              <w:t>SLA_MARKER_RESU</w:t>
+            </w:r>
+            <w:r>
+              <w:rPr>
+                <w:color w:val="000000" w:themeColor="text1" w:themeTint="FF" w:themeShade="FF"/>
+              </w:rPr>
+              <w:t>TL</w:t>
             </w:r>
           </w:p>
         </w:tc>
         <w:tc>
           <w:tcPr>
             <w:tcW w:w="2410" w:type="dxa"/>
+            <w:tcMar/>
           </w:tcPr>
           <w:p>
             <w:pPr>
@@ -20682,97 +22256,196 @@
         <w:tc>
           <w:tcPr>
             <w:tcW w:w="4819" w:type="dxa"/>
-          </w:tcPr>
-          <w:p>
-            <w:pPr>
-              <w:spacing w:line="360" w:lineRule="auto"/>
-              <w:jc w:val="left"/>
-              <w:rPr>
-                <w:rFonts w:eastAsia="Calibri"/>
-              </w:rPr>
-            </w:pPr>
-            <w:r>
-              <w:rPr>
-                <w:color w:val="000000"/>
-              </w:rPr>
-              <w:t xml:space="preserve">+ Nếu </w:t>
-            </w:r>
-            <w:r>
-              <w:rPr>
-                <w:b/>
-                <w:bCs/>
-                <w:color w:val="000000"/>
+            <w:tcMar/>
+          </w:tcPr>
+          <w:p>
+            <w:pPr>
+              <w:spacing w:line="360" w:lineRule="auto"/>
+              <w:jc w:val="left"/>
+              <w:rPr>
+                <w:rFonts w:eastAsia="Calibri"/>
+              </w:rPr>
+            </w:pPr>
+            <w:r>
+              <w:rPr>
+                <w:color w:val="000000" w:themeColor="text1" w:themeTint="FF" w:themeShade="FF"/>
+              </w:rPr>
+              <w:t xml:space="preserve">+ </w:t>
+            </w:r>
+            <w:r>
+              <w:rPr>
+                <w:color w:val="000000" w:themeColor="text1" w:themeTint="FF" w:themeShade="FF"/>
+              </w:rPr>
+              <w:t>Nếu</w:t>
+            </w:r>
+            <w:r>
+              <w:rPr>
+                <w:color w:val="000000" w:themeColor="text1" w:themeTint="FF" w:themeShade="FF"/>
+              </w:rPr>
+              <w:t xml:space="preserve"> </w:t>
+            </w:r>
+            <w:r>
+              <w:rPr>
+                <w:b w:val="1"/>
+                <w:bCs w:val="1"/>
+                <w:color w:val="000000" w:themeColor="text1" w:themeTint="FF" w:themeShade="FF"/>
               </w:rPr>
               <w:t>STEP04_UNDMAKER_TAT_CPC</w:t>
             </w:r>
             <w:r>
               <w:rPr>
-                <w:color w:val="000000"/>
+                <w:color w:val="000000" w:themeColor="text1" w:themeTint="FF" w:themeShade="FF"/>
               </w:rPr>
               <w:t xml:space="preserve"> &gt; </w:t>
             </w:r>
             <w:r>
               <w:rPr>
-                <w:b/>
-                <w:bCs/>
-                <w:color w:val="000000"/>
+                <w:b w:val="1"/>
+                <w:bCs w:val="1"/>
+                <w:color w:val="000000" w:themeColor="text1" w:themeTint="FF" w:themeShade="FF"/>
               </w:rPr>
               <w:t>SLA_MARKER</w:t>
             </w:r>
             <w:r>
               <w:rPr>
-                <w:color w:val="000000"/>
-              </w:rPr>
-              <w:t xml:space="preserve"> giá giá trị </w:t>
-            </w:r>
-            <w:r>
-              <w:rPr>
-                <w:b/>
-                <w:bCs/>
-                <w:color w:val="000000"/>
+                <w:color w:val="000000" w:themeColor="text1" w:themeTint="FF" w:themeShade="FF"/>
+              </w:rPr>
+              <w:t xml:space="preserve"> </w:t>
+            </w:r>
+            <w:r>
+              <w:rPr>
+                <w:color w:val="000000" w:themeColor="text1" w:themeTint="FF" w:themeShade="FF"/>
+              </w:rPr>
+              <w:t>gán</w:t>
+            </w:r>
+            <w:r>
+              <w:rPr>
+                <w:color w:val="000000" w:themeColor="text1" w:themeTint="FF" w:themeShade="FF"/>
+              </w:rPr>
+              <w:t xml:space="preserve"> </w:t>
+            </w:r>
+            <w:r>
+              <w:rPr>
+                <w:color w:val="000000" w:themeColor="text1" w:themeTint="FF" w:themeShade="FF"/>
+              </w:rPr>
+              <w:t>giá</w:t>
+            </w:r>
+            <w:r>
+              <w:rPr>
+                <w:color w:val="000000" w:themeColor="text1" w:themeTint="FF" w:themeShade="FF"/>
+              </w:rPr>
+              <w:t xml:space="preserve"> </w:t>
+            </w:r>
+            <w:r>
+              <w:rPr>
+                <w:color w:val="000000" w:themeColor="text1" w:themeTint="FF" w:themeShade="FF"/>
+              </w:rPr>
+              <w:t>trị</w:t>
+            </w:r>
+            <w:r>
+              <w:rPr>
+                <w:color w:val="000000" w:themeColor="text1" w:themeTint="FF" w:themeShade="FF"/>
+              </w:rPr>
+              <w:t xml:space="preserve"> </w:t>
+            </w:r>
+            <w:r>
+              <w:rPr>
+                <w:b w:val="1"/>
+                <w:bCs w:val="1"/>
+                <w:color w:val="000000" w:themeColor="text1" w:themeTint="FF" w:themeShade="FF"/>
               </w:rPr>
               <w:t>'KHONG DAT'</w:t>
             </w:r>
             <w:r>
-              <w:rPr>
-                <w:color w:val="000000"/>
-              </w:rPr>
               <w:br/>
-              <w:t xml:space="preserve">+ Nếu </w:t>
-            </w:r>
-            <w:r>
-              <w:rPr>
-                <w:b/>
-                <w:bCs/>
-                <w:color w:val="000000"/>
+            </w:r>
+            <w:r>
+              <w:rPr>
+                <w:color w:val="000000" w:themeColor="text1" w:themeTint="FF" w:themeShade="FF"/>
+              </w:rPr>
+              <w:t xml:space="preserve">+ </w:t>
+            </w:r>
+            <w:r>
+              <w:rPr>
+                <w:color w:val="000000" w:themeColor="text1" w:themeTint="FF" w:themeShade="FF"/>
+              </w:rPr>
+              <w:t>Nếu</w:t>
+            </w:r>
+            <w:r>
+              <w:rPr>
+                <w:color w:val="000000" w:themeColor="text1" w:themeTint="FF" w:themeShade="FF"/>
+              </w:rPr>
+              <w:t xml:space="preserve"> </w:t>
+            </w:r>
+            <w:r>
+              <w:rPr>
+                <w:b w:val="1"/>
+                <w:bCs w:val="1"/>
+                <w:color w:val="000000" w:themeColor="text1" w:themeTint="FF" w:themeShade="FF"/>
               </w:rPr>
               <w:t>STEP04_UNDMAKER_TAT_CPC</w:t>
             </w:r>
             <w:r>
               <w:rPr>
-                <w:color w:val="000000"/>
+                <w:color w:val="000000" w:themeColor="text1" w:themeTint="FF" w:themeShade="FF"/>
               </w:rPr>
               <w:t xml:space="preserve"> ≤ </w:t>
             </w:r>
             <w:r>
               <w:rPr>
-                <w:b/>
-                <w:bCs/>
-                <w:color w:val="000000"/>
+                <w:b w:val="1"/>
+                <w:bCs w:val="1"/>
+                <w:color w:val="000000" w:themeColor="text1" w:themeTint="FF" w:themeShade="FF"/>
               </w:rPr>
               <w:t>SLA_MARKER</w:t>
             </w:r>
             <w:r>
               <w:rPr>
-                <w:color w:val="000000"/>
-              </w:rPr>
-              <w:t xml:space="preserve"> gán giá trị </w:t>
-            </w:r>
-            <w:r>
-              <w:rPr>
-                <w:b/>
-                <w:bCs/>
-                <w:color w:val="000000"/>
+                <w:color w:val="000000" w:themeColor="text1" w:themeTint="FF" w:themeShade="FF"/>
+              </w:rPr>
+              <w:t xml:space="preserve"> </w:t>
+            </w:r>
+            <w:r>
+              <w:rPr>
+                <w:color w:val="000000" w:themeColor="text1" w:themeTint="FF" w:themeShade="FF"/>
+              </w:rPr>
+              <w:t>gán</w:t>
+            </w:r>
+            <w:r>
+              <w:rPr>
+                <w:color w:val="000000" w:themeColor="text1" w:themeTint="FF" w:themeShade="FF"/>
+              </w:rPr>
+              <w:t xml:space="preserve"> </w:t>
+            </w:r>
+            <w:r>
+              <w:rPr>
+                <w:color w:val="000000" w:themeColor="text1" w:themeTint="FF" w:themeShade="FF"/>
+              </w:rPr>
+              <w:t>giá</w:t>
+            </w:r>
+            <w:r>
+              <w:rPr>
+                <w:color w:val="000000" w:themeColor="text1" w:themeTint="FF" w:themeShade="FF"/>
+              </w:rPr>
+              <w:t xml:space="preserve"> </w:t>
+            </w:r>
+            <w:r>
+              <w:rPr>
+                <w:color w:val="000000" w:themeColor="text1" w:themeTint="FF" w:themeShade="FF"/>
+              </w:rPr>
+              <w:t>trị</w:t>
+            </w:r>
+            <w:r>
+              <w:rPr>
+                <w:color w:val="000000" w:themeColor="text1" w:themeTint="FF" w:themeShade="FF"/>
+              </w:rPr>
+              <w:t xml:space="preserve"> </w:t>
+            </w:r>
+            <w:r>
+              <w:rPr>
+                <w:b w:val="1"/>
+                <w:bCs w:val="1"/>
+                <w:color w:val="000000" w:themeColor="text1" w:themeTint="FF" w:themeShade="FF"/>
               </w:rPr>
               <w:t>'DAT'</w:t>
             </w:r>
@@ -20783,6 +22456,7 @@
         <w:tc>
           <w:tcPr>
             <w:tcW w:w="838" w:type="dxa"/>
+            <w:tcMar/>
           </w:tcPr>
           <w:p>
             <w:pPr>
@@ -20803,6 +22477,7 @@
         <w:tc>
           <w:tcPr>
             <w:tcW w:w="1417" w:type="dxa"/>
+            <w:tcMar/>
           </w:tcPr>
           <w:p>
             <w:pPr>
@@ -20810,21 +22485,27 @@
               <w:ind w:right="43"/>
               <w:jc w:val="left"/>
               <w:rPr>
-                <w:rFonts w:eastAsia="Times New Roman"/>
-                <w:iCs/>
-              </w:rPr>
-            </w:pPr>
-            <w:r>
-              <w:rPr>
-                <w:color w:val="000000"/>
-              </w:rPr>
-              <w:t>SLA_CHECKER_RESUTL</w:t>
+                <w:color w:val="000000" w:themeColor="text1" w:themeTint="FF" w:themeShade="FF"/>
+              </w:rPr>
+            </w:pPr>
+            <w:r>
+              <w:rPr>
+                <w:color w:val="000000" w:themeColor="text1" w:themeTint="FF" w:themeShade="FF"/>
+              </w:rPr>
+              <w:t>SLA_CHECKER_RESU</w:t>
+            </w:r>
+            <w:r>
+              <w:rPr>
+                <w:color w:val="000000" w:themeColor="text1" w:themeTint="FF" w:themeShade="FF"/>
+              </w:rPr>
+              <w:t>TL</w:t>
             </w:r>
           </w:p>
         </w:tc>
         <w:tc>
           <w:tcPr>
             <w:tcW w:w="2410" w:type="dxa"/>
+            <w:tcMar/>
           </w:tcPr>
           <w:p>
             <w:pPr>
@@ -20845,6 +22526,7 @@
         <w:tc>
           <w:tcPr>
             <w:tcW w:w="4819" w:type="dxa"/>
+            <w:tcMar/>
           </w:tcPr>
           <w:p>
             <w:pPr>
@@ -20901,6 +22583,11 @@
                 <w:color w:val="000000"/>
               </w:rPr>
               <w:br/>
+            </w:r>
+            <w:r>
+              <w:rPr>
+                <w:color w:val="000000"/>
+              </w:rPr>
               <w:t xml:space="preserve">+ Nếu </w:t>
             </w:r>
             <w:r>
@@ -20946,6 +22633,7 @@
         <w:tc>
           <w:tcPr>
             <w:tcW w:w="838" w:type="dxa"/>
+            <w:tcMar/>
           </w:tcPr>
           <w:p>
             <w:pPr>
@@ -20966,6 +22654,7 @@
         <w:tc>
           <w:tcPr>
             <w:tcW w:w="1417" w:type="dxa"/>
+            <w:tcMar/>
           </w:tcPr>
           <w:p>
             <w:pPr>
@@ -20973,21 +22662,27 @@
               <w:ind w:right="43"/>
               <w:jc w:val="left"/>
               <w:rPr>
-                <w:rFonts w:eastAsia="Times New Roman"/>
-                <w:iCs/>
-              </w:rPr>
-            </w:pPr>
-            <w:r>
-              <w:rPr>
-                <w:color w:val="000000"/>
-              </w:rPr>
-              <w:t>SLA_CO_RESUTL</w:t>
+                <w:color w:val="000000" w:themeColor="text1" w:themeTint="FF" w:themeShade="FF"/>
+              </w:rPr>
+            </w:pPr>
+            <w:r>
+              <w:rPr>
+                <w:color w:val="000000" w:themeColor="text1" w:themeTint="FF" w:themeShade="FF"/>
+              </w:rPr>
+              <w:t>SLA_CO_RESU</w:t>
+            </w:r>
+            <w:r>
+              <w:rPr>
+                <w:color w:val="000000" w:themeColor="text1" w:themeTint="FF" w:themeShade="FF"/>
+              </w:rPr>
+              <w:t>TL</w:t>
             </w:r>
           </w:p>
         </w:tc>
         <w:tc>
           <w:tcPr>
             <w:tcW w:w="2410" w:type="dxa"/>
+            <w:tcMar/>
           </w:tcPr>
           <w:p>
             <w:pPr>
@@ -21008,6 +22703,7 @@
         <w:tc>
           <w:tcPr>
             <w:tcW w:w="4819" w:type="dxa"/>
+            <w:tcMar/>
           </w:tcPr>
           <w:p>
             <w:pPr>
@@ -21064,6 +22760,11 @@
                 <w:color w:val="000000"/>
               </w:rPr>
               <w:br/>
+            </w:r>
+            <w:r>
+              <w:rPr>
+                <w:color w:val="000000"/>
+              </w:rPr>
               <w:t xml:space="preserve">+ Nếu </w:t>
             </w:r>
             <w:r>
@@ -21109,6 +22810,7 @@
         <w:tc>
           <w:tcPr>
             <w:tcW w:w="838" w:type="dxa"/>
+            <w:tcMar/>
           </w:tcPr>
           <w:p>
             <w:pPr>
@@ -21129,6 +22831,7 @@
         <w:tc>
           <w:tcPr>
             <w:tcW w:w="1417" w:type="dxa"/>
+            <w:tcMar/>
           </w:tcPr>
           <w:p>
             <w:pPr>
@@ -21151,6 +22854,7 @@
         <w:tc>
           <w:tcPr>
             <w:tcW w:w="2410" w:type="dxa"/>
+            <w:tcMar/>
           </w:tcPr>
           <w:p>
             <w:pPr>
@@ -21171,6 +22875,7 @@
         <w:tc>
           <w:tcPr>
             <w:tcW w:w="4819" w:type="dxa"/>
+            <w:tcMar/>
           </w:tcPr>
           <w:p>
             <w:pPr>
@@ -21227,6 +22932,11 @@
                 <w:color w:val="000000"/>
               </w:rPr>
               <w:br/>
+            </w:r>
+            <w:r>
+              <w:rPr>
+                <w:color w:val="000000"/>
+              </w:rPr>
               <w:t xml:space="preserve">+ Nếu </w:t>
             </w:r>
             <w:r>
@@ -21272,6 +22982,7 @@
         <w:tc>
           <w:tcPr>
             <w:tcW w:w="838" w:type="dxa"/>
+            <w:tcMar/>
           </w:tcPr>
           <w:p>
             <w:pPr>
@@ -21292,6 +23003,7 @@
         <w:tc>
           <w:tcPr>
             <w:tcW w:w="1417" w:type="dxa"/>
+            <w:tcMar/>
           </w:tcPr>
           <w:p>
             <w:pPr>
@@ -21313,6 +23025,7 @@
         <w:tc>
           <w:tcPr>
             <w:tcW w:w="2410" w:type="dxa"/>
+            <w:tcMar/>
           </w:tcPr>
           <w:p>
             <w:pPr>
@@ -21330,6 +23043,7 @@
         <w:tc>
           <w:tcPr>
             <w:tcW w:w="4819" w:type="dxa"/>
+            <w:tcMar/>
           </w:tcPr>
           <w:p>
             <w:pPr>
@@ -21411,6 +23125,11 @@
                 <w:color w:val="000000"/>
               </w:rPr>
               <w:br/>
+            </w:r>
+            <w:r>
+              <w:rPr>
+                <w:color w:val="000000"/>
+              </w:rPr>
               <w:t>+ Nếu (</w:t>
             </w:r>
             <w:r>
@@ -21433,7 +23152,6 @@
                 <w:bCs/>
                 <w:color w:val="000000"/>
               </w:rPr>
-              <w:lastRenderedPageBreak/>
               <w:t>STEP07_APPROVER_TAT_CPC</w:t>
             </w:r>
             <w:r>
@@ -21485,6 +23203,7 @@
         <w:tc>
           <w:tcPr>
             <w:tcW w:w="838" w:type="dxa"/>
+            <w:tcMar/>
           </w:tcPr>
           <w:p>
             <w:pPr>
@@ -21505,6 +23224,7 @@
         <w:tc>
           <w:tcPr>
             <w:tcW w:w="1417" w:type="dxa"/>
+            <w:tcMar/>
           </w:tcPr>
           <w:p>
             <w:pPr>
@@ -21526,6 +23246,7 @@
         <w:tc>
           <w:tcPr>
             <w:tcW w:w="2410" w:type="dxa"/>
+            <w:tcMar/>
           </w:tcPr>
           <w:p>
             <w:pPr>
@@ -21543,6 +23264,7 @@
         <w:tc>
           <w:tcPr>
             <w:tcW w:w="4819" w:type="dxa"/>
+            <w:tcMar/>
           </w:tcPr>
           <w:p>
             <w:pPr>
@@ -21594,6 +23316,7 @@
         <w:tc>
           <w:tcPr>
             <w:tcW w:w="838" w:type="dxa"/>
+            <w:tcMar/>
           </w:tcPr>
           <w:p>
             <w:pPr>
@@ -21614,6 +23337,7 @@
         <w:tc>
           <w:tcPr>
             <w:tcW w:w="1417" w:type="dxa"/>
+            <w:tcMar/>
           </w:tcPr>
           <w:p>
             <w:pPr>
@@ -21635,6 +23359,7 @@
         <w:tc>
           <w:tcPr>
             <w:tcW w:w="2410" w:type="dxa"/>
+            <w:tcMar/>
           </w:tcPr>
           <w:p>
             <w:pPr>
@@ -21652,6 +23377,7 @@
         <w:tc>
           <w:tcPr>
             <w:tcW w:w="4819" w:type="dxa"/>
+            <w:tcMar/>
           </w:tcPr>
           <w:p>
             <w:pPr>
@@ -21730,6 +23456,7 @@
         <w:tc>
           <w:tcPr>
             <w:tcW w:w="838" w:type="dxa"/>
+            <w:tcMar/>
           </w:tcPr>
           <w:p>
             <w:pPr>
@@ -21750,6 +23477,7 @@
         <w:tc>
           <w:tcPr>
             <w:tcW w:w="1417" w:type="dxa"/>
+            <w:tcMar/>
           </w:tcPr>
           <w:p>
             <w:pPr>
@@ -21771,6 +23499,7 @@
         <w:tc>
           <w:tcPr>
             <w:tcW w:w="2410" w:type="dxa"/>
+            <w:tcMar/>
           </w:tcPr>
           <w:p>
             <w:pPr>
@@ -21788,6 +23517,7 @@
         <w:tc>
           <w:tcPr>
             <w:tcW w:w="4819" w:type="dxa"/>
+            <w:tcMar/>
           </w:tcPr>
           <w:p>
             <w:pPr>
@@ -21808,6 +23538,11 @@
                 <w:color w:val="000000"/>
               </w:rPr>
               <w:br/>
+            </w:r>
+            <w:r>
+              <w:rPr>
+                <w:color w:val="000000"/>
+              </w:rPr>
               <w:t xml:space="preserve"> + Nếu </w:t>
             </w:r>
             <w:r>
@@ -21857,6 +23592,11 @@
                 <w:color w:val="000000"/>
               </w:rPr>
               <w:br/>
+            </w:r>
+            <w:r>
+              <w:rPr>
+                <w:color w:val="000000"/>
+              </w:rPr>
               <w:t xml:space="preserve">+ Nếu </w:t>
             </w:r>
             <w:r>
@@ -21908,6 +23648,7 @@
         <w:tc>
           <w:tcPr>
             <w:tcW w:w="838" w:type="dxa"/>
+            <w:tcMar/>
           </w:tcPr>
           <w:p>
             <w:pPr>
@@ -21928,6 +23669,7 @@
         <w:tc>
           <w:tcPr>
             <w:tcW w:w="1417" w:type="dxa"/>
+            <w:tcMar/>
           </w:tcPr>
           <w:p>
             <w:pPr>
@@ -21949,6 +23691,7 @@
         <w:tc>
           <w:tcPr>
             <w:tcW w:w="2410" w:type="dxa"/>
+            <w:tcMar/>
           </w:tcPr>
           <w:p>
             <w:pPr>
@@ -21966,6 +23709,7 @@
         <w:tc>
           <w:tcPr>
             <w:tcW w:w="4819" w:type="dxa"/>
+            <w:tcMar/>
           </w:tcPr>
           <w:p>
             <w:pPr>
@@ -22059,7 +23803,6 @@
               <w:rPr>
                 <w:color w:val="000000"/>
               </w:rPr>
-              <w:lastRenderedPageBreak/>
               <w:t xml:space="preserve">+ Nếu </w:t>
             </w:r>
             <w:r>
@@ -22125,6 +23868,7 @@
         <w:tc>
           <w:tcPr>
             <w:tcW w:w="838" w:type="dxa"/>
+            <w:tcMar/>
           </w:tcPr>
           <w:p>
             <w:pPr>
@@ -22145,6 +23889,7 @@
         <w:tc>
           <w:tcPr>
             <w:tcW w:w="1417" w:type="dxa"/>
+            <w:tcMar/>
           </w:tcPr>
           <w:p>
             <w:pPr>
@@ -22166,6 +23911,7 @@
         <w:tc>
           <w:tcPr>
             <w:tcW w:w="2410" w:type="dxa"/>
+            <w:tcMar/>
           </w:tcPr>
           <w:p>
             <w:pPr>
@@ -22183,6 +23929,7 @@
         <w:tc>
           <w:tcPr>
             <w:tcW w:w="4819" w:type="dxa"/>
+            <w:tcMar/>
           </w:tcPr>
           <w:p>
             <w:pPr>
@@ -22229,6 +23976,11 @@
                 <w:color w:val="000000"/>
               </w:rPr>
               <w:br/>
+            </w:r>
+            <w:r>
+              <w:rPr>
+                <w:color w:val="000000"/>
+              </w:rPr>
               <w:t xml:space="preserve">MIN(CASE WHEN </w:t>
             </w:r>
             <w:r>
@@ -22250,6 +24002,11 @@
                 <w:color w:val="000000"/>
               </w:rPr>
               <w:br/>
+            </w:r>
+            <w:r>
+              <w:rPr>
+                <w:color w:val="000000"/>
+              </w:rPr>
               <w:t xml:space="preserve"> AND </w:t>
             </w:r>
             <w:r>
@@ -22299,6 +24056,11 @@
                 <w:color w:val="000000"/>
               </w:rPr>
               <w:br/>
+            </w:r>
+            <w:r>
+              <w:rPr>
+                <w:color w:val="000000"/>
+              </w:rPr>
               <w:t xml:space="preserve">    THEN </w:t>
             </w:r>
             <w:r>
@@ -22314,6 +24076,11 @@
                 <w:color w:val="000000"/>
               </w:rPr>
               <w:br/>
+            </w:r>
+            <w:r>
+              <w:rPr>
+                <w:color w:val="000000"/>
+              </w:rPr>
               <w:t xml:space="preserve">    ELSE </w:t>
             </w:r>
             <w:r>
@@ -22329,6 +24096,11 @@
                 <w:color w:val="000000"/>
               </w:rPr>
               <w:br/>
+            </w:r>
+            <w:r>
+              <w:rPr>
+                <w:color w:val="000000"/>
+              </w:rPr>
               <w:t xml:space="preserve">END </w:t>
             </w:r>
           </w:p>
@@ -22338,6 +24110,7 @@
         <w:tc>
           <w:tcPr>
             <w:tcW w:w="838" w:type="dxa"/>
+            <w:tcMar/>
           </w:tcPr>
           <w:p>
             <w:pPr>
@@ -22358,6 +24131,7 @@
         <w:tc>
           <w:tcPr>
             <w:tcW w:w="1417" w:type="dxa"/>
+            <w:tcMar/>
           </w:tcPr>
           <w:p>
             <w:pPr>
@@ -22368,7 +24142,7 @@
                 <w:color w:val="000000"/>
               </w:rPr>
             </w:pPr>
-            <w:hyperlink r:id="rId15" w:anchor="_msocom_8" w:history="1">
+            <w:hyperlink w:history="1" w:anchor="_msocom_8" r:id="rId15">
               <w:r>
                 <w:rPr>
                   <w:rStyle w:val="Hyperlink"/>
@@ -22383,6 +24157,7 @@
         <w:tc>
           <w:tcPr>
             <w:tcW w:w="2410" w:type="dxa"/>
+            <w:tcMar/>
           </w:tcPr>
           <w:p>
             <w:pPr>
@@ -22400,6 +24175,7 @@
         <w:tc>
           <w:tcPr>
             <w:tcW w:w="4819" w:type="dxa"/>
+            <w:tcMar/>
           </w:tcPr>
           <w:p>
             <w:pPr>
@@ -22434,6 +24210,7 @@
         <w:tc>
           <w:tcPr>
             <w:tcW w:w="838" w:type="dxa"/>
+            <w:tcMar/>
           </w:tcPr>
           <w:p>
             <w:pPr>
@@ -22454,6 +24231,7 @@
         <w:tc>
           <w:tcPr>
             <w:tcW w:w="1417" w:type="dxa"/>
+            <w:tcMar/>
           </w:tcPr>
           <w:p>
             <w:pPr>
@@ -22475,6 +24253,7 @@
         <w:tc>
           <w:tcPr>
             <w:tcW w:w="2410" w:type="dxa"/>
+            <w:tcMar/>
           </w:tcPr>
           <w:p>
             <w:pPr>
@@ -22492,6 +24271,7 @@
         <w:tc>
           <w:tcPr>
             <w:tcW w:w="4819" w:type="dxa"/>
+            <w:tcMar/>
           </w:tcPr>
           <w:p>
             <w:pPr>
@@ -22526,6 +24306,7 @@
         <w:tc>
           <w:tcPr>
             <w:tcW w:w="838" w:type="dxa"/>
+            <w:tcMar/>
           </w:tcPr>
           <w:p>
             <w:pPr>
@@ -22546,6 +24327,7 @@
         <w:tc>
           <w:tcPr>
             <w:tcW w:w="1417" w:type="dxa"/>
+            <w:tcMar/>
           </w:tcPr>
           <w:p>
             <w:pPr>
@@ -22567,6 +24349,7 @@
         <w:tc>
           <w:tcPr>
             <w:tcW w:w="2410" w:type="dxa"/>
+            <w:tcMar/>
           </w:tcPr>
           <w:p>
             <w:pPr>
@@ -22584,6 +24367,7 @@
         <w:tc>
           <w:tcPr>
             <w:tcW w:w="4819" w:type="dxa"/>
+            <w:tcMar/>
           </w:tcPr>
           <w:p>
             <w:pPr>
@@ -22621,6 +24405,7 @@
         <w:tc>
           <w:tcPr>
             <w:tcW w:w="838" w:type="dxa"/>
+            <w:tcMar/>
           </w:tcPr>
           <w:p>
             <w:pPr>
@@ -22641,6 +24426,7 @@
         <w:tc>
           <w:tcPr>
             <w:tcW w:w="1417" w:type="dxa"/>
+            <w:tcMar/>
           </w:tcPr>
           <w:p>
             <w:pPr>
@@ -22662,6 +24448,7 @@
         <w:tc>
           <w:tcPr>
             <w:tcW w:w="2410" w:type="dxa"/>
+            <w:tcMar/>
           </w:tcPr>
           <w:p>
             <w:pPr>
@@ -22679,6 +24466,7 @@
         <w:tc>
           <w:tcPr>
             <w:tcW w:w="4819" w:type="dxa"/>
+            <w:tcMar/>
           </w:tcPr>
           <w:p>
             <w:pPr>
@@ -22716,6 +24504,7 @@
         <w:tc>
           <w:tcPr>
             <w:tcW w:w="838" w:type="dxa"/>
+            <w:tcMar/>
           </w:tcPr>
           <w:p>
             <w:pPr>
@@ -22736,6 +24525,7 @@
         <w:tc>
           <w:tcPr>
             <w:tcW w:w="1417" w:type="dxa"/>
+            <w:tcMar/>
           </w:tcPr>
           <w:p>
             <w:pPr>
@@ -22757,6 +24547,7 @@
         <w:tc>
           <w:tcPr>
             <w:tcW w:w="2410" w:type="dxa"/>
+            <w:tcMar/>
           </w:tcPr>
           <w:p>
             <w:pPr>
@@ -22774,6 +24565,7 @@
         <w:tc>
           <w:tcPr>
             <w:tcW w:w="4819" w:type="dxa"/>
+            <w:tcMar/>
           </w:tcPr>
           <w:p>
             <w:pPr>
@@ -22843,6 +24635,11 @@
                 <w:color w:val="000000"/>
               </w:rPr>
               <w:br/>
+            </w:r>
+            <w:r>
+              <w:rPr>
+                <w:color w:val="000000"/>
+              </w:rPr>
               <w:t xml:space="preserve">+ Nếu </w:t>
             </w:r>
             <w:r>
@@ -22904,6 +24701,7 @@
         <w:tc>
           <w:tcPr>
             <w:tcW w:w="838" w:type="dxa"/>
+            <w:tcMar/>
           </w:tcPr>
           <w:p>
             <w:pPr>
@@ -22924,6 +24722,7 @@
         <w:tc>
           <w:tcPr>
             <w:tcW w:w="1417" w:type="dxa"/>
+            <w:tcMar/>
           </w:tcPr>
           <w:p>
             <w:pPr>
@@ -22945,6 +24744,7 @@
         <w:tc>
           <w:tcPr>
             <w:tcW w:w="2410" w:type="dxa"/>
+            <w:tcMar/>
           </w:tcPr>
           <w:p>
             <w:pPr>
@@ -22962,6 +24762,7 @@
         <w:tc>
           <w:tcPr>
             <w:tcW w:w="4819" w:type="dxa"/>
+            <w:tcMar/>
           </w:tcPr>
           <w:p>
             <w:pPr>
@@ -23031,6 +24832,11 @@
                 <w:color w:val="000000"/>
               </w:rPr>
               <w:br/>
+            </w:r>
+            <w:r>
+              <w:rPr>
+                <w:color w:val="000000"/>
+              </w:rPr>
               <w:t xml:space="preserve">+ Nếu </w:t>
             </w:r>
             <w:r>
@@ -23092,6 +24898,7 @@
         <w:tc>
           <w:tcPr>
             <w:tcW w:w="838" w:type="dxa"/>
+            <w:tcMar/>
           </w:tcPr>
           <w:p>
             <w:pPr>
@@ -23112,6 +24919,7 @@
         <w:tc>
           <w:tcPr>
             <w:tcW w:w="1417" w:type="dxa"/>
+            <w:tcMar/>
           </w:tcPr>
           <w:p>
             <w:pPr>
@@ -23133,6 +24941,7 @@
         <w:tc>
           <w:tcPr>
             <w:tcW w:w="2410" w:type="dxa"/>
+            <w:tcMar/>
           </w:tcPr>
           <w:p>
             <w:pPr>
@@ -23150,6 +24959,7 @@
         <w:tc>
           <w:tcPr>
             <w:tcW w:w="4819" w:type="dxa"/>
+            <w:tcMar/>
           </w:tcPr>
           <w:p>
             <w:pPr>
@@ -23253,6 +25063,11 @@
                 <w:color w:val="000000"/>
               </w:rPr>
               <w:br/>
+            </w:r>
+            <w:r>
+              <w:rPr>
+                <w:color w:val="000000"/>
+              </w:rPr>
               <w:t>+ Nếu (</w:t>
             </w:r>
             <w:r>
@@ -23342,6 +25157,7 @@
         <w:tc>
           <w:tcPr>
             <w:tcW w:w="838" w:type="dxa"/>
+            <w:tcMar/>
           </w:tcPr>
           <w:p>
             <w:pPr>
@@ -23362,6 +25178,7 @@
         <w:tc>
           <w:tcPr>
             <w:tcW w:w="1417" w:type="dxa"/>
+            <w:tcMar/>
           </w:tcPr>
           <w:p>
             <w:pPr>
@@ -23383,6 +25200,7 @@
         <w:tc>
           <w:tcPr>
             <w:tcW w:w="2410" w:type="dxa"/>
+            <w:tcMar/>
           </w:tcPr>
           <w:p>
             <w:pPr>
@@ -23400,6 +25218,7 @@
         <w:tc>
           <w:tcPr>
             <w:tcW w:w="4819" w:type="dxa"/>
+            <w:tcMar/>
           </w:tcPr>
           <w:p>
             <w:pPr>
@@ -23447,6 +25266,7 @@
         <w:tc>
           <w:tcPr>
             <w:tcW w:w="838" w:type="dxa"/>
+            <w:tcMar/>
           </w:tcPr>
           <w:p>
             <w:pPr>
@@ -23467,6 +25287,7 @@
         <w:tc>
           <w:tcPr>
             <w:tcW w:w="1417" w:type="dxa"/>
+            <w:tcMar/>
           </w:tcPr>
           <w:p>
             <w:pPr>
@@ -23488,6 +25309,7 @@
         <w:tc>
           <w:tcPr>
             <w:tcW w:w="2410" w:type="dxa"/>
+            <w:tcMar/>
           </w:tcPr>
           <w:p>
             <w:pPr>
@@ -23505,6 +25327,7 @@
         <w:tc>
           <w:tcPr>
             <w:tcW w:w="4819" w:type="dxa"/>
+            <w:tcMar/>
           </w:tcPr>
           <w:p>
             <w:pPr>
@@ -23569,8 +25392,8 @@
           <w:b/>
         </w:rPr>
       </w:pPr>
-      <w:bookmarkStart w:id="47" w:name="_Toc384987417"/>
-      <w:bookmarkStart w:id="48" w:name="_Toc237275437"/>
+      <w:bookmarkStart w:name="_Toc384987417" w:id="47"/>
+      <w:bookmarkStart w:name="_Toc237275437" w:id="48"/>
       <w:bookmarkEnd w:id="45"/>
       <w:r>
         <w:rPr>
@@ -23617,9 +25440,9 @@
           <w:b/>
         </w:rPr>
       </w:pPr>
-      <w:bookmarkStart w:id="49" w:name="_Toc237275438"/>
-      <w:bookmarkStart w:id="50" w:name="_Toc360108734"/>
-      <w:bookmarkStart w:id="51" w:name="_Toc384987418"/>
+      <w:bookmarkStart w:name="_Toc237275438" w:id="49"/>
+      <w:bookmarkStart w:name="_Toc360108734" w:id="50"/>
+      <w:bookmarkStart w:name="_Toc384987418" w:id="51"/>
       <w:r>
         <w:rPr>
           <w:rFonts w:eastAsia="Calibri"/>
@@ -23648,7 +25471,7 @@
           <w:b/>
         </w:rPr>
       </w:pPr>
-      <w:bookmarkStart w:id="52" w:name="_Toc237275439"/>
+      <w:bookmarkStart w:name="_Toc237275439" w:id="52"/>
       <w:r>
         <w:rPr>
           <w:rFonts w:eastAsia="Calibri"/>
@@ -23691,8 +25514,8 @@
           <w:b/>
         </w:rPr>
       </w:pPr>
-      <w:bookmarkStart w:id="53" w:name="_Toc384987419"/>
-      <w:bookmarkStart w:id="54" w:name="_Toc237275440"/>
+      <w:bookmarkStart w:name="_Toc384987419" w:id="53"/>
+      <w:bookmarkStart w:name="_Toc237275440" w:id="54"/>
       <w:r>
         <w:rPr>
           <w:rFonts w:eastAsia="Calibri"/>
@@ -23715,7 +25538,7 @@
       <w:r>
         <w:t xml:space="preserve">BC5TAT là file được cung cấp với dữ liệu như sau: </w:t>
       </w:r>
-      <w:hyperlink r:id="rId16" w:history="1">
+      <w:hyperlink w:history="1" r:id="rId16">
         <w:r>
           <w:rPr>
             <w:rStyle w:val="Hyperlink"/>
@@ -23728,7 +25551,7 @@
     <w:sectPr>
       <w:headerReference w:type="default" r:id="rId17"/>
       <w:footerReference w:type="default" r:id="rId18"/>
-      <w:pgSz w:w="11907" w:h="16839" w:code="9"/>
+      <w:pgSz w:w="11907" w:h="16839" w:orient="portrait" w:code="9"/>
       <w:pgMar w:top="1134" w:right="1134" w:bottom="1134" w:left="1418" w:header="567" w:footer="454" w:gutter="0"/>
       <w:cols w:space="720"/>
       <w:titlePg/>
@@ -23818,12 +25641,12 @@
               <w:tblW w:w="9923" w:type="dxa"/>
               <w:jc w:val="center"/>
               <w:tblBorders>
-                <w:top w:val="none" w:sz="0" w:space="0" w:color="auto"/>
-                <w:left w:val="none" w:sz="0" w:space="0" w:color="auto"/>
-                <w:bottom w:val="none" w:sz="0" w:space="0" w:color="auto"/>
-                <w:right w:val="none" w:sz="0" w:space="0" w:color="auto"/>
-                <w:insideH w:val="none" w:sz="0" w:space="0" w:color="auto"/>
-                <w:insideV w:val="none" w:sz="0" w:space="0" w:color="auto"/>
+                <w:top w:val="none" w:color="auto" w:sz="0" w:space="0"/>
+                <w:left w:val="none" w:color="auto" w:sz="0" w:space="0"/>
+                <w:bottom w:val="none" w:color="auto" w:sz="0" w:space="0"/>
+                <w:right w:val="none" w:color="auto" w:sz="0" w:space="0"/>
+                <w:insideH w:val="none" w:color="auto" w:sz="0" w:space="0"/>
+                <w:insideV w:val="none" w:color="auto" w:sz="0" w:space="0"/>
               </w:tblBorders>
               <w:tblLook w:val="04A0" w:firstRow="1" w:lastRow="0" w:firstColumn="1" w:lastColumn="0" w:noHBand="0" w:noVBand="1"/>
             </w:tblPr>
@@ -23845,7 +25668,7 @@
                   <w:pPr>
                     <w:pStyle w:val="Footer"/>
                     <w:pBdr>
-                      <w:bottom w:val="single" w:sz="6" w:space="1" w:color="auto"/>
+                      <w:bottom w:val="single" w:color="auto" w:sz="6" w:space="1"/>
                     </w:pBdr>
                     <w:tabs>
                       <w:tab w:val="clear" w:pos="4680"/>
@@ -24068,16 +25891,26 @@
               </w:rPr>
               <w:t>/</w:t>
             </w:r>
-            <w:fldSimple w:instr="NUMPAGES   \* MERGEFORMAT">
-              <w:r>
-                <w:rPr>
-                  <w:noProof/>
-                  <w:sz w:val="22"/>
-                  <w:szCs w:val="22"/>
-                </w:rPr>
-                <w:t>12</w:t>
-              </w:r>
-            </w:fldSimple>
+            <w:r>
+              <w:fldChar w:fldCharType="begin"/>
+            </w:r>
+            <w:r>
+              <w:instrText>NUMPAGES   \* MERGEFORMAT</w:instrText>
+            </w:r>
+            <w:r>
+              <w:fldChar w:fldCharType="separate"/>
+            </w:r>
+            <w:r>
+              <w:rPr>
+                <w:noProof/>
+                <w:sz w:val="22"/>
+                <w:szCs w:val="22"/>
+              </w:rPr>
+              <w:t>12</w:t>
+            </w:r>
+            <w:r>
+              <w:fldChar w:fldCharType="end"/>
+            </w:r>
           </w:p>
         </w:sdtContent>
       </w:sdt>
@@ -24112,19 +25945,19 @@
 </file>
 
 <file path=word/header1.xml><?xml version="1.0" encoding="utf-8"?>
-<w:hdr xmlns:wpc="http://schemas.microsoft.com/office/word/2010/wordprocessingCanvas" xmlns:cx="http://schemas.microsoft.com/office/drawing/2014/chartex" xmlns:cx1="http://schemas.microsoft.com/office/drawing/2015/9/8/chartex" xmlns:cx2="http://schemas.microsoft.com/office/drawing/2015/10/21/chartex" xmlns:cx3="http://schemas.microsoft.com/office/drawing/2016/5/9/chartex" xmlns:cx4="http://schemas.microsoft.com/office/drawing/2016/5/10/chartex" xmlns:cx5="http://schemas.microsoft.com/office/drawing/2016/5/11/chartex" xmlns:cx6="http://schemas.microsoft.com/office/drawing/2016/5/12/chartex" xmlns:cx7="http://schemas.microsoft.com/office/drawing/2016/5/13/chartex" xmlns:cx8="http://schemas.microsoft.com/office/drawing/2016/5/14/chartex" xmlns:mc="http://schemas.openxmlformats.org/markup-compatibility/2006" xmlns:aink="http://schemas.microsoft.com/office/drawing/2016/ink" xmlns:am3d="http://schemas.microsoft.com/office/drawing/2017/model3d" xmlns:o="urn:schemas-microsoft-com:office:office" xmlns:oel="http://schemas.microsoft.com/office/2019/extlst" xmlns:r="http://schemas.openxmlformats.org/officeDocument/2006/relationships" xmlns:m="http://schemas.openxmlformats.org/officeDocument/2006/math" xmlns:v="urn:schemas-microsoft-com:vml" xmlns:wp14="http://schemas.microsoft.com/office/word/2010/wordprocessingDrawing" xmlns:wp="http://schemas.openxmlformats.org/drawingml/2006/wordprocessingDrawing" xmlns:w10="urn:schemas-microsoft-com:office:word" xmlns:w="http://schemas.openxmlformats.org/wordprocessingml/2006/main" xmlns:w14="http://schemas.microsoft.com/office/word/2010/wordml" xmlns:w15="http://schemas.microsoft.com/office/word/2012/wordml" xmlns:w16cex="http://schemas.microsoft.com/office/word/2018/wordml/cex" xmlns:w16cid="http://schemas.microsoft.com/office/word/2016/wordml/cid" xmlns:w16="http://schemas.microsoft.com/office/word/2018/wordml" xmlns:w16du="http://schemas.microsoft.com/office/word/2023/wordml/word16du" xmlns:w16sdtdh="http://schemas.microsoft.com/office/word/2020/wordml/sdtdatahash" xmlns:w16sdtfl="http://schemas.microsoft.com/office/word/2024/wordml/sdtformatlock" xmlns:w16se="http://schemas.microsoft.com/office/word/2015/wordml/symex" xmlns:wpg="http://schemas.microsoft.com/office/word/2010/wordprocessingGroup" xmlns:wpi="http://schemas.microsoft.com/office/word/2010/wordprocessingInk" xmlns:wne="http://schemas.microsoft.com/office/word/2006/wordml" xmlns:wps="http://schemas.microsoft.com/office/word/2010/wordprocessingShape" mc:Ignorable="w14 w15 w16se w16cid w16 w16cex w16sdtdh w16sdtfl w16du wp14">
+<w:hdr xmlns:wpc="http://schemas.microsoft.com/office/word/2010/wordprocessingCanvas" xmlns:cx="http://schemas.microsoft.com/office/drawing/2014/chartex" xmlns:cx1="http://schemas.microsoft.com/office/drawing/2015/9/8/chartex" xmlns:cx2="http://schemas.microsoft.com/office/drawing/2015/10/21/chartex" xmlns:cx3="http://schemas.microsoft.com/office/drawing/2016/5/9/chartex" xmlns:cx4="http://schemas.microsoft.com/office/drawing/2016/5/10/chartex" xmlns:cx5="http://schemas.microsoft.com/office/drawing/2016/5/11/chartex" xmlns:cx6="http://schemas.microsoft.com/office/drawing/2016/5/12/chartex" xmlns:cx7="http://schemas.microsoft.com/office/drawing/2016/5/13/chartex" xmlns:cx8="http://schemas.microsoft.com/office/drawing/2016/5/14/chartex" xmlns:mc="http://schemas.openxmlformats.org/markup-compatibility/2006" xmlns:aink="http://schemas.microsoft.com/office/drawing/2016/ink" xmlns:am3d="http://schemas.microsoft.com/office/drawing/2017/model3d" xmlns:o="urn:schemas-microsoft-com:office:office" xmlns:oel="http://schemas.microsoft.com/office/2019/extlst" xmlns:r="http://schemas.openxmlformats.org/officeDocument/2006/relationships" xmlns:m="http://schemas.openxmlformats.org/officeDocument/2006/math" xmlns:v="urn:schemas-microsoft-com:vml" xmlns:wp14="http://schemas.microsoft.com/office/word/2010/wordprocessingDrawing" xmlns:wp="http://schemas.openxmlformats.org/drawingml/2006/wordprocessingDrawing" xmlns:w10="urn:schemas-microsoft-com:office:word" xmlns:w="http://schemas.openxmlformats.org/wordprocessingml/2006/main" xmlns:w14="http://schemas.microsoft.com/office/word/2010/wordml" xmlns:w15="http://schemas.microsoft.com/office/word/2012/wordml" xmlns:w16cex="http://schemas.microsoft.com/office/word/2018/wordml/cex" xmlns:w16cid="http://schemas.microsoft.com/office/word/2016/wordml/cid" xmlns:w16="http://schemas.microsoft.com/office/word/2018/wordml" xmlns:w16du="http://schemas.microsoft.com/office/word/2023/wordml/word16du" xmlns:w16sdtdh="http://schemas.microsoft.com/office/word/2020/wordml/sdtdatahash" xmlns:w16sdtfl="http://schemas.microsoft.com/office/word/2024/wordml/sdtformatlock" xmlns:w16se="http://schemas.microsoft.com/office/word/2015/wordml/symex" xmlns:wpg="http://schemas.microsoft.com/office/word/2010/wordprocessingGroup" xmlns:wpi="http://schemas.microsoft.com/office/word/2010/wordprocessingInk" xmlns:wne="http://schemas.microsoft.com/office/word/2006/wordml" xmlns:wps="http://schemas.microsoft.com/office/word/2010/wordprocessingShape" xmlns:a="http://schemas.openxmlformats.org/drawingml/2006/main" xmlns:pic="http://schemas.openxmlformats.org/drawingml/2006/picture" mc:Ignorable="w14 w15 w16se w16cid w16 w16cex w16sdtdh w16sdtfl w16du wp14">
   <w:tbl>
     <w:tblPr>
       <w:tblStyle w:val="TableGrid"/>
       <w:tblW w:w="9209" w:type="dxa"/>
       <w:jc w:val="center"/>
       <w:tblBorders>
-        <w:top w:val="none" w:sz="0" w:space="0" w:color="auto"/>
-        <w:left w:val="none" w:sz="0" w:space="0" w:color="auto"/>
-        <w:bottom w:val="none" w:sz="0" w:space="0" w:color="auto"/>
-        <w:right w:val="none" w:sz="0" w:space="0" w:color="auto"/>
-        <w:insideH w:val="none" w:sz="0" w:space="0" w:color="auto"/>
-        <w:insideV w:val="none" w:sz="0" w:space="0" w:color="auto"/>
+        <w:top w:val="none" w:color="auto" w:sz="0" w:space="0"/>
+        <w:left w:val="none" w:color="auto" w:sz="0" w:space="0"/>
+        <w:bottom w:val="none" w:color="auto" w:sz="0" w:space="0"/>
+        <w:right w:val="none" w:color="auto" w:sz="0" w:space="0"/>
+        <w:insideH w:val="none" w:color="auto" w:sz="0" w:space="0"/>
+        <w:insideV w:val="none" w:color="auto" w:sz="0" w:space="0"/>
       </w:tblBorders>
       <w:tblLayout w:type="fixed"/>
       <w:tblLook w:val="04A0" w:firstRow="1" w:lastRow="0" w:firstColumn="1" w:lastColumn="0" w:noHBand="0" w:noVBand="1"/>
@@ -24226,7 +26059,7 @@
           <w:gridSpan w:val="2"/>
           <w:vMerge w:val="restart"/>
           <w:tcBorders>
-            <w:right w:val="double" w:sz="4" w:space="0" w:color="auto"/>
+            <w:right w:val="double" w:color="auto" w:sz="4" w:space="0"/>
           </w:tcBorders>
           <w:vAlign w:val="bottom"/>
         </w:tcPr>
@@ -24276,10 +26109,10 @@
         <w:tcPr>
           <w:tcW w:w="1701" w:type="dxa"/>
           <w:tcBorders>
-            <w:top w:val="double" w:sz="4" w:space="0" w:color="auto"/>
-            <w:left w:val="double" w:sz="4" w:space="0" w:color="auto"/>
-            <w:bottom w:val="double" w:sz="4" w:space="0" w:color="auto"/>
-            <w:right w:val="double" w:sz="4" w:space="0" w:color="auto"/>
+            <w:top w:val="double" w:color="auto" w:sz="4" w:space="0"/>
+            <w:left w:val="double" w:color="auto" w:sz="4" w:space="0"/>
+            <w:bottom w:val="double" w:color="auto" w:sz="4" w:space="0"/>
+            <w:right w:val="double" w:color="auto" w:sz="4" w:space="0"/>
           </w:tcBorders>
           <w:vAlign w:val="center"/>
         </w:tcPr>
@@ -24353,7 +26186,7 @@
         <w:tcPr>
           <w:tcW w:w="1701" w:type="dxa"/>
           <w:tcBorders>
-            <w:top w:val="double" w:sz="4" w:space="0" w:color="auto"/>
+            <w:top w:val="double" w:color="auto" w:sz="4" w:space="0"/>
           </w:tcBorders>
           <w:vAlign w:val="center"/>
         </w:tcPr>
@@ -24589,7 +26422,7 @@
         <w:p>
           <w:pPr>
             <w:pBdr>
-              <w:bottom w:val="single" w:sz="6" w:space="1" w:color="auto"/>
+              <w:bottom w:val="single" w:color="auto" w:sz="6" w:space="1"/>
             </w:pBdr>
             <w:ind w:right="0"/>
             <w:contextualSpacing/>
@@ -24642,7 +26475,7 @@
         <w:ind w:left="360" w:hanging="360"/>
       </w:pPr>
       <w:rPr>
-        <w:rFonts w:ascii="Arial" w:eastAsia="Times New Roman" w:hAnsi="Arial" w:cs="Arial" w:hint="default"/>
+        <w:rFonts w:hint="default" w:ascii="Arial" w:hAnsi="Arial" w:eastAsia="Times New Roman" w:cs="Arial"/>
       </w:rPr>
     </w:lvl>
     <w:lvl w:ilvl="1" w:tplc="04090003" w:tentative="1">
@@ -24654,7 +26487,7 @@
         <w:ind w:left="1080" w:hanging="360"/>
       </w:pPr>
       <w:rPr>
-        <w:rFonts w:ascii="Courier New" w:hAnsi="Courier New" w:cs="Courier New" w:hint="default"/>
+        <w:rFonts w:hint="default" w:ascii="Courier New" w:hAnsi="Courier New" w:cs="Courier New"/>
       </w:rPr>
     </w:lvl>
     <w:lvl w:ilvl="2" w:tplc="04090005" w:tentative="1">
@@ -24666,7 +26499,7 @@
         <w:ind w:left="1800" w:hanging="360"/>
       </w:pPr>
       <w:rPr>
-        <w:rFonts w:ascii="Wingdings" w:hAnsi="Wingdings" w:hint="default"/>
+        <w:rFonts w:hint="default" w:ascii="Wingdings" w:hAnsi="Wingdings"/>
       </w:rPr>
     </w:lvl>
     <w:lvl w:ilvl="3" w:tplc="04090001" w:tentative="1">
@@ -24678,7 +26511,7 @@
         <w:ind w:left="2520" w:hanging="360"/>
       </w:pPr>
       <w:rPr>
-        <w:rFonts w:ascii="Symbol" w:hAnsi="Symbol" w:hint="default"/>
+        <w:rFonts w:hint="default" w:ascii="Symbol" w:hAnsi="Symbol"/>
       </w:rPr>
     </w:lvl>
     <w:lvl w:ilvl="4" w:tplc="04090003" w:tentative="1">
@@ -24690,7 +26523,7 @@
         <w:ind w:left="3240" w:hanging="360"/>
       </w:pPr>
       <w:rPr>
-        <w:rFonts w:ascii="Courier New" w:hAnsi="Courier New" w:cs="Courier New" w:hint="default"/>
+        <w:rFonts w:hint="default" w:ascii="Courier New" w:hAnsi="Courier New" w:cs="Courier New"/>
       </w:rPr>
     </w:lvl>
     <w:lvl w:ilvl="5" w:tplc="04090005" w:tentative="1">
@@ -24702,7 +26535,7 @@
         <w:ind w:left="3960" w:hanging="360"/>
       </w:pPr>
       <w:rPr>
-        <w:rFonts w:ascii="Wingdings" w:hAnsi="Wingdings" w:hint="default"/>
+        <w:rFonts w:hint="default" w:ascii="Wingdings" w:hAnsi="Wingdings"/>
       </w:rPr>
     </w:lvl>
     <w:lvl w:ilvl="6" w:tplc="04090001" w:tentative="1">
@@ -24714,7 +26547,7 @@
         <w:ind w:left="4680" w:hanging="360"/>
       </w:pPr>
       <w:rPr>
-        <w:rFonts w:ascii="Symbol" w:hAnsi="Symbol" w:hint="default"/>
+        <w:rFonts w:hint="default" w:ascii="Symbol" w:hAnsi="Symbol"/>
       </w:rPr>
     </w:lvl>
     <w:lvl w:ilvl="7" w:tplc="04090003" w:tentative="1">
@@ -24726,7 +26559,7 @@
         <w:ind w:left="5400" w:hanging="360"/>
       </w:pPr>
       <w:rPr>
-        <w:rFonts w:ascii="Courier New" w:hAnsi="Courier New" w:cs="Courier New" w:hint="default"/>
+        <w:rFonts w:hint="default" w:ascii="Courier New" w:hAnsi="Courier New" w:cs="Courier New"/>
       </w:rPr>
     </w:lvl>
     <w:lvl w:ilvl="8" w:tplc="04090005" w:tentative="1">
@@ -24738,7 +26571,7 @@
         <w:ind w:left="6120" w:hanging="360"/>
       </w:pPr>
       <w:rPr>
-        <w:rFonts w:ascii="Wingdings" w:hAnsi="Wingdings" w:hint="default"/>
+        <w:rFonts w:hint="default" w:ascii="Wingdings" w:hAnsi="Wingdings"/>
       </w:rPr>
     </w:lvl>
   </w:abstractNum>
@@ -25197,7 +27030,7 @@
         <w:ind w:left="720" w:hanging="360"/>
       </w:pPr>
       <w:rPr>
-        <w:rFonts w:ascii="Wingdings" w:hAnsi="Wingdings" w:hint="default"/>
+        <w:rFonts w:hint="default" w:ascii="Wingdings" w:hAnsi="Wingdings"/>
       </w:rPr>
     </w:lvl>
     <w:lvl w:ilvl="1" w:tplc="04090003" w:tentative="1">
@@ -25209,7 +27042,7 @@
         <w:ind w:left="1440" w:hanging="360"/>
       </w:pPr>
       <w:rPr>
-        <w:rFonts w:ascii="Courier New" w:hAnsi="Courier New" w:cs="Courier New" w:hint="default"/>
+        <w:rFonts w:hint="default" w:ascii="Courier New" w:hAnsi="Courier New" w:cs="Courier New"/>
       </w:rPr>
     </w:lvl>
     <w:lvl w:ilvl="2" w:tplc="04090005" w:tentative="1">
@@ -25221,7 +27054,7 @@
         <w:ind w:left="2160" w:hanging="360"/>
       </w:pPr>
       <w:rPr>
-        <w:rFonts w:ascii="Wingdings" w:hAnsi="Wingdings" w:hint="default"/>
+        <w:rFonts w:hint="default" w:ascii="Wingdings" w:hAnsi="Wingdings"/>
       </w:rPr>
     </w:lvl>
     <w:lvl w:ilvl="3" w:tplc="04090001" w:tentative="1">
@@ -25233,7 +27066,7 @@
         <w:ind w:left="2880" w:hanging="360"/>
       </w:pPr>
       <w:rPr>
-        <w:rFonts w:ascii="Symbol" w:hAnsi="Symbol" w:hint="default"/>
+        <w:rFonts w:hint="default" w:ascii="Symbol" w:hAnsi="Symbol"/>
       </w:rPr>
     </w:lvl>
     <w:lvl w:ilvl="4" w:tplc="04090003" w:tentative="1">
@@ -25245,7 +27078,7 @@
         <w:ind w:left="3600" w:hanging="360"/>
       </w:pPr>
       <w:rPr>
-        <w:rFonts w:ascii="Courier New" w:hAnsi="Courier New" w:cs="Courier New" w:hint="default"/>
+        <w:rFonts w:hint="default" w:ascii="Courier New" w:hAnsi="Courier New" w:cs="Courier New"/>
       </w:rPr>
     </w:lvl>
     <w:lvl w:ilvl="5" w:tplc="04090005" w:tentative="1">
@@ -25257,7 +27090,7 @@
         <w:ind w:left="4320" w:hanging="360"/>
       </w:pPr>
       <w:rPr>
-        <w:rFonts w:ascii="Wingdings" w:hAnsi="Wingdings" w:hint="default"/>
+        <w:rFonts w:hint="default" w:ascii="Wingdings" w:hAnsi="Wingdings"/>
       </w:rPr>
     </w:lvl>
     <w:lvl w:ilvl="6" w:tplc="04090001" w:tentative="1">
@@ -25269,7 +27102,7 @@
         <w:ind w:left="5040" w:hanging="360"/>
       </w:pPr>
       <w:rPr>
-        <w:rFonts w:ascii="Symbol" w:hAnsi="Symbol" w:hint="default"/>
+        <w:rFonts w:hint="default" w:ascii="Symbol" w:hAnsi="Symbol"/>
       </w:rPr>
     </w:lvl>
     <w:lvl w:ilvl="7" w:tplc="04090003" w:tentative="1">
@@ -25281,7 +27114,7 @@
         <w:ind w:left="5760" w:hanging="360"/>
       </w:pPr>
       <w:rPr>
-        <w:rFonts w:ascii="Courier New" w:hAnsi="Courier New" w:cs="Courier New" w:hint="default"/>
+        <w:rFonts w:hint="default" w:ascii="Courier New" w:hAnsi="Courier New" w:cs="Courier New"/>
       </w:rPr>
     </w:lvl>
     <w:lvl w:ilvl="8" w:tplc="04090005" w:tentative="1">
@@ -25293,7 +27126,7 @@
         <w:ind w:left="6480" w:hanging="360"/>
       </w:pPr>
       <w:rPr>
-        <w:rFonts w:ascii="Wingdings" w:hAnsi="Wingdings" w:hint="default"/>
+        <w:rFonts w:hint="default" w:ascii="Wingdings" w:hAnsi="Wingdings"/>
       </w:rPr>
     </w:lvl>
   </w:abstractNum>
@@ -25399,7 +27232,7 @@
         <w:ind w:left="720" w:hanging="360"/>
       </w:pPr>
       <w:rPr>
-        <w:rFonts w:ascii="Century Gothic" w:eastAsia="Times New Roman" w:hAnsi="Century Gothic" w:cs="Tahoma" w:hint="default"/>
+        <w:rFonts w:hint="default" w:ascii="Century Gothic" w:hAnsi="Century Gothic" w:eastAsia="Times New Roman" w:cs="Tahoma"/>
       </w:rPr>
     </w:lvl>
     <w:lvl w:ilvl="1" w:tplc="04090003" w:tentative="1">
@@ -25411,7 +27244,7 @@
         <w:ind w:left="1440" w:hanging="360"/>
       </w:pPr>
       <w:rPr>
-        <w:rFonts w:ascii="Courier New" w:hAnsi="Courier New" w:cs="Courier New" w:hint="default"/>
+        <w:rFonts w:hint="default" w:ascii="Courier New" w:hAnsi="Courier New" w:cs="Courier New"/>
       </w:rPr>
     </w:lvl>
     <w:lvl w:ilvl="2" w:tplc="04090005" w:tentative="1">
@@ -25423,7 +27256,7 @@
         <w:ind w:left="2160" w:hanging="360"/>
       </w:pPr>
       <w:rPr>
-        <w:rFonts w:ascii="Wingdings" w:hAnsi="Wingdings" w:hint="default"/>
+        <w:rFonts w:hint="default" w:ascii="Wingdings" w:hAnsi="Wingdings"/>
       </w:rPr>
     </w:lvl>
     <w:lvl w:ilvl="3" w:tplc="04090001" w:tentative="1">
@@ -25435,7 +27268,7 @@
         <w:ind w:left="2880" w:hanging="360"/>
       </w:pPr>
       <w:rPr>
-        <w:rFonts w:ascii="Symbol" w:hAnsi="Symbol" w:hint="default"/>
+        <w:rFonts w:hint="default" w:ascii="Symbol" w:hAnsi="Symbol"/>
       </w:rPr>
     </w:lvl>
     <w:lvl w:ilvl="4" w:tplc="04090003" w:tentative="1">
@@ -25447,7 +27280,7 @@
         <w:ind w:left="3600" w:hanging="360"/>
       </w:pPr>
       <w:rPr>
-        <w:rFonts w:ascii="Courier New" w:hAnsi="Courier New" w:cs="Courier New" w:hint="default"/>
+        <w:rFonts w:hint="default" w:ascii="Courier New" w:hAnsi="Courier New" w:cs="Courier New"/>
       </w:rPr>
     </w:lvl>
     <w:lvl w:ilvl="5" w:tplc="04090005" w:tentative="1">
@@ -25459,7 +27292,7 @@
         <w:ind w:left="4320" w:hanging="360"/>
       </w:pPr>
       <w:rPr>
-        <w:rFonts w:ascii="Wingdings" w:hAnsi="Wingdings" w:hint="default"/>
+        <w:rFonts w:hint="default" w:ascii="Wingdings" w:hAnsi="Wingdings"/>
       </w:rPr>
     </w:lvl>
     <w:lvl w:ilvl="6" w:tplc="04090001" w:tentative="1">
@@ -25471,7 +27304,7 @@
         <w:ind w:left="5040" w:hanging="360"/>
       </w:pPr>
       <w:rPr>
-        <w:rFonts w:ascii="Symbol" w:hAnsi="Symbol" w:hint="default"/>
+        <w:rFonts w:hint="default" w:ascii="Symbol" w:hAnsi="Symbol"/>
       </w:rPr>
     </w:lvl>
     <w:lvl w:ilvl="7" w:tplc="04090003" w:tentative="1">
@@ -25483,7 +27316,7 @@
         <w:ind w:left="5760" w:hanging="360"/>
       </w:pPr>
       <w:rPr>
-        <w:rFonts w:ascii="Courier New" w:hAnsi="Courier New" w:cs="Courier New" w:hint="default"/>
+        <w:rFonts w:hint="default" w:ascii="Courier New" w:hAnsi="Courier New" w:cs="Courier New"/>
       </w:rPr>
     </w:lvl>
     <w:lvl w:ilvl="8" w:tplc="04090005" w:tentative="1">
@@ -25495,7 +27328,7 @@
         <w:ind w:left="6480" w:hanging="360"/>
       </w:pPr>
       <w:rPr>
-        <w:rFonts w:ascii="Wingdings" w:hAnsi="Wingdings" w:hint="default"/>
+        <w:rFonts w:hint="default" w:ascii="Wingdings" w:hAnsi="Wingdings"/>
       </w:rPr>
     </w:lvl>
   </w:abstractNum>
@@ -25512,7 +27345,7 @@
         <w:ind w:left="720" w:hanging="360"/>
       </w:pPr>
       <w:rPr>
-        <w:rFonts w:ascii="Wingdings" w:hAnsi="Wingdings" w:hint="default"/>
+        <w:rFonts w:hint="default" w:ascii="Wingdings" w:hAnsi="Wingdings"/>
       </w:rPr>
     </w:lvl>
     <w:lvl w:ilvl="1" w:tplc="04090003" w:tentative="1">
@@ -25524,7 +27357,7 @@
         <w:ind w:left="1440" w:hanging="360"/>
       </w:pPr>
       <w:rPr>
-        <w:rFonts w:ascii="Courier New" w:hAnsi="Courier New" w:cs="Courier New" w:hint="default"/>
+        <w:rFonts w:hint="default" w:ascii="Courier New" w:hAnsi="Courier New" w:cs="Courier New"/>
       </w:rPr>
     </w:lvl>
     <w:lvl w:ilvl="2" w:tplc="04090005" w:tentative="1">
@@ -25536,7 +27369,7 @@
         <w:ind w:left="2160" w:hanging="360"/>
       </w:pPr>
       <w:rPr>
-        <w:rFonts w:ascii="Wingdings" w:hAnsi="Wingdings" w:hint="default"/>
+        <w:rFonts w:hint="default" w:ascii="Wingdings" w:hAnsi="Wingdings"/>
       </w:rPr>
     </w:lvl>
     <w:lvl w:ilvl="3" w:tplc="04090001" w:tentative="1">
@@ -25548,7 +27381,7 @@
         <w:ind w:left="2880" w:hanging="360"/>
       </w:pPr>
       <w:rPr>
-        <w:rFonts w:ascii="Symbol" w:hAnsi="Symbol" w:hint="default"/>
+        <w:rFonts w:hint="default" w:ascii="Symbol" w:hAnsi="Symbol"/>
       </w:rPr>
     </w:lvl>
     <w:lvl w:ilvl="4" w:tplc="04090003" w:tentative="1">
@@ -25560,7 +27393,7 @@
         <w:ind w:left="3600" w:hanging="360"/>
       </w:pPr>
       <w:rPr>
-        <w:rFonts w:ascii="Courier New" w:hAnsi="Courier New" w:cs="Courier New" w:hint="default"/>
+        <w:rFonts w:hint="default" w:ascii="Courier New" w:hAnsi="Courier New" w:cs="Courier New"/>
       </w:rPr>
     </w:lvl>
     <w:lvl w:ilvl="5" w:tplc="04090005" w:tentative="1">
@@ -25572,7 +27405,7 @@
         <w:ind w:left="4320" w:hanging="360"/>
       </w:pPr>
       <w:rPr>
-        <w:rFonts w:ascii="Wingdings" w:hAnsi="Wingdings" w:hint="default"/>
+        <w:rFonts w:hint="default" w:ascii="Wingdings" w:hAnsi="Wingdings"/>
       </w:rPr>
     </w:lvl>
     <w:lvl w:ilvl="6" w:tplc="04090001" w:tentative="1">
@@ -25584,7 +27417,7 @@
         <w:ind w:left="5040" w:hanging="360"/>
       </w:pPr>
       <w:rPr>
-        <w:rFonts w:ascii="Symbol" w:hAnsi="Symbol" w:hint="default"/>
+        <w:rFonts w:hint="default" w:ascii="Symbol" w:hAnsi="Symbol"/>
       </w:rPr>
     </w:lvl>
     <w:lvl w:ilvl="7" w:tplc="04090003" w:tentative="1">
@@ -25596,7 +27429,7 @@
         <w:ind w:left="5760" w:hanging="360"/>
       </w:pPr>
       <w:rPr>
-        <w:rFonts w:ascii="Courier New" w:hAnsi="Courier New" w:cs="Courier New" w:hint="default"/>
+        <w:rFonts w:hint="default" w:ascii="Courier New" w:hAnsi="Courier New" w:cs="Courier New"/>
       </w:rPr>
     </w:lvl>
     <w:lvl w:ilvl="8" w:tplc="04090005" w:tentative="1">
@@ -25608,7 +27441,7 @@
         <w:ind w:left="6480" w:hanging="360"/>
       </w:pPr>
       <w:rPr>
-        <w:rFonts w:ascii="Wingdings" w:hAnsi="Wingdings" w:hint="default"/>
+        <w:rFonts w:hint="default" w:ascii="Wingdings" w:hAnsi="Wingdings"/>
       </w:rPr>
     </w:lvl>
   </w:abstractNum>
@@ -25714,7 +27547,7 @@
         <w:ind w:left="2461" w:hanging="360"/>
       </w:pPr>
       <w:rPr>
-        <w:rFonts w:ascii="Symbol" w:hAnsi="Symbol" w:hint="default"/>
+        <w:rFonts w:hint="default" w:ascii="Symbol" w:hAnsi="Symbol"/>
       </w:rPr>
     </w:lvl>
     <w:lvl w:ilvl="1" w:tplc="04090003" w:tentative="1">
@@ -25726,7 +27559,7 @@
         <w:ind w:left="3181" w:hanging="360"/>
       </w:pPr>
       <w:rPr>
-        <w:rFonts w:ascii="Courier New" w:hAnsi="Courier New" w:cs="Courier New" w:hint="default"/>
+        <w:rFonts w:hint="default" w:ascii="Courier New" w:hAnsi="Courier New" w:cs="Courier New"/>
       </w:rPr>
     </w:lvl>
     <w:lvl w:ilvl="2" w:tplc="04090005" w:tentative="1">
@@ -25738,7 +27571,7 @@
         <w:ind w:left="3901" w:hanging="360"/>
       </w:pPr>
       <w:rPr>
-        <w:rFonts w:ascii="Wingdings" w:hAnsi="Wingdings" w:hint="default"/>
+        <w:rFonts w:hint="default" w:ascii="Wingdings" w:hAnsi="Wingdings"/>
       </w:rPr>
     </w:lvl>
     <w:lvl w:ilvl="3" w:tplc="04090001" w:tentative="1">
@@ -25750,7 +27583,7 @@
         <w:ind w:left="4621" w:hanging="360"/>
       </w:pPr>
       <w:rPr>
-        <w:rFonts w:ascii="Symbol" w:hAnsi="Symbol" w:hint="default"/>
+        <w:rFonts w:hint="default" w:ascii="Symbol" w:hAnsi="Symbol"/>
       </w:rPr>
     </w:lvl>
     <w:lvl w:ilvl="4" w:tplc="04090003" w:tentative="1">
@@ -25762,7 +27595,7 @@
         <w:ind w:left="5341" w:hanging="360"/>
       </w:pPr>
       <w:rPr>
-        <w:rFonts w:ascii="Courier New" w:hAnsi="Courier New" w:cs="Courier New" w:hint="default"/>
+        <w:rFonts w:hint="default" w:ascii="Courier New" w:hAnsi="Courier New" w:cs="Courier New"/>
       </w:rPr>
     </w:lvl>
     <w:lvl w:ilvl="5" w:tplc="04090005" w:tentative="1">
@@ -25774,7 +27607,7 @@
         <w:ind w:left="6061" w:hanging="360"/>
       </w:pPr>
       <w:rPr>
-        <w:rFonts w:ascii="Wingdings" w:hAnsi="Wingdings" w:hint="default"/>
+        <w:rFonts w:hint="default" w:ascii="Wingdings" w:hAnsi="Wingdings"/>
       </w:rPr>
     </w:lvl>
     <w:lvl w:ilvl="6" w:tplc="04090001" w:tentative="1">
@@ -25786,7 +27619,7 @@
         <w:ind w:left="6781" w:hanging="360"/>
       </w:pPr>
       <w:rPr>
-        <w:rFonts w:ascii="Symbol" w:hAnsi="Symbol" w:hint="default"/>
+        <w:rFonts w:hint="default" w:ascii="Symbol" w:hAnsi="Symbol"/>
       </w:rPr>
     </w:lvl>
     <w:lvl w:ilvl="7" w:tplc="04090003" w:tentative="1">
@@ -25798,7 +27631,7 @@
         <w:ind w:left="7501" w:hanging="360"/>
       </w:pPr>
       <w:rPr>
-        <w:rFonts w:ascii="Courier New" w:hAnsi="Courier New" w:cs="Courier New" w:hint="default"/>
+        <w:rFonts w:hint="default" w:ascii="Courier New" w:hAnsi="Courier New" w:cs="Courier New"/>
       </w:rPr>
     </w:lvl>
     <w:lvl w:ilvl="8" w:tplc="04090005" w:tentative="1">
@@ -25810,7 +27643,7 @@
         <w:ind w:left="8221" w:hanging="360"/>
       </w:pPr>
       <w:rPr>
-        <w:rFonts w:ascii="Wingdings" w:hAnsi="Wingdings" w:hint="default"/>
+        <w:rFonts w:hint="default" w:ascii="Wingdings" w:hAnsi="Wingdings"/>
       </w:rPr>
     </w:lvl>
   </w:abstractNum>
@@ -25916,7 +27749,7 @@
         <w:ind w:left="1741" w:hanging="360"/>
       </w:pPr>
       <w:rPr>
-        <w:rFonts w:ascii="Wingdings" w:hAnsi="Wingdings" w:hint="default"/>
+        <w:rFonts w:hint="default" w:ascii="Wingdings" w:hAnsi="Wingdings"/>
       </w:rPr>
     </w:lvl>
     <w:lvl w:ilvl="1" w:tplc="04090003" w:tentative="1">
@@ -25928,7 +27761,7 @@
         <w:ind w:left="2461" w:hanging="360"/>
       </w:pPr>
       <w:rPr>
-        <w:rFonts w:ascii="Courier New" w:hAnsi="Courier New" w:cs="Courier New" w:hint="default"/>
+        <w:rFonts w:hint="default" w:ascii="Courier New" w:hAnsi="Courier New" w:cs="Courier New"/>
       </w:rPr>
     </w:lvl>
     <w:lvl w:ilvl="2" w:tplc="04090005" w:tentative="1">
@@ -25940,7 +27773,7 @@
         <w:ind w:left="3181" w:hanging="360"/>
       </w:pPr>
       <w:rPr>
-        <w:rFonts w:ascii="Wingdings" w:hAnsi="Wingdings" w:hint="default"/>
+        <w:rFonts w:hint="default" w:ascii="Wingdings" w:hAnsi="Wingdings"/>
       </w:rPr>
     </w:lvl>
     <w:lvl w:ilvl="3" w:tplc="04090001" w:tentative="1">
@@ -25952,7 +27785,7 @@
         <w:ind w:left="3901" w:hanging="360"/>
       </w:pPr>
       <w:rPr>
-        <w:rFonts w:ascii="Symbol" w:hAnsi="Symbol" w:hint="default"/>
+        <w:rFonts w:hint="default" w:ascii="Symbol" w:hAnsi="Symbol"/>
       </w:rPr>
     </w:lvl>
     <w:lvl w:ilvl="4" w:tplc="04090003" w:tentative="1">
@@ -25964,7 +27797,7 @@
         <w:ind w:left="4621" w:hanging="360"/>
       </w:pPr>
       <w:rPr>
-        <w:rFonts w:ascii="Courier New" w:hAnsi="Courier New" w:cs="Courier New" w:hint="default"/>
+        <w:rFonts w:hint="default" w:ascii="Courier New" w:hAnsi="Courier New" w:cs="Courier New"/>
       </w:rPr>
     </w:lvl>
     <w:lvl w:ilvl="5" w:tplc="04090005" w:tentative="1">
@@ -25976,7 +27809,7 @@
         <w:ind w:left="5341" w:hanging="360"/>
       </w:pPr>
       <w:rPr>
-        <w:rFonts w:ascii="Wingdings" w:hAnsi="Wingdings" w:hint="default"/>
+        <w:rFonts w:hint="default" w:ascii="Wingdings" w:hAnsi="Wingdings"/>
       </w:rPr>
     </w:lvl>
     <w:lvl w:ilvl="6" w:tplc="04090001" w:tentative="1">
@@ -25988,7 +27821,7 @@
         <w:ind w:left="6061" w:hanging="360"/>
       </w:pPr>
       <w:rPr>
-        <w:rFonts w:ascii="Symbol" w:hAnsi="Symbol" w:hint="default"/>
+        <w:rFonts w:hint="default" w:ascii="Symbol" w:hAnsi="Symbol"/>
       </w:rPr>
     </w:lvl>
     <w:lvl w:ilvl="7" w:tplc="04090003" w:tentative="1">
@@ -26000,7 +27833,7 @@
         <w:ind w:left="6781" w:hanging="360"/>
       </w:pPr>
       <w:rPr>
-        <w:rFonts w:ascii="Courier New" w:hAnsi="Courier New" w:cs="Courier New" w:hint="default"/>
+        <w:rFonts w:hint="default" w:ascii="Courier New" w:hAnsi="Courier New" w:cs="Courier New"/>
       </w:rPr>
     </w:lvl>
     <w:lvl w:ilvl="8" w:tplc="04090005" w:tentative="1">
@@ -26012,7 +27845,7 @@
         <w:ind w:left="7501" w:hanging="360"/>
       </w:pPr>
       <w:rPr>
-        <w:rFonts w:ascii="Wingdings" w:hAnsi="Wingdings" w:hint="default"/>
+        <w:rFonts w:hint="default" w:ascii="Wingdings" w:hAnsi="Wingdings"/>
       </w:rPr>
     </w:lvl>
   </w:abstractNum>
@@ -26332,7 +28165,7 @@
         <w:ind w:left="1440" w:hanging="360"/>
       </w:pPr>
       <w:rPr>
-        <w:rFonts w:ascii="Symbol" w:hAnsi="Symbol" w:hint="default"/>
+        <w:rFonts w:hint="default" w:ascii="Symbol" w:hAnsi="Symbol"/>
       </w:rPr>
     </w:lvl>
     <w:lvl w:ilvl="1" w:tplc="04090003" w:tentative="1">
@@ -26344,7 +28177,7 @@
         <w:ind w:left="2160" w:hanging="360"/>
       </w:pPr>
       <w:rPr>
-        <w:rFonts w:ascii="Courier New" w:hAnsi="Courier New" w:cs="Courier New" w:hint="default"/>
+        <w:rFonts w:hint="default" w:ascii="Courier New" w:hAnsi="Courier New" w:cs="Courier New"/>
       </w:rPr>
     </w:lvl>
     <w:lvl w:ilvl="2" w:tplc="04090005" w:tentative="1">
@@ -26356,7 +28189,7 @@
         <w:ind w:left="2880" w:hanging="360"/>
       </w:pPr>
       <w:rPr>
-        <w:rFonts w:ascii="Wingdings" w:hAnsi="Wingdings" w:hint="default"/>
+        <w:rFonts w:hint="default" w:ascii="Wingdings" w:hAnsi="Wingdings"/>
       </w:rPr>
     </w:lvl>
     <w:lvl w:ilvl="3" w:tplc="04090001" w:tentative="1">
@@ -26368,7 +28201,7 @@
         <w:ind w:left="3600" w:hanging="360"/>
       </w:pPr>
       <w:rPr>
-        <w:rFonts w:ascii="Symbol" w:hAnsi="Symbol" w:hint="default"/>
+        <w:rFonts w:hint="default" w:ascii="Symbol" w:hAnsi="Symbol"/>
       </w:rPr>
     </w:lvl>
     <w:lvl w:ilvl="4" w:tplc="04090003" w:tentative="1">
@@ -26380,7 +28213,7 @@
         <w:ind w:left="4320" w:hanging="360"/>
       </w:pPr>
       <w:rPr>
-        <w:rFonts w:ascii="Courier New" w:hAnsi="Courier New" w:cs="Courier New" w:hint="default"/>
+        <w:rFonts w:hint="default" w:ascii="Courier New" w:hAnsi="Courier New" w:cs="Courier New"/>
       </w:rPr>
     </w:lvl>
     <w:lvl w:ilvl="5" w:tplc="04090005" w:tentative="1">
@@ -26392,7 +28225,7 @@
         <w:ind w:left="5040" w:hanging="360"/>
       </w:pPr>
       <w:rPr>
-        <w:rFonts w:ascii="Wingdings" w:hAnsi="Wingdings" w:hint="default"/>
+        <w:rFonts w:hint="default" w:ascii="Wingdings" w:hAnsi="Wingdings"/>
       </w:rPr>
     </w:lvl>
     <w:lvl w:ilvl="6" w:tplc="04090001" w:tentative="1">
@@ -26404,7 +28237,7 @@
         <w:ind w:left="5760" w:hanging="360"/>
       </w:pPr>
       <w:rPr>
-        <w:rFonts w:ascii="Symbol" w:hAnsi="Symbol" w:hint="default"/>
+        <w:rFonts w:hint="default" w:ascii="Symbol" w:hAnsi="Symbol"/>
       </w:rPr>
     </w:lvl>
     <w:lvl w:ilvl="7" w:tplc="04090003" w:tentative="1">
@@ -26416,7 +28249,7 @@
         <w:ind w:left="6480" w:hanging="360"/>
       </w:pPr>
       <w:rPr>
-        <w:rFonts w:ascii="Courier New" w:hAnsi="Courier New" w:cs="Courier New" w:hint="default"/>
+        <w:rFonts w:hint="default" w:ascii="Courier New" w:hAnsi="Courier New" w:cs="Courier New"/>
       </w:rPr>
     </w:lvl>
     <w:lvl w:ilvl="8" w:tplc="04090005" w:tentative="1">
@@ -26428,7 +28261,7 @@
         <w:ind w:left="7200" w:hanging="360"/>
       </w:pPr>
       <w:rPr>
-        <w:rFonts w:ascii="Wingdings" w:hAnsi="Wingdings" w:hint="default"/>
+        <w:rFonts w:hint="default" w:ascii="Wingdings" w:hAnsi="Wingdings"/>
       </w:rPr>
     </w:lvl>
   </w:abstractNum>
@@ -26648,7 +28481,7 @@
         <w:ind w:left="720" w:hanging="360"/>
       </w:pPr>
       <w:rPr>
-        <w:rFonts w:ascii="Wingdings" w:eastAsia="Times New Roman" w:hAnsi="Wingdings" w:cs="Times New Roman" w:hint="default"/>
+        <w:rFonts w:hint="default" w:ascii="Wingdings" w:hAnsi="Wingdings" w:eastAsia="Times New Roman" w:cs="Times New Roman"/>
       </w:rPr>
     </w:lvl>
     <w:lvl w:ilvl="1" w:tplc="04090003" w:tentative="1">
@@ -26660,7 +28493,7 @@
         <w:ind w:left="1440" w:hanging="360"/>
       </w:pPr>
       <w:rPr>
-        <w:rFonts w:ascii="Courier New" w:hAnsi="Courier New" w:cs="Courier New" w:hint="default"/>
+        <w:rFonts w:hint="default" w:ascii="Courier New" w:hAnsi="Courier New" w:cs="Courier New"/>
       </w:rPr>
     </w:lvl>
     <w:lvl w:ilvl="2" w:tplc="04090005" w:tentative="1">
@@ -26672,7 +28505,7 @@
         <w:ind w:left="2160" w:hanging="360"/>
       </w:pPr>
       <w:rPr>
-        <w:rFonts w:ascii="Wingdings" w:hAnsi="Wingdings" w:hint="default"/>
+        <w:rFonts w:hint="default" w:ascii="Wingdings" w:hAnsi="Wingdings"/>
       </w:rPr>
     </w:lvl>
     <w:lvl w:ilvl="3" w:tplc="04090001" w:tentative="1">
@@ -26684,7 +28517,7 @@
         <w:ind w:left="2880" w:hanging="360"/>
       </w:pPr>
       <w:rPr>
-        <w:rFonts w:ascii="Symbol" w:hAnsi="Symbol" w:hint="default"/>
+        <w:rFonts w:hint="default" w:ascii="Symbol" w:hAnsi="Symbol"/>
       </w:rPr>
     </w:lvl>
     <w:lvl w:ilvl="4" w:tplc="04090003" w:tentative="1">
@@ -26696,7 +28529,7 @@
         <w:ind w:left="3600" w:hanging="360"/>
       </w:pPr>
       <w:rPr>
-        <w:rFonts w:ascii="Courier New" w:hAnsi="Courier New" w:cs="Courier New" w:hint="default"/>
+        <w:rFonts w:hint="default" w:ascii="Courier New" w:hAnsi="Courier New" w:cs="Courier New"/>
       </w:rPr>
     </w:lvl>
     <w:lvl w:ilvl="5" w:tplc="04090005" w:tentative="1">
@@ -26708,7 +28541,7 @@
         <w:ind w:left="4320" w:hanging="360"/>
       </w:pPr>
       <w:rPr>
-        <w:rFonts w:ascii="Wingdings" w:hAnsi="Wingdings" w:hint="default"/>
+        <w:rFonts w:hint="default" w:ascii="Wingdings" w:hAnsi="Wingdings"/>
       </w:rPr>
     </w:lvl>
     <w:lvl w:ilvl="6" w:tplc="04090001" w:tentative="1">
@@ -26720,7 +28553,7 @@
         <w:ind w:left="5040" w:hanging="360"/>
       </w:pPr>
       <w:rPr>
-        <w:rFonts w:ascii="Symbol" w:hAnsi="Symbol" w:hint="default"/>
+        <w:rFonts w:hint="default" w:ascii="Symbol" w:hAnsi="Symbol"/>
       </w:rPr>
     </w:lvl>
     <w:lvl w:ilvl="7" w:tplc="04090003" w:tentative="1">
@@ -26732,7 +28565,7 @@
         <w:ind w:left="5760" w:hanging="360"/>
       </w:pPr>
       <w:rPr>
-        <w:rFonts w:ascii="Courier New" w:hAnsi="Courier New" w:cs="Courier New" w:hint="default"/>
+        <w:rFonts w:hint="default" w:ascii="Courier New" w:hAnsi="Courier New" w:cs="Courier New"/>
       </w:rPr>
     </w:lvl>
     <w:lvl w:ilvl="8" w:tplc="04090005" w:tentative="1">
@@ -26744,7 +28577,7 @@
         <w:ind w:left="6480" w:hanging="360"/>
       </w:pPr>
       <w:rPr>
-        <w:rFonts w:ascii="Wingdings" w:hAnsi="Wingdings" w:hint="default"/>
+        <w:rFonts w:hint="default" w:ascii="Wingdings" w:hAnsi="Wingdings"/>
       </w:rPr>
     </w:lvl>
   </w:abstractNum>
@@ -26761,7 +28594,7 @@
         <w:ind w:left="450" w:hanging="360"/>
       </w:pPr>
       <w:rPr>
-        <w:rFonts w:ascii="Arial" w:eastAsia="Calibri" w:hAnsi="Arial" w:cs="Arial" w:hint="default"/>
+        <w:rFonts w:hint="default" w:ascii="Arial" w:hAnsi="Arial" w:eastAsia="Calibri" w:cs="Arial"/>
       </w:rPr>
     </w:lvl>
     <w:lvl w:ilvl="1" w:tplc="04090003" w:tentative="1">
@@ -26773,7 +28606,7 @@
         <w:ind w:left="1170" w:hanging="360"/>
       </w:pPr>
       <w:rPr>
-        <w:rFonts w:ascii="Courier New" w:hAnsi="Courier New" w:cs="Courier New" w:hint="default"/>
+        <w:rFonts w:hint="default" w:ascii="Courier New" w:hAnsi="Courier New" w:cs="Courier New"/>
       </w:rPr>
     </w:lvl>
     <w:lvl w:ilvl="2" w:tplc="04090005" w:tentative="1">
@@ -26785,7 +28618,7 @@
         <w:ind w:left="1890" w:hanging="360"/>
       </w:pPr>
       <w:rPr>
-        <w:rFonts w:ascii="Wingdings" w:hAnsi="Wingdings" w:hint="default"/>
+        <w:rFonts w:hint="default" w:ascii="Wingdings" w:hAnsi="Wingdings"/>
       </w:rPr>
     </w:lvl>
     <w:lvl w:ilvl="3" w:tplc="04090001" w:tentative="1">
@@ -26797,7 +28630,7 @@
         <w:ind w:left="2610" w:hanging="360"/>
       </w:pPr>
       <w:rPr>
-        <w:rFonts w:ascii="Symbol" w:hAnsi="Symbol" w:hint="default"/>
+        <w:rFonts w:hint="default" w:ascii="Symbol" w:hAnsi="Symbol"/>
       </w:rPr>
     </w:lvl>
     <w:lvl w:ilvl="4" w:tplc="04090003" w:tentative="1">
@@ -26809,7 +28642,7 @@
         <w:ind w:left="3330" w:hanging="360"/>
       </w:pPr>
       <w:rPr>
-        <w:rFonts w:ascii="Courier New" w:hAnsi="Courier New" w:cs="Courier New" w:hint="default"/>
+        <w:rFonts w:hint="default" w:ascii="Courier New" w:hAnsi="Courier New" w:cs="Courier New"/>
       </w:rPr>
     </w:lvl>
     <w:lvl w:ilvl="5" w:tplc="04090005" w:tentative="1">
@@ -26821,7 +28654,7 @@
         <w:ind w:left="4050" w:hanging="360"/>
       </w:pPr>
       <w:rPr>
-        <w:rFonts w:ascii="Wingdings" w:hAnsi="Wingdings" w:hint="default"/>
+        <w:rFonts w:hint="default" w:ascii="Wingdings" w:hAnsi="Wingdings"/>
       </w:rPr>
     </w:lvl>
     <w:lvl w:ilvl="6" w:tplc="04090001" w:tentative="1">
@@ -26833,7 +28666,7 @@
         <w:ind w:left="4770" w:hanging="360"/>
       </w:pPr>
       <w:rPr>
-        <w:rFonts w:ascii="Symbol" w:hAnsi="Symbol" w:hint="default"/>
+        <w:rFonts w:hint="default" w:ascii="Symbol" w:hAnsi="Symbol"/>
       </w:rPr>
     </w:lvl>
     <w:lvl w:ilvl="7" w:tplc="04090003" w:tentative="1">
@@ -26845,7 +28678,7 @@
         <w:ind w:left="5490" w:hanging="360"/>
       </w:pPr>
       <w:rPr>
-        <w:rFonts w:ascii="Courier New" w:hAnsi="Courier New" w:cs="Courier New" w:hint="default"/>
+        <w:rFonts w:hint="default" w:ascii="Courier New" w:hAnsi="Courier New" w:cs="Courier New"/>
       </w:rPr>
     </w:lvl>
     <w:lvl w:ilvl="8" w:tplc="04090005" w:tentative="1">
@@ -26857,7 +28690,7 @@
         <w:ind w:left="6210" w:hanging="360"/>
       </w:pPr>
       <w:rPr>
-        <w:rFonts w:ascii="Wingdings" w:hAnsi="Wingdings" w:hint="default"/>
+        <w:rFonts w:hint="default" w:ascii="Wingdings" w:hAnsi="Wingdings"/>
       </w:rPr>
     </w:lvl>
   </w:abstractNum>
@@ -27291,11 +29124,11 @@
 </file>
 
 <file path=word/styles.xml><?xml version="1.0" encoding="utf-8"?>
-<w:styles xmlns:mc="http://schemas.openxmlformats.org/markup-compatibility/2006" xmlns:r="http://schemas.openxmlformats.org/officeDocument/2006/relationships" xmlns:w="http://schemas.openxmlformats.org/wordprocessingml/2006/main" xmlns:w14="http://schemas.microsoft.com/office/word/2010/wordml" xmlns:w15="http://schemas.microsoft.com/office/word/2012/wordml" xmlns:w16cex="http://schemas.microsoft.com/office/word/2018/wordml/cex" xmlns:w16cid="http://schemas.microsoft.com/office/word/2016/wordml/cid" xmlns:w16="http://schemas.microsoft.com/office/word/2018/wordml" xmlns:w16du="http://schemas.microsoft.com/office/word/2023/wordml/word16du" xmlns:w16sdtdh="http://schemas.microsoft.com/office/word/2020/wordml/sdtdatahash" xmlns:w16sdtfl="http://schemas.microsoft.com/office/word/2024/wordml/sdtformatlock" xmlns:w16se="http://schemas.microsoft.com/office/word/2015/wordml/symex" mc:Ignorable="w14 w15 w16se w16cid w16 w16cex w16sdtdh w16sdtfl w16du">
+<w:styles xmlns:wp14="http://schemas.microsoft.com/office/word/2010/wordprocessingDrawing" xmlns:mc="http://schemas.openxmlformats.org/markup-compatibility/2006" xmlns:r="http://schemas.openxmlformats.org/officeDocument/2006/relationships" xmlns:w="http://schemas.openxmlformats.org/wordprocessingml/2006/main" xmlns:w14="http://schemas.microsoft.com/office/word/2010/wordml" xmlns:w15="http://schemas.microsoft.com/office/word/2012/wordml" xmlns:w16cex="http://schemas.microsoft.com/office/word/2018/wordml/cex" xmlns:w16cid="http://schemas.microsoft.com/office/word/2016/wordml/cid" xmlns:w16="http://schemas.microsoft.com/office/word/2018/wordml" xmlns:w16du="http://schemas.microsoft.com/office/word/2023/wordml/word16du" xmlns:w16sdtdh="http://schemas.microsoft.com/office/word/2020/wordml/sdtdatahash" xmlns:w16sdtfl="http://schemas.microsoft.com/office/word/2024/wordml/sdtformatlock" xmlns:w16se="http://schemas.microsoft.com/office/word/2015/wordml/symex" mc:Ignorable="w14 w15 w16se w16cid w16 w16cex w16sdtdh w16sdtfl w16du wp14">
   <w:docDefaults>
     <w:rPrDefault>
       <w:rPr>
-        <w:rFonts w:ascii="Times New Roman" w:eastAsiaTheme="minorHAnsi" w:hAnsi="Times New Roman" w:cs="Times New Roman"/>
+        <w:rFonts w:ascii="Times New Roman" w:hAnsi="Times New Roman" w:cs="Times New Roman" w:eastAsiaTheme="minorHAnsi"/>
         <w:sz w:val="24"/>
         <w:szCs w:val="24"/>
         <w:lang w:val="en-US" w:eastAsia="en-US" w:bidi="ar-SA"/>
@@ -27312,14 +29145,14 @@
   <w:latentStyles w:defLockedState="0" w:defUIPriority="99" w:defSemiHidden="0" w:defUnhideWhenUsed="0" w:defQFormat="0" w:count="376">
     <w:lsdException w:name="Normal" w:uiPriority="0" w:qFormat="1"/>
     <w:lsdException w:name="heading 1" w:uiPriority="0" w:qFormat="1"/>
-    <w:lsdException w:name="heading 2" w:semiHidden="1" w:uiPriority="9" w:unhideWhenUsed="1" w:qFormat="1"/>
-    <w:lsdException w:name="heading 3" w:semiHidden="1" w:uiPriority="9" w:unhideWhenUsed="1" w:qFormat="1"/>
-    <w:lsdException w:name="heading 4" w:semiHidden="1" w:uiPriority="9" w:unhideWhenUsed="1" w:qFormat="1"/>
-    <w:lsdException w:name="heading 5" w:semiHidden="1" w:uiPriority="9" w:unhideWhenUsed="1" w:qFormat="1"/>
-    <w:lsdException w:name="heading 6" w:semiHidden="1" w:uiPriority="9" w:unhideWhenUsed="1" w:qFormat="1"/>
-    <w:lsdException w:name="heading 7" w:semiHidden="1" w:uiPriority="9" w:unhideWhenUsed="1" w:qFormat="1"/>
-    <w:lsdException w:name="heading 8" w:semiHidden="1" w:uiPriority="9" w:unhideWhenUsed="1" w:qFormat="1"/>
-    <w:lsdException w:name="heading 9" w:semiHidden="1" w:uiPriority="9" w:unhideWhenUsed="1" w:qFormat="1"/>
+    <w:lsdException w:name="heading 2" w:uiPriority="9" w:semiHidden="1" w:unhideWhenUsed="1" w:qFormat="1"/>
+    <w:lsdException w:name="heading 3" w:uiPriority="9" w:semiHidden="1" w:unhideWhenUsed="1" w:qFormat="1"/>
+    <w:lsdException w:name="heading 4" w:uiPriority="9" w:semiHidden="1" w:unhideWhenUsed="1" w:qFormat="1"/>
+    <w:lsdException w:name="heading 5" w:uiPriority="9" w:semiHidden="1" w:unhideWhenUsed="1" w:qFormat="1"/>
+    <w:lsdException w:name="heading 6" w:uiPriority="9" w:semiHidden="1" w:unhideWhenUsed="1" w:qFormat="1"/>
+    <w:lsdException w:name="heading 7" w:uiPriority="9" w:semiHidden="1" w:unhideWhenUsed="1" w:qFormat="1"/>
+    <w:lsdException w:name="heading 8" w:uiPriority="9" w:semiHidden="1" w:unhideWhenUsed="1" w:qFormat="1"/>
+    <w:lsdException w:name="heading 9" w:uiPriority="9" w:semiHidden="1" w:unhideWhenUsed="1" w:qFormat="1"/>
     <w:lsdException w:name="index 1" w:semiHidden="1" w:unhideWhenUsed="1"/>
     <w:lsdException w:name="index 2" w:semiHidden="1" w:unhideWhenUsed="1"/>
     <w:lsdException w:name="index 3" w:semiHidden="1" w:unhideWhenUsed="1"/>
@@ -27329,22 +29162,22 @@
     <w:lsdException w:name="index 7" w:semiHidden="1" w:unhideWhenUsed="1"/>
     <w:lsdException w:name="index 8" w:semiHidden="1" w:unhideWhenUsed="1"/>
     <w:lsdException w:name="index 9" w:semiHidden="1" w:unhideWhenUsed="1"/>
-    <w:lsdException w:name="toc 1" w:semiHidden="1" w:uiPriority="39" w:unhideWhenUsed="1" w:qFormat="1"/>
-    <w:lsdException w:name="toc 2" w:semiHidden="1" w:uiPriority="39" w:unhideWhenUsed="1" w:qFormat="1"/>
-    <w:lsdException w:name="toc 3" w:semiHidden="1" w:uiPriority="39" w:unhideWhenUsed="1" w:qFormat="1"/>
-    <w:lsdException w:name="toc 4" w:semiHidden="1" w:uiPriority="39" w:unhideWhenUsed="1"/>
-    <w:lsdException w:name="toc 5" w:semiHidden="1" w:uiPriority="39" w:unhideWhenUsed="1"/>
-    <w:lsdException w:name="toc 6" w:semiHidden="1" w:uiPriority="39" w:unhideWhenUsed="1"/>
-    <w:lsdException w:name="toc 7" w:semiHidden="1" w:uiPriority="39" w:unhideWhenUsed="1"/>
-    <w:lsdException w:name="toc 8" w:semiHidden="1" w:uiPriority="39" w:unhideWhenUsed="1"/>
-    <w:lsdException w:name="toc 9" w:semiHidden="1" w:uiPriority="39" w:unhideWhenUsed="1"/>
+    <w:lsdException w:name="toc 1" w:uiPriority="39" w:semiHidden="1" w:unhideWhenUsed="1" w:qFormat="1"/>
+    <w:lsdException w:name="toc 2" w:uiPriority="39" w:semiHidden="1" w:unhideWhenUsed="1" w:qFormat="1"/>
+    <w:lsdException w:name="toc 3" w:uiPriority="39" w:semiHidden="1" w:unhideWhenUsed="1" w:qFormat="1"/>
+    <w:lsdException w:name="toc 4" w:uiPriority="39" w:semiHidden="1" w:unhideWhenUsed="1"/>
+    <w:lsdException w:name="toc 5" w:uiPriority="39" w:semiHidden="1" w:unhideWhenUsed="1"/>
+    <w:lsdException w:name="toc 6" w:uiPriority="39" w:semiHidden="1" w:unhideWhenUsed="1"/>
+    <w:lsdException w:name="toc 7" w:uiPriority="39" w:semiHidden="1" w:unhideWhenUsed="1"/>
+    <w:lsdException w:name="toc 8" w:uiPriority="39" w:semiHidden="1" w:unhideWhenUsed="1"/>
+    <w:lsdException w:name="toc 9" w:uiPriority="39" w:semiHidden="1" w:unhideWhenUsed="1"/>
     <w:lsdException w:name="Normal Indent" w:semiHidden="1" w:unhideWhenUsed="1"/>
     <w:lsdException w:name="footnote text" w:semiHidden="1" w:unhideWhenUsed="1"/>
     <w:lsdException w:name="annotation text" w:semiHidden="1" w:unhideWhenUsed="1"/>
     <w:lsdException w:name="header" w:semiHidden="1" w:unhideWhenUsed="1"/>
     <w:lsdException w:name="footer" w:semiHidden="1" w:unhideWhenUsed="1"/>
     <w:lsdException w:name="index heading" w:semiHidden="1" w:unhideWhenUsed="1"/>
-    <w:lsdException w:name="caption" w:semiHidden="1" w:uiPriority="35" w:unhideWhenUsed="1" w:qFormat="1"/>
+    <w:lsdException w:name="caption" w:uiPriority="35" w:semiHidden="1" w:unhideWhenUsed="1" w:qFormat="1"/>
     <w:lsdException w:name="table of figures" w:semiHidden="1" w:unhideWhenUsed="1"/>
     <w:lsdException w:name="envelope address" w:semiHidden="1" w:unhideWhenUsed="1"/>
     <w:lsdException w:name="envelope return" w:semiHidden="1" w:unhideWhenUsed="1"/>
@@ -27375,7 +29208,7 @@
     <w:lsdException w:name="Title" w:uiPriority="10" w:qFormat="1"/>
     <w:lsdException w:name="Closing" w:semiHidden="1" w:unhideWhenUsed="1"/>
     <w:lsdException w:name="Signature" w:semiHidden="1" w:unhideWhenUsed="1"/>
-    <w:lsdException w:name="Default Paragraph Font" w:semiHidden="1" w:uiPriority="1" w:unhideWhenUsed="1"/>
+    <w:lsdException w:name="Default Paragraph Font" w:uiPriority="1" w:semiHidden="1" w:unhideWhenUsed="1"/>
     <w:lsdException w:name="Body Text" w:semiHidden="1" w:unhideWhenUsed="1"/>
     <w:lsdException w:name="Body Text Indent" w:semiHidden="1" w:unhideWhenUsed="1"/>
     <w:lsdException w:name="List Continue" w:semiHidden="1" w:unhideWhenUsed="1"/>
@@ -27400,7 +29233,7 @@
     <w:lsdException w:name="Strong" w:uiPriority="22" w:qFormat="1"/>
     <w:lsdException w:name="Emphasis" w:uiPriority="20" w:qFormat="1"/>
     <w:lsdException w:name="Document Map" w:semiHidden="1" w:unhideWhenUsed="1"/>
-    <w:lsdException w:name="Plain Text" w:semiHidden="1" w:uiPriority="0" w:unhideWhenUsed="1"/>
+    <w:lsdException w:name="Plain Text" w:uiPriority="0" w:semiHidden="1" w:unhideWhenUsed="1"/>
     <w:lsdException w:name="E-mail Signature" w:semiHidden="1" w:unhideWhenUsed="1"/>
     <w:lsdException w:name="HTML Top of Form" w:semiHidden="1" w:unhideWhenUsed="1"/>
     <w:lsdException w:name="HTML Bottom of Form" w:semiHidden="1" w:unhideWhenUsed="1"/>
@@ -27575,8 +29408,8 @@
     <w:lsdException w:name="Subtle Reference" w:uiPriority="31" w:qFormat="1"/>
     <w:lsdException w:name="Intense Reference" w:uiPriority="32" w:qFormat="1"/>
     <w:lsdException w:name="Book Title" w:uiPriority="33" w:qFormat="1"/>
-    <w:lsdException w:name="Bibliography" w:semiHidden="1" w:uiPriority="37" w:unhideWhenUsed="1"/>
-    <w:lsdException w:name="TOC Heading" w:semiHidden="1" w:uiPriority="39" w:unhideWhenUsed="1" w:qFormat="1"/>
+    <w:lsdException w:name="Bibliography" w:uiPriority="37" w:semiHidden="1" w:unhideWhenUsed="1"/>
+    <w:lsdException w:name="TOC Heading" w:uiPriority="39" w:semiHidden="1" w:unhideWhenUsed="1" w:qFormat="1"/>
     <w:lsdException w:name="Plain Table 1" w:uiPriority="41"/>
     <w:lsdException w:name="Plain Table 2" w:uiPriority="42"/>
     <w:lsdException w:name="Plain Table 3" w:uiPriority="43"/>
@@ -27687,7 +29520,7 @@
     <w:lsdException w:name="Unresolved Mention" w:semiHidden="1" w:unhideWhenUsed="1"/>
     <w:lsdException w:name="Smart Link" w:semiHidden="1" w:unhideWhenUsed="1"/>
   </w:latentStyles>
-  <w:style w:type="paragraph" w:default="1" w:styleId="Normal">
+  <w:style w:type="paragraph" w:styleId="Normal" w:default="1">
     <w:name w:val="Normal"/>
     <w:qFormat/>
     <w:rsid w:val="007C2C43"/>
@@ -27714,7 +29547,7 @@
       <w:outlineLvl w:val="0"/>
     </w:pPr>
     <w:rPr>
-      <w:rFonts w:ascii="Arial" w:eastAsia="Times New Roman" w:hAnsi="Arial" w:cs="Arial"/>
+      <w:rFonts w:ascii="Arial" w:hAnsi="Arial" w:eastAsia="Times New Roman" w:cs="Arial"/>
       <w:b/>
       <w:bCs/>
     </w:rPr>
@@ -27736,7 +29569,7 @@
       <w:outlineLvl w:val="2"/>
     </w:pPr>
     <w:rPr>
-      <w:rFonts w:asciiTheme="majorHAnsi" w:eastAsiaTheme="majorEastAsia" w:hAnsiTheme="majorHAnsi" w:cstheme="majorBidi"/>
+      <w:rFonts w:asciiTheme="majorHAnsi" w:hAnsiTheme="majorHAnsi" w:eastAsiaTheme="majorEastAsia" w:cstheme="majorBidi"/>
       <w:b/>
       <w:bCs/>
       <w:color w:val="4F81BD" w:themeColor="accent1"/>
@@ -27759,7 +29592,7 @@
       <w:outlineLvl w:val="3"/>
     </w:pPr>
     <w:rPr>
-      <w:rFonts w:asciiTheme="majorHAnsi" w:eastAsiaTheme="majorEastAsia" w:hAnsiTheme="majorHAnsi" w:cstheme="majorBidi"/>
+      <w:rFonts w:asciiTheme="majorHAnsi" w:hAnsiTheme="majorHAnsi" w:eastAsiaTheme="majorEastAsia" w:cstheme="majorBidi"/>
       <w:b/>
       <w:bCs/>
       <w:i/>
@@ -27767,13 +29600,13 @@
       <w:color w:val="4F81BD" w:themeColor="accent1"/>
     </w:rPr>
   </w:style>
-  <w:style w:type="character" w:default="1" w:styleId="DefaultParagraphFont">
+  <w:style w:type="character" w:styleId="DefaultParagraphFont" w:default="1">
     <w:name w:val="Default Paragraph Font"/>
     <w:uiPriority w:val="1"/>
     <w:semiHidden/>
     <w:unhideWhenUsed/>
   </w:style>
-  <w:style w:type="table" w:default="1" w:styleId="TableNormal">
+  <w:style w:type="table" w:styleId="TableNormal" w:default="1">
     <w:name w:val="Normal Table"/>
     <w:uiPriority w:val="99"/>
     <w:semiHidden/>
@@ -27788,7 +29621,7 @@
       </w:tblCellMar>
     </w:tblPr>
   </w:style>
-  <w:style w:type="numbering" w:default="1" w:styleId="NoList">
+  <w:style w:type="numbering" w:styleId="NoList" w:default="1">
     <w:name w:val="No List"/>
     <w:uiPriority w:val="99"/>
     <w:semiHidden/>
@@ -27809,7 +29642,7 @@
       <w:spacing w:line="240" w:lineRule="auto"/>
     </w:pPr>
   </w:style>
-  <w:style w:type="character" w:customStyle="1" w:styleId="HeaderChar">
+  <w:style w:type="character" w:styleId="HeaderChar" w:customStyle="1">
     <w:name w:val="Header Char"/>
     <w:basedOn w:val="DefaultParagraphFont"/>
     <w:link w:val="Header"/>
@@ -27831,7 +29664,7 @@
       <w:spacing w:line="240" w:lineRule="auto"/>
     </w:pPr>
   </w:style>
-  <w:style w:type="character" w:customStyle="1" w:styleId="FooterChar">
+  <w:style w:type="character" w:styleId="FooterChar" w:customStyle="1">
     <w:name w:val="Footer Char"/>
     <w:basedOn w:val="DefaultParagraphFont"/>
     <w:link w:val="Footer"/>
@@ -27849,27 +29682,27 @@
     </w:pPr>
     <w:tblPr>
       <w:tblBorders>
-        <w:top w:val="single" w:sz="4" w:space="0" w:color="auto"/>
-        <w:left w:val="single" w:sz="4" w:space="0" w:color="auto"/>
-        <w:bottom w:val="single" w:sz="4" w:space="0" w:color="auto"/>
-        <w:right w:val="single" w:sz="4" w:space="0" w:color="auto"/>
-        <w:insideH w:val="single" w:sz="4" w:space="0" w:color="auto"/>
-        <w:insideV w:val="single" w:sz="4" w:space="0" w:color="auto"/>
+        <w:top w:val="single" w:color="auto" w:sz="4" w:space="0"/>
+        <w:left w:val="single" w:color="auto" w:sz="4" w:space="0"/>
+        <w:bottom w:val="single" w:color="auto" w:sz="4" w:space="0"/>
+        <w:right w:val="single" w:color="auto" w:sz="4" w:space="0"/>
+        <w:insideH w:val="single" w:color="auto" w:sz="4" w:space="0"/>
+        <w:insideV w:val="single" w:color="auto" w:sz="4" w:space="0"/>
       </w:tblBorders>
     </w:tblPr>
   </w:style>
-  <w:style w:type="character" w:customStyle="1" w:styleId="Heading1Char">
+  <w:style w:type="character" w:styleId="Heading1Char" w:customStyle="1">
     <w:name w:val="Heading 1 Char"/>
     <w:basedOn w:val="DefaultParagraphFont"/>
     <w:link w:val="Heading1"/>
     <w:rsid w:val="006A6309"/>
     <w:rPr>
-      <w:rFonts w:ascii="Arial" w:eastAsia="Times New Roman" w:hAnsi="Arial" w:cs="Arial"/>
+      <w:rFonts w:ascii="Arial" w:hAnsi="Arial" w:eastAsia="Times New Roman" w:cs="Arial"/>
       <w:b/>
       <w:bCs/>
     </w:rPr>
   </w:style>
-  <w:style w:type="character" w:customStyle="1" w:styleId="Heading3Char">
+  <w:style w:type="character" w:styleId="Heading3Char" w:customStyle="1">
     <w:name w:val="Heading 3 Char"/>
     <w:basedOn w:val="DefaultParagraphFont"/>
     <w:link w:val="Heading3"/>
@@ -27877,13 +29710,13 @@
     <w:semiHidden/>
     <w:rsid w:val="006A6309"/>
     <w:rPr>
-      <w:rFonts w:asciiTheme="majorHAnsi" w:eastAsiaTheme="majorEastAsia" w:hAnsiTheme="majorHAnsi" w:cstheme="majorBidi"/>
+      <w:rFonts w:asciiTheme="majorHAnsi" w:hAnsiTheme="majorHAnsi" w:eastAsiaTheme="majorEastAsia" w:cstheme="majorBidi"/>
       <w:b/>
       <w:bCs/>
       <w:color w:val="4F81BD" w:themeColor="accent1"/>
     </w:rPr>
   </w:style>
-  <w:style w:type="character" w:customStyle="1" w:styleId="Heading4Char">
+  <w:style w:type="character" w:styleId="Heading4Char" w:customStyle="1">
     <w:name w:val="Heading 4 Char"/>
     <w:basedOn w:val="DefaultParagraphFont"/>
     <w:link w:val="Heading4"/>
@@ -27891,7 +29724,7 @@
     <w:semiHidden/>
     <w:rsid w:val="006A6309"/>
     <w:rPr>
-      <w:rFonts w:asciiTheme="majorHAnsi" w:eastAsiaTheme="majorEastAsia" w:hAnsiTheme="majorHAnsi" w:cstheme="majorBidi"/>
+      <w:rFonts w:asciiTheme="majorHAnsi" w:hAnsiTheme="majorHAnsi" w:eastAsiaTheme="majorEastAsia" w:cstheme="majorBidi"/>
       <w:b/>
       <w:bCs/>
       <w:i/>
@@ -27924,24 +29757,24 @@
       <w:jc w:val="left"/>
     </w:pPr>
     <w:rPr>
-      <w:rFonts w:ascii="Courier New" w:eastAsia="Times New Roman" w:hAnsi="Courier New" w:cs="Courier New"/>
+      <w:rFonts w:ascii="Courier New" w:hAnsi="Courier New" w:eastAsia="Times New Roman" w:cs="Courier New"/>
       <w:sz w:val="20"/>
       <w:szCs w:val="20"/>
     </w:rPr>
   </w:style>
-  <w:style w:type="character" w:customStyle="1" w:styleId="PlainTextChar">
+  <w:style w:type="character" w:styleId="PlainTextChar" w:customStyle="1">
     <w:name w:val="Plain Text Char"/>
     <w:basedOn w:val="DefaultParagraphFont"/>
     <w:link w:val="PlainText"/>
     <w:semiHidden/>
     <w:rsid w:val="006A6309"/>
     <w:rPr>
-      <w:rFonts w:ascii="Courier New" w:eastAsia="Times New Roman" w:hAnsi="Courier New" w:cs="Courier New"/>
+      <w:rFonts w:ascii="Courier New" w:hAnsi="Courier New" w:eastAsia="Times New Roman" w:cs="Courier New"/>
       <w:sz w:val="20"/>
       <w:szCs w:val="20"/>
     </w:rPr>
   </w:style>
-  <w:style w:type="paragraph" w:customStyle="1" w:styleId="body">
+  <w:style w:type="paragraph" w:styleId="body" w:customStyle="1">
     <w:name w:val="body"/>
     <w:rsid w:val="006A6309"/>
     <w:pPr>
@@ -27951,13 +29784,13 @@
       <w:jc w:val="left"/>
     </w:pPr>
     <w:rPr>
-      <w:rFonts w:ascii="Times" w:eastAsia="Times New Roman" w:hAnsi="Times" w:cs="Times"/>
+      <w:rFonts w:ascii="Times" w:hAnsi="Times" w:eastAsia="Times New Roman" w:cs="Times"/>
       <w:sz w:val="22"/>
       <w:szCs w:val="22"/>
       <w:lang w:val="en-AU"/>
     </w:rPr>
   </w:style>
-  <w:style w:type="paragraph" w:customStyle="1" w:styleId="TableContents">
+  <w:style w:type="paragraph" w:styleId="TableContents" w:customStyle="1">
     <w:name w:val="Table Contents"/>
     <w:basedOn w:val="Normal"/>
     <w:rsid w:val="006A6309"/>
@@ -27990,7 +29823,7 @@
       <w:szCs w:val="16"/>
     </w:rPr>
   </w:style>
-  <w:style w:type="character" w:customStyle="1" w:styleId="BalloonTextChar">
+  <w:style w:type="character" w:styleId="BalloonTextChar" w:customStyle="1">
     <w:name w:val="Balloon Text Char"/>
     <w:basedOn w:val="DefaultParagraphFont"/>
     <w:link w:val="BalloonText"/>
@@ -28004,7 +29837,7 @@
     </w:rPr>
   </w:style>
   <w:style w:type="character" w:styleId="CommentReference">
-    <w:name w:val="annotation reference"/>
+    <w:name w:val="Comment Reference"/>
     <w:basedOn w:val="DefaultParagraphFont"/>
     <w:uiPriority w:val="99"/>
     <w:semiHidden/>
@@ -28016,7 +29849,7 @@
     </w:rPr>
   </w:style>
   <w:style w:type="paragraph" w:styleId="CommentText">
-    <w:name w:val="annotation text"/>
+    <w:name w:val="Comment Text"/>
     <w:basedOn w:val="Normal"/>
     <w:link w:val="CommentTextChar"/>
     <w:uiPriority w:val="99"/>
@@ -28031,7 +29864,7 @@
       <w:szCs w:val="20"/>
     </w:rPr>
   </w:style>
-  <w:style w:type="character" w:customStyle="1" w:styleId="CommentTextChar">
+  <w:style w:type="character" w:styleId="CommentTextChar" w:customStyle="1">
     <w:name w:val="Comment Text Char"/>
     <w:basedOn w:val="DefaultParagraphFont"/>
     <w:link w:val="CommentText"/>
@@ -28044,7 +29877,7 @@
     </w:rPr>
   </w:style>
   <w:style w:type="paragraph" w:styleId="CommentSubject">
-    <w:name w:val="annotation subject"/>
+    <w:name w:val="Comment Subject"/>
     <w:basedOn w:val="CommentText"/>
     <w:next w:val="CommentText"/>
     <w:link w:val="CommentSubjectChar"/>
@@ -28057,7 +29890,7 @@
       <w:bCs/>
     </w:rPr>
   </w:style>
-  <w:style w:type="character" w:customStyle="1" w:styleId="CommentSubjectChar">
+  <w:style w:type="character" w:styleId="CommentSubjectChar" w:customStyle="1">
     <w:name w:val="Comment Subject Char"/>
     <w:basedOn w:val="CommentTextChar"/>
     <w:link w:val="CommentSubject"/>
@@ -28092,7 +29925,7 @@
       <w:outlineLvl w:val="9"/>
     </w:pPr>
     <w:rPr>
-      <w:rFonts w:asciiTheme="majorHAnsi" w:eastAsiaTheme="majorEastAsia" w:hAnsiTheme="majorHAnsi" w:cstheme="majorBidi"/>
+      <w:rFonts w:asciiTheme="majorHAnsi" w:hAnsiTheme="majorHAnsi" w:eastAsiaTheme="majorEastAsia" w:cstheme="majorBidi"/>
       <w:color w:val="365F91" w:themeColor="accent1" w:themeShade="BF"/>
       <w:sz w:val="28"/>
       <w:szCs w:val="28"/>
@@ -28113,7 +29946,7 @@
       <w:jc w:val="left"/>
     </w:pPr>
     <w:rPr>
-      <w:rFonts w:asciiTheme="minorHAnsi" w:eastAsiaTheme="minorEastAsia" w:hAnsiTheme="minorHAnsi" w:cstheme="minorBidi"/>
+      <w:rFonts w:asciiTheme="minorHAnsi" w:hAnsiTheme="minorHAnsi" w:eastAsiaTheme="minorEastAsia" w:cstheme="minorBidi"/>
       <w:sz w:val="22"/>
       <w:szCs w:val="22"/>
     </w:rPr>
@@ -28133,7 +29966,7 @@
       <w:jc w:val="left"/>
     </w:pPr>
     <w:rPr>
-      <w:rFonts w:asciiTheme="minorHAnsi" w:eastAsiaTheme="minorEastAsia" w:hAnsiTheme="minorHAnsi" w:cstheme="minorBidi"/>
+      <w:rFonts w:asciiTheme="minorHAnsi" w:hAnsiTheme="minorHAnsi" w:eastAsiaTheme="minorEastAsia" w:cstheme="minorBidi"/>
       <w:sz w:val="22"/>
       <w:szCs w:val="22"/>
     </w:rPr>
@@ -28153,7 +29986,7 @@
       <w:jc w:val="left"/>
     </w:pPr>
     <w:rPr>
-      <w:rFonts w:asciiTheme="minorHAnsi" w:eastAsiaTheme="minorEastAsia" w:hAnsiTheme="minorHAnsi" w:cstheme="minorBidi"/>
+      <w:rFonts w:asciiTheme="minorHAnsi" w:hAnsiTheme="minorHAnsi" w:eastAsiaTheme="minorEastAsia" w:cstheme="minorBidi"/>
       <w:sz w:val="22"/>
       <w:szCs w:val="22"/>
     </w:rPr>
@@ -28169,7 +30002,7 @@
       <w:u w:val="single"/>
     </w:rPr>
   </w:style>
-  <w:style w:type="paragraph" w:customStyle="1" w:styleId="Tabletext">
+  <w:style w:type="paragraph" w:styleId="Tabletext" w:customStyle="1">
     <w:name w:val="Tabletext"/>
     <w:basedOn w:val="Normal"/>
     <w:rsid w:val="00A51C88"/>
@@ -28183,12 +30016,12 @@
       <w:ind w:right="0"/>
     </w:pPr>
     <w:rPr>
-      <w:rFonts w:ascii="Arial" w:eastAsia="Times New Roman" w:hAnsi="Arial"/>
+      <w:rFonts w:ascii="Arial" w:hAnsi="Arial" w:eastAsia="Times New Roman"/>
       <w:sz w:val="20"/>
       <w:szCs w:val="20"/>
     </w:rPr>
   </w:style>
-  <w:style w:type="paragraph" w:customStyle="1" w:styleId="StyleNormalsampleBefore6pt">
+  <w:style w:type="paragraph" w:styleId="StyleNormalsampleBefore6pt" w:customStyle="1">
     <w:name w:val="Style Normal sample + Before:  6 pt"/>
     <w:basedOn w:val="Normal"/>
     <w:rsid w:val="00A51C88"/>
@@ -28197,7 +30030,7 @@
       <w:ind w:left="432" w:right="0"/>
     </w:pPr>
     <w:rPr>
-      <w:rFonts w:ascii="Arial" w:eastAsia="MS Mincho" w:hAnsi="Arial"/>
+      <w:rFonts w:ascii="Arial" w:hAnsi="Arial" w:eastAsia="MS Mincho"/>
       <w:i/>
       <w:iCs/>
       <w:kern w:val="32"/>
@@ -28226,7 +30059,7 @@
       <w:szCs w:val="16"/>
     </w:rPr>
   </w:style>
-  <w:style w:type="character" w:customStyle="1" w:styleId="DocumentMapChar">
+  <w:style w:type="character" w:styleId="DocumentMapChar" w:customStyle="1">
     <w:name w:val="Document Map Char"/>
     <w:basedOn w:val="DefaultParagraphFont"/>
     <w:link w:val="DocumentMap"/>
@@ -28240,7 +30073,7 @@
       <w:szCs w:val="16"/>
     </w:rPr>
   </w:style>
-  <w:style w:type="table" w:customStyle="1" w:styleId="LightList-Accent11">
+  <w:style w:type="table" w:styleId="LightList-Accent11" w:customStyle="1">
     <w:name w:val="Light List - Accent 11"/>
     <w:basedOn w:val="TableNormal"/>
     <w:uiPriority w:val="61"/>
@@ -28251,7 +30084,7 @@
       <w:jc w:val="left"/>
     </w:pPr>
     <w:rPr>
-      <w:rFonts w:ascii="Arial" w:eastAsia="Calibri" w:hAnsi="Arial" w:cs="Arial"/>
+      <w:rFonts w:ascii="Arial" w:hAnsi="Arial" w:eastAsia="Calibri" w:cs="Arial"/>
       <w:sz w:val="20"/>
       <w:szCs w:val="22"/>
     </w:rPr>
@@ -28259,12 +30092,12 @@
       <w:tblStyleRowBandSize w:val="1"/>
       <w:tblStyleColBandSize w:val="1"/>
       <w:tblBorders>
-        <w:top w:val="single" w:sz="8" w:space="0" w:color="4F81BD"/>
-        <w:left w:val="single" w:sz="8" w:space="0" w:color="4F81BD"/>
-        <w:bottom w:val="single" w:sz="8" w:space="0" w:color="4F81BD"/>
-        <w:right w:val="single" w:sz="8" w:space="0" w:color="4F81BD"/>
-        <w:insideH w:val="single" w:sz="8" w:space="0" w:color="4F81BD"/>
-        <w:insideV w:val="single" w:sz="8" w:space="0" w:color="4F81BD"/>
+        <w:top w:val="single" w:color="4F81BD" w:sz="8" w:space="0"/>
+        <w:left w:val="single" w:color="4F81BD" w:sz="8" w:space="0"/>
+        <w:bottom w:val="single" w:color="4F81BD" w:sz="8" w:space="0"/>
+        <w:right w:val="single" w:color="4F81BD" w:sz="8" w:space="0"/>
+        <w:insideH w:val="single" w:color="4F81BD" w:sz="8" w:space="0"/>
+        <w:insideV w:val="single" w:color="4F81BD" w:sz="8" w:space="0"/>
       </w:tblBorders>
       <w:tblCellMar>
         <w:top w:w="29" w:type="dxa"/>
@@ -28302,10 +30135,10 @@
       <w:tblPr/>
       <w:tcPr>
         <w:tcBorders>
-          <w:top w:val="single" w:sz="8" w:space="0" w:color="4F81BD"/>
-          <w:left w:val="single" w:sz="8" w:space="0" w:color="4F81BD"/>
-          <w:bottom w:val="single" w:sz="8" w:space="0" w:color="4F81BD"/>
-          <w:right w:val="single" w:sz="8" w:space="0" w:color="4F81BD"/>
+          <w:top w:val="single" w:color="4F81BD" w:sz="8" w:space="0"/>
+          <w:left w:val="single" w:color="4F81BD" w:sz="8" w:space="0"/>
+          <w:bottom w:val="single" w:color="4F81BD" w:sz="8" w:space="0"/>
+          <w:right w:val="single" w:color="4F81BD" w:sz="8" w:space="0"/>
         </w:tcBorders>
       </w:tcPr>
     </w:tblStylePr>
@@ -28329,10 +30162,10 @@
       <w:tblPr/>
       <w:tcPr>
         <w:tcBorders>
-          <w:top w:val="single" w:sz="8" w:space="0" w:color="4F81BD"/>
-          <w:left w:val="single" w:sz="8" w:space="0" w:color="4F81BD"/>
-          <w:bottom w:val="single" w:sz="8" w:space="0" w:color="4F81BD"/>
-          <w:right w:val="single" w:sz="8" w:space="0" w:color="4F81BD"/>
+          <w:top w:val="single" w:color="4F81BD" w:sz="8" w:space="0"/>
+          <w:left w:val="single" w:color="4F81BD" w:sz="8" w:space="0"/>
+          <w:bottom w:val="single" w:color="4F81BD" w:sz="8" w:space="0"/>
+          <w:right w:val="single" w:color="4F81BD" w:sz="8" w:space="0"/>
         </w:tcBorders>
       </w:tcPr>
     </w:tblStylePr>
@@ -28349,10 +30182,10 @@
       <w:tblPr/>
       <w:tcPr>
         <w:tcBorders>
-          <w:top w:val="single" w:sz="8" w:space="0" w:color="4F81BD"/>
-          <w:left w:val="single" w:sz="8" w:space="0" w:color="4F81BD"/>
-          <w:bottom w:val="single" w:sz="8" w:space="0" w:color="4F81BD"/>
-          <w:right w:val="single" w:sz="8" w:space="0" w:color="4F81BD"/>
+          <w:top w:val="single" w:color="4F81BD" w:sz="8" w:space="0"/>
+          <w:left w:val="single" w:color="4F81BD" w:sz="8" w:space="0"/>
+          <w:bottom w:val="single" w:color="4F81BD" w:sz="8" w:space="0"/>
+          <w:right w:val="single" w:color="4F81BD" w:sz="8" w:space="0"/>
         </w:tcBorders>
       </w:tcPr>
     </w:tblStylePr>
@@ -28368,7 +30201,7 @@
       </w:rPr>
     </w:tblStylePr>
   </w:style>
-  <w:style w:type="paragraph" w:customStyle="1" w:styleId="Body0">
+  <w:style w:type="paragraph" w:styleId="Body0" w:customStyle="1">
     <w:name w:val="Body"/>
     <w:basedOn w:val="Normal"/>
     <w:link w:val="BodyChar"/>
@@ -28380,23 +30213,23 @@
       <w:ind w:left="90" w:right="27"/>
     </w:pPr>
     <w:rPr>
-      <w:rFonts w:ascii="Arial" w:eastAsia="Calibri" w:hAnsi="Arial" w:cs="Arial"/>
+      <w:rFonts w:ascii="Arial" w:hAnsi="Arial" w:eastAsia="Calibri" w:cs="Arial"/>
       <w:sz w:val="20"/>
       <w:szCs w:val="22"/>
     </w:rPr>
   </w:style>
-  <w:style w:type="character" w:customStyle="1" w:styleId="BodyChar">
+  <w:style w:type="character" w:styleId="BodyChar" w:customStyle="1">
     <w:name w:val="Body Char"/>
     <w:basedOn w:val="DefaultParagraphFont"/>
     <w:link w:val="Body0"/>
     <w:rsid w:val="001D105C"/>
     <w:rPr>
-      <w:rFonts w:ascii="Arial" w:eastAsia="Calibri" w:hAnsi="Arial" w:cs="Arial"/>
+      <w:rFonts w:ascii="Arial" w:hAnsi="Arial" w:eastAsia="Calibri" w:cs="Arial"/>
       <w:sz w:val="20"/>
       <w:szCs w:val="22"/>
     </w:rPr>
   </w:style>
-  <w:style w:type="character" w:customStyle="1" w:styleId="ListParagraphChar">
+  <w:style w:type="character" w:styleId="ListParagraphChar" w:customStyle="1">
     <w:name w:val="List Paragraph Char"/>
     <w:aliases w:val="a) Char,Thang2 Char,Level 2 Char,List Paragraph1 Char,Paragraph Char,Norm Char,abc Char,Đoạn của Danh sách Char,List Paragraph11 Char,Đoạn c𞹺Danh sách Char,List Paragraph111 Char,Đoạn c���?nh sách Char,Nga 3 Char,bullet Char"/>
     <w:basedOn w:val="DefaultParagraphFont"/>
@@ -28405,7 +30238,7 @@
     <w:qFormat/>
     <w:rsid w:val="00A607D1"/>
   </w:style>
-  <w:style w:type="paragraph" w:customStyle="1" w:styleId="Bang">
+  <w:style w:type="paragraph" w:styleId="Bang" w:customStyle="1">
     <w:name w:val="Bang"/>
     <w:basedOn w:val="Normal"/>
     <w:autoRedefine/>
@@ -28416,7 +30249,7 @@
       <w:jc w:val="left"/>
     </w:pPr>
     <w:rPr>
-      <w:rFonts w:ascii="Tahoma" w:eastAsia="MS Mincho" w:hAnsi="Tahoma" w:cs="Tahoma"/>
+      <w:rFonts w:ascii="Tahoma" w:hAnsi="Tahoma" w:eastAsia="MS Mincho" w:cs="Tahoma"/>
       <w:snapToGrid w:val="0"/>
       <w:sz w:val="18"/>
       <w:szCs w:val="20"/>
@@ -28430,12 +30263,12 @@
     <w:unhideWhenUsed/>
     <w:rsid w:val="00157BD7"/>
   </w:style>
-  <w:style w:type="character" w:customStyle="1" w:styleId="font151">
+  <w:style w:type="character" w:styleId="font151" w:customStyle="1">
     <w:name w:val="font151"/>
     <w:basedOn w:val="DefaultParagraphFont"/>
     <w:rsid w:val="00E05CDA"/>
     <w:rPr>
-      <w:rFonts w:ascii="Aptos Narrow" w:hAnsi="Aptos Narrow" w:hint="default"/>
+      <w:rFonts w:hint="default" w:ascii="Aptos Narrow" w:hAnsi="Aptos Narrow"/>
       <w:b w:val="0"/>
       <w:bCs w:val="0"/>
       <w:i w:val="0"/>
@@ -28449,12 +30282,12 @@
       <w:effect w:val="none"/>
     </w:rPr>
   </w:style>
-  <w:style w:type="character" w:customStyle="1" w:styleId="font331">
+  <w:style w:type="character" w:styleId="font331" w:customStyle="1">
     <w:name w:val="font331"/>
     <w:basedOn w:val="DefaultParagraphFont"/>
     <w:rsid w:val="00E05CDA"/>
     <w:rPr>
-      <w:rFonts w:ascii="Aptos Narrow" w:hAnsi="Aptos Narrow" w:hint="default"/>
+      <w:rFonts w:hint="default" w:ascii="Aptos Narrow" w:hAnsi="Aptos Narrow"/>
       <w:b/>
       <w:bCs/>
       <w:i w:val="0"/>
@@ -28492,12 +30325,12 @@
       <w:u w:val="single"/>
     </w:rPr>
   </w:style>
-  <w:style w:type="character" w:customStyle="1" w:styleId="font231">
+  <w:style w:type="character" w:styleId="font231" w:customStyle="1">
     <w:name w:val="font231"/>
     <w:basedOn w:val="DefaultParagraphFont"/>
     <w:rsid w:val="00634A98"/>
     <w:rPr>
-      <w:rFonts w:ascii="Times New Roman" w:hAnsi="Times New Roman" w:cs="Times New Roman" w:hint="default"/>
+      <w:rFonts w:hint="default" w:ascii="Times New Roman" w:hAnsi="Times New Roman" w:cs="Times New Roman"/>
       <w:b w:val="0"/>
       <w:bCs w:val="0"/>
       <w:i w:val="0"/>
@@ -28511,12 +30344,12 @@
       <w:effect w:val="none"/>
     </w:rPr>
   </w:style>
-  <w:style w:type="character" w:customStyle="1" w:styleId="font741">
+  <w:style w:type="character" w:styleId="font741" w:customStyle="1">
     <w:name w:val="font741"/>
     <w:basedOn w:val="DefaultParagraphFont"/>
     <w:rsid w:val="00634A98"/>
     <w:rPr>
-      <w:rFonts w:ascii="Times New Roman" w:hAnsi="Times New Roman" w:cs="Times New Roman" w:hint="default"/>
+      <w:rFonts w:hint="default" w:ascii="Times New Roman" w:hAnsi="Times New Roman" w:cs="Times New Roman"/>
       <w:b w:val="0"/>
       <w:bCs w:val="0"/>
       <w:i w:val="0"/>
@@ -28530,12 +30363,12 @@
       <w:effect w:val="none"/>
     </w:rPr>
   </w:style>
-  <w:style w:type="character" w:customStyle="1" w:styleId="font651">
+  <w:style w:type="character" w:styleId="font651" w:customStyle="1">
     <w:name w:val="font651"/>
     <w:basedOn w:val="DefaultParagraphFont"/>
     <w:rsid w:val="00634A98"/>
     <w:rPr>
-      <w:rFonts w:ascii="Aptos Narrow" w:hAnsi="Aptos Narrow" w:hint="default"/>
+      <w:rFonts w:hint="default" w:ascii="Aptos Narrow" w:hAnsi="Aptos Narrow"/>
       <w:b w:val="0"/>
       <w:bCs w:val="0"/>
       <w:i w:val="0"/>
